--- a/Docs/중력정비반_개인프로젝트_기획서.docx
+++ b/Docs/중력정비반_개인프로젝트_기획서.docx
@@ -31,7 +31,7 @@
           <w:color w:val="000000"/>
           <w:sz w:val="22"/>
         </w:rPr>
-        <w:t>작성일 2026년 10월 26일 · 초안 1.0</w:t>
+        <w:t>2026년 10월 26일 · 수정안 1.1 · 에셋과 애니메이션은 도입 전 검수 단계</w:t>
       </w:r>
     </w:p>
     <w:p>
@@ -39,7 +39,7 @@
         <w:pStyle w:val="Heading1"/>
       </w:pPr>
       <w:r>
-        <w:t>1 기획 의도</w:t>
+        <w:t>1 목표와 개발 범위</w:t>
       </w:r>
     </w:p>
     <w:p>
@@ -51,7 +51,7 @@
           <w:color w:val="000000"/>
           <w:sz w:val="22"/>
         </w:rPr>
-        <w:t>고장 난 자동화 시설에 투입된 두 정비사가 중력 장갑으로 화물을 옮기고 기계를 재가동하며, 폭주한 경비 로봇을 제압하고 탈출한다. 같은 상자가 이동 발판이 되고, 압력판의 추로 쓰이며, 전투에서는 엄폐물과 투사체가 된다. 물리를 이용해 두 사람이 해결 방법을 찾는 과정이 게임의 중심이다.</w:t>
+        <w:t>두 정비사가 중력 장갑으로 상자를 옮기고 고장 난 시설을 복구한다. 같은 상자가 압력판의 추가 되고, 경첩 다리를 내리며, 전투에서는 엄폐물과 공격 수단으로 쓰인다. 물리 퍼즐과 전투를 2인 협동 안에 연결하고, 이를 제작하는 작은 에디터 도구까지 직접 구현한다.</w:t>
       </w:r>
     </w:p>
     <w:p>
@@ -63,15 +63,27 @@
           <w:color w:val="000000"/>
           <w:sz w:val="22"/>
         </w:rPr>
-        <w:t>첨부 채용 공고의 담당 업무 3개, 자격조건 4개, 우대사항 8개를 모두 검토 대상으로 삼는다. 기능을 따로 나열하는 데 그치지 않고 플레이, 콘텐츠 제작, 검증 자료로 연결한다. 이 문서는 구현 전 계획이며, 개발 경력이나 이미 검증한 성과를 의미하지 않는다.</w:t>
+        <w:t>공고의 담당 업무 3개, 자격조건 4개, 우대사항 8개를 모두 검토한다. 실제 Unity 실무 연차와 콘솔 기기 경험은 개발 기능으로 대체하지 않는다. 문서는 구현 계획이며 현재 기능이나 성능을 달성했다는 보고가 아니다.</w:t>
       </w:r>
     </w:p>
     <w:p>
-      <w:pPr>
-        <w:pStyle w:val="Heading1"/>
-      </w:pPr>
+      <w:pPr/>
+      <w:commentRangeStart w:id="0"/>
       <w:r>
-        <w:t>2 프로젝트 기본 범위</w:t>
+        <w:rPr>
+          <w:rFonts w:ascii="맑은 고딕" w:hAnsi="맑은 고딕" w:eastAsia="맑은 고딕"/>
+          <w:b w:val="0"/>
+          <w:color w:val="000000"/>
+          <w:sz w:val="22"/>
+        </w:rPr>
+        <w:t>기존 3구역·장치 4종·편집기 2종의 범위를 줄인다. 2인·방 2개·퍼즐 장치 2종·적 2종으로 완주 가능한 소형 게임을 만든다. 퍼즐과 웨이브는 하나의 편집 창에서 탭으로 관리한다. 공고 대응 기술은 유지하고 반복 콘텐츠와 도구의 복잡도를 줄이는 결정이다.</w:t>
+      </w:r>
+      <w:commentRangeEnd w:id="0"/>
+      <w:r>
+        <w:rPr>
+          <w:rStyle w:val="CommentReference"/>
+        </w:rPr>
+        <w:commentReference w:id="0"/>
       </w:r>
     </w:p>
     <w:tbl>
@@ -152,7 +164,7 @@
                 <w:color w:val="000000"/>
                 <w:sz w:val="20"/>
               </w:rPr>
-              <w:t>기획 기준</w:t>
+              <w:t>수정 범위</w:t>
             </w:r>
           </w:p>
         </w:tc>
@@ -186,7 +198,7 @@
                 <w:color w:val="000000"/>
                 <w:sz w:val="20"/>
               </w:rPr>
-              <w:t>장르와 시점</w:t>
+              <w:t>플레이</w:t>
             </w:r>
           </w:p>
         </w:tc>
@@ -215,7 +227,7 @@
                 <w:color w:val="000000"/>
                 <w:sz w:val="20"/>
               </w:rPr>
-              <w:t>3D 협동 액션 퍼즐 · 제한된 회전 범위의 3인칭 카메라</w:t>
+              <w:t>온라인 2인 전용 · 초대 코드 · 호스트와 참가자</w:t>
             </w:r>
           </w:p>
         </w:tc>
@@ -249,7 +261,7 @@
                 <w:color w:val="000000"/>
                 <w:sz w:val="20"/>
               </w:rPr>
-              <w:t>인원과 연결</w:t>
+              <w:t>분량</w:t>
             </w:r>
           </w:p>
         </w:tc>
@@ -278,7 +290,7 @@
                 <w:color w:val="000000"/>
                 <w:sz w:val="20"/>
               </w:rPr>
-              <w:t>온라인 2인 · 호스트 1명과 참가자 1명 · 초대 코드 입장</w:t>
+              <w:t>연결된 방 2개 · 첫 완주 목표 6~10분 · 보스 없음</w:t>
             </w:r>
           </w:p>
         </w:tc>
@@ -312,7 +324,7 @@
                 <w:color w:val="000000"/>
                 <w:sz w:val="20"/>
               </w:rPr>
-              <w:t>한 판 구성</w:t>
+              <w:t>퍼즐</w:t>
             </w:r>
           </w:p>
         </w:tc>
@@ -341,7 +353,7 @@
                 <w:color w:val="000000"/>
                 <w:sz w:val="20"/>
               </w:rPr>
-              <w:t>튜토리얼을 포함한 시설 3구역 · 목표 플레이 시간 15~20분</w:t>
+              <w:t>중량 압력판, 경첩 다리 · 중력 잡기는 공통 조작</w:t>
             </w:r>
           </w:p>
         </w:tc>
@@ -375,7 +387,7 @@
                 <w:color w:val="000000"/>
                 <w:sz w:val="20"/>
               </w:rPr>
-              <w:t>핵심 조작</w:t>
+              <w:t>전투</w:t>
             </w:r>
           </w:p>
         </w:tc>
@@ -404,7 +416,7 @@
                 <w:color w:val="000000"/>
                 <w:sz w:val="20"/>
               </w:rPr>
-              <w:t>이동, 점프, 잡기와 놓기, 밀쳐내기, 근접 공격, 상호작용</w:t>
+              <w:t>근접 일반 공격 1종, 물체 충돌 공격 · 적 2종, 동시 최대 4마리</w:t>
             </w:r>
           </w:p>
         </w:tc>
@@ -438,7 +450,7 @@
                 <w:color w:val="000000"/>
                 <w:sz w:val="20"/>
               </w:rPr>
-              <w:t>콘텐츠 상한</w:t>
+              <w:t>도구</w:t>
             </w:r>
           </w:p>
         </w:tc>
@@ -467,7 +479,7 @@
                 <w:color w:val="000000"/>
                 <w:sz w:val="20"/>
               </w:rPr>
-              <w:t>퍼즐 장치 4종 · 적 2종 · 일반 공격 1종 · 별도 보스 없음</w:t>
+              <w:t>EditorWindow 1개 · 퍼즐 탭과 웨이브 탭 · 기본 검증과 Undo</w:t>
             </w:r>
           </w:p>
         </w:tc>
@@ -501,7 +513,7 @@
                 <w:color w:val="000000"/>
                 <w:sz w:val="20"/>
               </w:rPr>
-              <w:t>개발 환경</w:t>
+              <w:t>자원과 표현</w:t>
             </w:r>
           </w:p>
         </w:tc>
@@ -530,7 +542,7 @@
                 <w:color w:val="000000"/>
                 <w:sz w:val="20"/>
               </w:rPr>
-              <w:t>현재 프로젝트 Unity 6000.6.0f1 · C# · URP 17.6.0</w:t>
+              <w:t>실제 방 전환 로딩 · 대상 표시와 공격 예고 셰이더 · 패드 UI</w:t>
             </w:r>
           </w:p>
         </w:tc>
@@ -564,7 +576,7 @@
                 <w:color w:val="000000"/>
                 <w:sz w:val="20"/>
               </w:rPr>
-              <w:t>기본 출시 대상</w:t>
+              <w:t>환경</w:t>
             </w:r>
           </w:p>
         </w:tc>
@@ -593,7 +605,7 @@
                 <w:color w:val="000000"/>
                 <w:sz w:val="20"/>
               </w:rPr>
-              <w:t>Windows 실행 빌드 · 키보드와 마우스 및 게임패드</w:t>
+              <w:t>Unity 6000.6.0f1 · C# · URP 17.6.0 · Windows 우선</w:t>
             </w:r>
           </w:p>
         </w:tc>
@@ -627,7 +639,7 @@
                 <w:color w:val="000000"/>
                 <w:sz w:val="20"/>
               </w:rPr>
-              <w:t>예상 작업량</w:t>
+              <w:t>작업량</w:t>
             </w:r>
           </w:p>
         </w:tc>
@@ -656,7 +668,70 @@
                 <w:color w:val="000000"/>
                 <w:sz w:val="20"/>
               </w:rPr>
-              <w:t>1인 기준 12주 · 주 25~35시간 · 총 300~420시간의 초안 추정</w:t>
+              <w:t>기본 220~332시간 · 수정 여유 20% 포함 264~399시간</w:t>
+            </w:r>
+          </w:p>
+        </w:tc>
+      </w:tr>
+      <w:tr>
+        <w:trPr>
+          <w:cantSplit/>
+        </w:trPr>
+        <w:tc>
+          <w:tcPr>
+            <w:tcW w:type="dxa" w:w="2160"/>
+            <w:vAlign w:val="center"/>
+            <w:shd w:fill="FFFFFF"/>
+            <w:tcMar>
+              <w:top w:w="70" w:type="dxa"/>
+              <w:left w:w="90" w:type="dxa"/>
+              <w:bottom w:w="70" w:type="dxa"/>
+              <w:right w:w="90" w:type="dxa"/>
+            </w:tcMar>
+          </w:tcPr>
+          <w:p>
+            <w:pPr>
+              <w:keepNext w:val="0"/>
+              <w:keepLines w:val="0"/>
+              <w:spacing w:after="60" w:before="60" w:line="259" w:lineRule="auto"/>
+            </w:pPr>
+            <w:r>
+              <w:rPr>
+                <w:rFonts w:ascii="맑은 고딕" w:hAnsi="맑은 고딕" w:eastAsia="맑은 고딕"/>
+                <w:b w:val="0"/>
+                <w:color w:val="000000"/>
+                <w:sz w:val="20"/>
+              </w:rPr>
+              <w:t>기간 환산</w:t>
+            </w:r>
+          </w:p>
+        </w:tc>
+        <w:tc>
+          <w:tcPr>
+            <w:tcW w:type="dxa" w:w="8064"/>
+            <w:vAlign w:val="center"/>
+            <w:shd w:fill="FFFFFF"/>
+            <w:tcMar>
+              <w:top w:w="70" w:type="dxa"/>
+              <w:left w:w="90" w:type="dxa"/>
+              <w:bottom w:w="70" w:type="dxa"/>
+              <w:right w:w="90" w:type="dxa"/>
+            </w:tcMar>
+          </w:tcPr>
+          <w:p>
+            <w:pPr>
+              <w:keepNext w:val="0"/>
+              <w:keepLines w:val="0"/>
+              <w:spacing w:after="60" w:before="60" w:line="259" w:lineRule="auto"/>
+            </w:pPr>
+            <w:r>
+              <w:rPr>
+                <w:rFonts w:ascii="맑은 고딕" w:hAnsi="맑은 고딕" w:eastAsia="맑은 고딕"/>
+                <w:b w:val="0"/>
+                <w:color w:val="000000"/>
+                <w:sz w:val="20"/>
+              </w:rPr>
+              <w:t>주 30시간이면 약 9~14주 · 초기 실험 후 재산정</w:t>
             </w:r>
           </w:p>
         </w:tc>
@@ -672,41 +747,19 @@
       <w:r>
         <w:rPr>
           <w:rFonts w:ascii="맑은 고딕" w:hAnsi="맑은 고딕" w:eastAsia="맑은 고딕"/>
-          <w:b/>
-          <w:color w:val="000000"/>
-          <w:sz w:val="22"/>
-        </w:rPr>
-        <w:t>완성 목표</w:t>
-      </w:r>
-      <w:r>
-        <w:rPr>
-          <w:rFonts w:ascii="맑은 고딕" w:hAnsi="맑은 고딕" w:eastAsia="맑은 고딕"/>
           <w:b w:val="0"/>
           <w:color w:val="000000"/>
           <w:sz w:val="22"/>
         </w:rPr>
-        <w:t>는 서로 다른 PC의 두 플레이어가 접속해 세 구역을 끝까지 완주하고, 개발자가 전용 도구로 퍼즐을 추가하며, 그 결과를 빌드와 측정 자료로 설명할 수 있는 상태다. 실제 콘솔 검증은 개발 권한과 장비 확보 여부에 따라 별도로 진행한다.</w:t>
+        <w:t>기간은 상용 일정 확약이 아니다. 외부 에셋을 활용하고, 직접 캐릭터 모델링·전용 모션 제작·완전한 물리 예측을 하지 않는 전제다. 추가 학습 시간과 콘솔 승인 대기·실기 대응은 포함하지 않는다.</w:t>
       </w:r>
     </w:p>
     <w:p>
       <w:pPr>
         <w:pStyle w:val="Heading1"/>
-        <w:spacing w:before="300"/>
       </w:pPr>
       <w:r>
-        <w:t>3 담당 업무와 자격조건 대응</w:t>
-      </w:r>
-    </w:p>
-    <w:p>
-      <w:pPr/>
-      <w:r>
-        <w:rPr>
-          <w:rFonts w:ascii="맑은 고딕" w:hAnsi="맑은 고딕" w:eastAsia="맑은 고딕"/>
-          <w:b w:val="0"/>
-          <w:color w:val="000000"/>
-          <w:sz w:val="22"/>
-        </w:rPr>
-        <w:t>아래 대응표는 공고의 모든 항목을 빠짐없이 검토하기 위한 기준이다. 프로젝트로 보여줄 수 있는 역량과 실제 경력이 필요한 조건을 구분한다.</w:t>
+        <w:t>2 담당 업무와 자격조건 대응</w:t>
       </w:r>
     </w:p>
     <w:tbl>
@@ -788,7 +841,7 @@
                 <w:color w:val="000000"/>
                 <w:sz w:val="20"/>
               </w:rPr>
-              <w:t>프로젝트에 반영할 내용</w:t>
+              <w:t>구현 내용</w:t>
             </w:r>
           </w:p>
         </w:tc>
@@ -817,7 +870,7 @@
                 <w:color w:val="000000"/>
                 <w:sz w:val="20"/>
               </w:rPr>
-              <w:t>제출할 근거</w:t>
+              <w:t>제출 근거</w:t>
             </w:r>
           </w:p>
         </w:tc>
@@ -880,7 +933,7 @@
                 <w:color w:val="000000"/>
                 <w:sz w:val="20"/>
               </w:rPr>
-              <w:t>중량 압력판, 경첩 다리, 화물 운반대, 전력 코어 소켓</w:t>
+              <w:t>중력 잡기, 중량 압력판, 경첩 다리와 복구</w:t>
             </w:r>
           </w:p>
         </w:tc>
@@ -909,7 +962,7 @@
                 <w:color w:val="000000"/>
                 <w:sz w:val="20"/>
               </w:rPr>
-              <w:t>두 플레이어의 해결 영상과 물리 예외 처리 기록</w:t>
+              <w:t>두 PC 해결 영상, Joint 튜닝과 예외 테스트</w:t>
             </w:r>
           </w:p>
         </w:tc>
@@ -972,7 +1025,7 @@
                 <w:color w:val="000000"/>
                 <w:sz w:val="20"/>
               </w:rPr>
-              <w:t>근접 공격과 물체 충돌 공격, 피격과 무력화, 협동 전투</w:t>
+              <w:t>공격 시간표, 근접과 물체 피해, 중복 타격 차단</w:t>
             </w:r>
           </w:p>
         </w:tc>
@@ -1001,7 +1054,7 @@
                 <w:color w:val="000000"/>
                 <w:sz w:val="20"/>
               </w:rPr>
-              <w:t>판정 흐름도와 중복 피해 방지 검증</w:t>
+              <w:t>전투 데이터, 동시 타격과 피해 결과 검증</w:t>
             </w:r>
           </w:p>
         </w:tc>
@@ -1064,7 +1117,7 @@
                 <w:color w:val="000000"/>
                 <w:sz w:val="20"/>
               </w:rPr>
-              <w:t>퍼즐 연결 편집기, 검증기, 전투 웨이브 편집기</w:t>
+              <w:t>퍼즐·웨이브 통합 편집 창과 검증기</w:t>
             </w:r>
           </w:p>
         </w:tc>
@@ -1093,7 +1146,7 @@
                 <w:color w:val="000000"/>
                 <w:sz w:val="20"/>
               </w:rPr>
-              <w:t>도구 시연과 콘텐츠 제작 전후 비교</w:t>
+              <w:t>코드 수정 없이 소형 콘텐츠를 추가하는 시연</w:t>
             </w:r>
           </w:p>
         </w:tc>
@@ -1156,7 +1209,7 @@
                 <w:color w:val="000000"/>
                 <w:sz w:val="20"/>
               </w:rPr>
-              <w:t>프리팹, 직렬화, 에디터 확장, 실행 빌드, 프로파일링을 함께 다룸</w:t>
+              <w:t>프리팹, 직렬화, 실행 빌드, 에디터 확장과 측정</w:t>
             </w:r>
           </w:p>
         </w:tc>
@@ -1185,7 +1238,7 @@
                 <w:color w:val="000000"/>
                 <w:sz w:val="20"/>
               </w:rPr>
-              <w:t>프로젝트는 숙련도 근거로 사용하며 실무 연차는 별도 경력 증빙 필요</w:t>
+              <w:t>숙련도 자료로 제출 · 실제 연차는 별도 증빙</w:t>
             </w:r>
           </w:p>
         </w:tc>
@@ -1248,7 +1301,7 @@
                 <w:color w:val="000000"/>
                 <w:sz w:val="20"/>
               </w:rPr>
-              <w:t>비동기 로딩 취소, 이벤트 해제, 타입 구분, 컬렉션과 할당 관리</w:t>
+              <w:t>비동기 수명, 이벤트 해제, 타입·컬렉션·할당 관리</w:t>
             </w:r>
           </w:p>
         </w:tc>
@@ -1277,7 +1330,7 @@
                 <w:color w:val="000000"/>
                 <w:sz w:val="20"/>
               </w:rPr>
-              <w:t>수명 관리 코드, 예외 경로 테스트, 할당 측정</w:t>
+              <w:t>코드와 실패 경로 테스트, 할당 측정</w:t>
             </w:r>
           </w:p>
         </w:tc>
@@ -1340,7 +1393,7 @@
                 <w:color w:val="000000"/>
                 <w:sz w:val="20"/>
               </w:rPr>
-              <w:t>장치 정의와 런타임 상태 분리, 조건 조합, 저장과 초기화</w:t>
+              <w:t>정의·배치·상태 분리, 조건 조합과 체크포인트</w:t>
             </w:r>
           </w:p>
         </w:tc>
@@ -1369,7 +1422,7 @@
                 <w:color w:val="000000"/>
                 <w:sz w:val="20"/>
               </w:rPr>
-              <w:t>설계 문서와 새 장치 추가 사례</w:t>
+              <w:t>구조도, 데이터 변경 및 콘텐츠 추가 사례</w:t>
             </w:r>
           </w:p>
         </w:tc>
@@ -1432,7 +1485,7 @@
                 <w:color w:val="000000"/>
                 <w:sz w:val="20"/>
               </w:rPr>
-              <w:t>연결 그래프 검증, 중복 집합, 요청 큐, 객체 풀과 자원 소유권</w:t>
+              <w:t>조회, 중복 집합, 큐, 그래프 검증, 자원 소유권</w:t>
             </w:r>
           </w:p>
         </w:tc>
@@ -1461,7 +1514,7 @@
                 <w:color w:val="000000"/>
                 <w:sz w:val="20"/>
               </w:rPr>
-              <w:t>알고리즘 선택 이유와 시간·메모리 측정</w:t>
+              <w:t>복잡도·입력 상한·메모리 측정 표</w:t>
             </w:r>
           </w:p>
         </w:tc>
@@ -1473,14 +1526,6 @@
       </w:pPr>
     </w:p>
     <w:p>
-      <w:pPr>
-        <w:pStyle w:val="Heading2"/>
-      </w:pPr>
-      <w:r>
-        <w:t>경력 조건의 취급</w:t>
-      </w:r>
-    </w:p>
-    <w:p>
       <w:pPr/>
       <w:r>
         <w:rPr>
@@ -1489,36 +1534,15 @@
           <w:color w:val="000000"/>
           <w:sz w:val="22"/>
         </w:rPr>
-        <w:t>이 프로젝트를 완성하더라도 Unity 실무 5년이라는 기간 조건이 생기는 것은 아니다. 지원 시 실제 경력 기간과 이 프로젝트의 직접 기여 범위를 각각 기재한다. 자격조건 충족 여부와 포트폴리오의 기술적 완성도는 별도로 판단한다.</w:t>
-      </w:r>
-    </w:p>
-    <w:p>
-      <w:pPr>
-        <w:pStyle w:val="Heading2"/>
-      </w:pPr>
-      <w:r>
-        <w:t>현재 프로젝트에서 확인한 출발점</w:t>
-      </w:r>
-    </w:p>
-    <w:p>
-      <w:pPr/>
-      <w:r>
-        <w:rPr>
-          <w:rFonts w:ascii="맑은 고딕" w:hAnsi="맑은 고딕" w:eastAsia="맑은 고딕"/>
-          <w:b w:val="0"/>
-          <w:color w:val="000000"/>
-          <w:sz w:val="22"/>
-        </w:rPr>
-        <w:t>프로젝트 설정 파일에서 엔진과 URP 버전을 확인했다. 패키지 목록에는 Input System, AI Navigation, Test Framework가 있으며, Netcode for GameObjects와 Addressables는 직접 의존성으로 기재되어 있지 않다. 설치나 설정 변경은 하지 않았다. 1주차에 필요한 패키지의 호환 조합을 작은 연결 실험으로 검증하고 버전을 고정한다.</w:t>
+        <w:t>실무 5년은 프로젝트 완성으로 생기지 않는 경력 조건이다. 실제 기간, 기존 경험, 이번에 직접 구현한 범위를 구분한다. 최종 확인한 manifest에는 Addressables 2.11.2가 기재되어 있고 NGO·Transport·Multiplayer Services SDK는 직접 의존성으로 기재되어 있지 않다. 실제 패키지 해결과 호환은 최초 기술 실험에서 확인하고 버전을 고정한다.</w:t>
       </w:r>
     </w:p>
     <w:p>
       <w:pPr>
         <w:pStyle w:val="Heading1"/>
-        <w:spacing w:before="300"/>
       </w:pPr>
       <w:r>
-        <w:t>4 우대사항 전체 대응</w:t>
+        <w:t>3 우대사항 전체 대응</w:t>
       </w:r>
     </w:p>
     <w:tbl>
@@ -1600,7 +1624,7 @@
                 <w:color w:val="000000"/>
                 <w:sz w:val="20"/>
               </w:rPr>
-              <w:t>프로젝트에 반영할 내용</w:t>
+              <w:t>구현 내용</w:t>
             </w:r>
           </w:p>
         </w:tc>
@@ -1629,7 +1653,7 @@
                 <w:color w:val="000000"/>
                 <w:sz w:val="20"/>
               </w:rPr>
-              <w:t>완료를 주장할 수 있는 근거</w:t>
+              <w:t>완료 근거</w:t>
             </w:r>
           </w:p>
         </w:tc>
@@ -1692,7 +1716,7 @@
                 <w:color w:val="000000"/>
                 <w:sz w:val="20"/>
               </w:rPr>
-              <w:t>경비병과 돌진병의 탐지, 추적, 예고 공격, 피격과 복귀</w:t>
+              <w:t>경비병과 돌진병의 상태, 탐지, 목표 선택과 복귀</w:t>
             </w:r>
           </w:p>
         </w:tc>
@@ -1721,7 +1745,7 @@
                 <w:color w:val="000000"/>
                 <w:sz w:val="20"/>
               </w:rPr>
-              <w:t>상태 전이 시연과 막힘·목표 상실 테스트</w:t>
+              <w:t>예고·회피·무력화 시연, 목표 상실과 막힘 테스트</w:t>
             </w:r>
           </w:p>
         </w:tc>
@@ -1784,7 +1808,7 @@
                 <w:color w:val="000000"/>
                 <w:sz w:val="20"/>
               </w:rPr>
-              <w:t>2인 온라인 접속, 호스트 권한 판정, 물리와 장치 상태 동기화</w:t>
+              <w:t>NGO·Transport·Relay, 호스트 판정과 상태 전달</w:t>
             </w:r>
           </w:p>
         </w:tc>
@@ -1813,7 +1837,7 @@
                 <w:color w:val="000000"/>
                 <w:sz w:val="20"/>
               </w:rPr>
-              <w:t>별도 PC 접속 영상, 지연 환경 결과, 요청 검증 로그</w:t>
+              <w:t>별도 PC 접속, 지연·손실 시험, 요청 거절 로그</w:t>
             </w:r>
           </w:p>
         </w:tc>
@@ -1876,7 +1900,7 @@
                 <w:color w:val="000000"/>
                 <w:sz w:val="20"/>
               </w:rPr>
-              <w:t>이동 기본 레이어, 상체 잡기 레이어, 공격·피격·사망 상태</w:t>
+              <w:t>이동 기본 레이어와 상체 장갑 레이어, 전이와 중단</w:t>
             </w:r>
           </w:p>
         </w:tc>
@@ -1905,7 +1929,7 @@
                 <w:color w:val="000000"/>
                 <w:sz w:val="20"/>
               </w:rPr>
-              <w:t>Animator 구조와 전이 중단 조건 시연</w:t>
+              <w:t>전이표, Avatar Mask, 실제 클립 대응표</w:t>
             </w:r>
           </w:p>
         </w:tc>
@@ -1968,7 +1992,7 @@
                 <w:color w:val="000000"/>
                 <w:sz w:val="20"/>
               </w:rPr>
-              <w:t>강체 플레이어 이동, 중력 장갑 연결, 경첩 다리, 물체 충돌</w:t>
+              <w:t>강체 이동, ConfigurableJoint 잡기, HingeJoint 다리</w:t>
             </w:r>
           </w:p>
         </w:tc>
@@ -1997,7 +2021,7 @@
                 <w:color w:val="000000"/>
                 <w:sz w:val="20"/>
               </w:rPr>
-              <w:t>질량·힘 설정 근거와 안정성 비교</w:t>
+              <w:t>보간·갱신 순서와 힘 제한 비교</w:t>
             </w:r>
           </w:p>
         </w:tc>
@@ -2031,7 +2055,7 @@
                 <w:color w:val="000000"/>
                 <w:sz w:val="20"/>
               </w:rPr>
-              <w:t>Addressable 실제 활용</w:t>
+              <w:t>Addressables 실제 활용</w:t>
             </w:r>
           </w:p>
         </w:tc>
@@ -2060,7 +2084,7 @@
                 <w:color w:val="000000"/>
                 <w:sz w:val="20"/>
               </w:rPr>
-              <w:t>구역 장면과 구역 전용 적·효과의 비동기 로딩 및 해제</w:t>
+              <w:t>방 1과 방 2의 환경을 실제로 로드·해제</w:t>
             </w:r>
           </w:p>
         </w:tc>
@@ -2089,7 +2113,7 @@
                 <w:color w:val="000000"/>
                 <w:sz w:val="20"/>
               </w:rPr>
-              <w:t>실행 빌드 전환 시연, 핸들 추적, 반복 전환 메모리</w:t>
+              <w:t>실행 빌드의 방 전환, 핸들·메모리 기록</w:t>
             </w:r>
           </w:p>
         </w:tc>
@@ -2152,7 +2176,7 @@
                 <w:color w:val="000000"/>
                 <w:sz w:val="20"/>
               </w:rPr>
-              <w:t>깊이 가림을 고려한 대상 표시, 예고 영역 셰이더, 조명과 배칭 분석</w:t>
+              <w:t>깊이 가림을 고려한 대상 표시와 공격 예고, URP 분석</w:t>
             </w:r>
           </w:p>
         </w:tc>
@@ -2181,7 +2205,7 @@
                 <w:color w:val="000000"/>
                 <w:sz w:val="20"/>
               </w:rPr>
-              <w:t>렌더링 구조 설명과 전후 프레임 측정</w:t>
+              <w:t>셰이더 설명, Frame Debugger와 GPU 비교</w:t>
             </w:r>
           </w:p>
         </w:tc>
@@ -2244,7 +2268,7 @@
                 <w:color w:val="000000"/>
                 <w:sz w:val="20"/>
               </w:rPr>
-              <w:t>패드 우선 조작, 포커스 이동, 안전 영역, 플랫폼 서비스 경계 설계</w:t>
+              <w:t>패드, 안전 영역, 저장·플랫폼 서비스 경계</w:t>
             </w:r>
           </w:p>
         </w:tc>
@@ -2273,7 +2297,7 @@
                 <w:color w:val="000000"/>
                 <w:sz w:val="20"/>
               </w:rPr>
-              <w:t>PC 패드 검증과 실제 콘솔 기기 검증을 별도 표기</w:t>
+              <w:t>PC 대응 설계와 실제 콘솔 검증을 별도 표기</w:t>
             </w:r>
           </w:p>
         </w:tc>
@@ -2336,7 +2360,7 @@
                 <w:color w:val="000000"/>
                 <w:sz w:val="20"/>
               </w:rPr>
-              <w:t>테스트 사례 초안과 도구 코드 보조, 사람이 검토한 수정, 결과 비교</w:t>
+              <w:t>보조 생성 결과 검토, 테스트, 채택·기각과 비교</w:t>
             </w:r>
           </w:p>
         </w:tc>
@@ -2365,7 +2389,7 @@
                 <w:color w:val="000000"/>
                 <w:sz w:val="20"/>
               </w:rPr>
-              <w:t>채택·기각 기록, 발견 결함, 작업 시간과 결과 품질 비교</w:t>
+              <w:t>수정 내역, 발견 결함, 시간과 품질 비교</w:t>
             </w:r>
           </w:p>
         </w:tc>
@@ -2377,11 +2401,23 @@
       </w:pPr>
     </w:p>
     <w:p>
+      <w:pPr/>
+      <w:r>
+        <w:rPr>
+          <w:rFonts w:ascii="맑은 고딕" w:hAnsi="맑은 고딕" w:eastAsia="맑은 고딕"/>
+          <w:b w:val="0"/>
+          <w:color w:val="000000"/>
+          <w:sz w:val="22"/>
+        </w:rPr>
+        <w:t>콘솔 대응의 PC 대리 목표는 패드 단독 조작, 안전 영역 90%, 초기 진입 10초 이내, 방 전환 4초 이내, 실행 중 메모리 관리다. 이는 실제 콘솔의 인증 기준이나 콘솔 경험을 뜻하지 않는다. 개발자 승인·SDK·빌드 지원·장비가 확보되면 목표 기종을 정하고 예산과 시험을 다시 작성한다. 접근 권한이 없으면 실제 콘솔 경험은 미충족으로 남긴다.</w:t>
+      </w:r>
+    </w:p>
+    <w:p>
       <w:pPr>
-        <w:pStyle w:val="Heading2"/>
+        <w:pStyle w:val="Heading1"/>
       </w:pPr>
       <w:r>
-        <w:t>콘솔 경험을 충족하기 위한 별도 조건</w:t>
+        <w:t>4 두 방의 플레이와 복구</w:t>
       </w:r>
     </w:p>
     <w:p>
@@ -2393,7 +2429,49 @@
           <w:color w:val="000000"/>
           <w:sz w:val="22"/>
         </w:rPr>
-        <w:t>패드가 작동하는 Windows 게임만으로 콘솔 개발 경험을 충족했다고 적지 않는다. 실제 콘솔 경험을 얻으려면 플랫폼 개발자 승인, 해당 플랫폼 빌드 지원과 SDK 사용 권한, 필요한 라이선스 및 개발 장비 등 접근 조건을 먼저 확인해야 한다. [자료 5]</w:t>
+        <w:t>방 생성 → 코드 참가 → 두 사람 준비 → 화물실 → 방 전환 → 정비 교량 → 공동 출구 도달 순서로 진행한다. 두 플레이어는 같은 능력을 사용하고 상황에 따라 역할을 바꾼다. 싱글플레이, 3인 이상, 공개 매칭, 호스트 이전과 중도 참가는 기본 범위에 넣지 않는다.</w:t>
+      </w:r>
+    </w:p>
+    <w:p>
+      <w:pPr/>
+      <w:r>
+        <w:rPr>
+          <w:rFonts w:ascii="맑은 고딕" w:hAnsi="맑은 고딕" w:eastAsia="맑은 고딕"/>
+          <w:b/>
+          <w:color w:val="000000"/>
+          <w:sz w:val="22"/>
+        </w:rPr>
+        <w:t>방 1 화물실</w:t>
+      </w:r>
+      <w:r>
+        <w:rPr>
+          <w:rFonts w:ascii="맑은 고딕" w:hAnsi="맑은 고딕" w:eastAsia="맑은 고딕"/>
+          <w:b w:val="0"/>
+          <w:color w:val="000000"/>
+          <w:sz w:val="22"/>
+        </w:rPr>
+        <w:t>에서는 상자를 잡고 압력판에 올려 통로를 연다. 한 사람이 통로를 건너 다리 고정용 정비 권한을 활성화하고 돌아오면 두 사람이 다음 출구로 이동한다. 이 권한은 일반 상호작용 상태이며 별도 퍼즐 장치 종류를 추가하지 않는다. 압력판은 플레이어를 제외한 유효 물체의 질량을 집계한다.</w:t>
+      </w:r>
+    </w:p>
+    <w:p>
+      <w:pPr/>
+      <w:r>
+        <w:rPr>
+          <w:rFonts w:ascii="맑은 고딕" w:hAnsi="맑은 고딕" w:eastAsia="맑은 고딕"/>
+          <w:b/>
+          <w:color w:val="000000"/>
+          <w:sz w:val="22"/>
+        </w:rPr>
+        <w:t>방 2 정비 교량</w:t>
+      </w:r>
+      <w:r>
+        <w:rPr>
+          <w:rFonts w:ascii="맑은 고딕" w:hAnsi="맑은 고딕" w:eastAsia="맑은 고딕"/>
+          <w:b w:val="0"/>
+          <w:color w:val="000000"/>
+          <w:sz w:val="22"/>
+        </w:rPr>
+        <w:t>에서는 화물을 추 받침에 놓아 다리를 내린다. 한 사람은 다리를 건너 고정 장치를 작동시키고, 다른 사람은 경비 유닛을 상대한다. 돌진병을 방벽으로 유도하면 무력화 시간이 생긴다. 두 사람 모두 출구에 도착하면 완료한다. 동일 물체의 공동 잡기는 지원하지 않으며 역할 분담으로 협동을 만든다.</w:t>
       </w:r>
     </w:p>
     <w:p>
@@ -2405,42 +2483,7 @@
           <w:color w:val="000000"/>
           <w:sz w:val="22"/>
         </w:rPr>
-        <w:t xml:space="preserve">접근이 확보되면 목표 콘솔 한 기종을 선택해 빌드·배포·실기 실행, 패드 연결 해제, 사용자 전환, 저장, 일시 중단과 복귀를 검증한다. 필요한 플랫폼별 심사 항목도 확인한다. 권한이 없으면 상태를 </w:t>
-      </w:r>
-      <w:r>
-        <w:rPr>
-          <w:rFonts w:ascii="맑은 고딕" w:hAnsi="맑은 고딕" w:eastAsia="맑은 고딕"/>
-          <w:b/>
-          <w:color w:val="000000"/>
-          <w:sz w:val="22"/>
-        </w:rPr>
-        <w:t>콘솔 대응 설계와 PC 패드 검증 완료, 콘솔 실기 경험 미충족</w:t>
-      </w:r>
-      <w:r>
-        <w:rPr>
-          <w:rFonts w:ascii="맑은 고딕" w:hAnsi="맑은 고딕" w:eastAsia="맑은 고딕"/>
-          <w:b w:val="0"/>
-          <w:color w:val="000000"/>
-          <w:sz w:val="22"/>
-        </w:rPr>
-        <w:t>으로 남긴다. 승인 대기와 실기 대응 기간은 기본 12주 추정에 포함하지 않는다.</w:t>
-      </w:r>
-    </w:p>
-    <w:p>
-      <w:pPr>
-        <w:pStyle w:val="Heading1"/>
-        <w:spacing w:before="300"/>
-      </w:pPr>
-      <w:r>
-        <w:t>5 플레이 구조와 세 구역</w:t>
-      </w:r>
-    </w:p>
-    <w:p>
-      <w:pPr>
-        <w:pStyle w:val="Heading2"/>
-      </w:pPr>
-      <w:r>
-        <w:t>기본 플레이 흐름</w:t>
+        <w:t>체력이 0이면 다운된다. 동료가 3초간 상호작용하면 체력 40으로 구조한다. 둘 다 다운되면 해당 방 체크포인트로 복구한다. 구조자도 피격되거나 거리가 멀어지면 구조가 취소된다. 필수 물체가 낙하·회수 불가 상태가 되면 점유와 Joint를 해제하고 복구 위치에 반환한다. 초기화는 위치·속도·장치·적·체력·진행 상태를 함께 복구한다.</w:t>
       </w:r>
     </w:p>
     <w:p>
@@ -2452,15 +2495,15 @@
           <w:color w:val="000000"/>
           <w:sz w:val="22"/>
         </w:rPr>
-        <w:t>방 생성과 참가 → 두 사람 준비 → 시설 진입 → 장치 관찰과 역할 분담 → 물체 조작 → 전투와 퍼즐 결합 → 체크포인트 → 다음 구역 → 탈출 결과 화면 순서로 진행한다. 역할은 고정 직업으로 나누지 않고 두 플레이어가 같은 능력을 가진다.</w:t>
+        <w:t>키보드와 마우스 및 게임패드를 지원한다. 화면은 동료 상태, 조작 대상, 무게 제한, 장치 작동 원인과 연결 상태를 표시한다. 색상 외에 아이콘과 형태를 함께 사용한다. A안인 Synty 로우폴리 방향을 검수 기준으로 삼되, 원본 팩의 외형과 제작 리소스는 실제 확인 후 확정한다.</w:t>
       </w:r>
     </w:p>
     <w:p>
       <w:pPr>
-        <w:pStyle w:val="Heading2"/>
+        <w:pStyle w:val="Heading1"/>
       </w:pPr>
       <w:r>
-        <w:t>구역 1 화물 집하장</w:t>
+        <w:t>5 물리와 보간 명세</w:t>
       </w:r>
     </w:p>
     <w:p>
@@ -2472,15 +2515,7 @@
           <w:color w:val="000000"/>
           <w:sz w:val="22"/>
         </w:rPr>
-        <w:t>잡기와 놓기, 밀쳐내기를 익힌다. 한 사람은 상자를 중량 압력판에 올려 문을 열고, 다른 사람은 열린 통로에서 코어를 가져온다. 회수 후 두 사람이 출구에 도착하면 완료한다. 압력판 위 물체가 흔들려 문이 반복 개폐되지 않도록 작동·해제 기준과 짧은 유지 시간을 둔다.</w:t>
-      </w:r>
-    </w:p>
-    <w:p>
-      <w:pPr>
-        <w:pStyle w:val="Heading2"/>
-      </w:pPr>
-      <w:r>
-        <w:t>구역 2 정비 교량</w:t>
+        <w:t>입력은 매 화면 갱신에서 수집하고 호스트의 고정 물리 갱신에서 적용한다. 플레이어는 회전을 제한한 동적 Rigidbody와 캡슐 충돌체를 사용한다. 지면·경사·낮은 턱·낙하를 처리하고, 이동 애니메이션은 기본적으로 루트 모션을 끈다. 호스트가 이동과 실제 충돌을 판정한다.</w:t>
       </w:r>
     </w:p>
     <w:p>
@@ -2492,108 +2527,7 @@
           <w:color w:val="000000"/>
           <w:sz w:val="22"/>
         </w:rPr>
-        <w:t>중력 장갑으로 화물을 경첩 다리의 추 받침에 옮겨 다리를 내린다. 한 사람이 건너가 고정 레버를 작동하면 다른 사람도 안전하게 통과한다. 이어지는 운반대에서는 한 사람이 장치를 조작하고 다른 사람이 전력 코어를 옮긴다. 동시에 같은 물체를 잡을 수는 없다. 협동은 서로 다른 장치와 공간의 역할 분담으로 만든다.</w:t>
-      </w:r>
-    </w:p>
-    <w:p>
-      <w:pPr>
-        <w:pStyle w:val="Heading2"/>
-      </w:pPr>
-      <w:r>
-        <w:t>구역 3 중앙 전력실</w:t>
-      </w:r>
-    </w:p>
-    <w:p>
-      <w:pPr/>
-      <w:r>
-        <w:rPr>
-          <w:rFonts w:ascii="맑은 고딕" w:hAnsi="맑은 고딕" w:eastAsia="맑은 고딕"/>
-          <w:b w:val="0"/>
-          <w:color w:val="000000"/>
-          <w:sz w:val="22"/>
-        </w:rPr>
-        <w:t>한 사람이 운반대를 조작해 코어를 이동시키고, 다른 사람은 경비병을 상대한다. 돌진병을 경첩 방벽으로 유도해 잠시 무력화하면 운반 시간이 생긴다. 코어를 소켓에 고정하고 두 사람이 서로 다른 재가동 스위치를 유지하면 탈출문이 열린다. 적을 모두 처치하는 방법과 환경 장치를 이용하는 방법을 함께 제공한다.</w:t>
-      </w:r>
-    </w:p>
-    <w:p>
-      <w:pPr>
-        <w:pStyle w:val="Heading2"/>
-      </w:pPr>
-      <w:r>
-        <w:t>실패와 복구</w:t>
-      </w:r>
-    </w:p>
-    <w:p>
-      <w:pPr/>
-      <w:r>
-        <w:rPr>
-          <w:rFonts w:ascii="맑은 고딕" w:hAnsi="맑은 고딕" w:eastAsia="맑은 고딕"/>
-          <w:b w:val="0"/>
-          <w:color w:val="000000"/>
-          <w:sz w:val="22"/>
-        </w:rPr>
-        <w:t>플레이어 체력이 소진되면 다운되며 동료가 3초간 상호작용해 구조한다. 둘 다 다운되면 최근 체크포인트를 복구한다. 필수 물체가 낙하하거나 회수 불가능 영역에 머물면 잡기를 해제하고 지정 복구 위치로 반환한다. 구역 재시작은 체력, 적, 물체 위치와 속도, 연결, 장치 상태를 함께 초기화한다.</w:t>
-      </w:r>
-    </w:p>
-    <w:p>
-      <w:pPr>
-        <w:pStyle w:val="Heading2"/>
-      </w:pPr>
-      <w:r>
-        <w:t>조작과 화면 정보</w:t>
-      </w:r>
-    </w:p>
-    <w:p>
-      <w:pPr/>
-      <w:r>
-        <w:rPr>
-          <w:rFonts w:ascii="맑은 고딕" w:hAnsi="맑은 고딕" w:eastAsia="맑은 고딕"/>
-          <w:b w:val="0"/>
-          <w:color w:val="000000"/>
-          <w:sz w:val="22"/>
-        </w:rPr>
-        <w:t>키보드는 이동·점프·상호작용·공격·잡기·밀쳐내기를 각각 독립 입력으로 제공한다. 패드는 왼쪽 스틱 이동, 오른쪽 스틱 카메라, 트리거 잡기, 범퍼 밀쳐내기를 기본안으로 삼고 테스트로 조정한다. 화면에는 동료 상태, 잡을 수 있는 대상, 무게 제한, 장치 작동 원인과 연결 상태를 표시한다. 색상 외에 아이콘과 형태를 함께 사용한다.</w:t>
-      </w:r>
-    </w:p>
-    <w:p>
-      <w:pPr>
-        <w:pStyle w:val="Heading1"/>
-        <w:spacing w:before="300"/>
-      </w:pPr>
-      <w:r>
-        <w:t>6 물리 시스템 상세</w:t>
-      </w:r>
-    </w:p>
-    <w:p>
-      <w:pPr>
-        <w:pStyle w:val="Heading2"/>
-      </w:pPr>
-      <w:r>
-        <w:t>플레이어와 중력 장갑</w:t>
-      </w:r>
-    </w:p>
-    <w:p>
-      <w:pPr/>
-      <w:r>
-        <w:rPr>
-          <w:rFonts w:ascii="맑은 고딕" w:hAnsi="맑은 고딕" w:eastAsia="맑은 고딕"/>
-          <w:b w:val="0"/>
-          <w:color w:val="000000"/>
-          <w:sz w:val="22"/>
-        </w:rPr>
-        <w:t>플레이어 이동은 회전을 제한한 동적 Rigidbody와 캡슐 충돌체로 구현한다. 입력을 수집한 뒤 고정 물리 갱신에서 목표 수평 속도와 지면 상태를 처리한다. 지면 감지, 경사 제한, 낮은 턱 처리와 낙하 복구를 포함한다. 움직이는 발판에서는 지지체의 이동 속도를 반영한다. 기본 애니메이션의 루트 모션은 끄고 이동 판정과 시각 표현의 책임을 구분한다.</w:t>
-      </w:r>
-    </w:p>
-    <w:p>
-      <w:pPr/>
-      <w:r>
-        <w:rPr>
-          <w:rFonts w:ascii="맑은 고딕" w:hAnsi="맑은 고딕" w:eastAsia="맑은 고딕"/>
-          <w:b w:val="0"/>
-          <w:color w:val="000000"/>
-          <w:sz w:val="22"/>
-        </w:rPr>
-        <w:t>장갑은 조준한 물체를 일정 거리에서 붙잡는다. 호스트가 거리, 가시선, 질량, 점유 여부를 확인한 뒤 물체와 호스트의 비충돌 운동학적 앵커를 ConfigurableJoint로 연결한다. 앵커를 물리 갱신에서 이동하고 구동력·거리·각도 제한을 둔다. 물체를 프레임마다 순간이동시키는 방식은 쓰지 않는다. 놓기, 다운, 연결 종료, 구역 변경 시 연결을 해제한다. [자료 1·2]</w:t>
+        <w:t>잡기는 거리·시야·질량·점유·플레이어 상태를 확인한 뒤 호스트가 승인한다. 비충돌 운동학적 앵커와 물체를 ConfigurableJoint로 연결하고 앵커를 물리 갱신에서 MovePosition으로 이동한다. 힘과 최대 거리·속도를 제한하며 Transform을 매 프레임 직접 덮어쓰지 않는다. 놓기·다운·퇴장·방 전환·복구 시 Joint를 해제한다.</w:t>
       </w:r>
     </w:p>
     <w:tbl>
@@ -2646,7 +2580,7 @@
                 <w:color w:val="000000"/>
                 <w:sz w:val="20"/>
               </w:rPr>
-              <w:t>장치</w:t>
+              <w:t>항목</w:t>
             </w:r>
           </w:p>
         </w:tc>
@@ -2675,7 +2609,7 @@
                 <w:color w:val="000000"/>
                 <w:sz w:val="20"/>
               </w:rPr>
-              <w:t>플레이 규칙</w:t>
+              <w:t>초기 설계값</w:t>
             </w:r>
           </w:p>
         </w:tc>
@@ -2704,7 +2638,7 @@
                 <w:color w:val="000000"/>
                 <w:sz w:val="20"/>
               </w:rPr>
-              <w:t>안정성과 예외 처리</w:t>
+              <w:t>확인 방법</w:t>
             </w:r>
           </w:p>
         </w:tc>
@@ -2738,7 +2672,7 @@
                 <w:color w:val="000000"/>
                 <w:sz w:val="20"/>
               </w:rPr>
-              <w:t>중량 압력판</w:t>
+              <w:t>물리와 전송</w:t>
             </w:r>
           </w:p>
         </w:tc>
@@ -2767,7 +2701,7 @@
                 <w:color w:val="000000"/>
                 <w:sz w:val="20"/>
               </w:rPr>
-              <w:t>유효 물체의 합산 질량이 기준 이상이면 작동</w:t>
+              <w:t>물리 50Hz · NGO 입력·상태 갱신 30Hz</w:t>
             </w:r>
           </w:p>
         </w:tc>
@@ -2796,7 +2730,7 @@
                 <w:color w:val="000000"/>
                 <w:sz w:val="20"/>
               </w:rPr>
-              <w:t>물체별 중복 콜라이더 제거, 작동·해제 기준 분리</w:t>
+              <w:t>30·60·120fps에서 조작과 상태 비교</w:t>
             </w:r>
           </w:p>
         </w:tc>
@@ -2830,7 +2764,7 @@
                 <w:color w:val="000000"/>
                 <w:sz w:val="20"/>
               </w:rPr>
-              <w:t>경첩 다리</w:t>
+              <w:t>이동과 점프</w:t>
             </w:r>
           </w:p>
         </w:tc>
@@ -2859,7 +2793,7 @@
                 <w:color w:val="000000"/>
                 <w:sz w:val="20"/>
               </w:rPr>
-              <w:t>추의 힘으로 회전하고 레버로 고정</w:t>
+              <w:t>이동 3.5m/s · 점프 초기 수직 속도 5m/s · 경사 45도</w:t>
             </w:r>
           </w:p>
         </w:tc>
@@ -2888,7 +2822,7 @@
                 <w:color w:val="000000"/>
                 <w:sz w:val="20"/>
               </w:rPr>
-              <w:t>HingeJoint 각도 제한, 고정 해제 순서 정의</w:t>
+              <w:t>경사·턱·착지·밀림 시험</w:t>
             </w:r>
           </w:p>
         </w:tc>
@@ -2922,7 +2856,7 @@
                 <w:color w:val="000000"/>
                 <w:sz w:val="20"/>
               </w:rPr>
-              <w:t>화물 운반대</w:t>
+              <w:t>잡기</w:t>
             </w:r>
           </w:p>
         </w:tc>
@@ -2951,7 +2885,7 @@
                 <w:color w:val="000000"/>
                 <w:sz w:val="20"/>
               </w:rPr>
-              <w:t>한 사람이 스위치를 유지하면 지정 경로 이동</w:t>
+              <w:t>최대 3m · 5~40kg · 1인 1개 · 구역당 동적 물체 최대 8개</w:t>
             </w:r>
           </w:p>
         </w:tc>
@@ -2980,7 +2914,7 @@
                 <w:color w:val="000000"/>
                 <w:sz w:val="20"/>
               </w:rPr>
-              <w:t>운동학적 강체로 이동, 이탈 물체 복구, 승객 이동 검증</w:t>
+              <w:t>이중 점유·벽 관통·강제 이탈 시험</w:t>
             </w:r>
           </w:p>
         </w:tc>
@@ -3014,7 +2948,7 @@
                 <w:color w:val="000000"/>
                 <w:sz w:val="20"/>
               </w:rPr>
-              <w:t>전력 코어 소켓</w:t>
+              <w:t>압력판</w:t>
             </w:r>
           </w:p>
         </w:tc>
@@ -3043,7 +2977,7 @@
                 <w:color w:val="000000"/>
                 <w:sz w:val="20"/>
               </w:rPr>
-              <w:t>올바른 코어가 범위·속도 조건을 만족하면 결합</w:t>
+              <w:t>작동 8kg · 해제 6kg · 유지 0.2초</w:t>
             </w:r>
           </w:p>
         </w:tc>
@@ -3072,332 +3006,7 @@
                 <w:color w:val="000000"/>
                 <w:sz w:val="20"/>
               </w:rPr>
-              <w:t>결합 시 잡기 해제 후 고정, 중복 결합과 중복 보상 차단</w:t>
-            </w:r>
-          </w:p>
-        </w:tc>
-      </w:tr>
-    </w:tbl>
-    <w:p>
-      <w:pPr>
-        <w:spacing w:after="20"/>
-      </w:pPr>
-    </w:p>
-    <w:p>
-      <w:pPr>
-        <w:pStyle w:val="Heading2"/>
-      </w:pPr>
-      <w:r>
-        <w:t>초기 조정값과 검증</w:t>
-      </w:r>
-    </w:p>
-    <w:p>
-      <w:pPr/>
-      <w:r>
-        <w:rPr>
-          <w:rFonts w:ascii="맑은 고딕" w:hAnsi="맑은 고딕" w:eastAsia="맑은 고딕"/>
-          <w:b w:val="0"/>
-          <w:color w:val="000000"/>
-          <w:sz w:val="22"/>
-        </w:rPr>
-        <w:t>최초 실험값은 잡기 거리 3m, 조작 가능 질량 5~40kg, 동시 잡기 1인 1개, 물리 갱신 50Hz, 상태 전송 20Hz다. 확정 사양이 아니며 1~2주차에 지연과 조작감을 비교해 조정한다. 질량 차이를 과도하게 키우지 않고 필요한 물체에만 연속 충돌 검사를 적용한다.</w:t>
-      </w:r>
-    </w:p>
-    <w:p>
-      <w:pPr/>
-      <w:r>
-        <w:rPr>
-          <w:rFonts w:ascii="맑은 고딕" w:hAnsi="맑은 고딕" w:eastAsia="맑은 고딕"/>
-          <w:b w:val="0"/>
-          <w:color w:val="000000"/>
-          <w:sz w:val="22"/>
-        </w:rPr>
-        <w:t>필수 물리 물체는 구역당 12개 이내, 동시에 움직이는 대상은 8개 이내를 초기 예산으로 잡는다. 물리 결과가 다른 PC에서 저절로 같아진다고 가정하지 않는다. 호스트가 실제 물리를 계산하고 참가자는 전달받은 상태를 표시한다. 지터, 관통, 과도한 발사 속도, 연결 잔존을 반복 재현해 원인과 수정 결과를 기록한다.</w:t>
-      </w:r>
-    </w:p>
-    <w:p>
-      <w:pPr>
-        <w:pStyle w:val="Heading1"/>
-        <w:spacing w:before="300"/>
-      </w:pPr>
-      <w:r>
-        <w:t>7 전투와 몬스터 및 애니메이션</w:t>
-      </w:r>
-    </w:p>
-    <w:p>
-      <w:pPr>
-        <w:pStyle w:val="Heading2"/>
-      </w:pPr>
-      <w:r>
-        <w:t>전투 규칙</w:t>
-      </w:r>
-    </w:p>
-    <w:p>
-      <w:pPr/>
-      <w:r>
-        <w:rPr>
-          <w:rFonts w:ascii="맑은 고딕" w:hAnsi="맑은 고딕" w:eastAsia="맑은 고딕"/>
-          <w:b w:val="0"/>
-          <w:color w:val="000000"/>
-          <w:sz w:val="22"/>
-        </w:rPr>
-        <w:t>기본 근접 공격은 예고, 유효 판정, 회복 구간을 가진다. 공격을 시작할 때 공격 식별자를 발급하고 같은 공격으로 같은 대상에 두 번 피해를 주지 않는다. 대상 목록은 재사용하며 공격 도중 새로운 입력을 받을 수 있는 구간과 피격으로 취소되는 구간을 데이터로 정한다.</w:t>
-      </w:r>
-    </w:p>
-    <w:p>
-      <w:pPr/>
-      <w:r>
-        <w:rPr>
-          <w:rFonts w:ascii="맑은 고딕" w:hAnsi="맑은 고딕" w:eastAsia="맑은 고딕"/>
-          <w:b w:val="0"/>
-          <w:color w:val="000000"/>
-          <w:sz w:val="22"/>
-        </w:rPr>
-        <w:t>물체 공격은 가벼운 접촉과 유효 충돌을 구분한다. 초기에는 상대 속도와 질량을 이용한 튜닝용 충격 점수를 기준으로 삼되, 피해량과 최대값을 제한한다. 이는 실제 충격량의 정확한 물리 계산이라고 주장하지 않는다. 짧은 재피격 제한과 물체·대상 쌍 식별자로 접촉 반복 피해를 막는다. 아군 피해는 끄고 적에게만 적용한다.</w:t>
-      </w:r>
-    </w:p>
-    <w:p>
-      <w:pPr>
-        <w:pStyle w:val="Heading2"/>
-      </w:pPr>
-      <w:r>
-        <w:t>적 두 종류</w:t>
-      </w:r>
-    </w:p>
-    <w:p>
-      <w:pPr/>
-      <w:r>
-        <w:rPr>
-          <w:rFonts w:ascii="맑은 고딕" w:hAnsi="맑은 고딕" w:eastAsia="맑은 고딕"/>
-          <w:b/>
-          <w:color w:val="000000"/>
-          <w:sz w:val="22"/>
-        </w:rPr>
-        <w:t>경비병</w:t>
-      </w:r>
-      <w:r>
-        <w:rPr>
-          <w:rFonts w:ascii="맑은 고딕" w:hAnsi="맑은 고딕" w:eastAsia="맑은 고딕"/>
-          <w:b w:val="0"/>
-          <w:color w:val="000000"/>
-          <w:sz w:val="22"/>
-        </w:rPr>
-        <w:t>은 순찰, 탐지, 추적, 공격 예고, 근접 공격, 회복, 피격, 사망으로 전이한다. 시야가 막히거나 목표가 너무 멀어지면 마지막 확인 지점까지 이동한 뒤 복귀한다. 공격 중에는 목표를 계속 바꾸지 않는다.</w:t>
-      </w:r>
-    </w:p>
-    <w:p>
-      <w:pPr/>
-      <w:r>
-        <w:rPr>
-          <w:rFonts w:ascii="맑은 고딕" w:hAnsi="맑은 고딕" w:eastAsia="맑은 고딕"/>
-          <w:b/>
-          <w:color w:val="000000"/>
-          <w:sz w:val="22"/>
-        </w:rPr>
-        <w:t>돌진병</w:t>
-      </w:r>
-      <w:r>
-        <w:rPr>
-          <w:rFonts w:ascii="맑은 고딕" w:hAnsi="맑은 고딕" w:eastAsia="맑은 고딕"/>
-          <w:b w:val="0"/>
-          <w:color w:val="000000"/>
-          <w:sz w:val="22"/>
-        </w:rPr>
-        <w:t>은 목표를 정하고 바닥에 공격 범위를 보여준 뒤 돌진한다. 돌진 방향은 예고 종료 시 확정하며, 방벽이나 무거운 물체에 부딪히면 무력화된다. NavMesh 이동과 물리 돌진이 동시에 위치를 제어하지 않도록 상태 전환 시 제어 주체를 바꾼다. 길이 막히면 일정 시간 후 재탐색하거나 복귀한다.</w:t>
-      </w:r>
-    </w:p>
-    <w:p>
-      <w:pPr>
-        <w:pStyle w:val="Heading2"/>
-      </w:pPr>
-      <w:r>
-        <w:t>Animator 설계</w:t>
-      </w:r>
-    </w:p>
-    <w:p>
-      <w:pPr/>
-      <w:r>
-        <w:rPr>
-          <w:rFonts w:ascii="맑은 고딕" w:hAnsi="맑은 고딕" w:eastAsia="맑은 고딕"/>
-          <w:b w:val="0"/>
-          <w:color w:val="000000"/>
-          <w:sz w:val="22"/>
-        </w:rPr>
-        <w:t>기본 레이어는 대기·이동·점프·착지, 상체 레이어는 잡기 자세와 팔 조작을 담당한다. 상체에는 Avatar Mask를 적용한다. 공격과 피격의 전이 우선순위를 정하고 사망은 일반 이동으로 복귀하지 않는 종료 상태로 둔다. 잡는 물체가 사라지거나 연결이 끊길 때 상체 상태를 정리한다.</w:t>
-      </w:r>
-    </w:p>
-    <w:p>
-      <w:pPr/>
-      <w:r>
-        <w:rPr>
-          <w:rFonts w:ascii="맑은 고딕" w:hAnsi="맑은 고딕" w:eastAsia="맑은 고딕"/>
-          <w:b w:val="0"/>
-          <w:color w:val="000000"/>
-          <w:sz w:val="22"/>
-        </w:rPr>
-        <w:t>호스트의 전투 상태와 시작 시각을 기준으로 양쪽에서 애니메이션을 표현한다. 실제 피해 판정은 호스트의 공격 시간표로 계산하고, 클립 이벤트는 효과음과 연출에 사용한다. 피격·다운·구조·사망 전환 시 판정과 화면 상태가 어긋나는지 검증한다.</w:t>
-      </w:r>
-    </w:p>
-    <w:p>
-      <w:pPr>
-        <w:pStyle w:val="Heading2"/>
-      </w:pPr>
-      <w:r>
-        <w:t>전투 완료 기준</w:t>
-      </w:r>
-    </w:p>
-    <w:p>
-      <w:pPr/>
-      <w:r>
-        <w:rPr>
-          <w:rFonts w:ascii="맑은 고딕" w:hAnsi="맑은 고딕" w:eastAsia="맑은 고딕"/>
-          <w:b w:val="0"/>
-          <w:color w:val="000000"/>
-          <w:sz w:val="22"/>
-        </w:rPr>
-        <w:t>두 PC에서 동일한 체력과 적 사망 결과가 유지되고, 같은 공격의 중복 피해가 없어야 한다. 벽 너머 공격, 공격 중 목표 소실, 두 사람의 동시 타격, 물체가 적에 계속 닿아 있는 상황을 테스트한다. 전투 웨이브는 최대 적 4마리로 제한한다.</w:t>
-      </w:r>
-    </w:p>
-    <w:p>
-      <w:pPr>
-        <w:pStyle w:val="Heading1"/>
-        <w:spacing w:before="300"/>
-      </w:pPr>
-      <w:r>
-        <w:t>8 온라인 협동과 권한 설계</w:t>
-      </w:r>
-    </w:p>
-    <w:p>
-      <w:pPr/>
-      <w:r>
-        <w:rPr>
-          <w:rFonts w:ascii="맑은 고딕" w:hAnsi="맑은 고딕" w:eastAsia="맑은 고딕"/>
-          <w:b w:val="0"/>
-          <w:color w:val="000000"/>
-          <w:sz w:val="22"/>
-        </w:rPr>
-        <w:t>기본안은 Netcode for GameObjects, Unity Transport, Multiplayer Services SDK의 Relay 연동이다. 정확한 패키지 버전은 현재 엔진에서 설치·빌드 실험 후 고정한다. Relay는 인터넷 연결 경로를 제공하며 게임 판정은 호스트가 맡는다. 참가 코드 방식으로 시작하고 공개 매칭은 만들지 않는다. 서비스 설정, 사용 한도와 비용 조건은 구현 시 확인한다. [자료 3]</w:t>
-      </w:r>
-    </w:p>
-    <w:p>
-      <w:pPr>
-        <w:pStyle w:val="Heading2"/>
-      </w:pPr>
-      <w:r>
-        <w:t>연결과 구역 전환</w:t>
-      </w:r>
-    </w:p>
-    <w:p>
-      <w:pPr/>
-      <w:r>
-        <w:rPr>
-          <w:rFonts w:ascii="맑은 고딕" w:hAnsi="맑은 고딕" w:eastAsia="맑은 고딕"/>
-          <w:b w:val="0"/>
-          <w:color w:val="000000"/>
-          <w:sz w:val="22"/>
-        </w:rPr>
-        <w:t>방 생성 → 코드 참가 → 프로토콜·콘텐츠 버전과 2인 정원 확인 → 두 사람 준비 → 양쪽 구역 로딩 → 로딩 완료 확인 → 호스트가 플레이 시작을 승인한다. 진행 중 새 참가와 자동 재접속은 기본 범위에서 제외한다. 로딩 실패나 30초 시간 초과에는 오류 원인을 표시하고 방으로 복귀한다.</w:t>
-      </w:r>
-    </w:p>
-    <w:p>
-      <w:pPr>
-        <w:pStyle w:val="Heading2"/>
-      </w:pPr>
-      <w:r>
-        <w:t>호스트가 결정하는 상태</w:t>
-      </w:r>
-    </w:p>
-    <w:p>
-      <w:pPr/>
-      <w:r>
-        <w:rPr>
-          <w:rFonts w:ascii="맑은 고딕" w:hAnsi="맑은 고딕" w:eastAsia="맑은 고딕"/>
-          <w:b w:val="0"/>
-          <w:color w:val="000000"/>
-          <w:sz w:val="22"/>
-        </w:rPr>
-        <w:t>물리 물체와 Joint, 적 AI, 공격 피해, 체력, 장치 성공, 체크포인트, 스폰과 제거를 호스트가 결정한다. 플레이어 이동도 입력을 호스트에 보내 처리하는 방식으로 시작한다. 로컬 카메라와 조준 표시는 즉시 반응시킨다. 전신 물리 예측과 롤백은 기본 범위에 넣지 않으며, 참가자 이동감은 지연 실험의 필수 통과 항목으로 둔다. [자료 4]</w:t>
-      </w:r>
-    </w:p>
-    <w:tbl>
-      <w:tblPr>
-        <w:tblW w:type="auto" w:w="0"/>
-        <w:jc w:val="center"/>
-        <w:tblLayout w:type="fixed"/>
-        <w:tblLook w:firstColumn="1" w:firstRow="1" w:lastColumn="0" w:lastRow="0" w:noHBand="0" w:noVBand="1" w:val="04A0"/>
-        <w:tblBorders>
-          <w:top w:val="single" w:sz="4" w:color="D9D9D9"/>
-          <w:left w:val="single" w:sz="4" w:color="D9D9D9"/>
-          <w:bottom w:val="single" w:sz="4" w:color="D9D9D9"/>
-          <w:right w:val="single" w:sz="4" w:color="D9D9D9"/>
-          <w:insideH w:val="single" w:sz="4" w:color="D9D9D9"/>
-          <w:insideV w:val="single" w:sz="4" w:color="D9D9D9"/>
-        </w:tblBorders>
-      </w:tblPr>
-      <w:tblGrid>
-        <w:gridCol w:w="2160"/>
-        <w:gridCol w:w="8064"/>
-      </w:tblGrid>
-      <w:tr>
-        <w:trPr>
-          <w:cantSplit/>
-          <w:tblHeader/>
-        </w:trPr>
-        <w:tc>
-          <w:tcPr>
-            <w:tcW w:type="dxa" w:w="2160"/>
-            <w:vAlign w:val="center"/>
-            <w:shd w:fill="DCE7EE"/>
-            <w:tcMar>
-              <w:top w:w="70" w:type="dxa"/>
-              <w:left w:w="90" w:type="dxa"/>
-              <w:bottom w:w="70" w:type="dxa"/>
-              <w:right w:w="90" w:type="dxa"/>
-            </w:tcMar>
-          </w:tcPr>
-          <w:p>
-            <w:pPr>
-              <w:keepNext/>
-              <w:keepLines w:val="0"/>
-              <w:spacing w:after="60" w:before="60" w:line="259" w:lineRule="auto"/>
-            </w:pPr>
-            <w:r>
-              <w:rPr>
-                <w:rFonts w:ascii="맑은 고딕" w:hAnsi="맑은 고딕" w:eastAsia="맑은 고딕"/>
-                <w:b/>
-                <w:color w:val="000000"/>
-                <w:sz w:val="20"/>
-              </w:rPr>
-              <w:t>상황</w:t>
-            </w:r>
-          </w:p>
-        </w:tc>
-        <w:tc>
-          <w:tcPr>
-            <w:tcW w:type="dxa" w:w="8064"/>
-            <w:vAlign w:val="center"/>
-            <w:shd w:fill="DCE7EE"/>
-            <w:tcMar>
-              <w:top w:w="70" w:type="dxa"/>
-              <w:left w:w="90" w:type="dxa"/>
-              <w:bottom w:w="70" w:type="dxa"/>
-              <w:right w:w="90" w:type="dxa"/>
-            </w:tcMar>
-          </w:tcPr>
-          <w:p>
-            <w:pPr>
-              <w:keepNext/>
-              <w:keepLines w:val="0"/>
-              <w:spacing w:after="60" w:before="60" w:line="259" w:lineRule="auto"/>
-            </w:pPr>
-            <w:r>
-              <w:rPr>
-                <w:rFonts w:ascii="맑은 고딕" w:hAnsi="맑은 고딕" w:eastAsia="맑은 고딕"/>
-                <w:b/>
-                <w:color w:val="000000"/>
-                <w:sz w:val="20"/>
-              </w:rPr>
-              <w:t>처리 규칙</w:t>
+              <w:t>다중 콜라이더, 경계 질량, 흔들림 시험</w:t>
             </w:r>
           </w:p>
         </w:tc>
@@ -3408,7 +3017,7 @@
         </w:trPr>
         <w:tc>
           <w:tcPr>
-            <w:tcW w:type="dxa" w:w="2160"/>
+            <w:tcW w:type="dxa" w:w="2016"/>
             <w:vAlign w:val="center"/>
             <w:shd w:fill="FFFFFF"/>
             <w:tcMar>
@@ -3431,13 +3040,13 @@
                 <w:color w:val="000000"/>
                 <w:sz w:val="20"/>
               </w:rPr>
-              <w:t>두 사람이 같은 물체를 잡음</w:t>
+              <w:t>다리</w:t>
             </w:r>
           </w:p>
         </w:tc>
         <w:tc>
           <w:tcPr>
-            <w:tcW w:type="dxa" w:w="8064"/>
+            <w:tcW w:type="dxa" w:w="4536"/>
             <w:vAlign w:val="center"/>
             <w:shd w:fill="FFFFFF"/>
             <w:tcMar>
@@ -3460,81 +3069,13 @@
                 <w:color w:val="000000"/>
                 <w:sz w:val="20"/>
               </w:rPr>
-              <w:t>호스트가 처리한 첫 유효 요청만 점유 승인하고 다른 요청은 거절</w:t>
-            </w:r>
-          </w:p>
-        </w:tc>
-      </w:tr>
-      <w:tr>
-        <w:trPr>
-          <w:cantSplit/>
-        </w:trPr>
-        <w:tc>
-          <w:tcPr>
-            <w:tcW w:type="dxa" w:w="2160"/>
-            <w:vAlign w:val="center"/>
-            <w:shd w:fill="F5F7F9"/>
-            <w:tcMar>
-              <w:top w:w="70" w:type="dxa"/>
-              <w:left w:w="90" w:type="dxa"/>
-              <w:bottom w:w="70" w:type="dxa"/>
-              <w:right w:w="90" w:type="dxa"/>
-            </w:tcMar>
-          </w:tcPr>
-          <w:p>
-            <w:pPr>
-              <w:keepNext w:val="0"/>
-              <w:keepLines w:val="0"/>
-              <w:spacing w:after="60" w:before="60" w:line="259" w:lineRule="auto"/>
-            </w:pPr>
-            <w:r>
-              <w:rPr>
-                <w:rFonts w:ascii="맑은 고딕" w:hAnsi="맑은 고딕" w:eastAsia="맑은 고딕"/>
-                <w:b w:val="0"/>
-                <w:color w:val="000000"/>
-                <w:sz w:val="20"/>
-              </w:rPr>
-              <w:t>잘못된 상호작용 요청</w:t>
+              <w:t>HingeJoint 회전 범위 0~65도 · 고정은 별도 상태</w:t>
             </w:r>
           </w:p>
         </w:tc>
         <w:tc>
           <w:tcPr>
-            <w:tcW w:type="dxa" w:w="8064"/>
-            <w:vAlign w:val="center"/>
-            <w:shd w:fill="F5F7F9"/>
-            <w:tcMar>
-              <w:top w:w="70" w:type="dxa"/>
-              <w:left w:w="90" w:type="dxa"/>
-              <w:bottom w:w="70" w:type="dxa"/>
-              <w:right w:w="90" w:type="dxa"/>
-            </w:tcMar>
-          </w:tcPr>
-          <w:p>
-            <w:pPr>
-              <w:keepNext w:val="0"/>
-              <w:keepLines w:val="0"/>
-              <w:spacing w:after="60" w:before="60" w:line="259" w:lineRule="auto"/>
-            </w:pPr>
-            <w:r>
-              <w:rPr>
-                <w:rFonts w:ascii="맑은 고딕" w:hAnsi="맑은 고딕" w:eastAsia="맑은 고딕"/>
-                <w:b w:val="0"/>
-                <w:color w:val="000000"/>
-                <w:sz w:val="20"/>
-              </w:rPr>
-              <w:t>접속자, 거리, 가시선, 현재 상태, 재사용 간격을 호스트에서 검사</w:t>
-            </w:r>
-          </w:p>
-        </w:tc>
-      </w:tr>
-      <w:tr>
-        <w:trPr>
-          <w:cantSplit/>
-        </w:trPr>
-        <w:tc>
-          <w:tcPr>
-            <w:tcW w:type="dxa" w:w="2160"/>
+            <w:tcW w:type="dxa" w:w="3672"/>
             <w:vAlign w:val="center"/>
             <w:shd w:fill="FFFFFF"/>
             <w:tcMar>
@@ -3557,225 +3098,7 @@
                 <w:color w:val="000000"/>
                 <w:sz w:val="20"/>
               </w:rPr>
-              <w:t>오래되거나 중복된 요청</w:t>
-            </w:r>
-          </w:p>
-        </w:tc>
-        <w:tc>
-          <w:tcPr>
-            <w:tcW w:type="dxa" w:w="8064"/>
-            <w:vAlign w:val="center"/>
-            <w:shd w:fill="FFFFFF"/>
-            <w:tcMar>
-              <w:top w:w="70" w:type="dxa"/>
-              <w:left w:w="90" w:type="dxa"/>
-              <w:bottom w:w="70" w:type="dxa"/>
-              <w:right w:w="90" w:type="dxa"/>
-            </w:tcMar>
-          </w:tcPr>
-          <w:p>
-            <w:pPr>
-              <w:keepNext w:val="0"/>
-              <w:keepLines w:val="0"/>
-              <w:spacing w:after="60" w:before="60" w:line="259" w:lineRule="auto"/>
-            </w:pPr>
-            <w:r>
-              <w:rPr>
-                <w:rFonts w:ascii="맑은 고딕" w:hAnsi="맑은 고딕" w:eastAsia="맑은 고딕"/>
-                <w:b w:val="0"/>
-                <w:color w:val="000000"/>
-                <w:sz w:val="20"/>
-              </w:rPr>
-              <w:t>요청 순번과 상태 버전으로 중복 실행과 이전 상태 적용 방지</w:t>
-            </w:r>
-          </w:p>
-        </w:tc>
-      </w:tr>
-      <w:tr>
-        <w:trPr>
-          <w:cantSplit/>
-        </w:trPr>
-        <w:tc>
-          <w:tcPr>
-            <w:tcW w:type="dxa" w:w="2160"/>
-            <w:vAlign w:val="center"/>
-            <w:shd w:fill="F5F7F9"/>
-            <w:tcMar>
-              <w:top w:w="70" w:type="dxa"/>
-              <w:left w:w="90" w:type="dxa"/>
-              <w:bottom w:w="70" w:type="dxa"/>
-              <w:right w:w="90" w:type="dxa"/>
-            </w:tcMar>
-          </w:tcPr>
-          <w:p>
-            <w:pPr>
-              <w:keepNext w:val="0"/>
-              <w:keepLines w:val="0"/>
-              <w:spacing w:after="60" w:before="60" w:line="259" w:lineRule="auto"/>
-            </w:pPr>
-            <w:r>
-              <w:rPr>
-                <w:rFonts w:ascii="맑은 고딕" w:hAnsi="맑은 고딕" w:eastAsia="맑은 고딕"/>
-                <w:b w:val="0"/>
-                <w:color w:val="000000"/>
-                <w:sz w:val="20"/>
-              </w:rPr>
-              <w:t>물체를 잡은 참가자가 종료</w:t>
-            </w:r>
-          </w:p>
-        </w:tc>
-        <w:tc>
-          <w:tcPr>
-            <w:tcW w:type="dxa" w:w="8064"/>
-            <w:vAlign w:val="center"/>
-            <w:shd w:fill="F5F7F9"/>
-            <w:tcMar>
-              <w:top w:w="70" w:type="dxa"/>
-              <w:left w:w="90" w:type="dxa"/>
-              <w:bottom w:w="70" w:type="dxa"/>
-              <w:right w:w="90" w:type="dxa"/>
-            </w:tcMar>
-          </w:tcPr>
-          <w:p>
-            <w:pPr>
-              <w:keepNext w:val="0"/>
-              <w:keepLines w:val="0"/>
-              <w:spacing w:after="60" w:before="60" w:line="259" w:lineRule="auto"/>
-            </w:pPr>
-            <w:r>
-              <w:rPr>
-                <w:rFonts w:ascii="맑은 고딕" w:hAnsi="맑은 고딕" w:eastAsia="맑은 고딕"/>
-                <w:b w:val="0"/>
-                <w:color w:val="000000"/>
-                <w:sz w:val="20"/>
-              </w:rPr>
-              <w:t>연결 해제, 물체 점유 해제, 진행 중단 안내 후 방 복귀</w:t>
-            </w:r>
-          </w:p>
-        </w:tc>
-      </w:tr>
-      <w:tr>
-        <w:trPr>
-          <w:cantSplit/>
-        </w:trPr>
-        <w:tc>
-          <w:tcPr>
-            <w:tcW w:type="dxa" w:w="2160"/>
-            <w:vAlign w:val="center"/>
-            <w:shd w:fill="FFFFFF"/>
-            <w:tcMar>
-              <w:top w:w="70" w:type="dxa"/>
-              <w:left w:w="90" w:type="dxa"/>
-              <w:bottom w:w="70" w:type="dxa"/>
-              <w:right w:w="90" w:type="dxa"/>
-            </w:tcMar>
-          </w:tcPr>
-          <w:p>
-            <w:pPr>
-              <w:keepNext w:val="0"/>
-              <w:keepLines w:val="0"/>
-              <w:spacing w:after="60" w:before="60" w:line="259" w:lineRule="auto"/>
-            </w:pPr>
-            <w:r>
-              <w:rPr>
-                <w:rFonts w:ascii="맑은 고딕" w:hAnsi="맑은 고딕" w:eastAsia="맑은 고딕"/>
-                <w:b w:val="0"/>
-                <w:color w:val="000000"/>
-                <w:sz w:val="20"/>
-              </w:rPr>
-              <w:t>호스트가 종료</w:t>
-            </w:r>
-          </w:p>
-        </w:tc>
-        <w:tc>
-          <w:tcPr>
-            <w:tcW w:type="dxa" w:w="8064"/>
-            <w:vAlign w:val="center"/>
-            <w:shd w:fill="FFFFFF"/>
-            <w:tcMar>
-              <w:top w:w="70" w:type="dxa"/>
-              <w:left w:w="90" w:type="dxa"/>
-              <w:bottom w:w="70" w:type="dxa"/>
-              <w:right w:w="90" w:type="dxa"/>
-            </w:tcMar>
-          </w:tcPr>
-          <w:p>
-            <w:pPr>
-              <w:keepNext w:val="0"/>
-              <w:keepLines w:val="0"/>
-              <w:spacing w:after="60" w:before="60" w:line="259" w:lineRule="auto"/>
-            </w:pPr>
-            <w:r>
-              <w:rPr>
-                <w:rFonts w:ascii="맑은 고딕" w:hAnsi="맑은 고딕" w:eastAsia="맑은 고딕"/>
-                <w:b w:val="0"/>
-                <w:color w:val="000000"/>
-                <w:sz w:val="20"/>
-              </w:rPr>
-              <w:t>세션 종료와 오류 안내 · 호스트 이전 기능은 기본 범위에서 제외</w:t>
-            </w:r>
-          </w:p>
-        </w:tc>
-      </w:tr>
-      <w:tr>
-        <w:trPr>
-          <w:cantSplit/>
-        </w:trPr>
-        <w:tc>
-          <w:tcPr>
-            <w:tcW w:type="dxa" w:w="2160"/>
-            <w:vAlign w:val="center"/>
-            <w:shd w:fill="F5F7F9"/>
-            <w:tcMar>
-              <w:top w:w="70" w:type="dxa"/>
-              <w:left w:w="90" w:type="dxa"/>
-              <w:bottom w:w="70" w:type="dxa"/>
-              <w:right w:w="90" w:type="dxa"/>
-            </w:tcMar>
-          </w:tcPr>
-          <w:p>
-            <w:pPr>
-              <w:keepNext w:val="0"/>
-              <w:keepLines w:val="0"/>
-              <w:spacing w:after="60" w:before="60" w:line="259" w:lineRule="auto"/>
-            </w:pPr>
-            <w:r>
-              <w:rPr>
-                <w:rFonts w:ascii="맑은 고딕" w:hAnsi="맑은 고딕" w:eastAsia="맑은 고딕"/>
-                <w:b w:val="0"/>
-                <w:color w:val="000000"/>
-                <w:sz w:val="20"/>
-              </w:rPr>
-              <w:t>이벤트를 늦게 수신</w:t>
-            </w:r>
-          </w:p>
-        </w:tc>
-        <w:tc>
-          <w:tcPr>
-            <w:tcW w:type="dxa" w:w="8064"/>
-            <w:vAlign w:val="center"/>
-            <w:shd w:fill="F5F7F9"/>
-            <w:tcMar>
-              <w:top w:w="70" w:type="dxa"/>
-              <w:left w:w="90" w:type="dxa"/>
-              <w:bottom w:w="70" w:type="dxa"/>
-              <w:right w:w="90" w:type="dxa"/>
-            </w:tcMar>
-          </w:tcPr>
-          <w:p>
-            <w:pPr>
-              <w:keepNext w:val="0"/>
-              <w:keepLines w:val="0"/>
-              <w:spacing w:after="60" w:before="60" w:line="259" w:lineRule="auto"/>
-            </w:pPr>
-            <w:r>
-              <w:rPr>
-                <w:rFonts w:ascii="맑은 고딕" w:hAnsi="맑은 고딕" w:eastAsia="맑은 고딕"/>
-                <w:b w:val="0"/>
-                <w:color w:val="000000"/>
-                <w:sz w:val="20"/>
-              </w:rPr>
-              <w:t>문 열림과 코어 결합 등 지속 상태는 최신 값으로 복구</w:t>
+              <w:t>진입·이탈·추 낙하·고정 해제 시험</w:t>
             </w:r>
           </w:p>
         </w:tc>
@@ -3787,11 +3110,52 @@
       </w:pPr>
     </w:p>
     <w:p>
+      <w:pPr/>
+      <w:commentRangeStart w:id="1"/>
+      <w:r>
+        <w:rPr>
+          <w:rFonts w:ascii="맑은 고딕" w:hAnsi="맑은 고딕" w:eastAsia="맑은 고딕"/>
+          <w:b w:val="0"/>
+          <w:color w:val="000000"/>
+          <w:sz w:val="22"/>
+        </w:rPr>
+        <w:t>수치는 실험 시작값이다. 질량비·연결 위치·최대 구동력·감쇠는 물체 규격과 함께 튜닝 시트에 기록한다. 단순 스프링 식을 썼다는 이유로 전체 PhysX가 결정적이라고 주장하지 않는다. 네트워크 참가자가 같은 물리를 따로 계산해 결과가 일치한다고 가정하지 않는다.</w:t>
+      </w:r>
+      <w:commentRangeEnd w:id="1"/>
+      <w:r>
+        <w:rPr>
+          <w:rStyle w:val="CommentReference"/>
+        </w:rPr>
+        <w:commentReference w:id="1"/>
+      </w:r>
+    </w:p>
+    <w:p>
+      <w:pPr/>
+      <w:r>
+        <w:rPr>
+          <w:rFonts w:ascii="맑은 고딕" w:hAnsi="맑은 고딕" w:eastAsia="맑은 고딕"/>
+          <w:b/>
+          <w:color w:val="000000"/>
+          <w:sz w:val="22"/>
+        </w:rPr>
+        <w:t>표시 보간</w:t>
+      </w:r>
+      <w:r>
+        <w:rPr>
+          <w:rFonts w:ascii="맑은 고딕" w:hAnsi="맑은 고딕" w:eastAsia="맑은 고딕"/>
+          <w:b w:val="0"/>
+          <w:color w:val="000000"/>
+          <w:sz w:val="22"/>
+        </w:rPr>
+        <w:t>은 호스트의 플레이어·잡힌 물체에서 Rigidbody Interpolate를 비교 적용하고, 카메라는 표시되는 플레이어 위치를 추적한다. Interpolate는 물리 갱신 한 번의 표시 지연을 추가한다. 참가자의 비권한 물체는 NGO 상태 보간을 기본으로 하고 Rigidbody 보간을 중복 적용하지 않는다. 앵커 갱신·Joint 판정·표시·카메라 순서를 따로 확인한다. 50Hz와 60fps의 차이 자체를 오류로 보지 않는다. [자료 1]</w:t>
+      </w:r>
+    </w:p>
+    <w:p>
       <w:pPr>
-        <w:pStyle w:val="Heading2"/>
+        <w:pStyle w:val="Heading1"/>
       </w:pPr>
       <w:r>
-        <w:t>동기화와 지연 목표</w:t>
+        <w:t>6 전투 수치와 AI 규칙</w:t>
       </w:r>
     </w:p>
     <w:p>
@@ -3803,290 +3167,7 @@
           <w:color w:val="000000"/>
           <w:sz w:val="22"/>
         </w:rPr>
-        <w:t>참가자는 물리 물체를 별도로 경쟁 시뮬레이션하지 않고 호스트 상태를 보간한다. 영속 상태는 복제 상태값으로, 타격 효과 같은 일회성 표현은 이벤트로 전달한다. 요청 순번, 객체 식별자, 판정 시각과 거절 사유를 기록한다.</w:t>
-      </w:r>
-    </w:p>
-    <w:p>
-      <w:pPr/>
-      <w:r>
-        <w:rPr>
-          <w:rFonts w:ascii="맑은 고딕" w:hAnsi="맑은 고딕" w:eastAsia="맑은 고딕"/>
-          <w:b w:val="0"/>
-          <w:color w:val="000000"/>
-          <w:sz w:val="22"/>
-        </w:rPr>
-        <w:t>왕복 지연 0·80·150ms 및 패킷 손실 1% 조건을 시험한다. 80ms에서 필수 퍼즐과 전투를 반복 완주하는 것을 목표로 하고, 150ms는 상태 일관성과 복구 확인 및 조작감 한계 측정에 사용한다. 초기 호스트 이동 방식이 80ms에서 불편하면 2주차에 이동 예측의 추가 비용을 판단하고, 먼저 이동 속도와 전투 반응 요구를 조정한다.</w:t>
-      </w:r>
-    </w:p>
-    <w:p>
-      <w:pPr>
-        <w:pStyle w:val="Heading1"/>
-        <w:spacing w:before="300"/>
-      </w:pPr>
-      <w:r>
-        <w:t>9 콘텐츠 제작 도구와 설계 구조</w:t>
-      </w:r>
-    </w:p>
-    <w:p>
-      <w:pPr>
-        <w:pStyle w:val="Heading2"/>
-      </w:pPr>
-      <w:r>
-        <w:t>퍼즐 연결 편집기</w:t>
-      </w:r>
-    </w:p>
-    <w:p>
-      <w:pPr/>
-      <w:r>
-        <w:rPr>
-          <w:rFonts w:ascii="맑은 고딕" w:hAnsi="맑은 고딕" w:eastAsia="맑은 고딕"/>
-          <w:b w:val="0"/>
-          <w:color w:val="000000"/>
-          <w:sz w:val="22"/>
-        </w:rPr>
-        <w:t>전용 EditorWindow에서 장치를 배치하고 입력 조건과 출력 동작을 연결한다. 예를 들어 압력판과 레버가 모두 활성화되면 문이 열리도록 구성한다. 모든 조건 충족과 하나 이상 충족을 기본 조합으로 제공한다. 장치 정의는 ScriptableObject, 장면 배치는 프리팹과 배치 데이터, 현재 작동 여부는 런타임 상태에 보관한다.</w:t>
-      </w:r>
-    </w:p>
-    <w:p>
-      <w:pPr/>
-      <w:r>
-        <w:rPr>
-          <w:rFonts w:ascii="맑은 고딕" w:hAnsi="맑은 고딕" w:eastAsia="맑은 고딕"/>
-          <w:b w:val="0"/>
-          <w:color w:val="000000"/>
-          <w:sz w:val="22"/>
-        </w:rPr>
-        <w:t>편집기는 잘못된 참조, 중복 식별자, 출구 조건 누락, 지원하지 않는 순환 연결, 필수 코어 복구 위치 누락을 검사한다. 그래프 순환과 연결 누락 검사는 구조 검증이며 퍼즐을 실제로 풀 수 있다는 증명은 아니다. 플레이 테스트로 해결 가능성을 별도 확인한다. Undo, 장면 변경 표시, 프리팹 저장 경계를 지원한다.</w:t>
-      </w:r>
-    </w:p>
-    <w:p>
-      <w:pPr>
-        <w:pStyle w:val="Heading2"/>
-      </w:pPr>
-      <w:r>
-        <w:t>전투 웨이브 편집기와 디버그 화면</w:t>
-      </w:r>
-    </w:p>
-    <w:p>
-      <w:pPr/>
-      <w:r>
-        <w:rPr>
-          <w:rFonts w:ascii="맑은 고딕" w:hAnsi="맑은 고딕" w:eastAsia="맑은 고딕"/>
-          <w:b w:val="0"/>
-          <w:color w:val="000000"/>
-          <w:sz w:val="22"/>
-        </w:rPr>
-        <w:t>적 종류, 수, 스폰 위치, 시작 조건을 편집하고 배치 위치와 상한을 검사한다. 실행 중에는 장치 식별자, 현재 조건, 점유 플레이어, AI 상태, 요청 거절 이유를 표시한다. 개발 도구는 편집 전용 어셈블리로 분리해 일반 플레이 화면과 배포 빌드에 노출하지 않는다.</w:t>
-      </w:r>
-    </w:p>
-    <w:p>
-      <w:pPr>
-        <w:pStyle w:val="Heading2"/>
-      </w:pPr>
-      <w:r>
-        <w:t>SOLID를 적용하는 책임 경계</w:t>
-      </w:r>
-    </w:p>
-    <w:p>
-      <w:pPr/>
-      <w:r>
-        <w:rPr>
-          <w:rFonts w:ascii="맑은 고딕" w:hAnsi="맑은 고딕" w:eastAsia="맑은 고딕"/>
-          <w:b w:val="0"/>
-          <w:color w:val="000000"/>
-          <w:sz w:val="22"/>
-        </w:rPr>
-        <w:t>입력은 명령을 만들고, 게임 규칙은 명령을 판정하며, 네트워크 어댑터는 전달을 담당한다. UI는 상태를 읽어 표시한다. 물리 상호작용, 피해 수신, 조건 평가, 자원 로딩은 작은 계약으로 나눈다. 단순한 클래스마다 인터페이스를 추가하지 않고 테스트나 구현 교체가 필요한 경계에 적용한다.</w:t>
-      </w:r>
-    </w:p>
-    <w:p>
-      <w:pPr/>
-      <w:r>
-        <w:rPr>
-          <w:rFonts w:ascii="맑은 고딕" w:hAnsi="맑은 고딕" w:eastAsia="맑은 고딕"/>
-          <w:b w:val="0"/>
-          <w:color w:val="000000"/>
-          <w:sz w:val="22"/>
-        </w:rPr>
-        <w:t>새 장치는 공통 조건·동작 계약을 구현해 등록하며 기존 장치 판정기를 계속 수정하지 않도록 한다. 네트워크 메시지나 엔진 객체에 종속되지 않는 조건 평가와 중복 판정은 일반 C# 로직으로 두어 테스트한다. 저장은 체크포인트의 의미 상태를 기록하고 구역 복구 시 호스트가 재구성한다. 물리 엔진 전체 상태를 정밀 재현하는 저장은 목표가 아니다.</w:t>
-      </w:r>
-    </w:p>
-    <w:p>
-      <w:pPr>
-        <w:pStyle w:val="Heading2"/>
-      </w:pPr>
-      <w:r>
-        <w:t>도구 생산성의 검증</w:t>
-      </w:r>
-    </w:p>
-    <w:p>
-      <w:pPr/>
-      <w:r>
-        <w:rPr>
-          <w:rFonts w:ascii="맑은 고딕" w:hAnsi="맑은 고딕" w:eastAsia="맑은 고딕"/>
-          <w:b w:val="0"/>
-          <w:color w:val="000000"/>
-          <w:sz w:val="22"/>
-        </w:rPr>
-        <w:t>같은 난도의 소형 퍼즐 두 개를 수동 설정과 편집기 방식으로 제작한다. 배치부터 오류 없는 플레이 시작까지의 시간, 누락 참조 수, 수정 횟수를 기록한다. 사용자의 도구 숙련도와 콘텐츠 차이를 함께 적고, 측정 전에는 생산성 향상 수치를 주장하지 않는다.</w:t>
-      </w:r>
-    </w:p>
-    <w:p>
-      <w:pPr/>
-      <w:r>
-        <w:rPr>
-          <w:rFonts w:ascii="맑은 고딕" w:hAnsi="맑은 고딕" w:eastAsia="맑은 고딕"/>
-          <w:b w:val="0"/>
-          <w:color w:val="000000"/>
-          <w:sz w:val="22"/>
-        </w:rPr>
-        <w:t>변수는 카멜 표기법, 함수와 매개변수는 파스칼 표기법을 적용한다. Unity 생명주기 함수 등 외부에서 정한 이름은 해당 규약을 따른다.</w:t>
-      </w:r>
-    </w:p>
-    <w:p>
-      <w:pPr>
-        <w:pStyle w:val="Heading1"/>
-        <w:spacing w:before="300"/>
-      </w:pPr>
-      <w:r>
-        <w:t>10 자원과 그래픽스 및 AI 활용</w:t>
-      </w:r>
-    </w:p>
-    <w:p>
-      <w:pPr>
-        <w:pStyle w:val="Heading2"/>
-      </w:pPr>
-      <w:r>
-        <w:t>Addressables와 메모리 수명</w:t>
-      </w:r>
-    </w:p>
-    <w:p>
-      <w:pPr/>
-      <w:r>
-        <w:rPr>
-          <w:rFonts w:ascii="맑은 고딕" w:hAnsi="맑은 고딕" w:eastAsia="맑은 고딕"/>
-          <w:b w:val="0"/>
-          <w:color w:val="000000"/>
-          <w:sz w:val="22"/>
-        </w:rPr>
-        <w:t>시작 장면은 접속 UI와 전역 서비스만 유지한다. 시설 구역 장면과 구역 전용 적·효과를 Addressables로 로드한다. 공통 자원과 구역 전용 자원을 나누고 직접 참조로 구역 자원이 상시 로드되지 않는지 확인한다. 호스트가 장면 전환을 지휘하고 양쪽의 로딩 완료를 확인한다.</w:t>
-      </w:r>
-    </w:p>
-    <w:p>
-      <w:pPr/>
-      <w:r>
-        <w:rPr>
-          <w:rFonts w:ascii="맑은 고딕" w:hAnsi="맑은 고딕" w:eastAsia="맑은 고딕"/>
-          <w:b w:val="0"/>
-          <w:color w:val="000000"/>
-          <w:sz w:val="22"/>
-        </w:rPr>
-        <w:t>기본안은 NGO 장면 관리와의 충돌을 줄이기 위해 고정된 게임플레이 네트워크 루트를 유지하고, 구역 환경을 Addressables로 로드한 뒤 동적 네트워크 객체를 호스트가 생성하는 방식이다. 네트워크 프리팹은 접속 전에 양쪽이 같은 목록을 등록한다. 이 통합 방식의 실행 빌드 검증을 1주차 위험 실험에 포함한다.</w:t>
-      </w:r>
-    </w:p>
-    <w:p>
-      <w:pPr/>
-      <w:r>
-        <w:rPr>
-          <w:rFonts w:ascii="맑은 고딕" w:hAnsi="맑은 고딕" w:eastAsia="맑은 고딕"/>
-          <w:b w:val="0"/>
-          <w:color w:val="000000"/>
-          <w:sz w:val="22"/>
-        </w:rPr>
-        <w:t>핸들을 획득한 서비스가 해제를 책임지고, 장면 종료·실패·연결 종료 시 정리한다. 로딩을 취소해도 이미 시작한 실제 작업이 즉시 중단된다고 가정하지 않는다. 늦게 완료된 결과를 현재 장면에 적용하지 않고 확보된 자원을 정리한다. 풀링 객체가 자원을 참조하면 풀을 먼저 비운다. 참조 해제와 실제 번들 메모리 해제의 시점은 구분한다. [자료 6]</w:t>
-      </w:r>
-    </w:p>
-    <w:p>
-      <w:pPr>
-        <w:pStyle w:val="Heading2"/>
-      </w:pPr>
-      <w:r>
-        <w:t>자료구조와 C# 검증</w:t>
-      </w:r>
-    </w:p>
-    <w:p>
-      <w:pPr/>
-      <w:r>
-        <w:rPr>
-          <w:rFonts w:ascii="맑은 고딕" w:hAnsi="맑은 고딕" w:eastAsia="맑은 고딕"/>
-          <w:b w:val="0"/>
-          <w:color w:val="000000"/>
-          <w:sz w:val="22"/>
-        </w:rPr>
-        <w:t>식별자 조회에는 사전, 타격 중복과 압력판 물체 집계에는 집합, 요청 대기에는 큐를 사용한다. 퍼즐 연결은 인접 목록으로 표현하고 깊이 우선 탐색으로 순환을 검사한다. 구역 크기에 맞는 단순 구조를 선택하고 평균 조회 비용과 최악 상황을 설명한다. AI 탐색은 NavMesh를 활용하며 직접 A*를 구현했다고 주장하지 않는다.</w:t>
-      </w:r>
-    </w:p>
-    <w:p>
-      <w:pPr/>
-      <w:r>
-        <w:rPr>
-          <w:rFonts w:ascii="맑은 고딕" w:hAnsi="맑은 고딕" w:eastAsia="맑은 고딕"/>
-          <w:b w:val="0"/>
-          <w:color w:val="000000"/>
-          <w:sz w:val="22"/>
-        </w:rPr>
-        <w:t>이벤트 구독 해제, 비동기 완료 후 파괴된 대상 접근, 반복 로딩, 풀 초기화를 점검한다. 반복 판정에서 임시 컬렉션과 문자열 할당을 줄이고 Profiler로 확인한다. 알고리즘을 썼다는 사실과 실제 병목 개선을 구분한다.</w:t>
-      </w:r>
-    </w:p>
-    <w:p>
-      <w:pPr>
-        <w:pStyle w:val="Heading2"/>
-      </w:pPr>
-      <w:r>
-        <w:t>그래픽스 구현과 측정</w:t>
-      </w:r>
-    </w:p>
-    <w:p>
-      <w:pPr/>
-      <w:r>
-        <w:rPr>
-          <w:rFonts w:ascii="맑은 고딕" w:hAnsi="맑은 고딕" w:eastAsia="맑은 고딕"/>
-          <w:b w:val="0"/>
-          <w:color w:val="000000"/>
-          <w:sz w:val="22"/>
-        </w:rPr>
-        <w:t>조작 대상 표시와 돌진 예고 영역을 URP 셰이더로 구현한다. 깊이에 가려지는 대상의 표현 규칙, 투명 효과의 겹침, 머티리얼 인스턴스 증가를 검증한다. 환경은 사전 계산 조명 중심으로 만들고 동적 그림자와 효과 수에 예산을 둔다. Frame Debugger와 CPU·GPU 측정으로 배칭, 드로 호출, 투명 오버드로를 확인한다.</w:t>
-      </w:r>
-    </w:p>
-    <w:p>
-      <w:pPr>
-        <w:pStyle w:val="Heading2"/>
-      </w:pPr>
-      <w:r>
-        <w:t>개발 보조 AI의 사용</w:t>
-      </w:r>
-    </w:p>
-    <w:p>
-      <w:pPr/>
-      <w:r>
-        <w:rPr>
-          <w:rFonts w:ascii="맑은 고딕" w:hAnsi="맑은 고딕" w:eastAsia="맑은 고딕"/>
-          <w:b w:val="0"/>
-          <w:color w:val="000000"/>
-          <w:sz w:val="22"/>
-        </w:rPr>
-        <w:t>게임 속 몬스터 AI와 개발 보조 AI를 별개 항목으로 기록한다. 생성형 AI는 테스트 누락 사례 제안과 도구 코드 초안에 사용한다. 사람이 API 존재 여부, 수명 관리, 권한 검증을 검토하고 채택 전 테스트한다. 질문, 채택·기각 이유, 수정 내용, 발견한 결함과 소요 시간을 남겨 품질·생산성 효과를 검증한다. 미검증 결과를 그대로 성과로 기재하지 않는다.</w:t>
-      </w:r>
-    </w:p>
-    <w:p>
-      <w:pPr>
-        <w:pStyle w:val="Heading1"/>
-        <w:spacing w:before="300"/>
-      </w:pPr>
-      <w:r>
-        <w:t>11 개발 일정과 범위 관리</w:t>
-      </w:r>
-    </w:p>
-    <w:p>
-      <w:pPr/>
-      <w:r>
-        <w:rPr>
-          <w:rFonts w:ascii="맑은 고딕" w:hAnsi="맑은 고딕" w:eastAsia="맑은 고딕"/>
-          <w:b w:val="0"/>
-          <w:color w:val="000000"/>
-          <w:sz w:val="22"/>
-        </w:rPr>
-        <w:t>아래 일정은 관련 기술을 일부 경험한 1인 개발자의 초안이다. 모든 기술을 처음 학습한다면 기간을 늘린다. 승인과 장비가 필요한 콘솔 실기 작업은 별도 일정이다. 필수 기능을 삭제해서 공고 대응 완료로 처리하지 않는다.</w:t>
+        <w:t>일반 공격 1종은 근접 공격을 뜻한다. 밀쳐내기는 장갑의 조작 기능이며 자체 체력 피해는 없다. 밀쳐진 물체가 적과 유효 충돌하면 별도 공격 원천으로 피해 파이프라인에 들어온다. 아군 피해는 끈다. 근접과 충돌 피해를 같은 공격 종류라고 혼용하지 않는다.</w:t>
       </w:r>
     </w:p>
     <w:tbl>
@@ -4139,7 +3220,7 @@
                 <w:color w:val="000000"/>
                 <w:sz w:val="20"/>
               </w:rPr>
-              <w:t>기간</w:t>
+              <w:t>대상 또는 행동</w:t>
             </w:r>
           </w:p>
         </w:tc>
@@ -4168,7 +3249,2520 @@
                 <w:color w:val="000000"/>
                 <w:sz w:val="20"/>
               </w:rPr>
-              <w:t>구현과 판단</w:t>
+              <w:t>초기 수치</w:t>
+            </w:r>
+          </w:p>
+        </w:tc>
+        <w:tc>
+          <w:tcPr>
+            <w:tcW w:type="dxa" w:w="3672"/>
+            <w:vAlign w:val="center"/>
+            <w:shd w:fill="DCE7EE"/>
+            <w:tcMar>
+              <w:top w:w="70" w:type="dxa"/>
+              <w:left w:w="90" w:type="dxa"/>
+              <w:bottom w:w="70" w:type="dxa"/>
+              <w:right w:w="90" w:type="dxa"/>
+            </w:tcMar>
+          </w:tcPr>
+          <w:p>
+            <w:pPr>
+              <w:keepNext/>
+              <w:keepLines w:val="0"/>
+              <w:spacing w:after="60" w:before="60" w:line="259" w:lineRule="auto"/>
+            </w:pPr>
+            <w:r>
+              <w:rPr>
+                <w:rFonts w:ascii="맑은 고딕" w:hAnsi="맑은 고딕" w:eastAsia="맑은 고딕"/>
+                <w:b/>
+                <w:color w:val="000000"/>
+                <w:sz w:val="20"/>
+              </w:rPr>
+              <w:t>판정 규칙</w:t>
+            </w:r>
+          </w:p>
+        </w:tc>
+      </w:tr>
+      <w:tr>
+        <w:trPr>
+          <w:cantSplit/>
+        </w:trPr>
+        <w:tc>
+          <w:tcPr>
+            <w:tcW w:type="dxa" w:w="2016"/>
+            <w:vAlign w:val="center"/>
+            <w:shd w:fill="FFFFFF"/>
+            <w:tcMar>
+              <w:top w:w="70" w:type="dxa"/>
+              <w:left w:w="90" w:type="dxa"/>
+              <w:bottom w:w="70" w:type="dxa"/>
+              <w:right w:w="90" w:type="dxa"/>
+            </w:tcMar>
+          </w:tcPr>
+          <w:p>
+            <w:pPr>
+              <w:keepNext w:val="0"/>
+              <w:keepLines w:val="0"/>
+              <w:spacing w:after="60" w:before="60" w:line="259" w:lineRule="auto"/>
+            </w:pPr>
+            <w:r>
+              <w:rPr>
+                <w:rFonts w:ascii="맑은 고딕" w:hAnsi="맑은 고딕" w:eastAsia="맑은 고딕"/>
+                <w:b w:val="0"/>
+                <w:color w:val="000000"/>
+                <w:sz w:val="20"/>
+              </w:rPr>
+              <w:t>플레이어</w:t>
+            </w:r>
+          </w:p>
+        </w:tc>
+        <w:tc>
+          <w:tcPr>
+            <w:tcW w:type="dxa" w:w="4536"/>
+            <w:vAlign w:val="center"/>
+            <w:shd w:fill="FFFFFF"/>
+            <w:tcMar>
+              <w:top w:w="70" w:type="dxa"/>
+              <w:left w:w="90" w:type="dxa"/>
+              <w:bottom w:w="70" w:type="dxa"/>
+              <w:right w:w="90" w:type="dxa"/>
+            </w:tcMar>
+          </w:tcPr>
+          <w:p>
+            <w:pPr>
+              <w:keepNext w:val="0"/>
+              <w:keepLines w:val="0"/>
+              <w:spacing w:after="60" w:before="60" w:line="259" w:lineRule="auto"/>
+            </w:pPr>
+            <w:r>
+              <w:rPr>
+                <w:rFonts w:ascii="맑은 고딕" w:hAnsi="맑은 고딕" w:eastAsia="맑은 고딕"/>
+                <w:b w:val="0"/>
+                <w:color w:val="000000"/>
+                <w:sz w:val="20"/>
+              </w:rPr>
+              <w:t>체력 100 · 이동 3.5m/s · 구조 3초</w:t>
+            </w:r>
+          </w:p>
+        </w:tc>
+        <w:tc>
+          <w:tcPr>
+            <w:tcW w:type="dxa" w:w="3672"/>
+            <w:vAlign w:val="center"/>
+            <w:shd w:fill="FFFFFF"/>
+            <w:tcMar>
+              <w:top w:w="70" w:type="dxa"/>
+              <w:left w:w="90" w:type="dxa"/>
+              <w:bottom w:w="70" w:type="dxa"/>
+              <w:right w:w="90" w:type="dxa"/>
+            </w:tcMar>
+          </w:tcPr>
+          <w:p>
+            <w:pPr>
+              <w:keepNext w:val="0"/>
+              <w:keepLines w:val="0"/>
+              <w:spacing w:after="60" w:before="60" w:line="259" w:lineRule="auto"/>
+            </w:pPr>
+            <w:r>
+              <w:rPr>
+                <w:rFonts w:ascii="맑은 고딕" w:hAnsi="맑은 고딕" w:eastAsia="맑은 고딕"/>
+                <w:b w:val="0"/>
+                <w:color w:val="000000"/>
+                <w:sz w:val="20"/>
+              </w:rPr>
+              <w:t>다운 시 잡기 해제 · 구조 후 체력 40</w:t>
+            </w:r>
+          </w:p>
+        </w:tc>
+      </w:tr>
+      <w:tr>
+        <w:trPr>
+          <w:cantSplit/>
+        </w:trPr>
+        <w:tc>
+          <w:tcPr>
+            <w:tcW w:type="dxa" w:w="2016"/>
+            <w:vAlign w:val="center"/>
+            <w:shd w:fill="F5F7F9"/>
+            <w:tcMar>
+              <w:top w:w="70" w:type="dxa"/>
+              <w:left w:w="90" w:type="dxa"/>
+              <w:bottom w:w="70" w:type="dxa"/>
+              <w:right w:w="90" w:type="dxa"/>
+            </w:tcMar>
+          </w:tcPr>
+          <w:p>
+            <w:pPr>
+              <w:keepNext w:val="0"/>
+              <w:keepLines w:val="0"/>
+              <w:spacing w:after="60" w:before="60" w:line="259" w:lineRule="auto"/>
+            </w:pPr>
+            <w:r>
+              <w:rPr>
+                <w:rFonts w:ascii="맑은 고딕" w:hAnsi="맑은 고딕" w:eastAsia="맑은 고딕"/>
+                <w:b w:val="0"/>
+                <w:color w:val="000000"/>
+                <w:sz w:val="20"/>
+              </w:rPr>
+              <w:t>근접 공격</w:t>
+            </w:r>
+          </w:p>
+        </w:tc>
+        <w:tc>
+          <w:tcPr>
+            <w:tcW w:type="dxa" w:w="4536"/>
+            <w:vAlign w:val="center"/>
+            <w:shd w:fill="F5F7F9"/>
+            <w:tcMar>
+              <w:top w:w="70" w:type="dxa"/>
+              <w:left w:w="90" w:type="dxa"/>
+              <w:bottom w:w="70" w:type="dxa"/>
+              <w:right w:w="90" w:type="dxa"/>
+            </w:tcMar>
+          </w:tcPr>
+          <w:p>
+            <w:pPr>
+              <w:keepNext w:val="0"/>
+              <w:keepLines w:val="0"/>
+              <w:spacing w:after="60" w:before="60" w:line="259" w:lineRule="auto"/>
+            </w:pPr>
+            <w:r>
+              <w:rPr>
+                <w:rFonts w:ascii="맑은 고딕" w:hAnsi="맑은 고딕" w:eastAsia="맑은 고딕"/>
+                <w:b w:val="0"/>
+                <w:color w:val="000000"/>
+                <w:sz w:val="20"/>
+              </w:rPr>
+              <w:t>피해 20 · 사거리 1.8m · 재사용 0.9초</w:t>
+            </w:r>
+          </w:p>
+        </w:tc>
+        <w:tc>
+          <w:tcPr>
+            <w:tcW w:type="dxa" w:w="3672"/>
+            <w:vAlign w:val="center"/>
+            <w:shd w:fill="F5F7F9"/>
+            <w:tcMar>
+              <w:top w:w="70" w:type="dxa"/>
+              <w:left w:w="90" w:type="dxa"/>
+              <w:bottom w:w="70" w:type="dxa"/>
+              <w:right w:w="90" w:type="dxa"/>
+            </w:tcMar>
+          </w:tcPr>
+          <w:p>
+            <w:pPr>
+              <w:keepNext w:val="0"/>
+              <w:keepLines w:val="0"/>
+              <w:spacing w:after="60" w:before="60" w:line="259" w:lineRule="auto"/>
+            </w:pPr>
+            <w:r>
+              <w:rPr>
+                <w:rFonts w:ascii="맑은 고딕" w:hAnsi="맑은 고딕" w:eastAsia="맑은 고딕"/>
+                <w:b w:val="0"/>
+                <w:color w:val="000000"/>
+                <w:sz w:val="20"/>
+              </w:rPr>
+              <w:t>준비 0.25초, 판정 0.12초, 회복 0.4초</w:t>
+            </w:r>
+          </w:p>
+        </w:tc>
+      </w:tr>
+      <w:tr>
+        <w:trPr>
+          <w:cantSplit/>
+        </w:trPr>
+        <w:tc>
+          <w:tcPr>
+            <w:tcW w:type="dxa" w:w="2016"/>
+            <w:vAlign w:val="center"/>
+            <w:shd w:fill="FFFFFF"/>
+            <w:tcMar>
+              <w:top w:w="70" w:type="dxa"/>
+              <w:left w:w="90" w:type="dxa"/>
+              <w:bottom w:w="70" w:type="dxa"/>
+              <w:right w:w="90" w:type="dxa"/>
+            </w:tcMar>
+          </w:tcPr>
+          <w:p>
+            <w:pPr>
+              <w:keepNext w:val="0"/>
+              <w:keepLines w:val="0"/>
+              <w:spacing w:after="60" w:before="60" w:line="259" w:lineRule="auto"/>
+            </w:pPr>
+            <w:r>
+              <w:rPr>
+                <w:rFonts w:ascii="맑은 고딕" w:hAnsi="맑은 고딕" w:eastAsia="맑은 고딕"/>
+                <w:b w:val="0"/>
+                <w:color w:val="000000"/>
+                <w:sz w:val="20"/>
+              </w:rPr>
+              <w:t>밀쳐내기</w:t>
+            </w:r>
+          </w:p>
+        </w:tc>
+        <w:tc>
+          <w:tcPr>
+            <w:tcW w:type="dxa" w:w="4536"/>
+            <w:vAlign w:val="center"/>
+            <w:shd w:fill="FFFFFF"/>
+            <w:tcMar>
+              <w:top w:w="70" w:type="dxa"/>
+              <w:left w:w="90" w:type="dxa"/>
+              <w:bottom w:w="70" w:type="dxa"/>
+              <w:right w:w="90" w:type="dxa"/>
+            </w:tcMar>
+          </w:tcPr>
+          <w:p>
+            <w:pPr>
+              <w:keepNext w:val="0"/>
+              <w:keepLines w:val="0"/>
+              <w:spacing w:after="60" w:before="60" w:line="259" w:lineRule="auto"/>
+            </w:pPr>
+            <w:r>
+              <w:rPr>
+                <w:rFonts w:ascii="맑은 고딕" w:hAnsi="맑은 고딕" w:eastAsia="맑은 고딕"/>
+                <w:b w:val="0"/>
+                <w:color w:val="000000"/>
+                <w:sz w:val="20"/>
+              </w:rPr>
+              <w:t>재사용 1.2초 · 가벼운 대상 속도 상한 8m/s</w:t>
+            </w:r>
+          </w:p>
+        </w:tc>
+        <w:tc>
+          <w:tcPr>
+            <w:tcW w:type="dxa" w:w="3672"/>
+            <w:vAlign w:val="center"/>
+            <w:shd w:fill="FFFFFF"/>
+            <w:tcMar>
+              <w:top w:w="70" w:type="dxa"/>
+              <w:left w:w="90" w:type="dxa"/>
+              <w:bottom w:w="70" w:type="dxa"/>
+              <w:right w:w="90" w:type="dxa"/>
+            </w:tcMar>
+          </w:tcPr>
+          <w:p>
+            <w:pPr>
+              <w:keepNext w:val="0"/>
+              <w:keepLines w:val="0"/>
+              <w:spacing w:after="60" w:before="60" w:line="259" w:lineRule="auto"/>
+            </w:pPr>
+            <w:r>
+              <w:rPr>
+                <w:rFonts w:ascii="맑은 고딕" w:hAnsi="맑은 고딕" w:eastAsia="맑은 고딕"/>
+                <w:b w:val="0"/>
+                <w:color w:val="000000"/>
+                <w:sz w:val="20"/>
+              </w:rPr>
+              <w:t>직접 피해 없음 · 대상 질량과 상태 검사</w:t>
+            </w:r>
+          </w:p>
+        </w:tc>
+      </w:tr>
+      <w:tr>
+        <w:trPr>
+          <w:cantSplit/>
+        </w:trPr>
+        <w:tc>
+          <w:tcPr>
+            <w:tcW w:type="dxa" w:w="2016"/>
+            <w:vAlign w:val="center"/>
+            <w:shd w:fill="F5F7F9"/>
+            <w:tcMar>
+              <w:top w:w="70" w:type="dxa"/>
+              <w:left w:w="90" w:type="dxa"/>
+              <w:bottom w:w="70" w:type="dxa"/>
+              <w:right w:w="90" w:type="dxa"/>
+            </w:tcMar>
+          </w:tcPr>
+          <w:p>
+            <w:pPr>
+              <w:keepNext w:val="0"/>
+              <w:keepLines w:val="0"/>
+              <w:spacing w:after="60" w:before="60" w:line="259" w:lineRule="auto"/>
+            </w:pPr>
+            <w:r>
+              <w:rPr>
+                <w:rFonts w:ascii="맑은 고딕" w:hAnsi="맑은 고딕" w:eastAsia="맑은 고딕"/>
+                <w:b w:val="0"/>
+                <w:color w:val="000000"/>
+                <w:sz w:val="20"/>
+              </w:rPr>
+              <w:t>물체 충돌</w:t>
+            </w:r>
+          </w:p>
+        </w:tc>
+        <w:tc>
+          <w:tcPr>
+            <w:tcW w:type="dxa" w:w="4536"/>
+            <w:vAlign w:val="center"/>
+            <w:shd w:fill="F5F7F9"/>
+            <w:tcMar>
+              <w:top w:w="70" w:type="dxa"/>
+              <w:left w:w="90" w:type="dxa"/>
+              <w:bottom w:w="70" w:type="dxa"/>
+              <w:right w:w="90" w:type="dxa"/>
+            </w:tcMar>
+          </w:tcPr>
+          <w:p>
+            <w:pPr>
+              <w:keepNext w:val="0"/>
+              <w:keepLines w:val="0"/>
+              <w:spacing w:after="60" w:before="60" w:line="259" w:lineRule="auto"/>
+            </w:pPr>
+            <w:r>
+              <w:rPr>
+                <w:rFonts w:ascii="맑은 고딕" w:hAnsi="맑은 고딕" w:eastAsia="맑은 고딕"/>
+                <w:b w:val="0"/>
+                <w:color w:val="000000"/>
+                <w:sz w:val="20"/>
+              </w:rPr>
+              <w:t>상대 속도 3m/s 이상 · 피해 20~50</w:t>
+            </w:r>
+          </w:p>
+        </w:tc>
+        <w:tc>
+          <w:tcPr>
+            <w:tcW w:type="dxa" w:w="3672"/>
+            <w:vAlign w:val="center"/>
+            <w:shd w:fill="F5F7F9"/>
+            <w:tcMar>
+              <w:top w:w="70" w:type="dxa"/>
+              <w:left w:w="90" w:type="dxa"/>
+              <w:bottom w:w="70" w:type="dxa"/>
+              <w:right w:w="90" w:type="dxa"/>
+            </w:tcMar>
+          </w:tcPr>
+          <w:p>
+            <w:pPr>
+              <w:keepNext w:val="0"/>
+              <w:keepLines w:val="0"/>
+              <w:spacing w:after="60" w:before="60" w:line="259" w:lineRule="auto"/>
+            </w:pPr>
+            <w:r>
+              <w:rPr>
+                <w:rFonts w:ascii="맑은 고딕" w:hAnsi="맑은 고딕" w:eastAsia="맑은 고딕"/>
+                <w:b w:val="0"/>
+                <w:color w:val="000000"/>
+                <w:sz w:val="20"/>
+              </w:rPr>
+              <w:t>물체·대상 쌍에 0.5초 재피격 제한</w:t>
+            </w:r>
+          </w:p>
+        </w:tc>
+      </w:tr>
+      <w:tr>
+        <w:trPr>
+          <w:cantSplit/>
+        </w:trPr>
+        <w:tc>
+          <w:tcPr>
+            <w:tcW w:type="dxa" w:w="2016"/>
+            <w:vAlign w:val="center"/>
+            <w:shd w:fill="FFFFFF"/>
+            <w:tcMar>
+              <w:top w:w="70" w:type="dxa"/>
+              <w:left w:w="90" w:type="dxa"/>
+              <w:bottom w:w="70" w:type="dxa"/>
+              <w:right w:w="90" w:type="dxa"/>
+            </w:tcMar>
+          </w:tcPr>
+          <w:p>
+            <w:pPr>
+              <w:keepNext w:val="0"/>
+              <w:keepLines w:val="0"/>
+              <w:spacing w:after="60" w:before="60" w:line="259" w:lineRule="auto"/>
+            </w:pPr>
+            <w:r>
+              <w:rPr>
+                <w:rFonts w:ascii="맑은 고딕" w:hAnsi="맑은 고딕" w:eastAsia="맑은 고딕"/>
+                <w:b w:val="0"/>
+                <w:color w:val="000000"/>
+                <w:sz w:val="20"/>
+              </w:rPr>
+              <w:t>경비병</w:t>
+            </w:r>
+          </w:p>
+        </w:tc>
+        <w:tc>
+          <w:tcPr>
+            <w:tcW w:type="dxa" w:w="4536"/>
+            <w:vAlign w:val="center"/>
+            <w:shd w:fill="FFFFFF"/>
+            <w:tcMar>
+              <w:top w:w="70" w:type="dxa"/>
+              <w:left w:w="90" w:type="dxa"/>
+              <w:bottom w:w="70" w:type="dxa"/>
+              <w:right w:w="90" w:type="dxa"/>
+            </w:tcMar>
+          </w:tcPr>
+          <w:p>
+            <w:pPr>
+              <w:keepNext w:val="0"/>
+              <w:keepLines w:val="0"/>
+              <w:spacing w:after="60" w:before="60" w:line="259" w:lineRule="auto"/>
+            </w:pPr>
+            <w:r>
+              <w:rPr>
+                <w:rFonts w:ascii="맑은 고딕" w:hAnsi="맑은 고딕" w:eastAsia="맑은 고딕"/>
+                <w:b w:val="0"/>
+                <w:color w:val="000000"/>
+                <w:sz w:val="20"/>
+              </w:rPr>
+              <w:t>체력 60 · 이동 2.6m/s · 피해 10</w:t>
+            </w:r>
+          </w:p>
+        </w:tc>
+        <w:tc>
+          <w:tcPr>
+            <w:tcW w:type="dxa" w:w="3672"/>
+            <w:vAlign w:val="center"/>
+            <w:shd w:fill="FFFFFF"/>
+            <w:tcMar>
+              <w:top w:w="70" w:type="dxa"/>
+              <w:left w:w="90" w:type="dxa"/>
+              <w:bottom w:w="70" w:type="dxa"/>
+              <w:right w:w="90" w:type="dxa"/>
+            </w:tcMar>
+          </w:tcPr>
+          <w:p>
+            <w:pPr>
+              <w:keepNext w:val="0"/>
+              <w:keepLines w:val="0"/>
+              <w:spacing w:after="60" w:before="60" w:line="259" w:lineRule="auto"/>
+            </w:pPr>
+            <w:r>
+              <w:rPr>
+                <w:rFonts w:ascii="맑은 고딕" w:hAnsi="맑은 고딕" w:eastAsia="맑은 고딕"/>
+                <w:b w:val="0"/>
+                <w:color w:val="000000"/>
+                <w:sz w:val="20"/>
+              </w:rPr>
+              <w:t>공격 예고 0.5초 · 재사용 1.5초</w:t>
+            </w:r>
+          </w:p>
+        </w:tc>
+      </w:tr>
+      <w:tr>
+        <w:trPr>
+          <w:cantSplit/>
+        </w:trPr>
+        <w:tc>
+          <w:tcPr>
+            <w:tcW w:type="dxa" w:w="2016"/>
+            <w:vAlign w:val="center"/>
+            <w:shd w:fill="F5F7F9"/>
+            <w:tcMar>
+              <w:top w:w="70" w:type="dxa"/>
+              <w:left w:w="90" w:type="dxa"/>
+              <w:bottom w:w="70" w:type="dxa"/>
+              <w:right w:w="90" w:type="dxa"/>
+            </w:tcMar>
+          </w:tcPr>
+          <w:p>
+            <w:pPr>
+              <w:keepNext w:val="0"/>
+              <w:keepLines w:val="0"/>
+              <w:spacing w:after="60" w:before="60" w:line="259" w:lineRule="auto"/>
+            </w:pPr>
+            <w:r>
+              <w:rPr>
+                <w:rFonts w:ascii="맑은 고딕" w:hAnsi="맑은 고딕" w:eastAsia="맑은 고딕"/>
+                <w:b w:val="0"/>
+                <w:color w:val="000000"/>
+                <w:sz w:val="20"/>
+              </w:rPr>
+              <w:t>돌진병</w:t>
+            </w:r>
+          </w:p>
+        </w:tc>
+        <w:tc>
+          <w:tcPr>
+            <w:tcW w:type="dxa" w:w="4536"/>
+            <w:vAlign w:val="center"/>
+            <w:shd w:fill="F5F7F9"/>
+            <w:tcMar>
+              <w:top w:w="70" w:type="dxa"/>
+              <w:left w:w="90" w:type="dxa"/>
+              <w:bottom w:w="70" w:type="dxa"/>
+              <w:right w:w="90" w:type="dxa"/>
+            </w:tcMar>
+          </w:tcPr>
+          <w:p>
+            <w:pPr>
+              <w:keepNext w:val="0"/>
+              <w:keepLines w:val="0"/>
+              <w:spacing w:after="60" w:before="60" w:line="259" w:lineRule="auto"/>
+            </w:pPr>
+            <w:r>
+              <w:rPr>
+                <w:rFonts w:ascii="맑은 고딕" w:hAnsi="맑은 고딕" w:eastAsia="맑은 고딕"/>
+                <w:b w:val="0"/>
+                <w:color w:val="000000"/>
+                <w:sz w:val="20"/>
+              </w:rPr>
+              <w:t>체력 100 · 추적 2.2m/s · 돌진 6m/s · 피해 20</w:t>
+            </w:r>
+          </w:p>
+        </w:tc>
+        <w:tc>
+          <w:tcPr>
+            <w:tcW w:type="dxa" w:w="3672"/>
+            <w:vAlign w:val="center"/>
+            <w:shd w:fill="F5F7F9"/>
+            <w:tcMar>
+              <w:top w:w="70" w:type="dxa"/>
+              <w:left w:w="90" w:type="dxa"/>
+              <w:bottom w:w="70" w:type="dxa"/>
+              <w:right w:w="90" w:type="dxa"/>
+            </w:tcMar>
+          </w:tcPr>
+          <w:p>
+            <w:pPr>
+              <w:keepNext w:val="0"/>
+              <w:keepLines w:val="0"/>
+              <w:spacing w:after="60" w:before="60" w:line="259" w:lineRule="auto"/>
+            </w:pPr>
+            <w:r>
+              <w:rPr>
+                <w:rFonts w:ascii="맑은 고딕" w:hAnsi="맑은 고딕" w:eastAsia="맑은 고딕"/>
+                <w:b w:val="0"/>
+                <w:color w:val="000000"/>
+                <w:sz w:val="20"/>
+              </w:rPr>
+              <w:t>예고 0.8초 · 돌진 최대 1초 · 충돌 무력화 2초</w:t>
+            </w:r>
+          </w:p>
+        </w:tc>
+      </w:tr>
+    </w:tbl>
+    <w:p>
+      <w:pPr>
+        <w:spacing w:after="20"/>
+      </w:pPr>
+    </w:p>
+    <w:p>
+      <w:pPr/>
+      <w:r>
+        <w:rPr>
+          <w:rFonts w:ascii="맑은 고딕" w:hAnsi="맑은 고딕" w:eastAsia="맑은 고딕"/>
+          <w:b w:val="0"/>
+          <w:color w:val="000000"/>
+          <w:sz w:val="22"/>
+        </w:rPr>
+        <w:t>공격 식별자와 피격 대상 집합으로 같은 공격의 중복 피해를 차단한다. 준비 구간은 피격으로 취소할 수 있고, 유효 판정과 회복 구간에는 새 공격을 받지 않는다. 다운은 모든 행동보다 우선한다. 실제 판정은 호스트의 공격 시간표가 담당하고 클립 이벤트는 효과음·연출에 사용한다. 충돌 피해는 튜닝용 점수이며 정확한 충격량 계산으로 주장하지 않는다.</w:t>
+      </w:r>
+    </w:p>
+    <w:p>
+      <w:pPr/>
+      <w:r>
+        <w:rPr>
+          <w:rFonts w:ascii="맑은 고딕" w:hAnsi="맑은 고딕" w:eastAsia="맑은 고딕"/>
+          <w:b w:val="0"/>
+          <w:color w:val="000000"/>
+          <w:sz w:val="22"/>
+        </w:rPr>
+        <w:t>AI는 상태 머신을 사용한다. 경비병은 순찰→탐지→추적→예고→공격→회복을 기본으로 하고 피격·사망을 우선 처리한다. 거리와 시야가 유효한 플레이어 중 가까운 대상을 고르되 현재 목표가 유효하면 최소 1초 유지한다. 시야가 2초 끊기면 마지막 확인 위치로 이동하고, 3초간 도달하지 못하면 재탐색 후 복귀한다.</w:t>
+      </w:r>
+    </w:p>
+    <w:p>
+      <w:pPr/>
+      <w:r>
+        <w:rPr>
+          <w:rFonts w:ascii="맑은 고딕" w:hAnsi="맑은 고딕" w:eastAsia="맑은 고딕"/>
+          <w:b w:val="0"/>
+          <w:color w:val="000000"/>
+          <w:sz w:val="22"/>
+        </w:rPr>
+        <w:t>돌진병은 예고 종료 때 방향을 확정하고 돌진 중에는 꺾지 않는다. NavMesh 이동과 Rigidbody 돌진이 동시에 위치를 제어하지 않게 전환한다. 방벽 충돌·시간 만료·목표 소실·두 사람 동시 타격을 시험한다. 공고 대응을 위해 불필요하게 행동 트리나 자체 A*를 추가하지 않는다.</w:t>
+      </w:r>
+    </w:p>
+    <w:p>
+      <w:pPr>
+        <w:pStyle w:val="Heading1"/>
+      </w:pPr>
+      <w:r>
+        <w:t>7 Animator 전이와 클립 확보</w:t>
+      </w:r>
+    </w:p>
+    <w:p>
+      <w:pPr/>
+      <w:r>
+        <w:rPr>
+          <w:rFonts w:ascii="맑은 고딕" w:hAnsi="맑은 고딕" w:eastAsia="맑은 고딕"/>
+          <w:b w:val="0"/>
+          <w:color w:val="000000"/>
+          <w:sz w:val="22"/>
+        </w:rPr>
+        <w:t>기본 레이어는 이동·공중·공격·피격·다운·구조 복귀를 담당한다. 상체 장갑 레이어는 팔·상체 Avatar Mask를 사용하며 잡기 중에만 가중치를 올린다. 근접 공격·피격·다운 중에는 장갑 레이어를 0으로 내려 팔 제어가 겹치지 않게 한다. 모든 상태가 같은 우선순위로 동시에 재생된다고 가정하지 않는다.</w:t>
+      </w:r>
+    </w:p>
+    <w:tbl>
+      <w:tblPr>
+        <w:tblW w:type="auto" w:w="0"/>
+        <w:jc w:val="center"/>
+        <w:tblLayout w:type="fixed"/>
+        <w:tblLook w:firstColumn="1" w:firstRow="1" w:lastColumn="0" w:lastRow="0" w:noHBand="0" w:noVBand="1" w:val="04A0"/>
+        <w:tblBorders>
+          <w:top w:val="single" w:sz="4" w:color="D9D9D9"/>
+          <w:left w:val="single" w:sz="4" w:color="D9D9D9"/>
+          <w:bottom w:val="single" w:sz="4" w:color="D9D9D9"/>
+          <w:right w:val="single" w:sz="4" w:color="D9D9D9"/>
+          <w:insideH w:val="single" w:sz="4" w:color="D9D9D9"/>
+          <w:insideV w:val="single" w:sz="4" w:color="D9D9D9"/>
+        </w:tblBorders>
+      </w:tblPr>
+      <w:tblGrid>
+        <w:gridCol w:w="2016"/>
+        <w:gridCol w:w="4536"/>
+        <w:gridCol w:w="3672"/>
+      </w:tblGrid>
+      <w:tr>
+        <w:trPr>
+          <w:cantSplit/>
+          <w:tblHeader/>
+        </w:trPr>
+        <w:tc>
+          <w:tcPr>
+            <w:tcW w:type="dxa" w:w="2016"/>
+            <w:vAlign w:val="center"/>
+            <w:shd w:fill="DCE7EE"/>
+            <w:tcMar>
+              <w:top w:w="70" w:type="dxa"/>
+              <w:left w:w="90" w:type="dxa"/>
+              <w:bottom w:w="70" w:type="dxa"/>
+              <w:right w:w="90" w:type="dxa"/>
+            </w:tcMar>
+          </w:tcPr>
+          <w:p>
+            <w:pPr>
+              <w:keepNext/>
+              <w:keepLines w:val="0"/>
+              <w:spacing w:after="60" w:before="60" w:line="259" w:lineRule="auto"/>
+            </w:pPr>
+            <w:r>
+              <w:rPr>
+                <w:rFonts w:ascii="맑은 고딕" w:hAnsi="맑은 고딕" w:eastAsia="맑은 고딕"/>
+                <w:b/>
+                <w:color w:val="000000"/>
+                <w:sz w:val="20"/>
+              </w:rPr>
+              <w:t>전이</w:t>
+            </w:r>
+          </w:p>
+        </w:tc>
+        <w:tc>
+          <w:tcPr>
+            <w:tcW w:type="dxa" w:w="4536"/>
+            <w:vAlign w:val="center"/>
+            <w:shd w:fill="DCE7EE"/>
+            <w:tcMar>
+              <w:top w:w="70" w:type="dxa"/>
+              <w:left w:w="90" w:type="dxa"/>
+              <w:bottom w:w="70" w:type="dxa"/>
+              <w:right w:w="90" w:type="dxa"/>
+            </w:tcMar>
+          </w:tcPr>
+          <w:p>
+            <w:pPr>
+              <w:keepNext/>
+              <w:keepLines w:val="0"/>
+              <w:spacing w:after="60" w:before="60" w:line="259" w:lineRule="auto"/>
+            </w:pPr>
+            <w:r>
+              <w:rPr>
+                <w:rFonts w:ascii="맑은 고딕" w:hAnsi="맑은 고딕" w:eastAsia="맑은 고딕"/>
+                <w:b/>
+                <w:color w:val="000000"/>
+                <w:sz w:val="20"/>
+              </w:rPr>
+              <w:t>조건과 종료 시점</w:t>
+            </w:r>
+          </w:p>
+        </w:tc>
+        <w:tc>
+          <w:tcPr>
+            <w:tcW w:type="dxa" w:w="3672"/>
+            <w:vAlign w:val="center"/>
+            <w:shd w:fill="DCE7EE"/>
+            <w:tcMar>
+              <w:top w:w="70" w:type="dxa"/>
+              <w:left w:w="90" w:type="dxa"/>
+              <w:bottom w:w="70" w:type="dxa"/>
+              <w:right w:w="90" w:type="dxa"/>
+            </w:tcMar>
+          </w:tcPr>
+          <w:p>
+            <w:pPr>
+              <w:keepNext/>
+              <w:keepLines w:val="0"/>
+              <w:spacing w:after="60" w:before="60" w:line="259" w:lineRule="auto"/>
+            </w:pPr>
+            <w:r>
+              <w:rPr>
+                <w:rFonts w:ascii="맑은 고딕" w:hAnsi="맑은 고딕" w:eastAsia="맑은 고딕"/>
+                <w:b/>
+                <w:color w:val="000000"/>
+                <w:sz w:val="20"/>
+              </w:rPr>
+              <w:t>블렌드와 중단</w:t>
+            </w:r>
+          </w:p>
+        </w:tc>
+      </w:tr>
+      <w:tr>
+        <w:trPr>
+          <w:cantSplit/>
+        </w:trPr>
+        <w:tc>
+          <w:tcPr>
+            <w:tcW w:type="dxa" w:w="2016"/>
+            <w:vAlign w:val="center"/>
+            <w:shd w:fill="FFFFFF"/>
+            <w:tcMar>
+              <w:top w:w="70" w:type="dxa"/>
+              <w:left w:w="90" w:type="dxa"/>
+              <w:bottom w:w="70" w:type="dxa"/>
+              <w:right w:w="90" w:type="dxa"/>
+            </w:tcMar>
+          </w:tcPr>
+          <w:p>
+            <w:pPr>
+              <w:keepNext w:val="0"/>
+              <w:keepLines w:val="0"/>
+              <w:spacing w:after="60" w:before="60" w:line="259" w:lineRule="auto"/>
+            </w:pPr>
+            <w:r>
+              <w:rPr>
+                <w:rFonts w:ascii="맑은 고딕" w:hAnsi="맑은 고딕" w:eastAsia="맑은 고딕"/>
+                <w:b w:val="0"/>
+                <w:color w:val="000000"/>
+                <w:sz w:val="20"/>
+              </w:rPr>
+              <w:t>대기와 이동</w:t>
+            </w:r>
+          </w:p>
+        </w:tc>
+        <w:tc>
+          <w:tcPr>
+            <w:tcW w:type="dxa" w:w="4536"/>
+            <w:vAlign w:val="center"/>
+            <w:shd w:fill="FFFFFF"/>
+            <w:tcMar>
+              <w:top w:w="70" w:type="dxa"/>
+              <w:left w:w="90" w:type="dxa"/>
+              <w:bottom w:w="70" w:type="dxa"/>
+              <w:right w:w="90" w:type="dxa"/>
+            </w:tcMar>
+          </w:tcPr>
+          <w:p>
+            <w:pPr>
+              <w:keepNext w:val="0"/>
+              <w:keepLines w:val="0"/>
+              <w:spacing w:after="60" w:before="60" w:line="259" w:lineRule="auto"/>
+            </w:pPr>
+            <w:r>
+              <w:rPr>
+                <w:rFonts w:ascii="맑은 고딕" w:hAnsi="맑은 고딕" w:eastAsia="맑은 고딕"/>
+                <w:b w:val="0"/>
+                <w:color w:val="000000"/>
+                <w:sz w:val="20"/>
+              </w:rPr>
+              <w:t>속도 0.1m/s 경계 · 종료 시간 사용 안 함</w:t>
+            </w:r>
+          </w:p>
+        </w:tc>
+        <w:tc>
+          <w:tcPr>
+            <w:tcW w:type="dxa" w:w="3672"/>
+            <w:vAlign w:val="center"/>
+            <w:shd w:fill="FFFFFF"/>
+            <w:tcMar>
+              <w:top w:w="70" w:type="dxa"/>
+              <w:left w:w="90" w:type="dxa"/>
+              <w:bottom w:w="70" w:type="dxa"/>
+              <w:right w:w="90" w:type="dxa"/>
+            </w:tcMar>
+          </w:tcPr>
+          <w:p>
+            <w:pPr>
+              <w:keepNext w:val="0"/>
+              <w:keepLines w:val="0"/>
+              <w:spacing w:after="60" w:before="60" w:line="259" w:lineRule="auto"/>
+            </w:pPr>
+            <w:r>
+              <w:rPr>
+                <w:rFonts w:ascii="맑은 고딕" w:hAnsi="맑은 고딕" w:eastAsia="맑은 고딕"/>
+                <w:b w:val="0"/>
+                <w:color w:val="000000"/>
+                <w:sz w:val="20"/>
+              </w:rPr>
+              <w:t>0.1초 · 피격과 다운 우선</w:t>
+            </w:r>
+          </w:p>
+        </w:tc>
+      </w:tr>
+      <w:tr>
+        <w:trPr>
+          <w:cantSplit/>
+        </w:trPr>
+        <w:tc>
+          <w:tcPr>
+            <w:tcW w:type="dxa" w:w="2016"/>
+            <w:vAlign w:val="center"/>
+            <w:shd w:fill="F5F7F9"/>
+            <w:tcMar>
+              <w:top w:w="70" w:type="dxa"/>
+              <w:left w:w="90" w:type="dxa"/>
+              <w:bottom w:w="70" w:type="dxa"/>
+              <w:right w:w="90" w:type="dxa"/>
+            </w:tcMar>
+          </w:tcPr>
+          <w:p>
+            <w:pPr>
+              <w:keepNext w:val="0"/>
+              <w:keepLines w:val="0"/>
+              <w:spacing w:after="60" w:before="60" w:line="259" w:lineRule="auto"/>
+            </w:pPr>
+            <w:r>
+              <w:rPr>
+                <w:rFonts w:ascii="맑은 고딕" w:hAnsi="맑은 고딕" w:eastAsia="맑은 고딕"/>
+                <w:b w:val="0"/>
+                <w:color w:val="000000"/>
+                <w:sz w:val="20"/>
+              </w:rPr>
+              <w:t>이동→점프</w:t>
+            </w:r>
+          </w:p>
+        </w:tc>
+        <w:tc>
+          <w:tcPr>
+            <w:tcW w:type="dxa" w:w="4536"/>
+            <w:vAlign w:val="center"/>
+            <w:shd w:fill="F5F7F9"/>
+            <w:tcMar>
+              <w:top w:w="70" w:type="dxa"/>
+              <w:left w:w="90" w:type="dxa"/>
+              <w:bottom w:w="70" w:type="dxa"/>
+              <w:right w:w="90" w:type="dxa"/>
+            </w:tcMar>
+          </w:tcPr>
+          <w:p>
+            <w:pPr>
+              <w:keepNext w:val="0"/>
+              <w:keepLines w:val="0"/>
+              <w:spacing w:after="60" w:before="60" w:line="259" w:lineRule="auto"/>
+            </w:pPr>
+            <w:r>
+              <w:rPr>
+                <w:rFonts w:ascii="맑은 고딕" w:hAnsi="맑은 고딕" w:eastAsia="맑은 고딕"/>
+                <w:b w:val="0"/>
+                <w:color w:val="000000"/>
+                <w:sz w:val="20"/>
+              </w:rPr>
+              <w:t>호스트의 점프 승인 · 종료 시간 없음</w:t>
+            </w:r>
+          </w:p>
+        </w:tc>
+        <w:tc>
+          <w:tcPr>
+            <w:tcW w:type="dxa" w:w="3672"/>
+            <w:vAlign w:val="center"/>
+            <w:shd w:fill="F5F7F9"/>
+            <w:tcMar>
+              <w:top w:w="70" w:type="dxa"/>
+              <w:left w:w="90" w:type="dxa"/>
+              <w:bottom w:w="70" w:type="dxa"/>
+              <w:right w:w="90" w:type="dxa"/>
+            </w:tcMar>
+          </w:tcPr>
+          <w:p>
+            <w:pPr>
+              <w:keepNext w:val="0"/>
+              <w:keepLines w:val="0"/>
+              <w:spacing w:after="60" w:before="60" w:line="259" w:lineRule="auto"/>
+            </w:pPr>
+            <w:r>
+              <w:rPr>
+                <w:rFonts w:ascii="맑은 고딕" w:hAnsi="맑은 고딕" w:eastAsia="맑은 고딕"/>
+                <w:b w:val="0"/>
+                <w:color w:val="000000"/>
+                <w:sz w:val="20"/>
+              </w:rPr>
+              <w:t>0.05초 · 다운만 강제 중단</w:t>
+            </w:r>
+          </w:p>
+        </w:tc>
+      </w:tr>
+      <w:tr>
+        <w:trPr>
+          <w:cantSplit/>
+        </w:trPr>
+        <w:tc>
+          <w:tcPr>
+            <w:tcW w:type="dxa" w:w="2016"/>
+            <w:vAlign w:val="center"/>
+            <w:shd w:fill="FFFFFF"/>
+            <w:tcMar>
+              <w:top w:w="70" w:type="dxa"/>
+              <w:left w:w="90" w:type="dxa"/>
+              <w:bottom w:w="70" w:type="dxa"/>
+              <w:right w:w="90" w:type="dxa"/>
+            </w:tcMar>
+          </w:tcPr>
+          <w:p>
+            <w:pPr>
+              <w:keepNext w:val="0"/>
+              <w:keepLines w:val="0"/>
+              <w:spacing w:after="60" w:before="60" w:line="259" w:lineRule="auto"/>
+            </w:pPr>
+            <w:r>
+              <w:rPr>
+                <w:rFonts w:ascii="맑은 고딕" w:hAnsi="맑은 고딕" w:eastAsia="맑은 고딕"/>
+                <w:b w:val="0"/>
+                <w:color w:val="000000"/>
+                <w:sz w:val="20"/>
+              </w:rPr>
+              <w:t>낙하→착지</w:t>
+            </w:r>
+          </w:p>
+        </w:tc>
+        <w:tc>
+          <w:tcPr>
+            <w:tcW w:type="dxa" w:w="4536"/>
+            <w:vAlign w:val="center"/>
+            <w:shd w:fill="FFFFFF"/>
+            <w:tcMar>
+              <w:top w:w="70" w:type="dxa"/>
+              <w:left w:w="90" w:type="dxa"/>
+              <w:bottom w:w="70" w:type="dxa"/>
+              <w:right w:w="90" w:type="dxa"/>
+            </w:tcMar>
+          </w:tcPr>
+          <w:p>
+            <w:pPr>
+              <w:keepNext w:val="0"/>
+              <w:keepLines w:val="0"/>
+              <w:spacing w:after="60" w:before="60" w:line="259" w:lineRule="auto"/>
+            </w:pPr>
+            <w:r>
+              <w:rPr>
+                <w:rFonts w:ascii="맑은 고딕" w:hAnsi="맑은 고딕" w:eastAsia="맑은 고딕"/>
+                <w:b w:val="0"/>
+                <w:color w:val="000000"/>
+                <w:sz w:val="20"/>
+              </w:rPr>
+              <w:t>지면 확인과 수직 속도 조건</w:t>
+            </w:r>
+          </w:p>
+        </w:tc>
+        <w:tc>
+          <w:tcPr>
+            <w:tcW w:type="dxa" w:w="3672"/>
+            <w:vAlign w:val="center"/>
+            <w:shd w:fill="FFFFFF"/>
+            <w:tcMar>
+              <w:top w:w="70" w:type="dxa"/>
+              <w:left w:w="90" w:type="dxa"/>
+              <w:bottom w:w="70" w:type="dxa"/>
+              <w:right w:w="90" w:type="dxa"/>
+            </w:tcMar>
+          </w:tcPr>
+          <w:p>
+            <w:pPr>
+              <w:keepNext w:val="0"/>
+              <w:keepLines w:val="0"/>
+              <w:spacing w:after="60" w:before="60" w:line="259" w:lineRule="auto"/>
+            </w:pPr>
+            <w:r>
+              <w:rPr>
+                <w:rFonts w:ascii="맑은 고딕" w:hAnsi="맑은 고딕" w:eastAsia="맑은 고딕"/>
+                <w:b w:val="0"/>
+                <w:color w:val="000000"/>
+                <w:sz w:val="20"/>
+              </w:rPr>
+              <w:t>0.05초 · 피격과 다운 우선</w:t>
+            </w:r>
+          </w:p>
+        </w:tc>
+      </w:tr>
+      <w:tr>
+        <w:trPr>
+          <w:cantSplit/>
+        </w:trPr>
+        <w:tc>
+          <w:tcPr>
+            <w:tcW w:type="dxa" w:w="2016"/>
+            <w:vAlign w:val="center"/>
+            <w:shd w:fill="F5F7F9"/>
+            <w:tcMar>
+              <w:top w:w="70" w:type="dxa"/>
+              <w:left w:w="90" w:type="dxa"/>
+              <w:bottom w:w="70" w:type="dxa"/>
+              <w:right w:w="90" w:type="dxa"/>
+            </w:tcMar>
+          </w:tcPr>
+          <w:p>
+            <w:pPr>
+              <w:keepNext w:val="0"/>
+              <w:keepLines w:val="0"/>
+              <w:spacing w:after="60" w:before="60" w:line="259" w:lineRule="auto"/>
+            </w:pPr>
+            <w:r>
+              <w:rPr>
+                <w:rFonts w:ascii="맑은 고딕" w:hAnsi="맑은 고딕" w:eastAsia="맑은 고딕"/>
+                <w:b w:val="0"/>
+                <w:color w:val="000000"/>
+                <w:sz w:val="20"/>
+              </w:rPr>
+              <w:t>착지→이동</w:t>
+            </w:r>
+          </w:p>
+        </w:tc>
+        <w:tc>
+          <w:tcPr>
+            <w:tcW w:type="dxa" w:w="4536"/>
+            <w:vAlign w:val="center"/>
+            <w:shd w:fill="F5F7F9"/>
+            <w:tcMar>
+              <w:top w:w="70" w:type="dxa"/>
+              <w:left w:w="90" w:type="dxa"/>
+              <w:bottom w:w="70" w:type="dxa"/>
+              <w:right w:w="90" w:type="dxa"/>
+            </w:tcMar>
+          </w:tcPr>
+          <w:p>
+            <w:pPr>
+              <w:keepNext w:val="0"/>
+              <w:keepLines w:val="0"/>
+              <w:spacing w:after="60" w:before="60" w:line="259" w:lineRule="auto"/>
+            </w:pPr>
+            <w:r>
+              <w:rPr>
+                <w:rFonts w:ascii="맑은 고딕" w:hAnsi="맑은 고딕" w:eastAsia="맑은 고딕"/>
+                <w:b w:val="0"/>
+                <w:color w:val="000000"/>
+                <w:sz w:val="20"/>
+              </w:rPr>
+              <w:t>착지 클립 정규화 0.85 이후</w:t>
+            </w:r>
+          </w:p>
+        </w:tc>
+        <w:tc>
+          <w:tcPr>
+            <w:tcW w:type="dxa" w:w="3672"/>
+            <w:vAlign w:val="center"/>
+            <w:shd w:fill="F5F7F9"/>
+            <w:tcMar>
+              <w:top w:w="70" w:type="dxa"/>
+              <w:left w:w="90" w:type="dxa"/>
+              <w:bottom w:w="70" w:type="dxa"/>
+              <w:right w:w="90" w:type="dxa"/>
+            </w:tcMar>
+          </w:tcPr>
+          <w:p>
+            <w:pPr>
+              <w:keepNext w:val="0"/>
+              <w:keepLines w:val="0"/>
+              <w:spacing w:after="60" w:before="60" w:line="259" w:lineRule="auto"/>
+            </w:pPr>
+            <w:r>
+              <w:rPr>
+                <w:rFonts w:ascii="맑은 고딕" w:hAnsi="맑은 고딕" w:eastAsia="맑은 고딕"/>
+                <w:b w:val="0"/>
+                <w:color w:val="000000"/>
+                <w:sz w:val="20"/>
+              </w:rPr>
+              <w:t>0.1초 · 이동 입력 반영</w:t>
+            </w:r>
+          </w:p>
+        </w:tc>
+      </w:tr>
+      <w:tr>
+        <w:trPr>
+          <w:cantSplit/>
+        </w:trPr>
+        <w:tc>
+          <w:tcPr>
+            <w:tcW w:type="dxa" w:w="2016"/>
+            <w:vAlign w:val="center"/>
+            <w:shd w:fill="FFFFFF"/>
+            <w:tcMar>
+              <w:top w:w="70" w:type="dxa"/>
+              <w:left w:w="90" w:type="dxa"/>
+              <w:bottom w:w="70" w:type="dxa"/>
+              <w:right w:w="90" w:type="dxa"/>
+            </w:tcMar>
+          </w:tcPr>
+          <w:p>
+            <w:pPr>
+              <w:keepNext w:val="0"/>
+              <w:keepLines w:val="0"/>
+              <w:spacing w:after="60" w:before="60" w:line="259" w:lineRule="auto"/>
+            </w:pPr>
+            <w:r>
+              <w:rPr>
+                <w:rFonts w:ascii="맑은 고딕" w:hAnsi="맑은 고딕" w:eastAsia="맑은 고딕"/>
+                <w:b w:val="0"/>
+                <w:color w:val="000000"/>
+                <w:sz w:val="20"/>
+              </w:rPr>
+              <w:t>이동→근접</w:t>
+            </w:r>
+          </w:p>
+        </w:tc>
+        <w:tc>
+          <w:tcPr>
+            <w:tcW w:type="dxa" w:w="4536"/>
+            <w:vAlign w:val="center"/>
+            <w:shd w:fill="FFFFFF"/>
+            <w:tcMar>
+              <w:top w:w="70" w:type="dxa"/>
+              <w:left w:w="90" w:type="dxa"/>
+              <w:bottom w:w="70" w:type="dxa"/>
+              <w:right w:w="90" w:type="dxa"/>
+            </w:tcMar>
+          </w:tcPr>
+          <w:p>
+            <w:pPr>
+              <w:keepNext w:val="0"/>
+              <w:keepLines w:val="0"/>
+              <w:spacing w:after="60" w:before="60" w:line="259" w:lineRule="auto"/>
+            </w:pPr>
+            <w:r>
+              <w:rPr>
+                <w:rFonts w:ascii="맑은 고딕" w:hAnsi="맑은 고딕" w:eastAsia="맑은 고딕"/>
+                <w:b w:val="0"/>
+                <w:color w:val="000000"/>
+                <w:sz w:val="20"/>
+              </w:rPr>
+              <w:t>공격 승인과 재사용 충족 · 종료 시간 없음</w:t>
+            </w:r>
+          </w:p>
+        </w:tc>
+        <w:tc>
+          <w:tcPr>
+            <w:tcW w:type="dxa" w:w="3672"/>
+            <w:vAlign w:val="center"/>
+            <w:shd w:fill="FFFFFF"/>
+            <w:tcMar>
+              <w:top w:w="70" w:type="dxa"/>
+              <w:left w:w="90" w:type="dxa"/>
+              <w:bottom w:w="70" w:type="dxa"/>
+              <w:right w:w="90" w:type="dxa"/>
+            </w:tcMar>
+          </w:tcPr>
+          <w:p>
+            <w:pPr>
+              <w:keepNext w:val="0"/>
+              <w:keepLines w:val="0"/>
+              <w:spacing w:after="60" w:before="60" w:line="259" w:lineRule="auto"/>
+            </w:pPr>
+            <w:r>
+              <w:rPr>
+                <w:rFonts w:ascii="맑은 고딕" w:hAnsi="맑은 고딕" w:eastAsia="맑은 고딕"/>
+                <w:b w:val="0"/>
+                <w:color w:val="000000"/>
+                <w:sz w:val="20"/>
+              </w:rPr>
+              <w:t>0.05초 · 준비 중 피격 취소</w:t>
+            </w:r>
+          </w:p>
+        </w:tc>
+      </w:tr>
+      <w:tr>
+        <w:trPr>
+          <w:cantSplit/>
+        </w:trPr>
+        <w:tc>
+          <w:tcPr>
+            <w:tcW w:type="dxa" w:w="2016"/>
+            <w:vAlign w:val="center"/>
+            <w:shd w:fill="F5F7F9"/>
+            <w:tcMar>
+              <w:top w:w="70" w:type="dxa"/>
+              <w:left w:w="90" w:type="dxa"/>
+              <w:bottom w:w="70" w:type="dxa"/>
+              <w:right w:w="90" w:type="dxa"/>
+            </w:tcMar>
+          </w:tcPr>
+          <w:p>
+            <w:pPr>
+              <w:keepNext w:val="0"/>
+              <w:keepLines w:val="0"/>
+              <w:spacing w:after="60" w:before="60" w:line="259" w:lineRule="auto"/>
+            </w:pPr>
+            <w:r>
+              <w:rPr>
+                <w:rFonts w:ascii="맑은 고딕" w:hAnsi="맑은 고딕" w:eastAsia="맑은 고딕"/>
+                <w:b w:val="0"/>
+                <w:color w:val="000000"/>
+                <w:sz w:val="20"/>
+              </w:rPr>
+              <w:t>근접→이동</w:t>
+            </w:r>
+          </w:p>
+        </w:tc>
+        <w:tc>
+          <w:tcPr>
+            <w:tcW w:type="dxa" w:w="4536"/>
+            <w:vAlign w:val="center"/>
+            <w:shd w:fill="F5F7F9"/>
+            <w:tcMar>
+              <w:top w:w="70" w:type="dxa"/>
+              <w:left w:w="90" w:type="dxa"/>
+              <w:bottom w:w="70" w:type="dxa"/>
+              <w:right w:w="90" w:type="dxa"/>
+            </w:tcMar>
+          </w:tcPr>
+          <w:p>
+            <w:pPr>
+              <w:keepNext w:val="0"/>
+              <w:keepLines w:val="0"/>
+              <w:spacing w:after="60" w:before="60" w:line="259" w:lineRule="auto"/>
+            </w:pPr>
+            <w:r>
+              <w:rPr>
+                <w:rFonts w:ascii="맑은 고딕" w:hAnsi="맑은 고딕" w:eastAsia="맑은 고딕"/>
+                <w:b w:val="0"/>
+                <w:color w:val="000000"/>
+                <w:sz w:val="20"/>
+              </w:rPr>
+              <w:t>호스트 회복 종료 · 클립 길이와 시간표 대응</w:t>
+            </w:r>
+          </w:p>
+        </w:tc>
+        <w:tc>
+          <w:tcPr>
+            <w:tcW w:type="dxa" w:w="3672"/>
+            <w:vAlign w:val="center"/>
+            <w:shd w:fill="F5F7F9"/>
+            <w:tcMar>
+              <w:top w:w="70" w:type="dxa"/>
+              <w:left w:w="90" w:type="dxa"/>
+              <w:bottom w:w="70" w:type="dxa"/>
+              <w:right w:w="90" w:type="dxa"/>
+            </w:tcMar>
+          </w:tcPr>
+          <w:p>
+            <w:pPr>
+              <w:keepNext w:val="0"/>
+              <w:keepLines w:val="0"/>
+              <w:spacing w:after="60" w:before="60" w:line="259" w:lineRule="auto"/>
+            </w:pPr>
+            <w:r>
+              <w:rPr>
+                <w:rFonts w:ascii="맑은 고딕" w:hAnsi="맑은 고딕" w:eastAsia="맑은 고딕"/>
+                <w:b w:val="0"/>
+                <w:color w:val="000000"/>
+                <w:sz w:val="20"/>
+              </w:rPr>
+              <w:t>0.1초 · 다운 우선</w:t>
+            </w:r>
+          </w:p>
+        </w:tc>
+      </w:tr>
+      <w:tr>
+        <w:trPr>
+          <w:cantSplit/>
+        </w:trPr>
+        <w:tc>
+          <w:tcPr>
+            <w:tcW w:type="dxa" w:w="2016"/>
+            <w:vAlign w:val="center"/>
+            <w:shd w:fill="FFFFFF"/>
+            <w:tcMar>
+              <w:top w:w="70" w:type="dxa"/>
+              <w:left w:w="90" w:type="dxa"/>
+              <w:bottom w:w="70" w:type="dxa"/>
+              <w:right w:w="90" w:type="dxa"/>
+            </w:tcMar>
+          </w:tcPr>
+          <w:p>
+            <w:pPr>
+              <w:keepNext w:val="0"/>
+              <w:keepLines w:val="0"/>
+              <w:spacing w:after="60" w:before="60" w:line="259" w:lineRule="auto"/>
+            </w:pPr>
+            <w:r>
+              <w:rPr>
+                <w:rFonts w:ascii="맑은 고딕" w:hAnsi="맑은 고딕" w:eastAsia="맑은 고딕"/>
+                <w:b w:val="0"/>
+                <w:color w:val="000000"/>
+                <w:sz w:val="20"/>
+              </w:rPr>
+              <w:t>장갑 시작→유지→종료</w:t>
+            </w:r>
+          </w:p>
+        </w:tc>
+        <w:tc>
+          <w:tcPr>
+            <w:tcW w:type="dxa" w:w="4536"/>
+            <w:vAlign w:val="center"/>
+            <w:shd w:fill="FFFFFF"/>
+            <w:tcMar>
+              <w:top w:w="70" w:type="dxa"/>
+              <w:left w:w="90" w:type="dxa"/>
+              <w:bottom w:w="70" w:type="dxa"/>
+              <w:right w:w="90" w:type="dxa"/>
+            </w:tcMar>
+          </w:tcPr>
+          <w:p>
+            <w:pPr>
+              <w:keepNext w:val="0"/>
+              <w:keepLines w:val="0"/>
+              <w:spacing w:after="60" w:before="60" w:line="259" w:lineRule="auto"/>
+            </w:pPr>
+            <w:r>
+              <w:rPr>
+                <w:rFonts w:ascii="맑은 고딕" w:hAnsi="맑은 고딕" w:eastAsia="맑은 고딕"/>
+                <w:b w:val="0"/>
+                <w:color w:val="000000"/>
+                <w:sz w:val="20"/>
+              </w:rPr>
+              <w:t>잡기 승인·점유 유지·놓기 결과</w:t>
+            </w:r>
+          </w:p>
+        </w:tc>
+        <w:tc>
+          <w:tcPr>
+            <w:tcW w:type="dxa" w:w="3672"/>
+            <w:vAlign w:val="center"/>
+            <w:shd w:fill="FFFFFF"/>
+            <w:tcMar>
+              <w:top w:w="70" w:type="dxa"/>
+              <w:left w:w="90" w:type="dxa"/>
+              <w:bottom w:w="70" w:type="dxa"/>
+              <w:right w:w="90" w:type="dxa"/>
+            </w:tcMar>
+          </w:tcPr>
+          <w:p>
+            <w:pPr>
+              <w:keepNext w:val="0"/>
+              <w:keepLines w:val="0"/>
+              <w:spacing w:after="60" w:before="60" w:line="259" w:lineRule="auto"/>
+            </w:pPr>
+            <w:r>
+              <w:rPr>
+                <w:rFonts w:ascii="맑은 고딕" w:hAnsi="맑은 고딕" w:eastAsia="맑은 고딕"/>
+                <w:b w:val="0"/>
+                <w:color w:val="000000"/>
+                <w:sz w:val="20"/>
+              </w:rPr>
+              <w:t>가중치 0.12초 · 피격과 다운 시 해제</w:t>
+            </w:r>
+          </w:p>
+        </w:tc>
+      </w:tr>
+      <w:tr>
+        <w:trPr>
+          <w:cantSplit/>
+        </w:trPr>
+        <w:tc>
+          <w:tcPr>
+            <w:tcW w:type="dxa" w:w="2016"/>
+            <w:vAlign w:val="center"/>
+            <w:shd w:fill="F5F7F9"/>
+            <w:tcMar>
+              <w:top w:w="70" w:type="dxa"/>
+              <w:left w:w="90" w:type="dxa"/>
+              <w:bottom w:w="70" w:type="dxa"/>
+              <w:right w:w="90" w:type="dxa"/>
+            </w:tcMar>
+          </w:tcPr>
+          <w:p>
+            <w:pPr>
+              <w:keepNext w:val="0"/>
+              <w:keepLines w:val="0"/>
+              <w:spacing w:after="60" w:before="60" w:line="259" w:lineRule="auto"/>
+            </w:pPr>
+            <w:r>
+              <w:rPr>
+                <w:rFonts w:ascii="맑은 고딕" w:hAnsi="맑은 고딕" w:eastAsia="맑은 고딕"/>
+                <w:b w:val="0"/>
+                <w:color w:val="000000"/>
+                <w:sz w:val="20"/>
+              </w:rPr>
+              <w:t>일반 상태→피격</w:t>
+            </w:r>
+          </w:p>
+        </w:tc>
+        <w:tc>
+          <w:tcPr>
+            <w:tcW w:type="dxa" w:w="4536"/>
+            <w:vAlign w:val="center"/>
+            <w:shd w:fill="F5F7F9"/>
+            <w:tcMar>
+              <w:top w:w="70" w:type="dxa"/>
+              <w:left w:w="90" w:type="dxa"/>
+              <w:bottom w:w="70" w:type="dxa"/>
+              <w:right w:w="90" w:type="dxa"/>
+            </w:tcMar>
+          </w:tcPr>
+          <w:p>
+            <w:pPr>
+              <w:keepNext w:val="0"/>
+              <w:keepLines w:val="0"/>
+              <w:spacing w:after="60" w:before="60" w:line="259" w:lineRule="auto"/>
+            </w:pPr>
+            <w:r>
+              <w:rPr>
+                <w:rFonts w:ascii="맑은 고딕" w:hAnsi="맑은 고딕" w:eastAsia="맑은 고딕"/>
+                <w:b w:val="0"/>
+                <w:color w:val="000000"/>
+                <w:sz w:val="20"/>
+              </w:rPr>
+              <w:t>호스트 피격 결과 · 중복 트리거 제한</w:t>
+            </w:r>
+          </w:p>
+        </w:tc>
+        <w:tc>
+          <w:tcPr>
+            <w:tcW w:type="dxa" w:w="3672"/>
+            <w:vAlign w:val="center"/>
+            <w:shd w:fill="F5F7F9"/>
+            <w:tcMar>
+              <w:top w:w="70" w:type="dxa"/>
+              <w:left w:w="90" w:type="dxa"/>
+              <w:bottom w:w="70" w:type="dxa"/>
+              <w:right w:w="90" w:type="dxa"/>
+            </w:tcMar>
+          </w:tcPr>
+          <w:p>
+            <w:pPr>
+              <w:keepNext w:val="0"/>
+              <w:keepLines w:val="0"/>
+              <w:spacing w:after="60" w:before="60" w:line="259" w:lineRule="auto"/>
+            </w:pPr>
+            <w:r>
+              <w:rPr>
+                <w:rFonts w:ascii="맑은 고딕" w:hAnsi="맑은 고딕" w:eastAsia="맑은 고딕"/>
+                <w:b w:val="0"/>
+                <w:color w:val="000000"/>
+                <w:sz w:val="20"/>
+              </w:rPr>
+              <w:t>0.05초 · 다운이 우선</w:t>
+            </w:r>
+          </w:p>
+        </w:tc>
+      </w:tr>
+      <w:tr>
+        <w:trPr>
+          <w:cantSplit/>
+        </w:trPr>
+        <w:tc>
+          <w:tcPr>
+            <w:tcW w:type="dxa" w:w="2016"/>
+            <w:vAlign w:val="center"/>
+            <w:shd w:fill="FFFFFF"/>
+            <w:tcMar>
+              <w:top w:w="70" w:type="dxa"/>
+              <w:left w:w="90" w:type="dxa"/>
+              <w:bottom w:w="70" w:type="dxa"/>
+              <w:right w:w="90" w:type="dxa"/>
+            </w:tcMar>
+          </w:tcPr>
+          <w:p>
+            <w:pPr>
+              <w:keepNext w:val="0"/>
+              <w:keepLines w:val="0"/>
+              <w:spacing w:after="60" w:before="60" w:line="259" w:lineRule="auto"/>
+            </w:pPr>
+            <w:r>
+              <w:rPr>
+                <w:rFonts w:ascii="맑은 고딕" w:hAnsi="맑은 고딕" w:eastAsia="맑은 고딕"/>
+                <w:b w:val="0"/>
+                <w:color w:val="000000"/>
+                <w:sz w:val="20"/>
+              </w:rPr>
+              <w:t>일반 상태→다운→구조 복귀</w:t>
+            </w:r>
+          </w:p>
+        </w:tc>
+        <w:tc>
+          <w:tcPr>
+            <w:tcW w:type="dxa" w:w="4536"/>
+            <w:vAlign w:val="center"/>
+            <w:shd w:fill="FFFFFF"/>
+            <w:tcMar>
+              <w:top w:w="70" w:type="dxa"/>
+              <w:left w:w="90" w:type="dxa"/>
+              <w:bottom w:w="70" w:type="dxa"/>
+              <w:right w:w="90" w:type="dxa"/>
+            </w:tcMar>
+          </w:tcPr>
+          <w:p>
+            <w:pPr>
+              <w:keepNext w:val="0"/>
+              <w:keepLines w:val="0"/>
+              <w:spacing w:after="60" w:before="60" w:line="259" w:lineRule="auto"/>
+            </w:pPr>
+            <w:r>
+              <w:rPr>
+                <w:rFonts w:ascii="맑은 고딕" w:hAnsi="맑은 고딕" w:eastAsia="맑은 고딕"/>
+                <w:b w:val="0"/>
+                <w:color w:val="000000"/>
+                <w:sz w:val="20"/>
+              </w:rPr>
+              <w:t>체력 0 · 구조 완료 후 복귀</w:t>
+            </w:r>
+          </w:p>
+        </w:tc>
+        <w:tc>
+          <w:tcPr>
+            <w:tcW w:type="dxa" w:w="3672"/>
+            <w:vAlign w:val="center"/>
+            <w:shd w:fill="FFFFFF"/>
+            <w:tcMar>
+              <w:top w:w="70" w:type="dxa"/>
+              <w:left w:w="90" w:type="dxa"/>
+              <w:bottom w:w="70" w:type="dxa"/>
+              <w:right w:w="90" w:type="dxa"/>
+            </w:tcMar>
+          </w:tcPr>
+          <w:p>
+            <w:pPr>
+              <w:keepNext w:val="0"/>
+              <w:keepLines w:val="0"/>
+              <w:spacing w:after="60" w:before="60" w:line="259" w:lineRule="auto"/>
+            </w:pPr>
+            <w:r>
+              <w:rPr>
+                <w:rFonts w:ascii="맑은 고딕" w:hAnsi="맑은 고딕" w:eastAsia="맑은 고딕"/>
+                <w:b w:val="0"/>
+                <w:color w:val="000000"/>
+                <w:sz w:val="20"/>
+              </w:rPr>
+              <w:t>다운 0.05초 · 복귀 0.15초, 중복 구조 차단</w:t>
+            </w:r>
+          </w:p>
+        </w:tc>
+      </w:tr>
+    </w:tbl>
+    <w:p>
+      <w:pPr>
+        <w:spacing w:after="20"/>
+      </w:pPr>
+    </w:p>
+    <w:p>
+      <w:pPr/>
+      <w:commentRangeStart w:id="2"/>
+      <w:r>
+        <w:rPr>
+          <w:rFonts w:ascii="맑은 고딕" w:hAnsi="맑은 고딕" w:eastAsia="맑은 고딕"/>
+          <w:b w:val="0"/>
+          <w:color w:val="000000"/>
+          <w:sz w:val="22"/>
+        </w:rPr>
+        <w:t>아래는 무료 공개 목록과 제작자 문서에서 확인한 후보이며, 실제 패키지 파일과 Synty Avatar에서의 동작 검증은 미완료다. HumanM과 HumanF 중 사용할 체형을 정하고 패키지 버전을 기록한다. 무료 목록과 현재 배포 버전의 이름 차이도 첫 도입 시 확인한다.</w:t>
+      </w:r>
+      <w:commentRangeEnd w:id="2"/>
+      <w:r>
+        <w:rPr>
+          <w:rStyle w:val="CommentReference"/>
+        </w:rPr>
+        <w:commentReference w:id="2"/>
+      </w:r>
+    </w:p>
+    <w:tbl>
+      <w:tblPr>
+        <w:tblW w:type="auto" w:w="0"/>
+        <w:jc w:val="center"/>
+        <w:tblLayout w:type="fixed"/>
+        <w:tblLook w:firstColumn="1" w:firstRow="1" w:lastColumn="0" w:lastRow="0" w:noHBand="0" w:noVBand="1" w:val="04A0"/>
+        <w:tblBorders>
+          <w:top w:val="single" w:sz="4" w:color="D9D9D9"/>
+          <w:left w:val="single" w:sz="4" w:color="D9D9D9"/>
+          <w:bottom w:val="single" w:sz="4" w:color="D9D9D9"/>
+          <w:right w:val="single" w:sz="4" w:color="D9D9D9"/>
+          <w:insideH w:val="single" w:sz="4" w:color="D9D9D9"/>
+          <w:insideV w:val="single" w:sz="4" w:color="D9D9D9"/>
+        </w:tblBorders>
+      </w:tblPr>
+      <w:tblGrid>
+        <w:gridCol w:w="2016"/>
+        <w:gridCol w:w="4536"/>
+        <w:gridCol w:w="3672"/>
+      </w:tblGrid>
+      <w:tr>
+        <w:trPr>
+          <w:cantSplit/>
+          <w:tblHeader/>
+        </w:trPr>
+        <w:tc>
+          <w:tcPr>
+            <w:tcW w:type="dxa" w:w="2016"/>
+            <w:vAlign w:val="center"/>
+            <w:shd w:fill="DCE7EE"/>
+            <w:tcMar>
+              <w:top w:w="70" w:type="dxa"/>
+              <w:left w:w="90" w:type="dxa"/>
+              <w:bottom w:w="70" w:type="dxa"/>
+              <w:right w:w="90" w:type="dxa"/>
+            </w:tcMar>
+          </w:tcPr>
+          <w:p>
+            <w:pPr>
+              <w:keepNext/>
+              <w:keepLines w:val="0"/>
+              <w:spacing w:after="60" w:before="60" w:line="259" w:lineRule="auto"/>
+            </w:pPr>
+            <w:r>
+              <w:rPr>
+                <w:rFonts w:ascii="맑은 고딕" w:hAnsi="맑은 고딕" w:eastAsia="맑은 고딕"/>
+                <w:b/>
+                <w:color w:val="000000"/>
+                <w:sz w:val="20"/>
+              </w:rPr>
+              <w:t>기획서의 필요 상태</w:t>
+            </w:r>
+          </w:p>
+        </w:tc>
+        <w:tc>
+          <w:tcPr>
+            <w:tcW w:type="dxa" w:w="4536"/>
+            <w:vAlign w:val="center"/>
+            <w:shd w:fill="DCE7EE"/>
+            <w:tcMar>
+              <w:top w:w="70" w:type="dxa"/>
+              <w:left w:w="90" w:type="dxa"/>
+              <w:bottom w:w="70" w:type="dxa"/>
+              <w:right w:w="90" w:type="dxa"/>
+            </w:tcMar>
+          </w:tcPr>
+          <w:p>
+            <w:pPr>
+              <w:keepNext/>
+              <w:keepLines w:val="0"/>
+              <w:spacing w:after="60" w:before="60" w:line="259" w:lineRule="auto"/>
+            </w:pPr>
+            <w:r>
+              <w:rPr>
+                <w:rFonts w:ascii="맑은 고딕" w:hAnsi="맑은 고딕" w:eastAsia="맑은 고딕"/>
+                <w:b/>
+                <w:color w:val="000000"/>
+                <w:sz w:val="20"/>
+              </w:rPr>
+              <w:t>무료 후보와 확인 근거</w:t>
+            </w:r>
+          </w:p>
+        </w:tc>
+        <w:tc>
+          <w:tcPr>
+            <w:tcW w:type="dxa" w:w="3672"/>
+            <w:vAlign w:val="center"/>
+            <w:shd w:fill="DCE7EE"/>
+            <w:tcMar>
+              <w:top w:w="70" w:type="dxa"/>
+              <w:left w:w="90" w:type="dxa"/>
+              <w:bottom w:w="70" w:type="dxa"/>
+              <w:right w:w="90" w:type="dxa"/>
+            </w:tcMar>
+          </w:tcPr>
+          <w:p>
+            <w:pPr>
+              <w:keepNext/>
+              <w:keepLines w:val="0"/>
+              <w:spacing w:after="60" w:before="60" w:line="259" w:lineRule="auto"/>
+            </w:pPr>
+            <w:r>
+              <w:rPr>
+                <w:rFonts w:ascii="맑은 고딕" w:hAnsi="맑은 고딕" w:eastAsia="맑은 고딕"/>
+                <w:b/>
+                <w:color w:val="000000"/>
+                <w:sz w:val="20"/>
+              </w:rPr>
+              <w:t>그대로 사용하거나 보완할 부분</w:t>
+            </w:r>
+          </w:p>
+        </w:tc>
+      </w:tr>
+      <w:tr>
+        <w:trPr>
+          <w:cantSplit/>
+        </w:trPr>
+        <w:tc>
+          <w:tcPr>
+            <w:tcW w:type="dxa" w:w="2016"/>
+            <w:vAlign w:val="center"/>
+            <w:shd w:fill="FFFFFF"/>
+            <w:tcMar>
+              <w:top w:w="70" w:type="dxa"/>
+              <w:left w:w="90" w:type="dxa"/>
+              <w:bottom w:w="70" w:type="dxa"/>
+              <w:right w:w="90" w:type="dxa"/>
+            </w:tcMar>
+          </w:tcPr>
+          <w:p>
+            <w:pPr>
+              <w:keepNext w:val="0"/>
+              <w:keepLines w:val="0"/>
+              <w:spacing w:after="60" w:before="60" w:line="259" w:lineRule="auto"/>
+            </w:pPr>
+            <w:r>
+              <w:rPr>
+                <w:rFonts w:ascii="맑은 고딕" w:hAnsi="맑은 고딕" w:eastAsia="맑은 고딕"/>
+                <w:b w:val="0"/>
+                <w:color w:val="000000"/>
+                <w:sz w:val="20"/>
+              </w:rPr>
+              <w:t>대기·걷기·달리기·점프·낙하·착지</w:t>
+            </w:r>
+          </w:p>
+        </w:tc>
+        <w:tc>
+          <w:tcPr>
+            <w:tcW w:type="dxa" w:w="4536"/>
+            <w:vAlign w:val="center"/>
+            <w:shd w:fill="FFFFFF"/>
+            <w:tcMar>
+              <w:top w:w="70" w:type="dxa"/>
+              <w:left w:w="90" w:type="dxa"/>
+              <w:bottom w:w="70" w:type="dxa"/>
+              <w:right w:w="90" w:type="dxa"/>
+            </w:tcMar>
+          </w:tcPr>
+          <w:p>
+            <w:pPr>
+              <w:keepNext w:val="0"/>
+              <w:keepLines w:val="0"/>
+              <w:spacing w:after="60" w:before="60" w:line="259" w:lineRule="auto"/>
+            </w:pPr>
+            <w:r>
+              <w:rPr>
+                <w:rFonts w:ascii="맑은 고딕" w:hAnsi="맑은 고딕" w:eastAsia="맑은 고딕"/>
+                <w:b w:val="0"/>
+                <w:color w:val="000000"/>
+                <w:sz w:val="20"/>
+              </w:rPr>
+              <w:t>Human Basic Motions FREE · 제작자 무료 목록</w:t>
+            </w:r>
+          </w:p>
+        </w:tc>
+        <w:tc>
+          <w:tcPr>
+            <w:tcW w:type="dxa" w:w="3672"/>
+            <w:vAlign w:val="center"/>
+            <w:shd w:fill="FFFFFF"/>
+            <w:tcMar>
+              <w:top w:w="70" w:type="dxa"/>
+              <w:left w:w="90" w:type="dxa"/>
+              <w:bottom w:w="70" w:type="dxa"/>
+              <w:right w:w="90" w:type="dxa"/>
+            </w:tcMar>
+          </w:tcPr>
+          <w:p>
+            <w:pPr>
+              <w:keepNext w:val="0"/>
+              <w:keepLines w:val="0"/>
+              <w:spacing w:after="60" w:before="60" w:line="259" w:lineRule="auto"/>
+            </w:pPr>
+            <w:r>
+              <w:rPr>
+                <w:rFonts w:ascii="맑은 고딕" w:hAnsi="맑은 고딕" w:eastAsia="맑은 고딕"/>
+                <w:b w:val="0"/>
+                <w:color w:val="000000"/>
+                <w:sz w:val="20"/>
+              </w:rPr>
+              <w:t>비루트 모션 우선 · 발 미끄러짐과 높이 확인</w:t>
+            </w:r>
+          </w:p>
+        </w:tc>
+      </w:tr>
+      <w:tr>
+        <w:trPr>
+          <w:cantSplit/>
+        </w:trPr>
+        <w:tc>
+          <w:tcPr>
+            <w:tcW w:type="dxa" w:w="2016"/>
+            <w:vAlign w:val="center"/>
+            <w:shd w:fill="F5F7F9"/>
+            <w:tcMar>
+              <w:top w:w="70" w:type="dxa"/>
+              <w:left w:w="90" w:type="dxa"/>
+              <w:bottom w:w="70" w:type="dxa"/>
+              <w:right w:w="90" w:type="dxa"/>
+            </w:tcMar>
+          </w:tcPr>
+          <w:p>
+            <w:pPr>
+              <w:keepNext w:val="0"/>
+              <w:keepLines w:val="0"/>
+              <w:spacing w:after="60" w:before="60" w:line="259" w:lineRule="auto"/>
+            </w:pPr>
+            <w:r>
+              <w:rPr>
+                <w:rFonts w:ascii="맑은 고딕" w:hAnsi="맑은 고딕" w:eastAsia="맑은 고딕"/>
+                <w:b w:val="0"/>
+                <w:color w:val="000000"/>
+                <w:sz w:val="20"/>
+              </w:rPr>
+              <w:t>근접·피격·적 사망</w:t>
+            </w:r>
+          </w:p>
+        </w:tc>
+        <w:tc>
+          <w:tcPr>
+            <w:tcW w:type="dxa" w:w="4536"/>
+            <w:vAlign w:val="center"/>
+            <w:shd w:fill="F5F7F9"/>
+            <w:tcMar>
+              <w:top w:w="70" w:type="dxa"/>
+              <w:left w:w="90" w:type="dxa"/>
+              <w:bottom w:w="70" w:type="dxa"/>
+              <w:right w:w="90" w:type="dxa"/>
+            </w:tcMar>
+          </w:tcPr>
+          <w:p>
+            <w:pPr>
+              <w:keepNext w:val="0"/>
+              <w:keepLines w:val="0"/>
+              <w:spacing w:after="60" w:before="60" w:line="259" w:lineRule="auto"/>
+            </w:pPr>
+            <w:r>
+              <w:rPr>
+                <w:rFonts w:ascii="맑은 고딕" w:hAnsi="맑은 고딕" w:eastAsia="맑은 고딕"/>
+                <w:b w:val="0"/>
+                <w:color w:val="000000"/>
+                <w:sz w:val="20"/>
+              </w:rPr>
+              <w:t>Human Melee Animations FREE · 공격과 피격·사망 목록</w:t>
+            </w:r>
+          </w:p>
+        </w:tc>
+        <w:tc>
+          <w:tcPr>
+            <w:tcW w:type="dxa" w:w="3672"/>
+            <w:vAlign w:val="center"/>
+            <w:shd w:fill="F5F7F9"/>
+            <w:tcMar>
+              <w:top w:w="70" w:type="dxa"/>
+              <w:left w:w="90" w:type="dxa"/>
+              <w:bottom w:w="70" w:type="dxa"/>
+              <w:right w:w="90" w:type="dxa"/>
+            </w:tcMar>
+          </w:tcPr>
+          <w:p>
+            <w:pPr>
+              <w:keepNext w:val="0"/>
+              <w:keepLines w:val="0"/>
+              <w:spacing w:after="60" w:before="60" w:line="259" w:lineRule="auto"/>
+            </w:pPr>
+            <w:r>
+              <w:rPr>
+                <w:rFonts w:ascii="맑은 고딕" w:hAnsi="맑은 고딕" w:eastAsia="맑은 고딕"/>
+                <w:b w:val="0"/>
+                <w:color w:val="000000"/>
+                <w:sz w:val="20"/>
+              </w:rPr>
+              <w:t>손 무기·사거리·판정 시간표 조정</w:t>
+            </w:r>
+          </w:p>
+        </w:tc>
+      </w:tr>
+      <w:tr>
+        <w:trPr>
+          <w:cantSplit/>
+        </w:trPr>
+        <w:tc>
+          <w:tcPr>
+            <w:tcW w:type="dxa" w:w="2016"/>
+            <w:vAlign w:val="center"/>
+            <w:shd w:fill="FFFFFF"/>
+            <w:tcMar>
+              <w:top w:w="70" w:type="dxa"/>
+              <w:left w:w="90" w:type="dxa"/>
+              <w:bottom w:w="70" w:type="dxa"/>
+              <w:right w:w="90" w:type="dxa"/>
+            </w:tcMar>
+          </w:tcPr>
+          <w:p>
+            <w:pPr>
+              <w:keepNext w:val="0"/>
+              <w:keepLines w:val="0"/>
+              <w:spacing w:after="60" w:before="60" w:line="259" w:lineRule="auto"/>
+            </w:pPr>
+            <w:r>
+              <w:rPr>
+                <w:rFonts w:ascii="맑은 고딕" w:hAnsi="맑은 고딕" w:eastAsia="맑은 고딕"/>
+                <w:b w:val="0"/>
+                <w:color w:val="000000"/>
+                <w:sz w:val="20"/>
+              </w:rPr>
+              <w:t>중력 잡기 시작·유지·종료</w:t>
+            </w:r>
+          </w:p>
+        </w:tc>
+        <w:tc>
+          <w:tcPr>
+            <w:tcW w:type="dxa" w:w="4536"/>
+            <w:vAlign w:val="center"/>
+            <w:shd w:fill="FFFFFF"/>
+            <w:tcMar>
+              <w:top w:w="70" w:type="dxa"/>
+              <w:left w:w="90" w:type="dxa"/>
+              <w:bottom w:w="70" w:type="dxa"/>
+              <w:right w:w="90" w:type="dxa"/>
+            </w:tcMar>
+          </w:tcPr>
+          <w:p>
+            <w:pPr>
+              <w:keepNext w:val="0"/>
+              <w:keepLines w:val="0"/>
+              <w:spacing w:after="60" w:before="60" w:line="259" w:lineRule="auto"/>
+            </w:pPr>
+            <w:r>
+              <w:rPr>
+                <w:rFonts w:ascii="맑은 고딕" w:hAnsi="맑은 고딕" w:eastAsia="맑은 고딕"/>
+                <w:b w:val="0"/>
+                <w:color w:val="000000"/>
+                <w:sz w:val="20"/>
+              </w:rPr>
+              <w:t>Human Spellcasting Animations FREE · CastingEnter01, CastingIdle01, CastingExit01</w:t>
+            </w:r>
+          </w:p>
+        </w:tc>
+        <w:tc>
+          <w:tcPr>
+            <w:tcW w:type="dxa" w:w="3672"/>
+            <w:vAlign w:val="center"/>
+            <w:shd w:fill="FFFFFF"/>
+            <w:tcMar>
+              <w:top w:w="70" w:type="dxa"/>
+              <w:left w:w="90" w:type="dxa"/>
+              <w:bottom w:w="70" w:type="dxa"/>
+              <w:right w:w="90" w:type="dxa"/>
+            </w:tcMar>
+          </w:tcPr>
+          <w:p>
+            <w:pPr>
+              <w:keepNext w:val="0"/>
+              <w:keepLines w:val="0"/>
+              <w:spacing w:after="60" w:before="60" w:line="259" w:lineRule="auto"/>
+            </w:pPr>
+            <w:r>
+              <w:rPr>
+                <w:rFonts w:ascii="맑은 고딕" w:hAnsi="맑은 고딕" w:eastAsia="맑은 고딕"/>
+                <w:b w:val="0"/>
+                <w:color w:val="000000"/>
+                <w:sz w:val="20"/>
+              </w:rPr>
+              <w:t>중력 장갑 표현용 후보 · 팔 방향과 손가락 보정 필요</w:t>
+            </w:r>
+          </w:p>
+        </w:tc>
+      </w:tr>
+      <w:tr>
+        <w:trPr>
+          <w:cantSplit/>
+        </w:trPr>
+        <w:tc>
+          <w:tcPr>
+            <w:tcW w:type="dxa" w:w="2016"/>
+            <w:vAlign w:val="center"/>
+            <w:shd w:fill="F5F7F9"/>
+            <w:tcMar>
+              <w:top w:w="70" w:type="dxa"/>
+              <w:left w:w="90" w:type="dxa"/>
+              <w:bottom w:w="70" w:type="dxa"/>
+              <w:right w:w="90" w:type="dxa"/>
+            </w:tcMar>
+          </w:tcPr>
+          <w:p>
+            <w:pPr>
+              <w:keepNext w:val="0"/>
+              <w:keepLines w:val="0"/>
+              <w:spacing w:after="60" w:before="60" w:line="259" w:lineRule="auto"/>
+            </w:pPr>
+            <w:r>
+              <w:rPr>
+                <w:rFonts w:ascii="맑은 고딕" w:hAnsi="맑은 고딕" w:eastAsia="맑은 고딕"/>
+                <w:b w:val="0"/>
+                <w:color w:val="000000"/>
+                <w:sz w:val="20"/>
+              </w:rPr>
+              <w:t>밀쳐내기 표현</w:t>
+            </w:r>
+          </w:p>
+        </w:tc>
+        <w:tc>
+          <w:tcPr>
+            <w:tcW w:type="dxa" w:w="4536"/>
+            <w:vAlign w:val="center"/>
+            <w:shd w:fill="F5F7F9"/>
+            <w:tcMar>
+              <w:top w:w="70" w:type="dxa"/>
+              <w:left w:w="90" w:type="dxa"/>
+              <w:bottom w:w="70" w:type="dxa"/>
+              <w:right w:w="90" w:type="dxa"/>
+            </w:tcMar>
+          </w:tcPr>
+          <w:p>
+            <w:pPr>
+              <w:keepNext w:val="0"/>
+              <w:keepLines w:val="0"/>
+              <w:spacing w:after="60" w:before="60" w:line="259" w:lineRule="auto"/>
+            </w:pPr>
+            <w:r>
+              <w:rPr>
+                <w:rFonts w:ascii="맑은 고딕" w:hAnsi="맑은 고딕" w:eastAsia="맑은 고딕"/>
+                <w:b w:val="0"/>
+                <w:color w:val="000000"/>
+                <w:sz w:val="20"/>
+              </w:rPr>
+              <w:t>같은 Spellcasting 무료 팩 · MagicAttackDirect1H01_R의 Cast 부분</w:t>
+            </w:r>
+          </w:p>
+        </w:tc>
+        <w:tc>
+          <w:tcPr>
+            <w:tcW w:type="dxa" w:w="3672"/>
+            <w:vAlign w:val="center"/>
+            <w:shd w:fill="F5F7F9"/>
+            <w:tcMar>
+              <w:top w:w="70" w:type="dxa"/>
+              <w:left w:w="90" w:type="dxa"/>
+              <w:bottom w:w="70" w:type="dxa"/>
+              <w:right w:w="90" w:type="dxa"/>
+            </w:tcMar>
+          </w:tcPr>
+          <w:p>
+            <w:pPr>
+              <w:keepNext w:val="0"/>
+              <w:keepLines w:val="0"/>
+              <w:spacing w:after="60" w:before="60" w:line="259" w:lineRule="auto"/>
+            </w:pPr>
+            <w:r>
+              <w:rPr>
+                <w:rFonts w:ascii="맑은 고딕" w:hAnsi="맑은 고딕" w:eastAsia="맑은 고딕"/>
+                <w:b w:val="0"/>
+                <w:color w:val="000000"/>
+                <w:sz w:val="20"/>
+              </w:rPr>
+              <w:t>팔 부분만 후보 사용 · 새 마법 공격 기능을 추가하지 않음</w:t>
+            </w:r>
+          </w:p>
+        </w:tc>
+      </w:tr>
+      <w:tr>
+        <w:trPr>
+          <w:cantSplit/>
+        </w:trPr>
+        <w:tc>
+          <w:tcPr>
+            <w:tcW w:type="dxa" w:w="2016"/>
+            <w:vAlign w:val="center"/>
+            <w:shd w:fill="FFFFFF"/>
+            <w:tcMar>
+              <w:top w:w="70" w:type="dxa"/>
+              <w:left w:w="90" w:type="dxa"/>
+              <w:bottom w:w="70" w:type="dxa"/>
+              <w:right w:w="90" w:type="dxa"/>
+            </w:tcMar>
+          </w:tcPr>
+          <w:p>
+            <w:pPr>
+              <w:keepNext w:val="0"/>
+              <w:keepLines w:val="0"/>
+              <w:spacing w:after="60" w:before="60" w:line="259" w:lineRule="auto"/>
+            </w:pPr>
+            <w:r>
+              <w:rPr>
+                <w:rFonts w:ascii="맑은 고딕" w:hAnsi="맑은 고딕" w:eastAsia="맑은 고딕"/>
+                <w:b w:val="0"/>
+                <w:color w:val="000000"/>
+                <w:sz w:val="20"/>
+              </w:rPr>
+              <w:t>돌진 예고·돌진·충돌 무력화·복귀</w:t>
+            </w:r>
+          </w:p>
+        </w:tc>
+        <w:tc>
+          <w:tcPr>
+            <w:tcW w:type="dxa" w:w="4536"/>
+            <w:vAlign w:val="center"/>
+            <w:shd w:fill="FFFFFF"/>
+            <w:tcMar>
+              <w:top w:w="70" w:type="dxa"/>
+              <w:left w:w="90" w:type="dxa"/>
+              <w:bottom w:w="70" w:type="dxa"/>
+              <w:right w:w="90" w:type="dxa"/>
+            </w:tcMar>
+          </w:tcPr>
+          <w:p>
+            <w:pPr>
+              <w:keepNext w:val="0"/>
+              <w:keepLines w:val="0"/>
+              <w:spacing w:after="60" w:before="60" w:line="259" w:lineRule="auto"/>
+            </w:pPr>
+            <w:r>
+              <w:rPr>
+                <w:rFonts w:ascii="맑은 고딕" w:hAnsi="맑은 고딕" w:eastAsia="맑은 고딕"/>
+                <w:b w:val="0"/>
+                <w:color w:val="000000"/>
+                <w:sz w:val="20"/>
+              </w:rPr>
+              <w:t>전투 대기·달리기 재사용, RPG Character Mecanim Animation Pack FREE의 Knockback과 Revive 후보</w:t>
+            </w:r>
+          </w:p>
+        </w:tc>
+        <w:tc>
+          <w:tcPr>
+            <w:tcW w:type="dxa" w:w="3672"/>
+            <w:vAlign w:val="center"/>
+            <w:shd w:fill="FFFFFF"/>
+            <w:tcMar>
+              <w:top w:w="70" w:type="dxa"/>
+              <w:left w:w="90" w:type="dxa"/>
+              <w:bottom w:w="70" w:type="dxa"/>
+              <w:right w:w="90" w:type="dxa"/>
+            </w:tcMar>
+          </w:tcPr>
+          <w:p>
+            <w:pPr>
+              <w:keepNext w:val="0"/>
+              <w:keepLines w:val="0"/>
+              <w:spacing w:after="60" w:before="60" w:line="259" w:lineRule="auto"/>
+            </w:pPr>
+            <w:r>
+              <w:rPr>
+                <w:rFonts w:ascii="맑은 고딕" w:hAnsi="맑은 고딕" w:eastAsia="맑은 고딕"/>
+                <w:b w:val="0"/>
+                <w:color w:val="000000"/>
+                <w:sz w:val="20"/>
+              </w:rPr>
+              <w:t>전용 돌진 세트는 아님 · 구간·속도·무력화 자세 조합</w:t>
+            </w:r>
+          </w:p>
+        </w:tc>
+      </w:tr>
+      <w:tr>
+        <w:trPr>
+          <w:cantSplit/>
+        </w:trPr>
+        <w:tc>
+          <w:tcPr>
+            <w:tcW w:type="dxa" w:w="2016"/>
+            <w:vAlign w:val="center"/>
+            <w:shd w:fill="F5F7F9"/>
+            <w:tcMar>
+              <w:top w:w="70" w:type="dxa"/>
+              <w:left w:w="90" w:type="dxa"/>
+              <w:bottom w:w="70" w:type="dxa"/>
+              <w:right w:w="90" w:type="dxa"/>
+            </w:tcMar>
+          </w:tcPr>
+          <w:p>
+            <w:pPr>
+              <w:keepNext w:val="0"/>
+              <w:keepLines w:val="0"/>
+              <w:spacing w:after="60" w:before="60" w:line="259" w:lineRule="auto"/>
+            </w:pPr>
+            <w:r>
+              <w:rPr>
+                <w:rFonts w:ascii="맑은 고딕" w:hAnsi="맑은 고딕" w:eastAsia="맑은 고딕"/>
+                <w:b w:val="0"/>
+                <w:color w:val="000000"/>
+                <w:sz w:val="20"/>
+              </w:rPr>
+              <w:t>플레이어 다운·구조 후 일어서기</w:t>
+            </w:r>
+          </w:p>
+        </w:tc>
+        <w:tc>
+          <w:tcPr>
+            <w:tcW w:type="dxa" w:w="4536"/>
+            <w:vAlign w:val="center"/>
+            <w:shd w:fill="F5F7F9"/>
+            <w:tcMar>
+              <w:top w:w="70" w:type="dxa"/>
+              <w:left w:w="90" w:type="dxa"/>
+              <w:bottom w:w="70" w:type="dxa"/>
+              <w:right w:w="90" w:type="dxa"/>
+            </w:tcMar>
+          </w:tcPr>
+          <w:p>
+            <w:pPr>
+              <w:keepNext w:val="0"/>
+              <w:keepLines w:val="0"/>
+              <w:spacing w:after="60" w:before="60" w:line="259" w:lineRule="auto"/>
+            </w:pPr>
+            <w:r>
+              <w:rPr>
+                <w:rFonts w:ascii="맑은 고딕" w:hAnsi="맑은 고딕" w:eastAsia="맑은 고딕"/>
+                <w:b w:val="0"/>
+                <w:color w:val="000000"/>
+                <w:sz w:val="20"/>
+              </w:rPr>
+              <w:t>RPG 무료 목록의 Unarmed-Knockback-Back1, Unarmed-Revive1</w:t>
+            </w:r>
+          </w:p>
+        </w:tc>
+        <w:tc>
+          <w:tcPr>
+            <w:tcW w:type="dxa" w:w="3672"/>
+            <w:vAlign w:val="center"/>
+            <w:shd w:fill="F5F7F9"/>
+            <w:tcMar>
+              <w:top w:w="70" w:type="dxa"/>
+              <w:left w:w="90" w:type="dxa"/>
+              <w:bottom w:w="70" w:type="dxa"/>
+              <w:right w:w="90" w:type="dxa"/>
+            </w:tcMar>
+          </w:tcPr>
+          <w:p>
+            <w:pPr>
+              <w:keepNext w:val="0"/>
+              <w:keepLines w:val="0"/>
+              <w:spacing w:after="60" w:before="60" w:line="259" w:lineRule="auto"/>
+            </w:pPr>
+            <w:r>
+              <w:rPr>
+                <w:rFonts w:ascii="맑은 고딕" w:hAnsi="맑은 고딕" w:eastAsia="맑은 고딕"/>
+                <w:b w:val="0"/>
+                <w:color w:val="000000"/>
+                <w:sz w:val="20"/>
+              </w:rPr>
+              <w:t>마지막 자세 유지와 복귀의 포즈 연결을 실제 확인</w:t>
+            </w:r>
+          </w:p>
+        </w:tc>
+      </w:tr>
+      <w:tr>
+        <w:trPr>
+          <w:cantSplit/>
+        </w:trPr>
+        <w:tc>
+          <w:tcPr>
+            <w:tcW w:type="dxa" w:w="2016"/>
+            <w:vAlign w:val="center"/>
+            <w:shd w:fill="FFFFFF"/>
+            <w:tcMar>
+              <w:top w:w="70" w:type="dxa"/>
+              <w:left w:w="90" w:type="dxa"/>
+              <w:bottom w:w="70" w:type="dxa"/>
+              <w:right w:w="90" w:type="dxa"/>
+            </w:tcMar>
+          </w:tcPr>
+          <w:p>
+            <w:pPr>
+              <w:keepNext w:val="0"/>
+              <w:keepLines w:val="0"/>
+              <w:spacing w:after="60" w:before="60" w:line="259" w:lineRule="auto"/>
+            </w:pPr>
+            <w:r>
+              <w:rPr>
+                <w:rFonts w:ascii="맑은 고딕" w:hAnsi="맑은 고딕" w:eastAsia="맑은 고딕"/>
+                <w:b w:val="0"/>
+                <w:color w:val="000000"/>
+                <w:sz w:val="20"/>
+              </w:rPr>
+              <w:t>동료 구조·고정 장치 조작</w:t>
+            </w:r>
+          </w:p>
+        </w:tc>
+        <w:tc>
+          <w:tcPr>
+            <w:tcW w:type="dxa" w:w="4536"/>
+            <w:vAlign w:val="center"/>
+            <w:shd w:fill="FFFFFF"/>
+            <w:tcMar>
+              <w:top w:w="70" w:type="dxa"/>
+              <w:left w:w="90" w:type="dxa"/>
+              <w:bottom w:w="70" w:type="dxa"/>
+              <w:right w:w="90" w:type="dxa"/>
+            </w:tcMar>
+          </w:tcPr>
+          <w:p>
+            <w:pPr>
+              <w:keepNext w:val="0"/>
+              <w:keepLines w:val="0"/>
+              <w:spacing w:after="60" w:before="60" w:line="259" w:lineRule="auto"/>
+            </w:pPr>
+            <w:r>
+              <w:rPr>
+                <w:rFonts w:ascii="맑은 고딕" w:hAnsi="맑은 고딕" w:eastAsia="맑은 고딕"/>
+                <w:b w:val="0"/>
+                <w:color w:val="000000"/>
+                <w:sz w:val="20"/>
+              </w:rPr>
+              <w:t>전용 버튼·레버·구조 클립은 미확보</w:t>
+            </w:r>
+          </w:p>
+        </w:tc>
+        <w:tc>
+          <w:tcPr>
+            <w:tcW w:type="dxa" w:w="3672"/>
+            <w:vAlign w:val="center"/>
+            <w:shd w:fill="FFFFFF"/>
+            <w:tcMar>
+              <w:top w:w="70" w:type="dxa"/>
+              <w:left w:w="90" w:type="dxa"/>
+              <w:bottom w:w="70" w:type="dxa"/>
+              <w:right w:w="90" w:type="dxa"/>
+            </w:tcMar>
+          </w:tcPr>
+          <w:p>
+            <w:pPr>
+              <w:keepNext w:val="0"/>
+              <w:keepLines w:val="0"/>
+              <w:spacing w:after="60" w:before="60" w:line="259" w:lineRule="auto"/>
+            </w:pPr>
+            <w:r>
+              <w:rPr>
+                <w:rFonts w:ascii="맑은 고딕" w:hAnsi="맑은 고딕" w:eastAsia="맑은 고딕"/>
+                <w:b w:val="0"/>
+                <w:color w:val="000000"/>
+                <w:sz w:val="20"/>
+              </w:rPr>
+              <w:t>기존 팔 자세 추출과 2~3키 보정 2~4시간 확보 · 접촉은 별도 검수</w:t>
+            </w:r>
+          </w:p>
+        </w:tc>
+      </w:tr>
+    </w:tbl>
+    <w:p>
+      <w:pPr>
+        <w:spacing w:after="20"/>
+      </w:pPr>
+    </w:p>
+    <w:p>
+      <w:pPr/>
+      <w:r>
+        <w:rPr>
+          <w:rFonts w:ascii="맑은 고딕" w:hAnsi="맑은 고딕" w:eastAsia="맑은 고딕"/>
+          <w:b w:val="0"/>
+          <w:color w:val="000000"/>
+          <w:sz w:val="22"/>
+        </w:rPr>
+        <w:t>처음 추천한 Crafting Mecanim 무료 팩의 Carry 계열은 실제 물체 운반에는 맞지만, 3m 중력 잡기에는 그대로 맞지 않는다. 필수 팩에서 제외하고 필요한 상태가 생길 때만 추가 검토한다. 단순히 무료 팩 수를 늘려 기획서의 동작을 모두 확보했다고 표현하지 않는다.</w:t>
+      </w:r>
+    </w:p>
+    <w:p>
+      <w:pPr/>
+      <w:r>
+        <w:rPr>
+          <w:rFonts w:ascii="맑은 고딕" w:hAnsi="맑은 고딕" w:eastAsia="맑은 고딕"/>
+          <w:b w:val="0"/>
+          <w:color w:val="000000"/>
+          <w:sz w:val="22"/>
+        </w:rPr>
+        <w:t>도입 검수는 대기→이동→점프, 잡은 채 이동, 잡기→피격, 근접→다운, 돌진→충돌→복귀, 구조 취소·완료를 각각 촬영한다. 루트 이동 중복, 발 접지, 팔 마스크 경계, 손·무기 위치와 클립 중단을 확인한다. 현재는 A안 외형을 기준으로 조사 중이며 최종 애니메이션 조합은 사용자 검수 후 확정한다.</w:t>
+      </w:r>
+    </w:p>
+    <w:p>
+      <w:pPr>
+        <w:pStyle w:val="Heading1"/>
+      </w:pPr>
+      <w:r>
+        <w:t>8 온라인 협동과 조작감 통과 기준</w:t>
+      </w:r>
+    </w:p>
+    <w:p>
+      <w:pPr/>
+      <w:r>
+        <w:rPr>
+          <w:rFonts w:ascii="맑은 고딕" w:hAnsi="맑은 고딕" w:eastAsia="맑은 고딕"/>
+          <w:b w:val="0"/>
+          <w:color w:val="000000"/>
+          <w:sz w:val="22"/>
+        </w:rPr>
+        <w:t>NGO·Unity Transport·Multiplayer Services SDK와 Relay의 호환 버전을 최초 실험에서 고정한다. 호스트는 이동·물리·적·피해·진행·스폰을 판정한다. 참가자는 입력과 상호작용 요청을 보낸다. NetworkTransform을 추가하는 것만으로 완전한 예측·되감기·재실행이 생기지 않는다. 기본 범위는 호스트 판정과 표시 보간이며 완전한 물리 예측은 포함하지 않는다. [자료 2]</w:t>
+      </w:r>
+    </w:p>
+    <w:p>
+      <w:pPr/>
+      <w:r>
+        <w:rPr>
+          <w:rFonts w:ascii="맑은 고딕" w:hAnsi="맑은 고딕" w:eastAsia="맑은 고딕"/>
+          <w:b w:val="0"/>
+          <w:color w:val="000000"/>
+          <w:sz w:val="22"/>
+        </w:rPr>
+        <w:t>연속 이동 입력은 순번과 함께 보내 최신 유효 입력을 사용하고, 점프·잡기·놓기는 별도 행동 식별자를 보낸다. 호스트는 접속자·거리·시야·상태·재사용을 확인한다. 카메라와 조준 UI는 로컬에서 즉시 반응하고 실제 이동과 점유 결과는 승인 상태를 따른다. 호스트와 참가자의 반응 차이는 측정해 공개한다.</w:t>
+      </w:r>
+    </w:p>
+    <w:tbl>
+      <w:tblPr>
+        <w:tblW w:type="auto" w:w="0"/>
+        <w:jc w:val="center"/>
+        <w:tblLayout w:type="fixed"/>
+        <w:tblLook w:firstColumn="1" w:firstRow="1" w:lastColumn="0" w:lastRow="0" w:noHBand="0" w:noVBand="1" w:val="04A0"/>
+        <w:tblBorders>
+          <w:top w:val="single" w:sz="4" w:color="D9D9D9"/>
+          <w:left w:val="single" w:sz="4" w:color="D9D9D9"/>
+          <w:bottom w:val="single" w:sz="4" w:color="D9D9D9"/>
+          <w:right w:val="single" w:sz="4" w:color="D9D9D9"/>
+          <w:insideH w:val="single" w:sz="4" w:color="D9D9D9"/>
+          <w:insideV w:val="single" w:sz="4" w:color="D9D9D9"/>
+        </w:tblBorders>
+      </w:tblPr>
+      <w:tblGrid>
+        <w:gridCol w:w="2016"/>
+        <w:gridCol w:w="4536"/>
+        <w:gridCol w:w="3672"/>
+      </w:tblGrid>
+      <w:tr>
+        <w:trPr>
+          <w:cantSplit/>
+          <w:tblHeader/>
+        </w:trPr>
+        <w:tc>
+          <w:tcPr>
+            <w:tcW w:type="dxa" w:w="2016"/>
+            <w:vAlign w:val="center"/>
+            <w:shd w:fill="DCE7EE"/>
+            <w:tcMar>
+              <w:top w:w="70" w:type="dxa"/>
+              <w:left w:w="90" w:type="dxa"/>
+              <w:bottom w:w="70" w:type="dxa"/>
+              <w:right w:w="90" w:type="dxa"/>
+            </w:tcMar>
+          </w:tcPr>
+          <w:p>
+            <w:pPr>
+              <w:keepNext/>
+              <w:keepLines w:val="0"/>
+              <w:spacing w:after="60" w:before="60" w:line="259" w:lineRule="auto"/>
+            </w:pPr>
+            <w:r>
+              <w:rPr>
+                <w:rFonts w:ascii="맑은 고딕" w:hAnsi="맑은 고딕" w:eastAsia="맑은 고딕"/>
+                <w:b/>
+                <w:color w:val="000000"/>
+                <w:sz w:val="20"/>
+              </w:rPr>
+              <w:t>상황</w:t>
+            </w:r>
+          </w:p>
+        </w:tc>
+        <w:tc>
+          <w:tcPr>
+            <w:tcW w:type="dxa" w:w="4536"/>
+            <w:vAlign w:val="center"/>
+            <w:shd w:fill="DCE7EE"/>
+            <w:tcMar>
+              <w:top w:w="70" w:type="dxa"/>
+              <w:left w:w="90" w:type="dxa"/>
+              <w:bottom w:w="70" w:type="dxa"/>
+              <w:right w:w="90" w:type="dxa"/>
+            </w:tcMar>
+          </w:tcPr>
+          <w:p>
+            <w:pPr>
+              <w:keepNext/>
+              <w:keepLines w:val="0"/>
+              <w:spacing w:after="60" w:before="60" w:line="259" w:lineRule="auto"/>
+            </w:pPr>
+            <w:r>
+              <w:rPr>
+                <w:rFonts w:ascii="맑은 고딕" w:hAnsi="맑은 고딕" w:eastAsia="맑은 고딕"/>
+                <w:b/>
+                <w:color w:val="000000"/>
+                <w:sz w:val="20"/>
+              </w:rPr>
+              <w:t>처리</w:t>
             </w:r>
           </w:p>
         </w:tc>
@@ -4231,7 +5825,7 @@
                 <w:color w:val="000000"/>
                 <w:sz w:val="20"/>
               </w:rPr>
-              <w:t>1주</w:t>
+              <w:t>같은 물체 동시 잡기</w:t>
             </w:r>
           </w:p>
         </w:tc>
@@ -4260,7 +5854,7 @@
                 <w:color w:val="000000"/>
                 <w:sz w:val="20"/>
               </w:rPr>
-              <w:t>패키지 고정, 두 PC 연결, 물체 1개 동기화, 자원 로딩 통합 실험</w:t>
+              <w:t>호스트가 첫 유효 요청만 승인</w:t>
             </w:r>
           </w:p>
         </w:tc>
@@ -4289,7 +5883,7 @@
                 <w:color w:val="000000"/>
                 <w:sz w:val="20"/>
               </w:rPr>
-              <w:t>실행 빌드 접속과 물체 잡기 및 구역 자원 정리</w:t>
+              <w:t>이중 점유 0회 · 거절 원인 표시</w:t>
             </w:r>
           </w:p>
         </w:tc>
@@ -4323,7 +5917,7 @@
                 <w:color w:val="000000"/>
                 <w:sz w:val="20"/>
               </w:rPr>
-              <w:t>2주</w:t>
+              <w:t>중복·오래된 요청</w:t>
             </w:r>
           </w:p>
         </w:tc>
@@ -4352,7 +5946,7 @@
                 <w:color w:val="000000"/>
                 <w:sz w:val="20"/>
               </w:rPr>
-              <w:t>강체 이동과 장갑, 지연 실험, 공동 점유 방지</w:t>
+              <w:t>행동 식별자와 상태 버전으로 차단</w:t>
             </w:r>
           </w:p>
         </w:tc>
@@ -4381,7 +5975,7 @@
                 <w:color w:val="000000"/>
                 <w:sz w:val="20"/>
               </w:rPr>
-              <w:t>80ms 환경에서 기본 조작과 퍼즐 1개 통과</w:t>
+              <w:t>피해·점유·장치 작동이 중복되지 않음</w:t>
             </w:r>
           </w:p>
         </w:tc>
@@ -4415,7 +6009,7 @@
                 <w:color w:val="000000"/>
                 <w:sz w:val="20"/>
               </w:rPr>
-              <w:t>3~4주</w:t>
+              <w:t>참가자 또는 호스트 퇴장</w:t>
             </w:r>
           </w:p>
         </w:tc>
@@ -4444,7 +6038,7 @@
                 <w:color w:val="000000"/>
                 <w:sz w:val="20"/>
               </w:rPr>
-              <w:t>장치 4종, 협동 동선, 체크포인트와 복구</w:t>
+              <w:t>잡기·Joint·세션 상태 정리 후 방 복귀</w:t>
             </w:r>
           </w:p>
         </w:tc>
@@ -4473,7 +6067,7 @@
                 <w:color w:val="000000"/>
                 <w:sz w:val="20"/>
               </w:rPr>
-              <w:t>회색 상자 환경에서 두 사람의 세 구역 완주</w:t>
+              <w:t>영구 점유와 잔존 연결 없음</w:t>
             </w:r>
           </w:p>
         </w:tc>
@@ -4507,7 +6101,7 @@
                 <w:color w:val="000000"/>
                 <w:sz w:val="20"/>
               </w:rPr>
-              <w:t>5~6주</w:t>
+              <w:t>방 로딩</w:t>
             </w:r>
           </w:p>
         </w:tc>
@@ -4536,7 +6130,7 @@
                 <w:color w:val="000000"/>
                 <w:sz w:val="20"/>
               </w:rPr>
-              <w:t>전투, 적 2종, Animator 전이와 레이어</w:t>
+              <w:t>두 사람 완료 확인 후 시작 · 30초 시간 초과</w:t>
             </w:r>
           </w:p>
         </w:tc>
@@ -4565,7 +6159,7 @@
                 <w:color w:val="000000"/>
                 <w:sz w:val="20"/>
               </w:rPr>
-              <w:t>동시 공격·다운·구조·환경 공격 검증</w:t>
+              <w:t>실패 시 오류 안내와 자원 정리</w:t>
             </w:r>
           </w:p>
         </w:tc>
@@ -4599,7 +6193,7 @@
                 <w:color w:val="000000"/>
                 <w:sz w:val="20"/>
               </w:rPr>
-              <w:t>7주</w:t>
+              <w:t>상태 지연</w:t>
             </w:r>
           </w:p>
         </w:tc>
@@ -4628,7 +6222,7 @@
                 <w:color w:val="000000"/>
                 <w:sz w:val="20"/>
               </w:rPr>
-              <w:t>퍼즐·웨이브 편집기와 데이터 구조</w:t>
+              <w:t>지속 상태는 복제값, 연출은 일회성 이벤트</w:t>
             </w:r>
           </w:p>
         </w:tc>
@@ -4657,7 +6251,298 @@
                 <w:color w:val="000000"/>
                 <w:sz w:val="20"/>
               </w:rPr>
-              <w:t>수동 코드 수정 없이 소형 퍼즐과 웨이브 추가</w:t>
+              <w:t>문·체력·점유·진행 상태가 최종 수렴</w:t>
+            </w:r>
+          </w:p>
+        </w:tc>
+      </w:tr>
+    </w:tbl>
+    <w:p>
+      <w:pPr>
+        <w:spacing w:after="20"/>
+      </w:pPr>
+    </w:p>
+    <w:p>
+      <w:pPr/>
+      <w:r>
+        <w:rPr>
+          <w:rFonts w:ascii="맑은 고딕" w:hAnsi="맑은 고딕" w:eastAsia="맑은 고딕"/>
+          <w:b w:val="0"/>
+          <w:color w:val="000000"/>
+          <w:sz w:val="22"/>
+        </w:rPr>
+        <w:t>1차 기술 실험의 필수 항목은 별도 PC 접속, 상자 한 개 잡기, Joint 해제, 80ms 왕복 지연에서 이동과 잡기, Addressables 자원 한 개 정리다. 해당 실험은 방을 대량 제작하기 전에 진행한다.</w:t>
+      </w:r>
+    </w:p>
+    <w:p>
+      <w:pPr/>
+      <w:r>
+        <w:rPr>
+          <w:rFonts w:ascii="맑은 고딕" w:hAnsi="맑은 고딕" w:eastAsia="맑은 고딕"/>
+          <w:b w:val="0"/>
+          <w:color w:val="000000"/>
+          <w:sz w:val="22"/>
+        </w:rPr>
+        <w:t>왕복 0·80·150ms, 손실 0·1%를 시험한다. 80ms를 기본 수용 조건으로 삼고, 카메라·조준은 다음 표시 프레임 반응, 참가자의 실제 이동 표시 반응은 95백분위 180ms 이내, 잡기 승인 표시는 95백분위 250ms 이내를 초기 목표로 둔다. 최소 30회 행동을 측정하며 입력 시각과 표시 시각을 함께 기록한다. 수치는 체감 보장이 아니므로 실제 플레이 검수도 통과해야 한다.</w:t>
+      </w:r>
+    </w:p>
+    <w:p>
+      <w:pPr/>
+      <w:r>
+        <w:rPr>
+          <w:rFonts w:ascii="맑은 고딕" w:hAnsi="맑은 고딕" w:eastAsia="맑은 고딕"/>
+          <w:b w:val="0"/>
+          <w:color w:val="000000"/>
+          <w:sz w:val="22"/>
+        </w:rPr>
+        <w:t>150ms는 상태 일관성과 복구를 보는 스트레스 조건이며 동일한 쾌적함을 보장하지 않는다. 80ms 조건에서 조작감 검수를 통과하지 못하면 콘텐츠 제작을 멈추고 원인을 분리한다. 입력·전송·보간 버퍼 조정 후에도 실패하면 이동 예측 또는 이동 권한 변경을 별도 설계하고 24~48시간을 다시 산정한다. 일정을 유지하기 위해 실패를 통과로 바꾸지 않는다.</w:t>
+      </w:r>
+    </w:p>
+    <w:p>
+      <w:pPr>
+        <w:pStyle w:val="Heading1"/>
+      </w:pPr>
+      <w:r>
+        <w:t>9 제작 도구와 SOLID 및 CS 근거</w:t>
+      </w:r>
+    </w:p>
+    <w:p>
+      <w:pPr/>
+      <w:r>
+        <w:rPr>
+          <w:rFonts w:ascii="맑은 고딕" w:hAnsi="맑은 고딕" w:eastAsia="맑은 고딕"/>
+          <w:b w:val="0"/>
+          <w:color w:val="000000"/>
+          <w:sz w:val="22"/>
+        </w:rPr>
+        <w:t>EditorWindow 하나에 퍼즐 탭과 웨이브 탭을 둔다. 퍼즐은 장치 목록·입력 조건·출력 동작을 편집하고 웨이브는 적 종류·수·위치·시작 조건을 편집한다. 노드 그래프 UI, 일반화된 시각 스크립트, 자동 Addressables 그룹 생성은 만들지 않는다. 기본 검증·Undo·SerializedObject·기즈모와 짧은 사용 가이드를 제공한다.</w:t>
+      </w:r>
+    </w:p>
+    <w:p>
+      <w:pPr/>
+      <w:r>
+        <w:rPr>
+          <w:rFonts w:ascii="맑은 고딕" w:hAnsi="맑은 고딕" w:eastAsia="맑은 고딕"/>
+          <w:b w:val="0"/>
+          <w:color w:val="000000"/>
+          <w:sz w:val="22"/>
+        </w:rPr>
+        <w:t>검증기는 참조·식별자·입출구 조건·지원하지 않는 순환·복구 위치·적 상한을 확인한다. DFS 순환 검사는 구조 검증이며 퍼즐 해결 가능성을 증명하지 않는다. 초기 배치와 입력 절차를 명시한 실행 테스트로 실제 완주를 확인한다. 물리만 600회 진행하는 시험은 안정성 보조 시험으로만 사용한다. Physics.Simulate는 FixedUpdate를 호출하지 않으므로 입력·게임 규칙 갱신을 명시적으로 호출해야 한다. [자료 3]</w:t>
+      </w:r>
+    </w:p>
+    <w:p>
+      <w:pPr/>
+      <w:r>
+        <w:rPr>
+          <w:rFonts w:ascii="맑은 고딕" w:hAnsi="맑은 고딕" w:eastAsia="맑은 고딕"/>
+          <w:b w:val="0"/>
+          <w:color w:val="000000"/>
+          <w:sz w:val="22"/>
+        </w:rPr>
+        <w:t>입력 수집, 규칙 판정, 물리 적용, 네트워크 전달, 화면 표시의 책임을 나눈다. 정의는 ScriptableObject, 장면 배치는 프리팹·배치 데이터, 실행 상태는 별도 객체에 둔다. 상호작용·피해·조건·자원 수명의 교체 경계에 작은 인터페이스를 두며 클래스마다 기계적으로 인터페이스를 추가하지 않는다. 편집 코드는 편집 전용 어셈블리에 둔다.</w:t>
+      </w:r>
+    </w:p>
+    <w:tbl>
+      <w:tblPr>
+        <w:tblW w:type="auto" w:w="0"/>
+        <w:jc w:val="center"/>
+        <w:tblLayout w:type="fixed"/>
+        <w:tblLook w:firstColumn="1" w:firstRow="1" w:lastColumn="0" w:lastRow="0" w:noHBand="0" w:noVBand="1" w:val="04A0"/>
+        <w:tblBorders>
+          <w:top w:val="single" w:sz="4" w:color="D9D9D9"/>
+          <w:left w:val="single" w:sz="4" w:color="D9D9D9"/>
+          <w:bottom w:val="single" w:sz="4" w:color="D9D9D9"/>
+          <w:right w:val="single" w:sz="4" w:color="D9D9D9"/>
+          <w:insideH w:val="single" w:sz="4" w:color="D9D9D9"/>
+          <w:insideV w:val="single" w:sz="4" w:color="D9D9D9"/>
+        </w:tblBorders>
+      </w:tblPr>
+      <w:tblGrid>
+        <w:gridCol w:w="2016"/>
+        <w:gridCol w:w="4536"/>
+        <w:gridCol w:w="3672"/>
+      </w:tblGrid>
+      <w:tr>
+        <w:trPr>
+          <w:cantSplit/>
+          <w:tblHeader/>
+        </w:trPr>
+        <w:tc>
+          <w:tcPr>
+            <w:tcW w:type="dxa" w:w="2016"/>
+            <w:vAlign w:val="center"/>
+            <w:shd w:fill="DCE7EE"/>
+            <w:tcMar>
+              <w:top w:w="70" w:type="dxa"/>
+              <w:left w:w="90" w:type="dxa"/>
+              <w:bottom w:w="70" w:type="dxa"/>
+              <w:right w:w="90" w:type="dxa"/>
+            </w:tcMar>
+          </w:tcPr>
+          <w:p>
+            <w:pPr>
+              <w:keepNext/>
+              <w:keepLines w:val="0"/>
+              <w:spacing w:after="60" w:before="60" w:line="259" w:lineRule="auto"/>
+            </w:pPr>
+            <w:r>
+              <w:rPr>
+                <w:rFonts w:ascii="맑은 고딕" w:hAnsi="맑은 고딕" w:eastAsia="맑은 고딕"/>
+                <w:b/>
+                <w:color w:val="000000"/>
+                <w:sz w:val="20"/>
+              </w:rPr>
+              <w:t>구조와 입력 상한</w:t>
+            </w:r>
+          </w:p>
+        </w:tc>
+        <w:tc>
+          <w:tcPr>
+            <w:tcW w:type="dxa" w:w="4536"/>
+            <w:vAlign w:val="center"/>
+            <w:shd w:fill="DCE7EE"/>
+            <w:tcMar>
+              <w:top w:w="70" w:type="dxa"/>
+              <w:left w:w="90" w:type="dxa"/>
+              <w:bottom w:w="70" w:type="dxa"/>
+              <w:right w:w="90" w:type="dxa"/>
+            </w:tcMar>
+          </w:tcPr>
+          <w:p>
+            <w:pPr>
+              <w:keepNext/>
+              <w:keepLines w:val="0"/>
+              <w:spacing w:after="60" w:before="60" w:line="259" w:lineRule="auto"/>
+            </w:pPr>
+            <w:r>
+              <w:rPr>
+                <w:rFonts w:ascii="맑은 고딕" w:hAnsi="맑은 고딕" w:eastAsia="맑은 고딕"/>
+                <w:b/>
+                <w:color w:val="000000"/>
+                <w:sz w:val="20"/>
+              </w:rPr>
+              <w:t>비용과 선택 이유</w:t>
+            </w:r>
+          </w:p>
+        </w:tc>
+        <w:tc>
+          <w:tcPr>
+            <w:tcW w:type="dxa" w:w="3672"/>
+            <w:vAlign w:val="center"/>
+            <w:shd w:fill="DCE7EE"/>
+            <w:tcMar>
+              <w:top w:w="70" w:type="dxa"/>
+              <w:left w:w="90" w:type="dxa"/>
+              <w:bottom w:w="70" w:type="dxa"/>
+              <w:right w:w="90" w:type="dxa"/>
+            </w:tcMar>
+          </w:tcPr>
+          <w:p>
+            <w:pPr>
+              <w:keepNext/>
+              <w:keepLines w:val="0"/>
+              <w:spacing w:after="60" w:before="60" w:line="259" w:lineRule="auto"/>
+            </w:pPr>
+            <w:r>
+              <w:rPr>
+                <w:rFonts w:ascii="맑은 고딕" w:hAnsi="맑은 고딕" w:eastAsia="맑은 고딕"/>
+                <w:b/>
+                <w:color w:val="000000"/>
+                <w:sz w:val="20"/>
+              </w:rPr>
+              <w:t>메모리 및 확인</w:t>
+            </w:r>
+          </w:p>
+        </w:tc>
+      </w:tr>
+      <w:tr>
+        <w:trPr>
+          <w:cantSplit/>
+        </w:trPr>
+        <w:tc>
+          <w:tcPr>
+            <w:tcW w:type="dxa" w:w="2016"/>
+            <w:vAlign w:val="center"/>
+            <w:shd w:fill="FFFFFF"/>
+            <w:tcMar>
+              <w:top w:w="70" w:type="dxa"/>
+              <w:left w:w="90" w:type="dxa"/>
+              <w:bottom w:w="70" w:type="dxa"/>
+              <w:right w:w="90" w:type="dxa"/>
+            </w:tcMar>
+          </w:tcPr>
+          <w:p>
+            <w:pPr>
+              <w:keepNext w:val="0"/>
+              <w:keepLines w:val="0"/>
+              <w:spacing w:after="60" w:before="60" w:line="259" w:lineRule="auto"/>
+            </w:pPr>
+            <w:r>
+              <w:rPr>
+                <w:rFonts w:ascii="맑은 고딕" w:hAnsi="맑은 고딕" w:eastAsia="맑은 고딕"/>
+                <w:b w:val="0"/>
+                <w:color w:val="000000"/>
+                <w:sz w:val="20"/>
+              </w:rPr>
+              <w:t>장치·객체 사전 · 최대 32개, 초기 용량 64</w:t>
+            </w:r>
+          </w:p>
+        </w:tc>
+        <w:tc>
+          <w:tcPr>
+            <w:tcW w:type="dxa" w:w="4536"/>
+            <w:vAlign w:val="center"/>
+            <w:shd w:fill="FFFFFF"/>
+            <w:tcMar>
+              <w:top w:w="70" w:type="dxa"/>
+              <w:left w:w="90" w:type="dxa"/>
+              <w:bottom w:w="70" w:type="dxa"/>
+              <w:right w:w="90" w:type="dxa"/>
+            </w:tcMar>
+          </w:tcPr>
+          <w:p>
+            <w:pPr>
+              <w:keepNext w:val="0"/>
+              <w:keepLines w:val="0"/>
+              <w:spacing w:after="60" w:before="60" w:line="259" w:lineRule="auto"/>
+            </w:pPr>
+            <w:r>
+              <w:rPr>
+                <w:rFonts w:ascii="맑은 고딕" w:hAnsi="맑은 고딕" w:eastAsia="맑은 고딕"/>
+                <w:b w:val="0"/>
+                <w:color w:val="000000"/>
+                <w:sz w:val="20"/>
+              </w:rPr>
+              <w:t>평균 조회 O(1) · 순차 탐색과 비교</w:t>
+            </w:r>
+          </w:p>
+        </w:tc>
+        <w:tc>
+          <w:tcPr>
+            <w:tcW w:type="dxa" w:w="3672"/>
+            <w:vAlign w:val="center"/>
+            <w:shd w:fill="FFFFFF"/>
+            <w:tcMar>
+              <w:top w:w="70" w:type="dxa"/>
+              <w:left w:w="90" w:type="dxa"/>
+              <w:bottom w:w="70" w:type="dxa"/>
+              <w:right w:w="90" w:type="dxa"/>
+            </w:tcMar>
+          </w:tcPr>
+          <w:p>
+            <w:pPr>
+              <w:keepNext w:val="0"/>
+              <w:keepLines w:val="0"/>
+              <w:spacing w:after="60" w:before="60" w:line="259" w:lineRule="auto"/>
+            </w:pPr>
+            <w:r>
+              <w:rPr>
+                <w:rFonts w:ascii="맑은 고딕" w:hAnsi="맑은 고딕" w:eastAsia="맑은 고딕"/>
+                <w:b w:val="0"/>
+                <w:color w:val="000000"/>
+                <w:sz w:val="20"/>
+              </w:rPr>
+              <w:t>재해시와 항목별 할당 측정</w:t>
             </w:r>
           </w:p>
         </w:tc>
@@ -4691,7 +6576,7 @@
                 <w:color w:val="000000"/>
                 <w:sz w:val="20"/>
               </w:rPr>
-              <w:t>8주</w:t>
+              <w:t>공격 대상·압력판 집합 · 최대 8개</w:t>
             </w:r>
           </w:p>
         </w:tc>
@@ -4720,7 +6605,7 @@
                 <w:color w:val="000000"/>
                 <w:sz w:val="20"/>
               </w:rPr>
-              <w:t>Addressables 전환 완성, 취소와 실패, 풀 관리</w:t>
+              <w:t>평균 추가·조회 O(1) · 중복 콜라이더 제거</w:t>
             </w:r>
           </w:p>
         </w:tc>
@@ -4749,7 +6634,7 @@
                 <w:color w:val="000000"/>
                 <w:sz w:val="20"/>
               </w:rPr>
-              <w:t>반복 전환과 연결 종료 시 자원 정리</w:t>
+              <w:t>공격 종료·물체 이탈 시 정리</w:t>
             </w:r>
           </w:p>
         </w:tc>
@@ -4783,7 +6668,7 @@
                 <w:color w:val="000000"/>
                 <w:sz w:val="20"/>
               </w:rPr>
-              <w:t>9주</w:t>
+              <w:t>요청 큐 · 최대 64개</w:t>
             </w:r>
           </w:p>
         </w:tc>
@@ -4812,7 +6697,7 @@
                 <w:color w:val="000000"/>
                 <w:sz w:val="20"/>
               </w:rPr>
-              <w:t>셰이더, 조명, 패드 UI, 디버그 계측</w:t>
+              <w:t>추가·제거 O(1) · 초과 시 오래된 이동 병합과 유효 행동 제한</w:t>
             </w:r>
           </w:p>
         </w:tc>
@@ -4841,7 +6726,7 @@
                 <w:color w:val="000000"/>
                 <w:sz w:val="20"/>
               </w:rPr>
-              <w:t>두 입력 방식 완주와 렌더링 측정 확보</w:t>
+              <w:t>무제한 적재 금지 · 최고 점유 기록</w:t>
             </w:r>
           </w:p>
         </w:tc>
@@ -4875,7 +6760,7 @@
                 <w:color w:val="000000"/>
                 <w:sz w:val="20"/>
               </w:rPr>
-              <w:t>10주</w:t>
+              <w:t>퍼즐 인접 목록 · 장치 32개, 연결 64개</w:t>
             </w:r>
           </w:p>
         </w:tc>
@@ -4904,7 +6789,7 @@
                 <w:color w:val="000000"/>
                 <w:sz w:val="20"/>
               </w:rPr>
-              <w:t>네트워크·메모리·예외 상황 집중 검증</w:t>
+              <w:t>DFS 시간 O(V+E), 보조 공간 O(V)</w:t>
             </w:r>
           </w:p>
         </w:tc>
@@ -4933,7 +6818,7 @@
                 <w:color w:val="000000"/>
                 <w:sz w:val="20"/>
               </w:rPr>
-              <w:t>상태 불일치와 진행 불가 결함 수정</w:t>
+              <w:t>편집 시 수행 · 10배 입력에서 증가율 확인</w:t>
             </w:r>
           </w:p>
         </w:tc>
@@ -4967,7 +6852,7 @@
                 <w:color w:val="000000"/>
                 <w:sz w:val="20"/>
               </w:rPr>
-              <w:t>11주</w:t>
+              <w:t>피격 효과 풀 · 초기 8개, 상한 16개</w:t>
             </w:r>
           </w:p>
         </w:tc>
@@ -4996,7 +6881,7 @@
                 <w:color w:val="000000"/>
                 <w:sz w:val="20"/>
               </w:rPr>
-              <w:t>콘텐츠 다듬기, 성능 개선, 도구·AI 비교 측정</w:t>
+              <w:t>대여·반환의 일반 경로 O(1)</w:t>
             </w:r>
           </w:p>
         </w:tc>
@@ -5025,7 +6910,306 @@
                 <w:color w:val="000000"/>
                 <w:sz w:val="20"/>
               </w:rPr>
-              <w:t>최종 후보 빌드와 비교 자료</w:t>
+              <w:t>중복 반환·대여 중 재대여 차단, 반환 시 상태 초기화</w:t>
+            </w:r>
+          </w:p>
+        </w:tc>
+      </w:tr>
+    </w:tbl>
+    <w:p>
+      <w:pPr>
+        <w:spacing w:after="20"/>
+      </w:pPr>
+    </w:p>
+    <w:p>
+      <w:pPr/>
+      <w:r>
+        <w:rPr>
+          <w:rFonts w:ascii="맑은 고딕" w:hAnsi="맑은 고딕" w:eastAsia="맑은 고딕"/>
+          <w:b w:val="0"/>
+          <w:color w:val="000000"/>
+          <w:sz w:val="22"/>
+        </w:rPr>
+        <w:t>자료구조의 최악 비용과 충돌·할당 특성도 설명한다. 실제 문제 크기에 맞게 선택하고 자료구조 종류를 늘리는 것을 성과로 삼지 않는다. NavMesh를 사용하면서 자체 A* 구현이라고 주장하지 않는다. NativeArray는 대량 데이터나 Jobs가 필요해졌을 때만 검토하고, 사용한다면 할당자·소유자·작업 완료·Dispose 시점을 함께 정의한다.</w:t>
+      </w:r>
+    </w:p>
+    <w:p>
+      <w:pPr>
+        <w:pStyle w:val="Heading1"/>
+      </w:pPr>
+      <w:r>
+        <w:t>10 Addressables와 메모리 수명</w:t>
+      </w:r>
+    </w:p>
+    <w:p>
+      <w:pPr/>
+      <w:r>
+        <w:rPr>
+          <w:rFonts w:ascii="맑은 고딕" w:hAnsi="맑은 고딕" w:eastAsia="맑은 고딕"/>
+          <w:b w:val="0"/>
+          <w:color w:val="000000"/>
+          <w:sz w:val="22"/>
+        </w:rPr>
+        <w:t>접속 UI와 고정된 네트워크 게임 루트는 유지하고, 방 1과 방 2의 환경·오디오·정의를 Addressables로 실제 전환한다. 네트워크 프리팹 목록은 양쪽에서 일치시킨 뒤 호스트가 동적 객체를 생성한다. 환경 로딩과 네트워크 장면 관리의 경계는 첫 기술 실험에서 확인한다.</w:t>
+      </w:r>
+    </w:p>
+    <w:p>
+      <w:pPr/>
+      <w:r>
+        <w:rPr>
+          <w:rFonts w:ascii="맑은 고딕" w:hAnsi="맑은 고딕" w:eastAsia="맑은 고딕"/>
+          <w:b w:val="0"/>
+          <w:color w:val="000000"/>
+          <w:sz w:val="22"/>
+        </w:rPr>
+        <w:t>기본 전환 순서는 입력 중단 → 진행과 점유 해제 → Joint 해제 → 네트워크 객체 제거 → 효과 풀 비우기 → 방 참조 해제 → 새 방 로드 → 양쪽 완료 확인 → 호스트 객체 생성과 상태 초기화 → 입력 재개다. 공용 자원은 유지될 수 있으므로 현재 방만 메모리에 남는다고 표현하지 않는다.</w:t>
+      </w:r>
+    </w:p>
+    <w:p>
+      <w:pPr/>
+      <w:r>
+        <w:rPr>
+          <w:rFonts w:ascii="맑은 고딕" w:hAnsi="맑은 고딕" w:eastAsia="맑은 고딕"/>
+          <w:b w:val="0"/>
+          <w:color w:val="000000"/>
+          <w:sz w:val="22"/>
+        </w:rPr>
+        <w:t>초기에는 다음 방 사전 로딩을 하지 않아 최대 메모리와 통합 복잡도를 줄인다. 로딩 지연 때문에 사전 로딩이 필요해지면 현재·다음 방·공용 자원의 동시 점유를 포함해 다시 측정한다. 로드·인스턴스 생성·장면 로드의 획득과 해제 경로를 구분하고 핸들 소유자를 하나로 정한다. 취소 후 늦게 완료된 자원도 정리한다. 참조 해제와 실제 메모리 반환의 시점을 구분한다. [자료 4]</w:t>
+      </w:r>
+    </w:p>
+    <w:p>
+      <w:pPr/>
+      <w:r>
+        <w:rPr>
+          <w:rFonts w:ascii="맑은 고딕" w:hAnsi="맑은 고딕" w:eastAsia="맑은 고딕"/>
+          <w:b w:val="0"/>
+          <w:color w:val="000000"/>
+          <w:sz w:val="22"/>
+        </w:rPr>
+        <w:t>20회 방 왕복 뒤 미해제 핸들, 남은 객체, 풀 크기와 메모리 추세를 확인한다. 최초 캐시 확보 뒤의 안정화 구간을 기준으로 비교하고 강제 GC로 누수를 숨기지 않는다. 최초 진입 10초와 방 전환 4초는 초기 목표이며 콜드·웜 로딩 조건과 저장 장치를 기록한다.</w:t>
+      </w:r>
+    </w:p>
+    <w:p>
+      <w:pPr>
+        <w:pStyle w:val="Heading1"/>
+      </w:pPr>
+      <w:r>
+        <w:t>11 성능과 그래픽스 예산</w:t>
+      </w:r>
+    </w:p>
+    <w:p>
+      <w:pPr/>
+      <w:r>
+        <w:rPr>
+          <w:rFonts w:ascii="맑은 고딕" w:hAnsi="맑은 고딕" w:eastAsia="맑은 고딕"/>
+          <w:b w:val="0"/>
+          <w:color w:val="000000"/>
+          <w:sz w:val="22"/>
+        </w:rPr>
+        <w:t>현재 로컬에서 확인한 기준 장비는 Ryzen 7 7840HS, RTX 4060 Laptop GPU, OS 보고 물리 메모리 약 15.3GiB, Windows 11이다. 이는 최소 요구 사양이 아니다. 실행 측정 때 RTX 4060 사용 여부, 전원·품질·드라이버·빌드 조건을 기록한다. 아래 값은 해당 기준 장비의 초기 개발 예산이며 측정 결과가 아니다.</w:t>
+      </w:r>
+    </w:p>
+    <w:tbl>
+      <w:tblPr>
+        <w:tblW w:type="auto" w:w="0"/>
+        <w:jc w:val="center"/>
+        <w:tblLayout w:type="fixed"/>
+        <w:tblLook w:firstColumn="1" w:firstRow="1" w:lastColumn="0" w:lastRow="0" w:noHBand="0" w:noVBand="1" w:val="04A0"/>
+        <w:tblBorders>
+          <w:top w:val="single" w:sz="4" w:color="D9D9D9"/>
+          <w:left w:val="single" w:sz="4" w:color="D9D9D9"/>
+          <w:bottom w:val="single" w:sz="4" w:color="D9D9D9"/>
+          <w:right w:val="single" w:sz="4" w:color="D9D9D9"/>
+          <w:insideH w:val="single" w:sz="4" w:color="D9D9D9"/>
+          <w:insideV w:val="single" w:sz="4" w:color="D9D9D9"/>
+        </w:tblBorders>
+      </w:tblPr>
+      <w:tblGrid>
+        <w:gridCol w:w="2016"/>
+        <w:gridCol w:w="4536"/>
+        <w:gridCol w:w="3672"/>
+      </w:tblGrid>
+      <w:tr>
+        <w:trPr>
+          <w:cantSplit/>
+          <w:tblHeader/>
+        </w:trPr>
+        <w:tc>
+          <w:tcPr>
+            <w:tcW w:type="dxa" w:w="2016"/>
+            <w:vAlign w:val="center"/>
+            <w:shd w:fill="DCE7EE"/>
+            <w:tcMar>
+              <w:top w:w="70" w:type="dxa"/>
+              <w:left w:w="90" w:type="dxa"/>
+              <w:bottom w:w="70" w:type="dxa"/>
+              <w:right w:w="90" w:type="dxa"/>
+            </w:tcMar>
+          </w:tcPr>
+          <w:p>
+            <w:pPr>
+              <w:keepNext/>
+              <w:keepLines w:val="0"/>
+              <w:spacing w:after="60" w:before="60" w:line="259" w:lineRule="auto"/>
+            </w:pPr>
+            <w:r>
+              <w:rPr>
+                <w:rFonts w:ascii="맑은 고딕" w:hAnsi="맑은 고딕" w:eastAsia="맑은 고딕"/>
+                <w:b/>
+                <w:color w:val="000000"/>
+                <w:sz w:val="20"/>
+              </w:rPr>
+              <w:t>측정 항목</w:t>
+            </w:r>
+          </w:p>
+        </w:tc>
+        <w:tc>
+          <w:tcPr>
+            <w:tcW w:type="dxa" w:w="4536"/>
+            <w:vAlign w:val="center"/>
+            <w:shd w:fill="DCE7EE"/>
+            <w:tcMar>
+              <w:top w:w="70" w:type="dxa"/>
+              <w:left w:w="90" w:type="dxa"/>
+              <w:bottom w:w="70" w:type="dxa"/>
+              <w:right w:w="90" w:type="dxa"/>
+            </w:tcMar>
+          </w:tcPr>
+          <w:p>
+            <w:pPr>
+              <w:keepNext/>
+              <w:keepLines w:val="0"/>
+              <w:spacing w:after="60" w:before="60" w:line="259" w:lineRule="auto"/>
+            </w:pPr>
+            <w:r>
+              <w:rPr>
+                <w:rFonts w:ascii="맑은 고딕" w:hAnsi="맑은 고딕" w:eastAsia="맑은 고딕"/>
+                <w:b/>
+                <w:color w:val="000000"/>
+                <w:sz w:val="20"/>
+              </w:rPr>
+              <w:t>초기 예산</w:t>
+            </w:r>
+          </w:p>
+        </w:tc>
+        <w:tc>
+          <w:tcPr>
+            <w:tcW w:type="dxa" w:w="3672"/>
+            <w:vAlign w:val="center"/>
+            <w:shd w:fill="DCE7EE"/>
+            <w:tcMar>
+              <w:top w:w="70" w:type="dxa"/>
+              <w:left w:w="90" w:type="dxa"/>
+              <w:bottom w:w="70" w:type="dxa"/>
+              <w:right w:w="90" w:type="dxa"/>
+            </w:tcMar>
+          </w:tcPr>
+          <w:p>
+            <w:pPr>
+              <w:keepNext/>
+              <w:keepLines w:val="0"/>
+              <w:spacing w:after="60" w:before="60" w:line="259" w:lineRule="auto"/>
+            </w:pPr>
+            <w:r>
+              <w:rPr>
+                <w:rFonts w:ascii="맑은 고딕" w:hAnsi="맑은 고딕" w:eastAsia="맑은 고딕"/>
+                <w:b/>
+                <w:color w:val="000000"/>
+                <w:sz w:val="20"/>
+              </w:rPr>
+              <w:t>측정 조건</w:t>
+            </w:r>
+          </w:p>
+        </w:tc>
+      </w:tr>
+      <w:tr>
+        <w:trPr>
+          <w:cantSplit/>
+        </w:trPr>
+        <w:tc>
+          <w:tcPr>
+            <w:tcW w:type="dxa" w:w="2016"/>
+            <w:vAlign w:val="center"/>
+            <w:shd w:fill="FFFFFF"/>
+            <w:tcMar>
+              <w:top w:w="70" w:type="dxa"/>
+              <w:left w:w="90" w:type="dxa"/>
+              <w:bottom w:w="70" w:type="dxa"/>
+              <w:right w:w="90" w:type="dxa"/>
+            </w:tcMar>
+          </w:tcPr>
+          <w:p>
+            <w:pPr>
+              <w:keepNext w:val="0"/>
+              <w:keepLines w:val="0"/>
+              <w:spacing w:after="60" w:before="60" w:line="259" w:lineRule="auto"/>
+            </w:pPr>
+            <w:r>
+              <w:rPr>
+                <w:rFonts w:ascii="맑은 고딕" w:hAnsi="맑은 고딕" w:eastAsia="맑은 고딕"/>
+                <w:b w:val="0"/>
+                <w:color w:val="000000"/>
+                <w:sz w:val="20"/>
+              </w:rPr>
+              <w:t>표시와 프레임</w:t>
+            </w:r>
+          </w:p>
+        </w:tc>
+        <w:tc>
+          <w:tcPr>
+            <w:tcW w:type="dxa" w:w="4536"/>
+            <w:vAlign w:val="center"/>
+            <w:shd w:fill="FFFFFF"/>
+            <w:tcMar>
+              <w:top w:w="70" w:type="dxa"/>
+              <w:left w:w="90" w:type="dxa"/>
+              <w:bottom w:w="70" w:type="dxa"/>
+              <w:right w:w="90" w:type="dxa"/>
+            </w:tcMar>
+          </w:tcPr>
+          <w:p>
+            <w:pPr>
+              <w:keepNext w:val="0"/>
+              <w:keepLines w:val="0"/>
+              <w:spacing w:after="60" w:before="60" w:line="259" w:lineRule="auto"/>
+            </w:pPr>
+            <w:r>
+              <w:rPr>
+                <w:rFonts w:ascii="맑은 고딕" w:hAnsi="맑은 고딕" w:eastAsia="맑은 고딕"/>
+                <w:b w:val="0"/>
+                <w:color w:val="000000"/>
+                <w:sz w:val="20"/>
+              </w:rPr>
+              <w:t>1920×1080 · 60fps · 프레임 시간 95백분위 16.67ms 이내</w:t>
+            </w:r>
+          </w:p>
+        </w:tc>
+        <w:tc>
+          <w:tcPr>
+            <w:tcW w:type="dxa" w:w="3672"/>
+            <w:vAlign w:val="center"/>
+            <w:shd w:fill="FFFFFF"/>
+            <w:tcMar>
+              <w:top w:w="70" w:type="dxa"/>
+              <w:left w:w="90" w:type="dxa"/>
+              <w:bottom w:w="70" w:type="dxa"/>
+              <w:right w:w="90" w:type="dxa"/>
+            </w:tcMar>
+          </w:tcPr>
+          <w:p>
+            <w:pPr>
+              <w:keepNext w:val="0"/>
+              <w:keepLines w:val="0"/>
+              <w:spacing w:after="60" w:before="60" w:line="259" w:lineRule="auto"/>
+            </w:pPr>
+            <w:r>
+              <w:rPr>
+                <w:rFonts w:ascii="맑은 고딕" w:hAnsi="맑은 고딕" w:eastAsia="맑은 고딕"/>
+                <w:b w:val="0"/>
+                <w:color w:val="000000"/>
+                <w:sz w:val="20"/>
+              </w:rPr>
+              <w:t>로딩 제외 10분 · 두 플레이어·적 4·물체 8</w:t>
             </w:r>
           </w:p>
         </w:tc>
@@ -5059,7 +7243,7 @@
                 <w:color w:val="000000"/>
                 <w:sz w:val="20"/>
               </w:rPr>
-              <w:t>12주</w:t>
+              <w:t>CPU와 GPU</w:t>
             </w:r>
           </w:p>
         </w:tc>
@@ -5088,7 +7272,7 @@
                 <w:color w:val="000000"/>
                 <w:sz w:val="20"/>
               </w:rPr>
-              <w:t>회귀 확인, 영상, 문서와 기여 범위 정리</w:t>
+              <w:t>메인 스레드 10ms, 렌더 스레드 5ms, GPU 12ms 이내</w:t>
             </w:r>
           </w:p>
         </w:tc>
@@ -5117,137 +7301,7 @@
                 <w:color w:val="000000"/>
                 <w:sz w:val="20"/>
               </w:rPr>
-              <w:t>배포 가능한 PC 빌드와 제출 자료 묶음</w:t>
-            </w:r>
-          </w:p>
-        </w:tc>
-      </w:tr>
-    </w:tbl>
-    <w:p>
-      <w:pPr>
-        <w:spacing w:after="20"/>
-      </w:pPr>
-    </w:p>
-    <w:p>
-      <w:pPr>
-        <w:pStyle w:val="Heading2"/>
-      </w:pPr>
-      <w:r>
-        <w:t>주요 위험과 대응</w:t>
-      </w:r>
-    </w:p>
-    <w:p>
-      <w:pPr/>
-      <w:r>
-        <w:rPr>
-          <w:rFonts w:ascii="맑은 고딕" w:hAnsi="맑은 고딕" w:eastAsia="맑은 고딕"/>
-          <w:b w:val="0"/>
-          <w:color w:val="000000"/>
-          <w:sz w:val="22"/>
-        </w:rPr>
-        <w:t>가장 큰 위험은 물리와 멀티플레이의 결합이다. 첫 2주에 검증하고 실패하면 장치 수보다 먼저 동시 물리 물체 수, 이동 속도, 전투 속도를 낮춘다. Joint 떨림은 질량 비율·힘 제한·갱신 순서를 비교해 조정한다. 자원 전환과 네트워크 생성 순서 충돌은 1주차에 실험한다.</w:t>
-      </w:r>
-    </w:p>
-    <w:p>
-      <w:pPr/>
-      <w:r>
-        <w:rPr>
-          <w:rFonts w:ascii="맑은 고딕" w:hAnsi="맑은 고딕" w:eastAsia="맑은 고딕"/>
-          <w:b w:val="0"/>
-          <w:color w:val="000000"/>
-          <w:sz w:val="22"/>
-        </w:rPr>
-        <w:t>일정이 밀리면 장식용 방, 외형 종류, 연출 길이부터 줄인다. 2인 멀티, Joint 물리 퍼즐, 전투와 AI, 에디터 도구, Animator, Addressables, 그래픽스 검증, AI 검증 기록은 유지한다. 그래도 부족하면 일정을 연장한다. 공개 매칭, 3인 이상, PvP, 호스트 이전, 자동 재접속, 성장·제작 시스템은 기본 범위에 추가하지 않는다.</w:t>
-      </w:r>
-    </w:p>
-    <w:p>
-      <w:pPr>
-        <w:pStyle w:val="Heading1"/>
-        <w:spacing w:before="300"/>
-      </w:pPr>
-      <w:r>
-        <w:t>12 완료 판정과 제출 자료</w:t>
-      </w:r>
-    </w:p>
-    <w:tbl>
-      <w:tblPr>
-        <w:tblW w:type="auto" w:w="0"/>
-        <w:jc w:val="center"/>
-        <w:tblLayout w:type="fixed"/>
-        <w:tblLook w:firstColumn="1" w:firstRow="1" w:lastColumn="0" w:lastRow="0" w:noHBand="0" w:noVBand="1" w:val="04A0"/>
-        <w:tblBorders>
-          <w:top w:val="single" w:sz="4" w:color="D9D9D9"/>
-          <w:left w:val="single" w:sz="4" w:color="D9D9D9"/>
-          <w:bottom w:val="single" w:sz="4" w:color="D9D9D9"/>
-          <w:right w:val="single" w:sz="4" w:color="D9D9D9"/>
-          <w:insideH w:val="single" w:sz="4" w:color="D9D9D9"/>
-          <w:insideV w:val="single" w:sz="4" w:color="D9D9D9"/>
-        </w:tblBorders>
-      </w:tblPr>
-      <w:tblGrid>
-        <w:gridCol w:w="2160"/>
-        <w:gridCol w:w="8064"/>
-      </w:tblGrid>
-      <w:tr>
-        <w:trPr>
-          <w:cantSplit/>
-          <w:tblHeader/>
-        </w:trPr>
-        <w:tc>
-          <w:tcPr>
-            <w:tcW w:type="dxa" w:w="2160"/>
-            <w:vAlign w:val="center"/>
-            <w:shd w:fill="DCE7EE"/>
-            <w:tcMar>
-              <w:top w:w="70" w:type="dxa"/>
-              <w:left w:w="90" w:type="dxa"/>
-              <w:bottom w:w="70" w:type="dxa"/>
-              <w:right w:w="90" w:type="dxa"/>
-            </w:tcMar>
-          </w:tcPr>
-          <w:p>
-            <w:pPr>
-              <w:keepNext/>
-              <w:keepLines w:val="0"/>
-              <w:spacing w:after="60" w:before="60" w:line="259" w:lineRule="auto"/>
-            </w:pPr>
-            <w:r>
-              <w:rPr>
-                <w:rFonts w:ascii="맑은 고딕" w:hAnsi="맑은 고딕" w:eastAsia="맑은 고딕"/>
-                <w:b/>
-                <w:color w:val="000000"/>
-                <w:sz w:val="20"/>
-              </w:rPr>
-              <w:t>검증 영역</w:t>
-            </w:r>
-          </w:p>
-        </w:tc>
-        <w:tc>
-          <w:tcPr>
-            <w:tcW w:type="dxa" w:w="8064"/>
-            <w:vAlign w:val="center"/>
-            <w:shd w:fill="DCE7EE"/>
-            <w:tcMar>
-              <w:top w:w="70" w:type="dxa"/>
-              <w:left w:w="90" w:type="dxa"/>
-              <w:bottom w:w="70" w:type="dxa"/>
-              <w:right w:w="90" w:type="dxa"/>
-            </w:tcMar>
-          </w:tcPr>
-          <w:p>
-            <w:pPr>
-              <w:keepNext/>
-              <w:keepLines w:val="0"/>
-              <w:spacing w:after="60" w:before="60" w:line="259" w:lineRule="auto"/>
-            </w:pPr>
-            <w:r>
-              <w:rPr>
-                <w:rFonts w:ascii="맑은 고딕" w:hAnsi="맑은 고딕" w:eastAsia="맑은 고딕"/>
-                <w:b/>
-                <w:color w:val="000000"/>
-                <w:sz w:val="20"/>
-              </w:rPr>
-              <w:t>통과 목표와 기록</w:t>
+              <w:t>각 95백분위 · CPU와 GPU 시간을 단순 합산하지 않음</w:t>
             </w:r>
           </w:p>
         </w:tc>
@@ -5258,7 +7312,7 @@
         </w:trPr>
         <w:tc>
           <w:tcPr>
-            <w:tcW w:type="dxa" w:w="2160"/>
+            <w:tcW w:type="dxa" w:w="2016"/>
             <w:vAlign w:val="center"/>
             <w:shd w:fill="FFFFFF"/>
             <w:tcMar>
@@ -5281,13 +7335,13 @@
                 <w:color w:val="000000"/>
                 <w:sz w:val="20"/>
               </w:rPr>
-              <w:t>온라인 완주</w:t>
+              <w:t>물리</w:t>
             </w:r>
           </w:p>
         </w:tc>
         <w:tc>
           <w:tcPr>
-            <w:tcW w:type="dxa" w:w="8064"/>
+            <w:tcW w:type="dxa" w:w="4536"/>
             <w:vAlign w:val="center"/>
             <w:shd w:fill="FFFFFF"/>
             <w:tcMar>
@@ -5310,7 +7364,36 @@
                 <w:color w:val="000000"/>
                 <w:sz w:val="20"/>
               </w:rPr>
-              <w:t>별도 PC 두 대에서 접속 후 전체 구역 3회 연속 완주</w:t>
+              <w:t>고정 갱신 한 번당 3ms 이내</w:t>
+            </w:r>
+          </w:p>
+        </w:tc>
+        <w:tc>
+          <w:tcPr>
+            <w:tcW w:type="dxa" w:w="3672"/>
+            <w:vAlign w:val="center"/>
+            <w:shd w:fill="FFFFFF"/>
+            <w:tcMar>
+              <w:top w:w="70" w:type="dxa"/>
+              <w:left w:w="90" w:type="dxa"/>
+              <w:bottom w:w="70" w:type="dxa"/>
+              <w:right w:w="90" w:type="dxa"/>
+            </w:tcMar>
+          </w:tcPr>
+          <w:p>
+            <w:pPr>
+              <w:keepNext w:val="0"/>
+              <w:keepLines w:val="0"/>
+              <w:spacing w:after="60" w:before="60" w:line="259" w:lineRule="auto"/>
+            </w:pPr>
+            <w:r>
+              <w:rPr>
+                <w:rFonts w:ascii="맑은 고딕" w:hAnsi="맑은 고딕" w:eastAsia="맑은 고딕"/>
+                <w:b w:val="0"/>
+                <w:color w:val="000000"/>
+                <w:sz w:val="20"/>
+              </w:rPr>
+              <w:t>CPU 예산의 일부 · Joint 최악 장면 별도</w:t>
             </w:r>
           </w:p>
         </w:tc>
@@ -5321,7 +7404,7 @@
         </w:trPr>
         <w:tc>
           <w:tcPr>
-            <w:tcW w:type="dxa" w:w="2160"/>
+            <w:tcW w:type="dxa" w:w="2016"/>
             <w:vAlign w:val="center"/>
             <w:shd w:fill="F5F7F9"/>
             <w:tcMar>
@@ -5344,13 +7427,13 @@
                 <w:color w:val="000000"/>
                 <w:sz w:val="20"/>
               </w:rPr>
-              <w:t>권한과 물리</w:t>
+              <w:t>드로와 상태 변경</w:t>
             </w:r>
           </w:p>
         </w:tc>
         <w:tc>
           <w:tcPr>
-            <w:tcW w:type="dxa" w:w="8064"/>
+            <w:tcW w:type="dxa" w:w="4536"/>
             <w:vAlign w:val="center"/>
             <w:shd w:fill="F5F7F9"/>
             <w:tcMar>
@@ -5373,7 +7456,36 @@
                 <w:color w:val="000000"/>
                 <w:sz w:val="20"/>
               </w:rPr>
-              <w:t>동시 잡기, 원거리 요청, 물체 낙하, 강제 종료 후 이중 점유와 잔존 연결 없음</w:t>
+              <w:t>드로 호출 500, SetPass 80 이하를 초기 감시선으로 사용</w:t>
+            </w:r>
+          </w:p>
+        </w:tc>
+        <w:tc>
+          <w:tcPr>
+            <w:tcW w:type="dxa" w:w="3672"/>
+            <w:vAlign w:val="center"/>
+            <w:shd w:fill="F5F7F9"/>
+            <w:tcMar>
+              <w:top w:w="70" w:type="dxa"/>
+              <w:left w:w="90" w:type="dxa"/>
+              <w:bottom w:w="70" w:type="dxa"/>
+              <w:right w:w="90" w:type="dxa"/>
+            </w:tcMar>
+          </w:tcPr>
+          <w:p>
+            <w:pPr>
+              <w:keepNext w:val="0"/>
+              <w:keepLines w:val="0"/>
+              <w:spacing w:after="60" w:before="60" w:line="259" w:lineRule="auto"/>
+            </w:pPr>
+            <w:r>
+              <w:rPr>
+                <w:rFonts w:ascii="맑은 고딕" w:hAnsi="맑은 고딕" w:eastAsia="맑은 고딕"/>
+                <w:b w:val="0"/>
+                <w:color w:val="000000"/>
+                <w:sz w:val="20"/>
+              </w:rPr>
+              <w:t>초과만으로 실패 판정하지 않고 병목과 함께 판단</w:t>
             </w:r>
           </w:p>
         </w:tc>
@@ -5384,7 +7496,7 @@
         </w:trPr>
         <w:tc>
           <w:tcPr>
-            <w:tcW w:type="dxa" w:w="2160"/>
+            <w:tcW w:type="dxa" w:w="2016"/>
             <w:vAlign w:val="center"/>
             <w:shd w:fill="FFFFFF"/>
             <w:tcMar>
@@ -5407,13 +7519,13 @@
                 <w:color w:val="000000"/>
                 <w:sz w:val="20"/>
               </w:rPr>
-              <w:t>전투와 상태</w:t>
+              <w:t>조명</w:t>
             </w:r>
           </w:p>
         </w:tc>
         <w:tc>
           <w:tcPr>
-            <w:tcW w:type="dxa" w:w="8064"/>
+            <w:tcW w:type="dxa" w:w="4536"/>
             <w:vAlign w:val="center"/>
             <w:shd w:fill="FFFFFF"/>
             <w:tcMar>
@@ -5436,20 +7548,15 @@
                 <w:color w:val="000000"/>
                 <w:sz w:val="20"/>
               </w:rPr>
-              <w:t>중복 타격, 동시 타격, 다운과 구조에서 양쪽 체력·장치·적 상태 일치</w:t>
+              <w:t>그림자 방향광 1개 · 2캐스케이드 · 그림자 맵 1024</w:t>
             </w:r>
           </w:p>
         </w:tc>
-      </w:tr>
-      <w:tr>
-        <w:trPr>
-          <w:cantSplit/>
-        </w:trPr>
         <w:tc>
           <w:tcPr>
-            <w:tcW w:type="dxa" w:w="2160"/>
+            <w:tcW w:type="dxa" w:w="3672"/>
             <w:vAlign w:val="center"/>
-            <w:shd w:fill="F5F7F9"/>
+            <w:shd w:fill="FFFFFF"/>
             <w:tcMar>
               <w:top w:w="70" w:type="dxa"/>
               <w:left w:w="90" w:type="dxa"/>
@@ -5470,36 +7577,7 @@
                 <w:color w:val="000000"/>
                 <w:sz w:val="20"/>
               </w:rPr>
-              <w:t>지연과 손실</w:t>
-            </w:r>
-          </w:p>
-        </w:tc>
-        <w:tc>
-          <w:tcPr>
-            <w:tcW w:type="dxa" w:w="8064"/>
-            <w:vAlign w:val="center"/>
-            <w:shd w:fill="F5F7F9"/>
-            <w:tcMar>
-              <w:top w:w="70" w:type="dxa"/>
-              <w:left w:w="90" w:type="dxa"/>
-              <w:bottom w:w="70" w:type="dxa"/>
-              <w:right w:w="90" w:type="dxa"/>
-            </w:tcMar>
-          </w:tcPr>
-          <w:p>
-            <w:pPr>
-              <w:keepNext w:val="0"/>
-              <w:keepLines w:val="0"/>
-              <w:spacing w:after="60" w:before="60" w:line="259" w:lineRule="auto"/>
-            </w:pPr>
-            <w:r>
-              <w:rPr>
-                <w:rFonts w:ascii="맑은 고딕" w:hAnsi="맑은 고딕" w:eastAsia="맑은 고딕"/>
-                <w:b w:val="0"/>
-                <w:color w:val="000000"/>
-                <w:sz w:val="20"/>
-              </w:rPr>
-              <w:t>왕복 0·80·150ms, 손실 1%의 조건·실행 시간·실패 내역 기록</w:t>
+              <w:t>환경은 베이크 중심 · 동적 그림자 수 제한</w:t>
             </w:r>
           </w:p>
         </w:tc>
@@ -5510,9 +7588,9 @@
         </w:trPr>
         <w:tc>
           <w:tcPr>
-            <w:tcW w:type="dxa" w:w="2160"/>
+            <w:tcW w:type="dxa" w:w="2016"/>
             <w:vAlign w:val="center"/>
-            <w:shd w:fill="FFFFFF"/>
+            <w:shd w:fill="F5F7F9"/>
             <w:tcMar>
               <w:top w:w="70" w:type="dxa"/>
               <w:left w:w="90" w:type="dxa"/>
@@ -5539,7 +7617,70 @@
         </w:tc>
         <w:tc>
           <w:tcPr>
-            <w:tcW w:type="dxa" w:w="8064"/>
+            <w:tcW w:type="dxa" w:w="4536"/>
+            <w:vAlign w:val="center"/>
+            <w:shd w:fill="F5F7F9"/>
+            <w:tcMar>
+              <w:top w:w="70" w:type="dxa"/>
+              <w:left w:w="90" w:type="dxa"/>
+              <w:bottom w:w="70" w:type="dxa"/>
+              <w:right w:w="90" w:type="dxa"/>
+            </w:tcMar>
+          </w:tcPr>
+          <w:p>
+            <w:pPr>
+              <w:keepNext w:val="0"/>
+              <w:keepLines w:val="0"/>
+              <w:spacing w:after="60" w:before="60" w:line="259" w:lineRule="auto"/>
+            </w:pPr>
+            <w:r>
+              <w:rPr>
+                <w:rFonts w:ascii="맑은 고딕" w:hAnsi="맑은 고딕" w:eastAsia="맑은 고딕"/>
+                <w:b w:val="0"/>
+                <w:color w:val="000000"/>
+                <w:sz w:val="20"/>
+              </w:rPr>
+              <w:t>프로세스 전용 바이트 정상 1.5GiB, 전환 최고 2.5GiB 이내</w:t>
+            </w:r>
+          </w:p>
+        </w:tc>
+        <w:tc>
+          <w:tcPr>
+            <w:tcW w:type="dxa" w:w="3672"/>
+            <w:vAlign w:val="center"/>
+            <w:shd w:fill="F5F7F9"/>
+            <w:tcMar>
+              <w:top w:w="70" w:type="dxa"/>
+              <w:left w:w="90" w:type="dxa"/>
+              <w:bottom w:w="70" w:type="dxa"/>
+              <w:right w:w="90" w:type="dxa"/>
+            </w:tcMar>
+          </w:tcPr>
+          <w:p>
+            <w:pPr>
+              <w:keepNext w:val="0"/>
+              <w:keepLines w:val="0"/>
+              <w:spacing w:after="60" w:before="60" w:line="259" w:lineRule="auto"/>
+            </w:pPr>
+            <w:r>
+              <w:rPr>
+                <w:rFonts w:ascii="맑은 고딕" w:hAnsi="맑은 고딕" w:eastAsia="맑은 고딕"/>
+                <w:b w:val="0"/>
+                <w:color w:val="000000"/>
+                <w:sz w:val="20"/>
+              </w:rPr>
+              <w:t>GPU 전용 메모리는 별도 기록 · 단순 합산 금지</w:t>
+            </w:r>
+          </w:p>
+        </w:tc>
+      </w:tr>
+      <w:tr>
+        <w:trPr>
+          <w:cantSplit/>
+        </w:trPr>
+        <w:tc>
+          <w:tcPr>
+            <w:tcW w:type="dxa" w:w="2016"/>
             <w:vAlign w:val="center"/>
             <w:shd w:fill="FFFFFF"/>
             <w:tcMar>
@@ -5562,7 +7703,65 @@
                 <w:color w:val="000000"/>
                 <w:sz w:val="20"/>
               </w:rPr>
-              <w:t>준비 실행 후 구역 왕복 20회, 미해제 핸들 없음과 지속 증가 여부 조사</w:t>
+              <w:t>텍스처와 효과</w:t>
+            </w:r>
+          </w:p>
+        </w:tc>
+        <w:tc>
+          <w:tcPr>
+            <w:tcW w:type="dxa" w:w="4536"/>
+            <w:vAlign w:val="center"/>
+            <w:shd w:fill="FFFFFF"/>
+            <w:tcMar>
+              <w:top w:w="70" w:type="dxa"/>
+              <w:left w:w="90" w:type="dxa"/>
+              <w:bottom w:w="70" w:type="dxa"/>
+              <w:right w:w="90" w:type="dxa"/>
+            </w:tcMar>
+          </w:tcPr>
+          <w:p>
+            <w:pPr>
+              <w:keepNext w:val="0"/>
+              <w:keepLines w:val="0"/>
+              <w:spacing w:after="60" w:before="60" w:line="259" w:lineRule="auto"/>
+            </w:pPr>
+            <w:r>
+              <w:rPr>
+                <w:rFonts w:ascii="맑은 고딕" w:hAnsi="맑은 고딕" w:eastAsia="맑은 고딕"/>
+                <w:b w:val="0"/>
+                <w:color w:val="000000"/>
+                <w:sz w:val="20"/>
+              </w:rPr>
+              <w:t>텍스처 512MiB, 동시 타격 효과 8개를 초기 상한으로 사용</w:t>
+            </w:r>
+          </w:p>
+        </w:tc>
+        <w:tc>
+          <w:tcPr>
+            <w:tcW w:type="dxa" w:w="3672"/>
+            <w:vAlign w:val="center"/>
+            <w:shd w:fill="FFFFFF"/>
+            <w:tcMar>
+              <w:top w:w="70" w:type="dxa"/>
+              <w:left w:w="90" w:type="dxa"/>
+              <w:bottom w:w="70" w:type="dxa"/>
+              <w:right w:w="90" w:type="dxa"/>
+            </w:tcMar>
+          </w:tcPr>
+          <w:p>
+            <w:pPr>
+              <w:keepNext w:val="0"/>
+              <w:keepLines w:val="0"/>
+              <w:spacing w:after="60" w:before="60" w:line="259" w:lineRule="auto"/>
+            </w:pPr>
+            <w:r>
+              <w:rPr>
+                <w:rFonts w:ascii="맑은 고딕" w:hAnsi="맑은 고딕" w:eastAsia="맑은 고딕"/>
+                <w:b w:val="0"/>
+                <w:color w:val="000000"/>
+                <w:sz w:val="20"/>
+              </w:rPr>
+              <w:t>실제 선택 에셋으로 첫 기준선을 만든 뒤 조정</w:t>
             </w:r>
           </w:p>
         </w:tc>
@@ -5573,7 +7772,7 @@
         </w:trPr>
         <w:tc>
           <w:tcPr>
-            <w:tcW w:type="dxa" w:w="2160"/>
+            <w:tcW w:type="dxa" w:w="2016"/>
             <w:vAlign w:val="center"/>
             <w:shd w:fill="F5F7F9"/>
             <w:tcMar>
@@ -5596,13 +7795,13 @@
                 <w:color w:val="000000"/>
                 <w:sz w:val="20"/>
               </w:rPr>
-              <w:t>성능</w:t>
+              <w:t>관리 할당</w:t>
             </w:r>
           </w:p>
         </w:tc>
         <w:tc>
           <w:tcPr>
-            <w:tcW w:type="dxa" w:w="8064"/>
+            <w:tcW w:type="dxa" w:w="4536"/>
             <w:vAlign w:val="center"/>
             <w:shd w:fill="F5F7F9"/>
             <w:tcMar>
@@ -5625,7 +7824,207 @@
                 <w:color w:val="000000"/>
                 <w:sz w:val="20"/>
               </w:rPr>
-              <w:t>기준 PC를 명시하고 1080p 60fps 목표 · 10분 측정의 프레임 시간 분포와 물리·할당 기록</w:t>
+              <w:t>직접 작성한 반복 판정 경로 0B/프레임 목표</w:t>
+            </w:r>
+          </w:p>
+        </w:tc>
+        <w:tc>
+          <w:tcPr>
+            <w:tcW w:type="dxa" w:w="3672"/>
+            <w:vAlign w:val="center"/>
+            <w:shd w:fill="F5F7F9"/>
+            <w:tcMar>
+              <w:top w:w="70" w:type="dxa"/>
+              <w:left w:w="90" w:type="dxa"/>
+              <w:bottom w:w="70" w:type="dxa"/>
+              <w:right w:w="90" w:type="dxa"/>
+            </w:tcMar>
+          </w:tcPr>
+          <w:p>
+            <w:pPr>
+              <w:keepNext w:val="0"/>
+              <w:keepLines w:val="0"/>
+              <w:spacing w:after="60" w:before="60" w:line="259" w:lineRule="auto"/>
+            </w:pPr>
+            <w:r>
+              <w:rPr>
+                <w:rFonts w:ascii="맑은 고딕" w:hAnsi="맑은 고딕" w:eastAsia="맑은 고딕"/>
+                <w:b w:val="0"/>
+                <w:color w:val="000000"/>
+                <w:sz w:val="20"/>
+              </w:rPr>
+              <w:t>로딩·편집·개발 로그는 구분 · 전체 엔진 0B를 주장하지 않음</w:t>
+            </w:r>
+          </w:p>
+        </w:tc>
+      </w:tr>
+    </w:tbl>
+    <w:p>
+      <w:pPr>
+        <w:spacing w:after="20"/>
+      </w:pPr>
+    </w:p>
+    <w:p>
+      <w:pPr/>
+      <w:r>
+        <w:rPr>
+          <w:rFonts w:ascii="맑은 고딕" w:hAnsi="맑은 고딕" w:eastAsia="맑은 고딕"/>
+          <w:b w:val="0"/>
+          <w:color w:val="000000"/>
+          <w:sz w:val="22"/>
+        </w:rPr>
+        <w:t>대상 표시와 돌진 예고를 URP 셰이더로 구현하고 깊이 가림·투명 겹침·머티리얼 증가를 확인한다. SRP Batcher는 CPU의 렌더 상태 준비 비용을 줄이는 기능이며 셰이더 연산 비용이나 모든 드로 호출을 없애지 않는다. 최적화 전후의 CPU·GPU·Frame Debugger 캡처로 설명한다. [자료 5]</w:t>
+      </w:r>
+    </w:p>
+    <w:p>
+      <w:pPr/>
+      <w:r>
+        <w:rPr>
+          <w:rFonts w:ascii="맑은 고딕" w:hAnsi="맑은 고딕" w:eastAsia="맑은 고딕"/>
+          <w:b w:val="0"/>
+          <w:color w:val="000000"/>
+          <w:sz w:val="22"/>
+        </w:rPr>
+        <w:t>별도 프로세스 두 개를 같은 PC에 띄운 결과와 두 PC에서 각각 실행한 결과를 구분한다. 프로파일링용 개발 빌드와 배포 후보 빌드의 결과도 함께 남긴다. 숫자를 통과시키기 위해 해상도·품질·물체 수를 바꾸면 비교 조건에 명시한다.</w:t>
+      </w:r>
+    </w:p>
+    <w:p>
+      <w:pPr>
+        <w:pStyle w:val="Heading1"/>
+      </w:pPr>
+      <w:r>
+        <w:t>12 작업량과 단계별 결정</w:t>
+      </w:r>
+    </w:p>
+    <w:p>
+      <w:pPr/>
+      <w:commentRangeStart w:id="3"/>
+      <w:r>
+        <w:rPr>
+          <w:rFonts w:ascii="맑은 고딕" w:hAnsi="맑은 고딕" w:eastAsia="맑은 고딕"/>
+          <w:b w:val="0"/>
+          <w:color w:val="000000"/>
+          <w:sz w:val="22"/>
+        </w:rPr>
+        <w:t>기본 작업량은 에셋을 활용하는 소형 범위의 계획 추정이다. 실측 경험치가 없는 항목은 범위로 제시한다. 최초 기술 실험을 끝내면 실제 소요 시간으로 나머지를 다시 산정한다.</w:t>
+      </w:r>
+      <w:commentRangeEnd w:id="3"/>
+      <w:r>
+        <w:rPr>
+          <w:rStyle w:val="CommentReference"/>
+        </w:rPr>
+        <w:commentReference w:id="3"/>
+      </w:r>
+    </w:p>
+    <w:tbl>
+      <w:tblPr>
+        <w:tblW w:type="auto" w:w="0"/>
+        <w:jc w:val="center"/>
+        <w:tblLayout w:type="fixed"/>
+        <w:tblLook w:firstColumn="1" w:firstRow="1" w:lastColumn="0" w:lastRow="0" w:noHBand="0" w:noVBand="1" w:val="04A0"/>
+        <w:tblBorders>
+          <w:top w:val="single" w:sz="4" w:color="D9D9D9"/>
+          <w:left w:val="single" w:sz="4" w:color="D9D9D9"/>
+          <w:bottom w:val="single" w:sz="4" w:color="D9D9D9"/>
+          <w:right w:val="single" w:sz="4" w:color="D9D9D9"/>
+          <w:insideH w:val="single" w:sz="4" w:color="D9D9D9"/>
+          <w:insideV w:val="single" w:sz="4" w:color="D9D9D9"/>
+        </w:tblBorders>
+      </w:tblPr>
+      <w:tblGrid>
+        <w:gridCol w:w="2016"/>
+        <w:gridCol w:w="4536"/>
+        <w:gridCol w:w="3672"/>
+      </w:tblGrid>
+      <w:tr>
+        <w:trPr>
+          <w:cantSplit/>
+          <w:tblHeader/>
+        </w:trPr>
+        <w:tc>
+          <w:tcPr>
+            <w:tcW w:type="dxa" w:w="2016"/>
+            <w:vAlign w:val="center"/>
+            <w:shd w:fill="DCE7EE"/>
+            <w:tcMar>
+              <w:top w:w="70" w:type="dxa"/>
+              <w:left w:w="90" w:type="dxa"/>
+              <w:bottom w:w="70" w:type="dxa"/>
+              <w:right w:w="90" w:type="dxa"/>
+            </w:tcMar>
+          </w:tcPr>
+          <w:p>
+            <w:pPr>
+              <w:keepNext/>
+              <w:keepLines w:val="0"/>
+              <w:spacing w:after="60" w:before="60" w:line="259" w:lineRule="auto"/>
+            </w:pPr>
+            <w:r>
+              <w:rPr>
+                <w:rFonts w:ascii="맑은 고딕" w:hAnsi="맑은 고딕" w:eastAsia="맑은 고딕"/>
+                <w:b/>
+                <w:color w:val="000000"/>
+                <w:sz w:val="20"/>
+              </w:rPr>
+              <w:t>작업</w:t>
+            </w:r>
+          </w:p>
+        </w:tc>
+        <w:tc>
+          <w:tcPr>
+            <w:tcW w:type="dxa" w:w="4536"/>
+            <w:vAlign w:val="center"/>
+            <w:shd w:fill="DCE7EE"/>
+            <w:tcMar>
+              <w:top w:w="70" w:type="dxa"/>
+              <w:left w:w="90" w:type="dxa"/>
+              <w:bottom w:w="70" w:type="dxa"/>
+              <w:right w:w="90" w:type="dxa"/>
+            </w:tcMar>
+          </w:tcPr>
+          <w:p>
+            <w:pPr>
+              <w:keepNext/>
+              <w:keepLines w:val="0"/>
+              <w:spacing w:after="60" w:before="60" w:line="259" w:lineRule="auto"/>
+            </w:pPr>
+            <w:r>
+              <w:rPr>
+                <w:rFonts w:ascii="맑은 고딕" w:hAnsi="맑은 고딕" w:eastAsia="맑은 고딕"/>
+                <w:b/>
+                <w:color w:val="000000"/>
+                <w:sz w:val="20"/>
+              </w:rPr>
+              <w:t>예상 시간</w:t>
+            </w:r>
+          </w:p>
+        </w:tc>
+        <w:tc>
+          <w:tcPr>
+            <w:tcW w:type="dxa" w:w="3672"/>
+            <w:vAlign w:val="center"/>
+            <w:shd w:fill="DCE7EE"/>
+            <w:tcMar>
+              <w:top w:w="70" w:type="dxa"/>
+              <w:left w:w="90" w:type="dxa"/>
+              <w:bottom w:w="70" w:type="dxa"/>
+              <w:right w:w="90" w:type="dxa"/>
+            </w:tcMar>
+          </w:tcPr>
+          <w:p>
+            <w:pPr>
+              <w:keepNext/>
+              <w:keepLines w:val="0"/>
+              <w:spacing w:after="60" w:before="60" w:line="259" w:lineRule="auto"/>
+            </w:pPr>
+            <w:r>
+              <w:rPr>
+                <w:rFonts w:ascii="맑은 고딕" w:hAnsi="맑은 고딕" w:eastAsia="맑은 고딕"/>
+                <w:b/>
+                <w:color w:val="000000"/>
+                <w:sz w:val="20"/>
+              </w:rPr>
+              <w:t>종료 기준</w:t>
             </w:r>
           </w:p>
         </w:tc>
@@ -5636,7 +8035,1814 @@
         </w:trPr>
         <w:tc>
           <w:tcPr>
-            <w:tcW w:type="dxa" w:w="2160"/>
+            <w:tcW w:type="dxa" w:w="2016"/>
+            <w:vAlign w:val="center"/>
+            <w:shd w:fill="FFFFFF"/>
+            <w:tcMar>
+              <w:top w:w="70" w:type="dxa"/>
+              <w:left w:w="90" w:type="dxa"/>
+              <w:bottom w:w="70" w:type="dxa"/>
+              <w:right w:w="90" w:type="dxa"/>
+            </w:tcMar>
+          </w:tcPr>
+          <w:p>
+            <w:pPr>
+              <w:keepNext w:val="0"/>
+              <w:keepLines w:val="0"/>
+              <w:spacing w:after="60" w:before="60" w:line="259" w:lineRule="auto"/>
+            </w:pPr>
+            <w:r>
+              <w:rPr>
+                <w:rFonts w:ascii="맑은 고딕" w:hAnsi="맑은 고딕" w:eastAsia="맑은 고딕"/>
+                <w:b w:val="0"/>
+                <w:color w:val="000000"/>
+                <w:sz w:val="20"/>
+              </w:rPr>
+              <w:t>패키지·연결·물리·자원 실험</w:t>
+            </w:r>
+          </w:p>
+        </w:tc>
+        <w:tc>
+          <w:tcPr>
+            <w:tcW w:type="dxa" w:w="4536"/>
+            <w:vAlign w:val="center"/>
+            <w:shd w:fill="FFFFFF"/>
+            <w:tcMar>
+              <w:top w:w="70" w:type="dxa"/>
+              <w:left w:w="90" w:type="dxa"/>
+              <w:bottom w:w="70" w:type="dxa"/>
+              <w:right w:w="90" w:type="dxa"/>
+            </w:tcMar>
+          </w:tcPr>
+          <w:p>
+            <w:pPr>
+              <w:keepNext w:val="0"/>
+              <w:keepLines w:val="0"/>
+              <w:spacing w:after="60" w:before="60" w:line="259" w:lineRule="auto"/>
+            </w:pPr>
+            <w:r>
+              <w:rPr>
+                <w:rFonts w:ascii="맑은 고딕" w:hAnsi="맑은 고딕" w:eastAsia="맑은 고딕"/>
+                <w:b w:val="0"/>
+                <w:color w:val="000000"/>
+                <w:sz w:val="20"/>
+              </w:rPr>
+              <w:t>16~24시간</w:t>
+            </w:r>
+          </w:p>
+        </w:tc>
+        <w:tc>
+          <w:tcPr>
+            <w:tcW w:type="dxa" w:w="3672"/>
+            <w:vAlign w:val="center"/>
+            <w:shd w:fill="FFFFFF"/>
+            <w:tcMar>
+              <w:top w:w="70" w:type="dxa"/>
+              <w:left w:w="90" w:type="dxa"/>
+              <w:bottom w:w="70" w:type="dxa"/>
+              <w:right w:w="90" w:type="dxa"/>
+            </w:tcMar>
+          </w:tcPr>
+          <w:p>
+            <w:pPr>
+              <w:keepNext w:val="0"/>
+              <w:keepLines w:val="0"/>
+              <w:spacing w:after="60" w:before="60" w:line="259" w:lineRule="auto"/>
+            </w:pPr>
+            <w:r>
+              <w:rPr>
+                <w:rFonts w:ascii="맑은 고딕" w:hAnsi="맑은 고딕" w:eastAsia="맑은 고딕"/>
+                <w:b w:val="0"/>
+                <w:color w:val="000000"/>
+                <w:sz w:val="20"/>
+              </w:rPr>
+              <w:t>두 PC, 상자 잡기, 80ms 조작, 자원 해제 검증</w:t>
+            </w:r>
+          </w:p>
+        </w:tc>
+      </w:tr>
+      <w:tr>
+        <w:trPr>
+          <w:cantSplit/>
+        </w:trPr>
+        <w:tc>
+          <w:tcPr>
+            <w:tcW w:type="dxa" w:w="2016"/>
+            <w:vAlign w:val="center"/>
+            <w:shd w:fill="F5F7F9"/>
+            <w:tcMar>
+              <w:top w:w="70" w:type="dxa"/>
+              <w:left w:w="90" w:type="dxa"/>
+              <w:bottom w:w="70" w:type="dxa"/>
+              <w:right w:w="90" w:type="dxa"/>
+            </w:tcMar>
+          </w:tcPr>
+          <w:p>
+            <w:pPr>
+              <w:keepNext w:val="0"/>
+              <w:keepLines w:val="0"/>
+              <w:spacing w:after="60" w:before="60" w:line="259" w:lineRule="auto"/>
+            </w:pPr>
+            <w:r>
+              <w:rPr>
+                <w:rFonts w:ascii="맑은 고딕" w:hAnsi="맑은 고딕" w:eastAsia="맑은 고딕"/>
+                <w:b w:val="0"/>
+                <w:color w:val="000000"/>
+                <w:sz w:val="20"/>
+              </w:rPr>
+              <w:t>강체 이동·중력 잡기·동기화</w:t>
+            </w:r>
+          </w:p>
+        </w:tc>
+        <w:tc>
+          <w:tcPr>
+            <w:tcW w:type="dxa" w:w="4536"/>
+            <w:vAlign w:val="center"/>
+            <w:shd w:fill="F5F7F9"/>
+            <w:tcMar>
+              <w:top w:w="70" w:type="dxa"/>
+              <w:left w:w="90" w:type="dxa"/>
+              <w:bottom w:w="70" w:type="dxa"/>
+              <w:right w:w="90" w:type="dxa"/>
+            </w:tcMar>
+          </w:tcPr>
+          <w:p>
+            <w:pPr>
+              <w:keepNext w:val="0"/>
+              <w:keepLines w:val="0"/>
+              <w:spacing w:after="60" w:before="60" w:line="259" w:lineRule="auto"/>
+            </w:pPr>
+            <w:r>
+              <w:rPr>
+                <w:rFonts w:ascii="맑은 고딕" w:hAnsi="맑은 고딕" w:eastAsia="맑은 고딕"/>
+                <w:b w:val="0"/>
+                <w:color w:val="000000"/>
+                <w:sz w:val="20"/>
+              </w:rPr>
+              <w:t>32~48시간</w:t>
+            </w:r>
+          </w:p>
+        </w:tc>
+        <w:tc>
+          <w:tcPr>
+            <w:tcW w:type="dxa" w:w="3672"/>
+            <w:vAlign w:val="center"/>
+            <w:shd w:fill="F5F7F9"/>
+            <w:tcMar>
+              <w:top w:w="70" w:type="dxa"/>
+              <w:left w:w="90" w:type="dxa"/>
+              <w:bottom w:w="70" w:type="dxa"/>
+              <w:right w:w="90" w:type="dxa"/>
+            </w:tcMar>
+          </w:tcPr>
+          <w:p>
+            <w:pPr>
+              <w:keepNext w:val="0"/>
+              <w:keepLines w:val="0"/>
+              <w:spacing w:after="60" w:before="60" w:line="259" w:lineRule="auto"/>
+            </w:pPr>
+            <w:r>
+              <w:rPr>
+                <w:rFonts w:ascii="맑은 고딕" w:hAnsi="맑은 고딕" w:eastAsia="맑은 고딕"/>
+                <w:b w:val="0"/>
+                <w:color w:val="000000"/>
+                <w:sz w:val="20"/>
+              </w:rPr>
+              <w:t>조작감과 공동 점유·연결 종료 기준 통과</w:t>
+            </w:r>
+          </w:p>
+        </w:tc>
+      </w:tr>
+      <w:tr>
+        <w:trPr>
+          <w:cantSplit/>
+        </w:trPr>
+        <w:tc>
+          <w:tcPr>
+            <w:tcW w:type="dxa" w:w="2016"/>
+            <w:vAlign w:val="center"/>
+            <w:shd w:fill="FFFFFF"/>
+            <w:tcMar>
+              <w:top w:w="70" w:type="dxa"/>
+              <w:left w:w="90" w:type="dxa"/>
+              <w:bottom w:w="70" w:type="dxa"/>
+              <w:right w:w="90" w:type="dxa"/>
+            </w:tcMar>
+          </w:tcPr>
+          <w:p>
+            <w:pPr>
+              <w:keepNext w:val="0"/>
+              <w:keepLines w:val="0"/>
+              <w:spacing w:after="60" w:before="60" w:line="259" w:lineRule="auto"/>
+            </w:pPr>
+            <w:r>
+              <w:rPr>
+                <w:rFonts w:ascii="맑은 고딕" w:hAnsi="맑은 고딕" w:eastAsia="맑은 고딕"/>
+                <w:b w:val="0"/>
+                <w:color w:val="000000"/>
+                <w:sz w:val="20"/>
+              </w:rPr>
+              <w:t>장치 2종·방 2개·복구</w:t>
+            </w:r>
+          </w:p>
+        </w:tc>
+        <w:tc>
+          <w:tcPr>
+            <w:tcW w:type="dxa" w:w="4536"/>
+            <w:vAlign w:val="center"/>
+            <w:shd w:fill="FFFFFF"/>
+            <w:tcMar>
+              <w:top w:w="70" w:type="dxa"/>
+              <w:left w:w="90" w:type="dxa"/>
+              <w:bottom w:w="70" w:type="dxa"/>
+              <w:right w:w="90" w:type="dxa"/>
+            </w:tcMar>
+          </w:tcPr>
+          <w:p>
+            <w:pPr>
+              <w:keepNext w:val="0"/>
+              <w:keepLines w:val="0"/>
+              <w:spacing w:after="60" w:before="60" w:line="259" w:lineRule="auto"/>
+            </w:pPr>
+            <w:r>
+              <w:rPr>
+                <w:rFonts w:ascii="맑은 고딕" w:hAnsi="맑은 고딕" w:eastAsia="맑은 고딕"/>
+                <w:b w:val="0"/>
+                <w:color w:val="000000"/>
+                <w:sz w:val="20"/>
+              </w:rPr>
+              <w:t>32~48시간</w:t>
+            </w:r>
+          </w:p>
+        </w:tc>
+        <w:tc>
+          <w:tcPr>
+            <w:tcW w:type="dxa" w:w="3672"/>
+            <w:vAlign w:val="center"/>
+            <w:shd w:fill="FFFFFF"/>
+            <w:tcMar>
+              <w:top w:w="70" w:type="dxa"/>
+              <w:left w:w="90" w:type="dxa"/>
+              <w:bottom w:w="70" w:type="dxa"/>
+              <w:right w:w="90" w:type="dxa"/>
+            </w:tcMar>
+          </w:tcPr>
+          <w:p>
+            <w:pPr>
+              <w:keepNext w:val="0"/>
+              <w:keepLines w:val="0"/>
+              <w:spacing w:after="60" w:before="60" w:line="259" w:lineRule="auto"/>
+            </w:pPr>
+            <w:r>
+              <w:rPr>
+                <w:rFonts w:ascii="맑은 고딕" w:hAnsi="맑은 고딕" w:eastAsia="맑은 고딕"/>
+                <w:b w:val="0"/>
+                <w:color w:val="000000"/>
+                <w:sz w:val="20"/>
+              </w:rPr>
+              <w:t>회색 상자 환경에서 두 사람 완주</w:t>
+            </w:r>
+          </w:p>
+        </w:tc>
+      </w:tr>
+      <w:tr>
+        <w:trPr>
+          <w:cantSplit/>
+        </w:trPr>
+        <w:tc>
+          <w:tcPr>
+            <w:tcW w:type="dxa" w:w="2016"/>
+            <w:vAlign w:val="center"/>
+            <w:shd w:fill="F5F7F9"/>
+            <w:tcMar>
+              <w:top w:w="70" w:type="dxa"/>
+              <w:left w:w="90" w:type="dxa"/>
+              <w:bottom w:w="70" w:type="dxa"/>
+              <w:right w:w="90" w:type="dxa"/>
+            </w:tcMar>
+          </w:tcPr>
+          <w:p>
+            <w:pPr>
+              <w:keepNext w:val="0"/>
+              <w:keepLines w:val="0"/>
+              <w:spacing w:after="60" w:before="60" w:line="259" w:lineRule="auto"/>
+            </w:pPr>
+            <w:r>
+              <w:rPr>
+                <w:rFonts w:ascii="맑은 고딕" w:hAnsi="맑은 고딕" w:eastAsia="맑은 고딕"/>
+                <w:b w:val="0"/>
+                <w:color w:val="000000"/>
+                <w:sz w:val="20"/>
+              </w:rPr>
+              <w:t>전투·적 2종·피해 검증</w:t>
+            </w:r>
+          </w:p>
+        </w:tc>
+        <w:tc>
+          <w:tcPr>
+            <w:tcW w:type="dxa" w:w="4536"/>
+            <w:vAlign w:val="center"/>
+            <w:shd w:fill="F5F7F9"/>
+            <w:tcMar>
+              <w:top w:w="70" w:type="dxa"/>
+              <w:left w:w="90" w:type="dxa"/>
+              <w:bottom w:w="70" w:type="dxa"/>
+              <w:right w:w="90" w:type="dxa"/>
+            </w:tcMar>
+          </w:tcPr>
+          <w:p>
+            <w:pPr>
+              <w:keepNext w:val="0"/>
+              <w:keepLines w:val="0"/>
+              <w:spacing w:after="60" w:before="60" w:line="259" w:lineRule="auto"/>
+            </w:pPr>
+            <w:r>
+              <w:rPr>
+                <w:rFonts w:ascii="맑은 고딕" w:hAnsi="맑은 고딕" w:eastAsia="맑은 고딕"/>
+                <w:b w:val="0"/>
+                <w:color w:val="000000"/>
+                <w:sz w:val="20"/>
+              </w:rPr>
+              <w:t>32~48시간</w:t>
+            </w:r>
+          </w:p>
+        </w:tc>
+        <w:tc>
+          <w:tcPr>
+            <w:tcW w:type="dxa" w:w="3672"/>
+            <w:vAlign w:val="center"/>
+            <w:shd w:fill="F5F7F9"/>
+            <w:tcMar>
+              <w:top w:w="70" w:type="dxa"/>
+              <w:left w:w="90" w:type="dxa"/>
+              <w:bottom w:w="70" w:type="dxa"/>
+              <w:right w:w="90" w:type="dxa"/>
+            </w:tcMar>
+          </w:tcPr>
+          <w:p>
+            <w:pPr>
+              <w:keepNext w:val="0"/>
+              <w:keepLines w:val="0"/>
+              <w:spacing w:after="60" w:before="60" w:line="259" w:lineRule="auto"/>
+            </w:pPr>
+            <w:r>
+              <w:rPr>
+                <w:rFonts w:ascii="맑은 고딕" w:hAnsi="맑은 고딕" w:eastAsia="맑은 고딕"/>
+                <w:b w:val="0"/>
+                <w:color w:val="000000"/>
+                <w:sz w:val="20"/>
+              </w:rPr>
+              <w:t>동시 타격·무력화·다운·구조 검증</w:t>
+            </w:r>
+          </w:p>
+        </w:tc>
+      </w:tr>
+      <w:tr>
+        <w:trPr>
+          <w:cantSplit/>
+        </w:trPr>
+        <w:tc>
+          <w:tcPr>
+            <w:tcW w:type="dxa" w:w="2016"/>
+            <w:vAlign w:val="center"/>
+            <w:shd w:fill="FFFFFF"/>
+            <w:tcMar>
+              <w:top w:w="70" w:type="dxa"/>
+              <w:left w:w="90" w:type="dxa"/>
+              <w:bottom w:w="70" w:type="dxa"/>
+              <w:right w:w="90" w:type="dxa"/>
+            </w:tcMar>
+          </w:tcPr>
+          <w:p>
+            <w:pPr>
+              <w:keepNext w:val="0"/>
+              <w:keepLines w:val="0"/>
+              <w:spacing w:after="60" w:before="60" w:line="259" w:lineRule="auto"/>
+            </w:pPr>
+            <w:r>
+              <w:rPr>
+                <w:rFonts w:ascii="맑은 고딕" w:hAnsi="맑은 고딕" w:eastAsia="맑은 고딕"/>
+                <w:b w:val="0"/>
+                <w:color w:val="000000"/>
+                <w:sz w:val="20"/>
+              </w:rPr>
+              <w:t>에셋·Animator·접촉 보정</w:t>
+            </w:r>
+          </w:p>
+        </w:tc>
+        <w:tc>
+          <w:tcPr>
+            <w:tcW w:type="dxa" w:w="4536"/>
+            <w:vAlign w:val="center"/>
+            <w:shd w:fill="FFFFFF"/>
+            <w:tcMar>
+              <w:top w:w="70" w:type="dxa"/>
+              <w:left w:w="90" w:type="dxa"/>
+              <w:bottom w:w="70" w:type="dxa"/>
+              <w:right w:w="90" w:type="dxa"/>
+            </w:tcMar>
+          </w:tcPr>
+          <w:p>
+            <w:pPr>
+              <w:keepNext w:val="0"/>
+              <w:keepLines w:val="0"/>
+              <w:spacing w:after="60" w:before="60" w:line="259" w:lineRule="auto"/>
+            </w:pPr>
+            <w:r>
+              <w:rPr>
+                <w:rFonts w:ascii="맑은 고딕" w:hAnsi="맑은 고딕" w:eastAsia="맑은 고딕"/>
+                <w:b w:val="0"/>
+                <w:color w:val="000000"/>
+                <w:sz w:val="20"/>
+              </w:rPr>
+              <w:t>16~24시간</w:t>
+            </w:r>
+          </w:p>
+        </w:tc>
+        <w:tc>
+          <w:tcPr>
+            <w:tcW w:type="dxa" w:w="3672"/>
+            <w:vAlign w:val="center"/>
+            <w:shd w:fill="FFFFFF"/>
+            <w:tcMar>
+              <w:top w:w="70" w:type="dxa"/>
+              <w:left w:w="90" w:type="dxa"/>
+              <w:bottom w:w="70" w:type="dxa"/>
+              <w:right w:w="90" w:type="dxa"/>
+            </w:tcMar>
+          </w:tcPr>
+          <w:p>
+            <w:pPr>
+              <w:keepNext w:val="0"/>
+              <w:keepLines w:val="0"/>
+              <w:spacing w:after="60" w:before="60" w:line="259" w:lineRule="auto"/>
+            </w:pPr>
+            <w:r>
+              <w:rPr>
+                <w:rFonts w:ascii="맑은 고딕" w:hAnsi="맑은 고딕" w:eastAsia="맑은 고딕"/>
+                <w:b w:val="0"/>
+                <w:color w:val="000000"/>
+                <w:sz w:val="20"/>
+              </w:rPr>
+              <w:t>상태별 클립 검수와 전이·중단 시연</w:t>
+            </w:r>
+          </w:p>
+        </w:tc>
+      </w:tr>
+      <w:tr>
+        <w:trPr>
+          <w:cantSplit/>
+        </w:trPr>
+        <w:tc>
+          <w:tcPr>
+            <w:tcW w:type="dxa" w:w="2016"/>
+            <w:vAlign w:val="center"/>
+            <w:shd w:fill="F5F7F9"/>
+            <w:tcMar>
+              <w:top w:w="70" w:type="dxa"/>
+              <w:left w:w="90" w:type="dxa"/>
+              <w:bottom w:w="70" w:type="dxa"/>
+              <w:right w:w="90" w:type="dxa"/>
+            </w:tcMar>
+          </w:tcPr>
+          <w:p>
+            <w:pPr>
+              <w:keepNext w:val="0"/>
+              <w:keepLines w:val="0"/>
+              <w:spacing w:after="60" w:before="60" w:line="259" w:lineRule="auto"/>
+            </w:pPr>
+            <w:r>
+              <w:rPr>
+                <w:rFonts w:ascii="맑은 고딕" w:hAnsi="맑은 고딕" w:eastAsia="맑은 고딕"/>
+                <w:b w:val="0"/>
+                <w:color w:val="000000"/>
+                <w:sz w:val="20"/>
+              </w:rPr>
+              <w:t>통합 편집 창</w:t>
+            </w:r>
+          </w:p>
+        </w:tc>
+        <w:tc>
+          <w:tcPr>
+            <w:tcW w:type="dxa" w:w="4536"/>
+            <w:vAlign w:val="center"/>
+            <w:shd w:fill="F5F7F9"/>
+            <w:tcMar>
+              <w:top w:w="70" w:type="dxa"/>
+              <w:left w:w="90" w:type="dxa"/>
+              <w:bottom w:w="70" w:type="dxa"/>
+              <w:right w:w="90" w:type="dxa"/>
+            </w:tcMar>
+          </w:tcPr>
+          <w:p>
+            <w:pPr>
+              <w:keepNext w:val="0"/>
+              <w:keepLines w:val="0"/>
+              <w:spacing w:after="60" w:before="60" w:line="259" w:lineRule="auto"/>
+            </w:pPr>
+            <w:r>
+              <w:rPr>
+                <w:rFonts w:ascii="맑은 고딕" w:hAnsi="맑은 고딕" w:eastAsia="맑은 고딕"/>
+                <w:b w:val="0"/>
+                <w:color w:val="000000"/>
+                <w:sz w:val="20"/>
+              </w:rPr>
+              <w:t>16~24시간</w:t>
+            </w:r>
+          </w:p>
+        </w:tc>
+        <w:tc>
+          <w:tcPr>
+            <w:tcW w:type="dxa" w:w="3672"/>
+            <w:vAlign w:val="center"/>
+            <w:shd w:fill="F5F7F9"/>
+            <w:tcMar>
+              <w:top w:w="70" w:type="dxa"/>
+              <w:left w:w="90" w:type="dxa"/>
+              <w:bottom w:w="70" w:type="dxa"/>
+              <w:right w:w="90" w:type="dxa"/>
+            </w:tcMar>
+          </w:tcPr>
+          <w:p>
+            <w:pPr>
+              <w:keepNext w:val="0"/>
+              <w:keepLines w:val="0"/>
+              <w:spacing w:after="60" w:before="60" w:line="259" w:lineRule="auto"/>
+            </w:pPr>
+            <w:r>
+              <w:rPr>
+                <w:rFonts w:ascii="맑은 고딕" w:hAnsi="맑은 고딕" w:eastAsia="맑은 고딕"/>
+                <w:b w:val="0"/>
+                <w:color w:val="000000"/>
+                <w:sz w:val="20"/>
+              </w:rPr>
+              <w:t>코드 수정 없이 장치 연결과 웨이브 변경</w:t>
+            </w:r>
+          </w:p>
+        </w:tc>
+      </w:tr>
+      <w:tr>
+        <w:trPr>
+          <w:cantSplit/>
+        </w:trPr>
+        <w:tc>
+          <w:tcPr>
+            <w:tcW w:type="dxa" w:w="2016"/>
+            <w:vAlign w:val="center"/>
+            <w:shd w:fill="FFFFFF"/>
+            <w:tcMar>
+              <w:top w:w="70" w:type="dxa"/>
+              <w:left w:w="90" w:type="dxa"/>
+              <w:bottom w:w="70" w:type="dxa"/>
+              <w:right w:w="90" w:type="dxa"/>
+            </w:tcMar>
+          </w:tcPr>
+          <w:p>
+            <w:pPr>
+              <w:keepNext w:val="0"/>
+              <w:keepLines w:val="0"/>
+              <w:spacing w:after="60" w:before="60" w:line="259" w:lineRule="auto"/>
+            </w:pPr>
+            <w:r>
+              <w:rPr>
+                <w:rFonts w:ascii="맑은 고딕" w:hAnsi="맑은 고딕" w:eastAsia="맑은 고딕"/>
+                <w:b w:val="0"/>
+                <w:color w:val="000000"/>
+                <w:sz w:val="20"/>
+              </w:rPr>
+              <w:t>Addressables 전환과 수명</w:t>
+            </w:r>
+          </w:p>
+        </w:tc>
+        <w:tc>
+          <w:tcPr>
+            <w:tcW w:type="dxa" w:w="4536"/>
+            <w:vAlign w:val="center"/>
+            <w:shd w:fill="FFFFFF"/>
+            <w:tcMar>
+              <w:top w:w="70" w:type="dxa"/>
+              <w:left w:w="90" w:type="dxa"/>
+              <w:bottom w:w="70" w:type="dxa"/>
+              <w:right w:w="90" w:type="dxa"/>
+            </w:tcMar>
+          </w:tcPr>
+          <w:p>
+            <w:pPr>
+              <w:keepNext w:val="0"/>
+              <w:keepLines w:val="0"/>
+              <w:spacing w:after="60" w:before="60" w:line="259" w:lineRule="auto"/>
+            </w:pPr>
+            <w:r>
+              <w:rPr>
+                <w:rFonts w:ascii="맑은 고딕" w:hAnsi="맑은 고딕" w:eastAsia="맑은 고딕"/>
+                <w:b w:val="0"/>
+                <w:color w:val="000000"/>
+                <w:sz w:val="20"/>
+              </w:rPr>
+              <w:t>16~24시간</w:t>
+            </w:r>
+          </w:p>
+        </w:tc>
+        <w:tc>
+          <w:tcPr>
+            <w:tcW w:type="dxa" w:w="3672"/>
+            <w:vAlign w:val="center"/>
+            <w:shd w:fill="FFFFFF"/>
+            <w:tcMar>
+              <w:top w:w="70" w:type="dxa"/>
+              <w:left w:w="90" w:type="dxa"/>
+              <w:bottom w:w="70" w:type="dxa"/>
+              <w:right w:w="90" w:type="dxa"/>
+            </w:tcMar>
+          </w:tcPr>
+          <w:p>
+            <w:pPr>
+              <w:keepNext w:val="0"/>
+              <w:keepLines w:val="0"/>
+              <w:spacing w:after="60" w:before="60" w:line="259" w:lineRule="auto"/>
+            </w:pPr>
+            <w:r>
+              <w:rPr>
+                <w:rFonts w:ascii="맑은 고딕" w:hAnsi="맑은 고딕" w:eastAsia="맑은 고딕"/>
+                <w:b w:val="0"/>
+                <w:color w:val="000000"/>
+                <w:sz w:val="20"/>
+              </w:rPr>
+              <w:t>실제 방 전환과 실패·취소·반복 해제</w:t>
+            </w:r>
+          </w:p>
+        </w:tc>
+      </w:tr>
+      <w:tr>
+        <w:trPr>
+          <w:cantSplit/>
+        </w:trPr>
+        <w:tc>
+          <w:tcPr>
+            <w:tcW w:type="dxa" w:w="2016"/>
+            <w:vAlign w:val="center"/>
+            <w:shd w:fill="F5F7F9"/>
+            <w:tcMar>
+              <w:top w:w="70" w:type="dxa"/>
+              <w:left w:w="90" w:type="dxa"/>
+              <w:bottom w:w="70" w:type="dxa"/>
+              <w:right w:w="90" w:type="dxa"/>
+            </w:tcMar>
+          </w:tcPr>
+          <w:p>
+            <w:pPr>
+              <w:keepNext w:val="0"/>
+              <w:keepLines w:val="0"/>
+              <w:spacing w:after="60" w:before="60" w:line="259" w:lineRule="auto"/>
+            </w:pPr>
+            <w:r>
+              <w:rPr>
+                <w:rFonts w:ascii="맑은 고딕" w:hAnsi="맑은 고딕" w:eastAsia="맑은 고딕"/>
+                <w:b w:val="0"/>
+                <w:color w:val="000000"/>
+                <w:sz w:val="20"/>
+              </w:rPr>
+              <w:t>셰이더·패드 UI·표현</w:t>
+            </w:r>
+          </w:p>
+        </w:tc>
+        <w:tc>
+          <w:tcPr>
+            <w:tcW w:type="dxa" w:w="4536"/>
+            <w:vAlign w:val="center"/>
+            <w:shd w:fill="F5F7F9"/>
+            <w:tcMar>
+              <w:top w:w="70" w:type="dxa"/>
+              <w:left w:w="90" w:type="dxa"/>
+              <w:bottom w:w="70" w:type="dxa"/>
+              <w:right w:w="90" w:type="dxa"/>
+            </w:tcMar>
+          </w:tcPr>
+          <w:p>
+            <w:pPr>
+              <w:keepNext w:val="0"/>
+              <w:keepLines w:val="0"/>
+              <w:spacing w:after="60" w:before="60" w:line="259" w:lineRule="auto"/>
+            </w:pPr>
+            <w:r>
+              <w:rPr>
+                <w:rFonts w:ascii="맑은 고딕" w:hAnsi="맑은 고딕" w:eastAsia="맑은 고딕"/>
+                <w:b w:val="0"/>
+                <w:color w:val="000000"/>
+                <w:sz w:val="20"/>
+              </w:rPr>
+              <w:t>16~24시간</w:t>
+            </w:r>
+          </w:p>
+        </w:tc>
+        <w:tc>
+          <w:tcPr>
+            <w:tcW w:type="dxa" w:w="3672"/>
+            <w:vAlign w:val="center"/>
+            <w:shd w:fill="F5F7F9"/>
+            <w:tcMar>
+              <w:top w:w="70" w:type="dxa"/>
+              <w:left w:w="90" w:type="dxa"/>
+              <w:bottom w:w="70" w:type="dxa"/>
+              <w:right w:w="90" w:type="dxa"/>
+            </w:tcMar>
+          </w:tcPr>
+          <w:p>
+            <w:pPr>
+              <w:keepNext w:val="0"/>
+              <w:keepLines w:val="0"/>
+              <w:spacing w:after="60" w:before="60" w:line="259" w:lineRule="auto"/>
+            </w:pPr>
+            <w:r>
+              <w:rPr>
+                <w:rFonts w:ascii="맑은 고딕" w:hAnsi="맑은 고딕" w:eastAsia="맑은 고딕"/>
+                <w:b w:val="0"/>
+                <w:color w:val="000000"/>
+                <w:sz w:val="20"/>
+              </w:rPr>
+              <w:t>패드 완주와 렌더링 비교 자료</w:t>
+            </w:r>
+          </w:p>
+        </w:tc>
+      </w:tr>
+      <w:tr>
+        <w:trPr>
+          <w:cantSplit/>
+        </w:trPr>
+        <w:tc>
+          <w:tcPr>
+            <w:tcW w:type="dxa" w:w="2016"/>
+            <w:vAlign w:val="center"/>
+            <w:shd w:fill="FFFFFF"/>
+            <w:tcMar>
+              <w:top w:w="70" w:type="dxa"/>
+              <w:left w:w="90" w:type="dxa"/>
+              <w:bottom w:w="70" w:type="dxa"/>
+              <w:right w:w="90" w:type="dxa"/>
+            </w:tcMar>
+          </w:tcPr>
+          <w:p>
+            <w:pPr>
+              <w:keepNext w:val="0"/>
+              <w:keepLines w:val="0"/>
+              <w:spacing w:after="60" w:before="60" w:line="259" w:lineRule="auto"/>
+            </w:pPr>
+            <w:r>
+              <w:rPr>
+                <w:rFonts w:ascii="맑은 고딕" w:hAnsi="맑은 고딕" w:eastAsia="맑은 고딕"/>
+                <w:b w:val="0"/>
+                <w:color w:val="000000"/>
+                <w:sz w:val="20"/>
+              </w:rPr>
+              <w:t>통합 검증·성능 수정</w:t>
+            </w:r>
+          </w:p>
+        </w:tc>
+        <w:tc>
+          <w:tcPr>
+            <w:tcW w:type="dxa" w:w="4536"/>
+            <w:vAlign w:val="center"/>
+            <w:shd w:fill="FFFFFF"/>
+            <w:tcMar>
+              <w:top w:w="70" w:type="dxa"/>
+              <w:left w:w="90" w:type="dxa"/>
+              <w:bottom w:w="70" w:type="dxa"/>
+              <w:right w:w="90" w:type="dxa"/>
+            </w:tcMar>
+          </w:tcPr>
+          <w:p>
+            <w:pPr>
+              <w:keepNext w:val="0"/>
+              <w:keepLines w:val="0"/>
+              <w:spacing w:after="60" w:before="60" w:line="259" w:lineRule="auto"/>
+            </w:pPr>
+            <w:r>
+              <w:rPr>
+                <w:rFonts w:ascii="맑은 고딕" w:hAnsi="맑은 고딕" w:eastAsia="맑은 고딕"/>
+                <w:b w:val="0"/>
+                <w:color w:val="000000"/>
+                <w:sz w:val="20"/>
+              </w:rPr>
+              <w:t>32~48시간</w:t>
+            </w:r>
+          </w:p>
+        </w:tc>
+        <w:tc>
+          <w:tcPr>
+            <w:tcW w:type="dxa" w:w="3672"/>
+            <w:vAlign w:val="center"/>
+            <w:shd w:fill="FFFFFF"/>
+            <w:tcMar>
+              <w:top w:w="70" w:type="dxa"/>
+              <w:left w:w="90" w:type="dxa"/>
+              <w:bottom w:w="70" w:type="dxa"/>
+              <w:right w:w="90" w:type="dxa"/>
+            </w:tcMar>
+          </w:tcPr>
+          <w:p>
+            <w:pPr>
+              <w:keepNext w:val="0"/>
+              <w:keepLines w:val="0"/>
+              <w:spacing w:after="60" w:before="60" w:line="259" w:lineRule="auto"/>
+            </w:pPr>
+            <w:r>
+              <w:rPr>
+                <w:rFonts w:ascii="맑은 고딕" w:hAnsi="맑은 고딕" w:eastAsia="맑은 고딕"/>
+                <w:b w:val="0"/>
+                <w:color w:val="000000"/>
+                <w:sz w:val="20"/>
+              </w:rPr>
+              <w:t>지연·메모리·성능·완주 시험 통과</w:t>
+            </w:r>
+          </w:p>
+        </w:tc>
+      </w:tr>
+      <w:tr>
+        <w:trPr>
+          <w:cantSplit/>
+        </w:trPr>
+        <w:tc>
+          <w:tcPr>
+            <w:tcW w:type="dxa" w:w="2016"/>
+            <w:vAlign w:val="center"/>
+            <w:shd w:fill="F5F7F9"/>
+            <w:tcMar>
+              <w:top w:w="70" w:type="dxa"/>
+              <w:left w:w="90" w:type="dxa"/>
+              <w:bottom w:w="70" w:type="dxa"/>
+              <w:right w:w="90" w:type="dxa"/>
+            </w:tcMar>
+          </w:tcPr>
+          <w:p>
+            <w:pPr>
+              <w:keepNext w:val="0"/>
+              <w:keepLines w:val="0"/>
+              <w:spacing w:after="60" w:before="60" w:line="259" w:lineRule="auto"/>
+            </w:pPr>
+            <w:r>
+              <w:rPr>
+                <w:rFonts w:ascii="맑은 고딕" w:hAnsi="맑은 고딕" w:eastAsia="맑은 고딕"/>
+                <w:b w:val="0"/>
+                <w:color w:val="000000"/>
+                <w:sz w:val="20"/>
+              </w:rPr>
+              <w:t>영상·문서·배포</w:t>
+            </w:r>
+          </w:p>
+        </w:tc>
+        <w:tc>
+          <w:tcPr>
+            <w:tcW w:type="dxa" w:w="4536"/>
+            <w:vAlign w:val="center"/>
+            <w:shd w:fill="F5F7F9"/>
+            <w:tcMar>
+              <w:top w:w="70" w:type="dxa"/>
+              <w:left w:w="90" w:type="dxa"/>
+              <w:bottom w:w="70" w:type="dxa"/>
+              <w:right w:w="90" w:type="dxa"/>
+            </w:tcMar>
+          </w:tcPr>
+          <w:p>
+            <w:pPr>
+              <w:keepNext w:val="0"/>
+              <w:keepLines w:val="0"/>
+              <w:spacing w:after="60" w:before="60" w:line="259" w:lineRule="auto"/>
+            </w:pPr>
+            <w:r>
+              <w:rPr>
+                <w:rFonts w:ascii="맑은 고딕" w:hAnsi="맑은 고딕" w:eastAsia="맑은 고딕"/>
+                <w:b w:val="0"/>
+                <w:color w:val="000000"/>
+                <w:sz w:val="20"/>
+              </w:rPr>
+              <w:t>12~20시간</w:t>
+            </w:r>
+          </w:p>
+        </w:tc>
+        <w:tc>
+          <w:tcPr>
+            <w:tcW w:type="dxa" w:w="3672"/>
+            <w:vAlign w:val="center"/>
+            <w:shd w:fill="F5F7F9"/>
+            <w:tcMar>
+              <w:top w:w="70" w:type="dxa"/>
+              <w:left w:w="90" w:type="dxa"/>
+              <w:bottom w:w="70" w:type="dxa"/>
+              <w:right w:w="90" w:type="dxa"/>
+            </w:tcMar>
+          </w:tcPr>
+          <w:p>
+            <w:pPr>
+              <w:keepNext w:val="0"/>
+              <w:keepLines w:val="0"/>
+              <w:spacing w:after="60" w:before="60" w:line="259" w:lineRule="auto"/>
+            </w:pPr>
+            <w:r>
+              <w:rPr>
+                <w:rFonts w:ascii="맑은 고딕" w:hAnsi="맑은 고딕" w:eastAsia="맑은 고딕"/>
+                <w:b w:val="0"/>
+                <w:color w:val="000000"/>
+                <w:sz w:val="20"/>
+              </w:rPr>
+              <w:t>빌드·영상·기여 범위와 검증표</w:t>
+            </w:r>
+          </w:p>
+        </w:tc>
+      </w:tr>
+      <w:tr>
+        <w:trPr>
+          <w:cantSplit/>
+        </w:trPr>
+        <w:tc>
+          <w:tcPr>
+            <w:tcW w:type="dxa" w:w="2016"/>
+            <w:vAlign w:val="center"/>
+            <w:shd w:fill="FFFFFF"/>
+            <w:tcMar>
+              <w:top w:w="70" w:type="dxa"/>
+              <w:left w:w="90" w:type="dxa"/>
+              <w:bottom w:w="70" w:type="dxa"/>
+              <w:right w:w="90" w:type="dxa"/>
+            </w:tcMar>
+          </w:tcPr>
+          <w:p>
+            <w:pPr>
+              <w:keepNext w:val="0"/>
+              <w:keepLines w:val="0"/>
+              <w:spacing w:after="60" w:before="60" w:line="259" w:lineRule="auto"/>
+            </w:pPr>
+            <w:r>
+              <w:rPr>
+                <w:rFonts w:ascii="맑은 고딕" w:hAnsi="맑은 고딕" w:eastAsia="맑은 고딕"/>
+                <w:b w:val="0"/>
+                <w:color w:val="000000"/>
+                <w:sz w:val="20"/>
+              </w:rPr>
+              <w:t>기본 합계</w:t>
+            </w:r>
+          </w:p>
+        </w:tc>
+        <w:tc>
+          <w:tcPr>
+            <w:tcW w:type="dxa" w:w="4536"/>
+            <w:vAlign w:val="center"/>
+            <w:shd w:fill="FFFFFF"/>
+            <w:tcMar>
+              <w:top w:w="70" w:type="dxa"/>
+              <w:left w:w="90" w:type="dxa"/>
+              <w:bottom w:w="70" w:type="dxa"/>
+              <w:right w:w="90" w:type="dxa"/>
+            </w:tcMar>
+          </w:tcPr>
+          <w:p>
+            <w:pPr>
+              <w:keepNext w:val="0"/>
+              <w:keepLines w:val="0"/>
+              <w:spacing w:after="60" w:before="60" w:line="259" w:lineRule="auto"/>
+            </w:pPr>
+            <w:r>
+              <w:rPr>
+                <w:rFonts w:ascii="맑은 고딕" w:hAnsi="맑은 고딕" w:eastAsia="맑은 고딕"/>
+                <w:b w:val="0"/>
+                <w:color w:val="000000"/>
+                <w:sz w:val="20"/>
+              </w:rPr>
+              <w:t>220~332시간</w:t>
+            </w:r>
+          </w:p>
+        </w:tc>
+        <w:tc>
+          <w:tcPr>
+            <w:tcW w:type="dxa" w:w="3672"/>
+            <w:vAlign w:val="center"/>
+            <w:shd w:fill="FFFFFF"/>
+            <w:tcMar>
+              <w:top w:w="70" w:type="dxa"/>
+              <w:left w:w="90" w:type="dxa"/>
+              <w:bottom w:w="70" w:type="dxa"/>
+              <w:right w:w="90" w:type="dxa"/>
+            </w:tcMar>
+          </w:tcPr>
+          <w:p>
+            <w:pPr>
+              <w:keepNext w:val="0"/>
+              <w:keepLines w:val="0"/>
+              <w:spacing w:after="60" w:before="60" w:line="259" w:lineRule="auto"/>
+            </w:pPr>
+            <w:r>
+              <w:rPr>
+                <w:rFonts w:ascii="맑은 고딕" w:hAnsi="맑은 고딕" w:eastAsia="맑은 고딕"/>
+                <w:b w:val="0"/>
+                <w:color w:val="000000"/>
+                <w:sz w:val="20"/>
+              </w:rPr>
+              <w:t>각 항목의 최소·최대 합계</w:t>
+            </w:r>
+          </w:p>
+        </w:tc>
+      </w:tr>
+      <w:tr>
+        <w:trPr>
+          <w:cantSplit/>
+        </w:trPr>
+        <w:tc>
+          <w:tcPr>
+            <w:tcW w:type="dxa" w:w="2016"/>
+            <w:vAlign w:val="center"/>
+            <w:shd w:fill="F5F7F9"/>
+            <w:tcMar>
+              <w:top w:w="70" w:type="dxa"/>
+              <w:left w:w="90" w:type="dxa"/>
+              <w:bottom w:w="70" w:type="dxa"/>
+              <w:right w:w="90" w:type="dxa"/>
+            </w:tcMar>
+          </w:tcPr>
+          <w:p>
+            <w:pPr>
+              <w:keepNext w:val="0"/>
+              <w:keepLines w:val="0"/>
+              <w:spacing w:after="60" w:before="60" w:line="259" w:lineRule="auto"/>
+            </w:pPr>
+            <w:r>
+              <w:rPr>
+                <w:rFonts w:ascii="맑은 고딕" w:hAnsi="맑은 고딕" w:eastAsia="맑은 고딕"/>
+                <w:b w:val="0"/>
+                <w:color w:val="000000"/>
+                <w:sz w:val="20"/>
+              </w:rPr>
+              <w:t>수정 여유 20% 포함</w:t>
+            </w:r>
+          </w:p>
+        </w:tc>
+        <w:tc>
+          <w:tcPr>
+            <w:tcW w:type="dxa" w:w="4536"/>
+            <w:vAlign w:val="center"/>
+            <w:shd w:fill="F5F7F9"/>
+            <w:tcMar>
+              <w:top w:w="70" w:type="dxa"/>
+              <w:left w:w="90" w:type="dxa"/>
+              <w:bottom w:w="70" w:type="dxa"/>
+              <w:right w:w="90" w:type="dxa"/>
+            </w:tcMar>
+          </w:tcPr>
+          <w:p>
+            <w:pPr>
+              <w:keepNext w:val="0"/>
+              <w:keepLines w:val="0"/>
+              <w:spacing w:after="60" w:before="60" w:line="259" w:lineRule="auto"/>
+            </w:pPr>
+            <w:r>
+              <w:rPr>
+                <w:rFonts w:ascii="맑은 고딕" w:hAnsi="맑은 고딕" w:eastAsia="맑은 고딕"/>
+                <w:b w:val="0"/>
+                <w:color w:val="000000"/>
+                <w:sz w:val="20"/>
+              </w:rPr>
+              <w:t>264~399시간</w:t>
+            </w:r>
+          </w:p>
+        </w:tc>
+        <w:tc>
+          <w:tcPr>
+            <w:tcW w:type="dxa" w:w="3672"/>
+            <w:vAlign w:val="center"/>
+            <w:shd w:fill="F5F7F9"/>
+            <w:tcMar>
+              <w:top w:w="70" w:type="dxa"/>
+              <w:left w:w="90" w:type="dxa"/>
+              <w:bottom w:w="70" w:type="dxa"/>
+              <w:right w:w="90" w:type="dxa"/>
+            </w:tcMar>
+          </w:tcPr>
+          <w:p>
+            <w:pPr>
+              <w:keepNext w:val="0"/>
+              <w:keepLines w:val="0"/>
+              <w:spacing w:after="60" w:before="60" w:line="259" w:lineRule="auto"/>
+            </w:pPr>
+            <w:r>
+              <w:rPr>
+                <w:rFonts w:ascii="맑은 고딕" w:hAnsi="맑은 고딕" w:eastAsia="맑은 고딕"/>
+                <w:b w:val="0"/>
+                <w:color w:val="000000"/>
+                <w:sz w:val="20"/>
+              </w:rPr>
+              <w:t>최대값 398.4시간을 올림 · 실험 뒤 갱신</w:t>
+            </w:r>
+          </w:p>
+        </w:tc>
+      </w:tr>
+    </w:tbl>
+    <w:p>
+      <w:pPr>
+        <w:spacing w:after="20"/>
+      </w:pPr>
+    </w:p>
+    <w:p>
+      <w:pPr/>
+      <w:r>
+        <w:rPr>
+          <w:rFonts w:ascii="맑은 고딕" w:hAnsi="맑은 고딕" w:eastAsia="맑은 고딕"/>
+          <w:b w:val="0"/>
+          <w:color w:val="000000"/>
+          <w:sz w:val="22"/>
+        </w:rPr>
+        <w:t>주 25시간이면 약 11~16주, 주 30시간이면 약 9~14주, 주 35시간이면 약 8~12주다. 학습·새 기능·콘솔은 별도다. 기존 12주 고정안과 달리 기능별 시간을 합산했고, 실제 일정을 보장하는 수치로 사용하지 않는다.</w:t>
+      </w:r>
+    </w:p>
+    <w:p>
+      <w:pPr/>
+      <w:r>
+        <w:rPr>
+          <w:rFonts w:ascii="맑은 고딕" w:hAnsi="맑은 고딕" w:eastAsia="맑은 고딕"/>
+          <w:b w:val="0"/>
+          <w:color w:val="000000"/>
+          <w:sz w:val="22"/>
+        </w:rPr>
+        <w:t>우선순위는 기술 실험 → 한 방의 이동·잡기·전투 → 두 방 완주 → 도구·자원·표현 → 회귀와 제출 자료다. 첫 실험 실패나 클립 확보 실패는 해당 단계에서 해결하고 콘텐츠 수를 늘리지 않는다. 20% 여유를 넘어설 것으로 보이면 장식·외형 종류·연출 길이를 줄이고, 이미 축소한 공고 핵심 항목은 남긴 채 일정을 다시 산정한다.</w:t>
+      </w:r>
+    </w:p>
+    <w:p>
+      <w:pPr>
+        <w:pStyle w:val="Heading1"/>
+      </w:pPr>
+      <w:r>
+        <w:t>13 검증과 제출 근거</w:t>
+      </w:r>
+    </w:p>
+    <w:tbl>
+      <w:tblPr>
+        <w:tblW w:type="auto" w:w="0"/>
+        <w:jc w:val="center"/>
+        <w:tblLayout w:type="fixed"/>
+        <w:tblLook w:firstColumn="1" w:firstRow="1" w:lastColumn="0" w:lastRow="0" w:noHBand="0" w:noVBand="1" w:val="04A0"/>
+        <w:tblBorders>
+          <w:top w:val="single" w:sz="4" w:color="D9D9D9"/>
+          <w:left w:val="single" w:sz="4" w:color="D9D9D9"/>
+          <w:bottom w:val="single" w:sz="4" w:color="D9D9D9"/>
+          <w:right w:val="single" w:sz="4" w:color="D9D9D9"/>
+          <w:insideH w:val="single" w:sz="4" w:color="D9D9D9"/>
+          <w:insideV w:val="single" w:sz="4" w:color="D9D9D9"/>
+        </w:tblBorders>
+      </w:tblPr>
+      <w:tblGrid>
+        <w:gridCol w:w="2016"/>
+        <w:gridCol w:w="4536"/>
+        <w:gridCol w:w="3672"/>
+      </w:tblGrid>
+      <w:tr>
+        <w:trPr>
+          <w:cantSplit/>
+          <w:tblHeader/>
+        </w:trPr>
+        <w:tc>
+          <w:tcPr>
+            <w:tcW w:type="dxa" w:w="2016"/>
+            <w:vAlign w:val="center"/>
+            <w:shd w:fill="DCE7EE"/>
+            <w:tcMar>
+              <w:top w:w="70" w:type="dxa"/>
+              <w:left w:w="90" w:type="dxa"/>
+              <w:bottom w:w="70" w:type="dxa"/>
+              <w:right w:w="90" w:type="dxa"/>
+            </w:tcMar>
+          </w:tcPr>
+          <w:p>
+            <w:pPr>
+              <w:keepNext/>
+              <w:keepLines w:val="0"/>
+              <w:spacing w:after="60" w:before="60" w:line="259" w:lineRule="auto"/>
+            </w:pPr>
+            <w:r>
+              <w:rPr>
+                <w:rFonts w:ascii="맑은 고딕" w:hAnsi="맑은 고딕" w:eastAsia="맑은 고딕"/>
+                <w:b/>
+                <w:color w:val="000000"/>
+                <w:sz w:val="20"/>
+              </w:rPr>
+              <w:t>영역</w:t>
+            </w:r>
+          </w:p>
+        </w:tc>
+        <w:tc>
+          <w:tcPr>
+            <w:tcW w:type="dxa" w:w="4536"/>
+            <w:vAlign w:val="center"/>
+            <w:shd w:fill="DCE7EE"/>
+            <w:tcMar>
+              <w:top w:w="70" w:type="dxa"/>
+              <w:left w:w="90" w:type="dxa"/>
+              <w:bottom w:w="70" w:type="dxa"/>
+              <w:right w:w="90" w:type="dxa"/>
+            </w:tcMar>
+          </w:tcPr>
+          <w:p>
+            <w:pPr>
+              <w:keepNext/>
+              <w:keepLines w:val="0"/>
+              <w:spacing w:after="60" w:before="60" w:line="259" w:lineRule="auto"/>
+            </w:pPr>
+            <w:r>
+              <w:rPr>
+                <w:rFonts w:ascii="맑은 고딕" w:hAnsi="맑은 고딕" w:eastAsia="맑은 고딕"/>
+                <w:b/>
+                <w:color w:val="000000"/>
+                <w:sz w:val="20"/>
+              </w:rPr>
+              <w:t>시험과 합격 기준</w:t>
+            </w:r>
+          </w:p>
+        </w:tc>
+        <w:tc>
+          <w:tcPr>
+            <w:tcW w:type="dxa" w:w="3672"/>
+            <w:vAlign w:val="center"/>
+            <w:shd w:fill="DCE7EE"/>
+            <w:tcMar>
+              <w:top w:w="70" w:type="dxa"/>
+              <w:left w:w="90" w:type="dxa"/>
+              <w:bottom w:w="70" w:type="dxa"/>
+              <w:right w:w="90" w:type="dxa"/>
+            </w:tcMar>
+          </w:tcPr>
+          <w:p>
+            <w:pPr>
+              <w:keepNext/>
+              <w:keepLines w:val="0"/>
+              <w:spacing w:after="60" w:before="60" w:line="259" w:lineRule="auto"/>
+            </w:pPr>
+            <w:r>
+              <w:rPr>
+                <w:rFonts w:ascii="맑은 고딕" w:hAnsi="맑은 고딕" w:eastAsia="맑은 고딕"/>
+                <w:b/>
+                <w:color w:val="000000"/>
+                <w:sz w:val="20"/>
+              </w:rPr>
+              <w:t>남길 자료</w:t>
+            </w:r>
+          </w:p>
+        </w:tc>
+      </w:tr>
+      <w:tr>
+        <w:trPr>
+          <w:cantSplit/>
+        </w:trPr>
+        <w:tc>
+          <w:tcPr>
+            <w:tcW w:type="dxa" w:w="2016"/>
+            <w:vAlign w:val="center"/>
+            <w:shd w:fill="FFFFFF"/>
+            <w:tcMar>
+              <w:top w:w="70" w:type="dxa"/>
+              <w:left w:w="90" w:type="dxa"/>
+              <w:bottom w:w="70" w:type="dxa"/>
+              <w:right w:w="90" w:type="dxa"/>
+            </w:tcMar>
+          </w:tcPr>
+          <w:p>
+            <w:pPr>
+              <w:keepNext w:val="0"/>
+              <w:keepLines w:val="0"/>
+              <w:spacing w:after="60" w:before="60" w:line="259" w:lineRule="auto"/>
+            </w:pPr>
+            <w:r>
+              <w:rPr>
+                <w:rFonts w:ascii="맑은 고딕" w:hAnsi="맑은 고딕" w:eastAsia="맑은 고딕"/>
+                <w:b w:val="0"/>
+                <w:color w:val="000000"/>
+                <w:sz w:val="20"/>
+              </w:rPr>
+              <w:t>완주</w:t>
+            </w:r>
+          </w:p>
+        </w:tc>
+        <w:tc>
+          <w:tcPr>
+            <w:tcW w:type="dxa" w:w="4536"/>
+            <w:vAlign w:val="center"/>
+            <w:shd w:fill="FFFFFF"/>
+            <w:tcMar>
+              <w:top w:w="70" w:type="dxa"/>
+              <w:left w:w="90" w:type="dxa"/>
+              <w:bottom w:w="70" w:type="dxa"/>
+              <w:right w:w="90" w:type="dxa"/>
+            </w:tcMar>
+          </w:tcPr>
+          <w:p>
+            <w:pPr>
+              <w:keepNext w:val="0"/>
+              <w:keepLines w:val="0"/>
+              <w:spacing w:after="60" w:before="60" w:line="259" w:lineRule="auto"/>
+            </w:pPr>
+            <w:r>
+              <w:rPr>
+                <w:rFonts w:ascii="맑은 고딕" w:hAnsi="맑은 고딕" w:eastAsia="맑은 고딕"/>
+                <w:b w:val="0"/>
+                <w:color w:val="000000"/>
+                <w:sz w:val="20"/>
+              </w:rPr>
+              <w:t>별도 PC 두 대에서 두 방 3회 연속 완주</w:t>
+            </w:r>
+          </w:p>
+        </w:tc>
+        <w:tc>
+          <w:tcPr>
+            <w:tcW w:type="dxa" w:w="3672"/>
+            <w:vAlign w:val="center"/>
+            <w:shd w:fill="FFFFFF"/>
+            <w:tcMar>
+              <w:top w:w="70" w:type="dxa"/>
+              <w:left w:w="90" w:type="dxa"/>
+              <w:bottom w:w="70" w:type="dxa"/>
+              <w:right w:w="90" w:type="dxa"/>
+            </w:tcMar>
+          </w:tcPr>
+          <w:p>
+            <w:pPr>
+              <w:keepNext w:val="0"/>
+              <w:keepLines w:val="0"/>
+              <w:spacing w:after="60" w:before="60" w:line="259" w:lineRule="auto"/>
+            </w:pPr>
+            <w:r>
+              <w:rPr>
+                <w:rFonts w:ascii="맑은 고딕" w:hAnsi="맑은 고딕" w:eastAsia="맑은 고딕"/>
+                <w:b w:val="0"/>
+                <w:color w:val="000000"/>
+                <w:sz w:val="20"/>
+              </w:rPr>
+              <w:t>빌드 버전·영상·소요 시간</w:t>
+            </w:r>
+          </w:p>
+        </w:tc>
+      </w:tr>
+      <w:tr>
+        <w:trPr>
+          <w:cantSplit/>
+        </w:trPr>
+        <w:tc>
+          <w:tcPr>
+            <w:tcW w:type="dxa" w:w="2016"/>
+            <w:vAlign w:val="center"/>
+            <w:shd w:fill="F5F7F9"/>
+            <w:tcMar>
+              <w:top w:w="70" w:type="dxa"/>
+              <w:left w:w="90" w:type="dxa"/>
+              <w:bottom w:w="70" w:type="dxa"/>
+              <w:right w:w="90" w:type="dxa"/>
+            </w:tcMar>
+          </w:tcPr>
+          <w:p>
+            <w:pPr>
+              <w:keepNext w:val="0"/>
+              <w:keepLines w:val="0"/>
+              <w:spacing w:after="60" w:before="60" w:line="259" w:lineRule="auto"/>
+            </w:pPr>
+            <w:r>
+              <w:rPr>
+                <w:rFonts w:ascii="맑은 고딕" w:hAnsi="맑은 고딕" w:eastAsia="맑은 고딕"/>
+                <w:b w:val="0"/>
+                <w:color w:val="000000"/>
+                <w:sz w:val="20"/>
+              </w:rPr>
+              <w:t>물리</w:t>
+            </w:r>
+          </w:p>
+        </w:tc>
+        <w:tc>
+          <w:tcPr>
+            <w:tcW w:type="dxa" w:w="4536"/>
+            <w:vAlign w:val="center"/>
+            <w:shd w:fill="F5F7F9"/>
+            <w:tcMar>
+              <w:top w:w="70" w:type="dxa"/>
+              <w:left w:w="90" w:type="dxa"/>
+              <w:bottom w:w="70" w:type="dxa"/>
+              <w:right w:w="90" w:type="dxa"/>
+            </w:tcMar>
+          </w:tcPr>
+          <w:p>
+            <w:pPr>
+              <w:keepNext w:val="0"/>
+              <w:keepLines w:val="0"/>
+              <w:spacing w:after="60" w:before="60" w:line="259" w:lineRule="auto"/>
+            </w:pPr>
+            <w:r>
+              <w:rPr>
+                <w:rFonts w:ascii="맑은 고딕" w:hAnsi="맑은 고딕" w:eastAsia="맑은 고딕"/>
+                <w:b w:val="0"/>
+                <w:color w:val="000000"/>
+                <w:sz w:val="20"/>
+              </w:rPr>
+              <w:t>이중 잡기, 관통, 물체 낙하, 연결 종료 후 영구 점유 없음</w:t>
+            </w:r>
+          </w:p>
+        </w:tc>
+        <w:tc>
+          <w:tcPr>
+            <w:tcW w:type="dxa" w:w="3672"/>
+            <w:vAlign w:val="center"/>
+            <w:shd w:fill="F5F7F9"/>
+            <w:tcMar>
+              <w:top w:w="70" w:type="dxa"/>
+              <w:left w:w="90" w:type="dxa"/>
+              <w:bottom w:w="70" w:type="dxa"/>
+              <w:right w:w="90" w:type="dxa"/>
+            </w:tcMar>
+          </w:tcPr>
+          <w:p>
+            <w:pPr>
+              <w:keepNext w:val="0"/>
+              <w:keepLines w:val="0"/>
+              <w:spacing w:after="60" w:before="60" w:line="259" w:lineRule="auto"/>
+            </w:pPr>
+            <w:r>
+              <w:rPr>
+                <w:rFonts w:ascii="맑은 고딕" w:hAnsi="맑은 고딕" w:eastAsia="맑은 고딕"/>
+                <w:b w:val="0"/>
+                <w:color w:val="000000"/>
+                <w:sz w:val="20"/>
+              </w:rPr>
+              <w:t>튜닝 값과 재현·수정 결과</w:t>
+            </w:r>
+          </w:p>
+        </w:tc>
+      </w:tr>
+      <w:tr>
+        <w:trPr>
+          <w:cantSplit/>
+        </w:trPr>
+        <w:tc>
+          <w:tcPr>
+            <w:tcW w:type="dxa" w:w="2016"/>
+            <w:vAlign w:val="center"/>
+            <w:shd w:fill="FFFFFF"/>
+            <w:tcMar>
+              <w:top w:w="70" w:type="dxa"/>
+              <w:left w:w="90" w:type="dxa"/>
+              <w:bottom w:w="70" w:type="dxa"/>
+              <w:right w:w="90" w:type="dxa"/>
+            </w:tcMar>
+          </w:tcPr>
+          <w:p>
+            <w:pPr>
+              <w:keepNext w:val="0"/>
+              <w:keepLines w:val="0"/>
+              <w:spacing w:after="60" w:before="60" w:line="259" w:lineRule="auto"/>
+            </w:pPr>
+            <w:r>
+              <w:rPr>
+                <w:rFonts w:ascii="맑은 고딕" w:hAnsi="맑은 고딕" w:eastAsia="맑은 고딕"/>
+                <w:b w:val="0"/>
+                <w:color w:val="000000"/>
+                <w:sz w:val="20"/>
+              </w:rPr>
+              <w:t>전투와 AI</w:t>
+            </w:r>
+          </w:p>
+        </w:tc>
+        <w:tc>
+          <w:tcPr>
+            <w:tcW w:type="dxa" w:w="4536"/>
+            <w:vAlign w:val="center"/>
+            <w:shd w:fill="FFFFFF"/>
+            <w:tcMar>
+              <w:top w:w="70" w:type="dxa"/>
+              <w:left w:w="90" w:type="dxa"/>
+              <w:bottom w:w="70" w:type="dxa"/>
+              <w:right w:w="90" w:type="dxa"/>
+            </w:tcMar>
+          </w:tcPr>
+          <w:p>
+            <w:pPr>
+              <w:keepNext w:val="0"/>
+              <w:keepLines w:val="0"/>
+              <w:spacing w:after="60" w:before="60" w:line="259" w:lineRule="auto"/>
+            </w:pPr>
+            <w:r>
+              <w:rPr>
+                <w:rFonts w:ascii="맑은 고딕" w:hAnsi="맑은 고딕" w:eastAsia="맑은 고딕"/>
+                <w:b w:val="0"/>
+                <w:color w:val="000000"/>
+                <w:sz w:val="20"/>
+              </w:rPr>
+              <w:t>중복 피해 없음, 두 PC 체력·사망·진행 수렴</w:t>
+            </w:r>
+          </w:p>
+        </w:tc>
+        <w:tc>
+          <w:tcPr>
+            <w:tcW w:type="dxa" w:w="3672"/>
+            <w:vAlign w:val="center"/>
+            <w:shd w:fill="FFFFFF"/>
+            <w:tcMar>
+              <w:top w:w="70" w:type="dxa"/>
+              <w:left w:w="90" w:type="dxa"/>
+              <w:bottom w:w="70" w:type="dxa"/>
+              <w:right w:w="90" w:type="dxa"/>
+            </w:tcMar>
+          </w:tcPr>
+          <w:p>
+            <w:pPr>
+              <w:keepNext w:val="0"/>
+              <w:keepLines w:val="0"/>
+              <w:spacing w:after="60" w:before="60" w:line="259" w:lineRule="auto"/>
+            </w:pPr>
+            <w:r>
+              <w:rPr>
+                <w:rFonts w:ascii="맑은 고딕" w:hAnsi="맑은 고딕" w:eastAsia="맑은 고딕"/>
+                <w:b w:val="0"/>
+                <w:color w:val="000000"/>
+                <w:sz w:val="20"/>
+              </w:rPr>
+              <w:t>공격 시간표와 상태 전이 로그</w:t>
+            </w:r>
+          </w:p>
+        </w:tc>
+      </w:tr>
+      <w:tr>
+        <w:trPr>
+          <w:cantSplit/>
+        </w:trPr>
+        <w:tc>
+          <w:tcPr>
+            <w:tcW w:type="dxa" w:w="2016"/>
+            <w:vAlign w:val="center"/>
+            <w:shd w:fill="F5F7F9"/>
+            <w:tcMar>
+              <w:top w:w="70" w:type="dxa"/>
+              <w:left w:w="90" w:type="dxa"/>
+              <w:bottom w:w="70" w:type="dxa"/>
+              <w:right w:w="90" w:type="dxa"/>
+            </w:tcMar>
+          </w:tcPr>
+          <w:p>
+            <w:pPr>
+              <w:keepNext w:val="0"/>
+              <w:keepLines w:val="0"/>
+              <w:spacing w:after="60" w:before="60" w:line="259" w:lineRule="auto"/>
+            </w:pPr>
+            <w:r>
+              <w:rPr>
+                <w:rFonts w:ascii="맑은 고딕" w:hAnsi="맑은 고딕" w:eastAsia="맑은 고딕"/>
+                <w:b w:val="0"/>
+                <w:color w:val="000000"/>
+                <w:sz w:val="20"/>
+              </w:rPr>
+              <w:t>애니메이션</w:t>
+            </w:r>
+          </w:p>
+        </w:tc>
+        <w:tc>
+          <w:tcPr>
+            <w:tcW w:type="dxa" w:w="4536"/>
+            <w:vAlign w:val="center"/>
+            <w:shd w:fill="F5F7F9"/>
+            <w:tcMar>
+              <w:top w:w="70" w:type="dxa"/>
+              <w:left w:w="90" w:type="dxa"/>
+              <w:bottom w:w="70" w:type="dxa"/>
+              <w:right w:w="90" w:type="dxa"/>
+            </w:tcMar>
+          </w:tcPr>
+          <w:p>
+            <w:pPr>
+              <w:keepNext w:val="0"/>
+              <w:keepLines w:val="0"/>
+              <w:spacing w:after="60" w:before="60" w:line="259" w:lineRule="auto"/>
+            </w:pPr>
+            <w:r>
+              <w:rPr>
+                <w:rFonts w:ascii="맑은 고딕" w:hAnsi="맑은 고딕" w:eastAsia="맑은 고딕"/>
+                <w:b w:val="0"/>
+                <w:color w:val="000000"/>
+                <w:sz w:val="20"/>
+              </w:rPr>
+              <w:t>잡기·공격·피격·다운·구조의 중단과 접촉 검수</w:t>
+            </w:r>
+          </w:p>
+        </w:tc>
+        <w:tc>
+          <w:tcPr>
+            <w:tcW w:type="dxa" w:w="3672"/>
+            <w:vAlign w:val="center"/>
+            <w:shd w:fill="F5F7F9"/>
+            <w:tcMar>
+              <w:top w:w="70" w:type="dxa"/>
+              <w:left w:w="90" w:type="dxa"/>
+              <w:bottom w:w="70" w:type="dxa"/>
+              <w:right w:w="90" w:type="dxa"/>
+            </w:tcMar>
+          </w:tcPr>
+          <w:p>
+            <w:pPr>
+              <w:keepNext w:val="0"/>
+              <w:keepLines w:val="0"/>
+              <w:spacing w:after="60" w:before="60" w:line="259" w:lineRule="auto"/>
+            </w:pPr>
+            <w:r>
+              <w:rPr>
+                <w:rFonts w:ascii="맑은 고딕" w:hAnsi="맑은 고딕" w:eastAsia="맑은 고딕"/>
+                <w:b w:val="0"/>
+                <w:color w:val="000000"/>
+                <w:sz w:val="20"/>
+              </w:rPr>
+              <w:t>클립 출처·버전·짧은 검수 영상</w:t>
+            </w:r>
+          </w:p>
+        </w:tc>
+      </w:tr>
+      <w:tr>
+        <w:trPr>
+          <w:cantSplit/>
+        </w:trPr>
+        <w:tc>
+          <w:tcPr>
+            <w:tcW w:type="dxa" w:w="2016"/>
+            <w:vAlign w:val="center"/>
+            <w:shd w:fill="FFFFFF"/>
+            <w:tcMar>
+              <w:top w:w="70" w:type="dxa"/>
+              <w:left w:w="90" w:type="dxa"/>
+              <w:bottom w:w="70" w:type="dxa"/>
+              <w:right w:w="90" w:type="dxa"/>
+            </w:tcMar>
+          </w:tcPr>
+          <w:p>
+            <w:pPr>
+              <w:keepNext w:val="0"/>
+              <w:keepLines w:val="0"/>
+              <w:spacing w:after="60" w:before="60" w:line="259" w:lineRule="auto"/>
+            </w:pPr>
+            <w:r>
+              <w:rPr>
+                <w:rFonts w:ascii="맑은 고딕" w:hAnsi="맑은 고딕" w:eastAsia="맑은 고딕"/>
+                <w:b w:val="0"/>
+                <w:color w:val="000000"/>
+                <w:sz w:val="20"/>
+              </w:rPr>
+              <w:t>네트워크</w:t>
+            </w:r>
+          </w:p>
+        </w:tc>
+        <w:tc>
+          <w:tcPr>
+            <w:tcW w:type="dxa" w:w="4536"/>
+            <w:vAlign w:val="center"/>
+            <w:shd w:fill="FFFFFF"/>
+            <w:tcMar>
+              <w:top w:w="70" w:type="dxa"/>
+              <w:left w:w="90" w:type="dxa"/>
+              <w:bottom w:w="70" w:type="dxa"/>
+              <w:right w:w="90" w:type="dxa"/>
+            </w:tcMar>
+          </w:tcPr>
+          <w:p>
+            <w:pPr>
+              <w:keepNext w:val="0"/>
+              <w:keepLines w:val="0"/>
+              <w:spacing w:after="60" w:before="60" w:line="259" w:lineRule="auto"/>
+            </w:pPr>
+            <w:r>
+              <w:rPr>
+                <w:rFonts w:ascii="맑은 고딕" w:hAnsi="맑은 고딕" w:eastAsia="맑은 고딕"/>
+                <w:b w:val="0"/>
+                <w:color w:val="000000"/>
+                <w:sz w:val="20"/>
+              </w:rPr>
+              <w:t>80ms 조작감 기준, 150ms 스트레스에서 상태 복구</w:t>
+            </w:r>
+          </w:p>
+        </w:tc>
+        <w:tc>
+          <w:tcPr>
+            <w:tcW w:type="dxa" w:w="3672"/>
+            <w:vAlign w:val="center"/>
+            <w:shd w:fill="FFFFFF"/>
+            <w:tcMar>
+              <w:top w:w="70" w:type="dxa"/>
+              <w:left w:w="90" w:type="dxa"/>
+              <w:bottom w:w="70" w:type="dxa"/>
+              <w:right w:w="90" w:type="dxa"/>
+            </w:tcMar>
+          </w:tcPr>
+          <w:p>
+            <w:pPr>
+              <w:keepNext w:val="0"/>
+              <w:keepLines w:val="0"/>
+              <w:spacing w:after="60" w:before="60" w:line="259" w:lineRule="auto"/>
+            </w:pPr>
+            <w:r>
+              <w:rPr>
+                <w:rFonts w:ascii="맑은 고딕" w:hAnsi="맑은 고딕" w:eastAsia="맑은 고딕"/>
+                <w:b w:val="0"/>
+                <w:color w:val="000000"/>
+                <w:sz w:val="20"/>
+              </w:rPr>
+              <w:t>행동 30회 이상 반응 분포와 실패 내역</w:t>
+            </w:r>
+          </w:p>
+        </w:tc>
+      </w:tr>
+      <w:tr>
+        <w:trPr>
+          <w:cantSplit/>
+        </w:trPr>
+        <w:tc>
+          <w:tcPr>
+            <w:tcW w:type="dxa" w:w="2016"/>
+            <w:vAlign w:val="center"/>
+            <w:shd w:fill="F5F7F9"/>
+            <w:tcMar>
+              <w:top w:w="70" w:type="dxa"/>
+              <w:left w:w="90" w:type="dxa"/>
+              <w:bottom w:w="70" w:type="dxa"/>
+              <w:right w:w="90" w:type="dxa"/>
+            </w:tcMar>
+          </w:tcPr>
+          <w:p>
+            <w:pPr>
+              <w:keepNext w:val="0"/>
+              <w:keepLines w:val="0"/>
+              <w:spacing w:after="60" w:before="60" w:line="259" w:lineRule="auto"/>
+            </w:pPr>
+            <w:r>
+              <w:rPr>
+                <w:rFonts w:ascii="맑은 고딕" w:hAnsi="맑은 고딕" w:eastAsia="맑은 고딕"/>
+                <w:b w:val="0"/>
+                <w:color w:val="000000"/>
+                <w:sz w:val="20"/>
+              </w:rPr>
+              <w:t>자원과 성능</w:t>
+            </w:r>
+          </w:p>
+        </w:tc>
+        <w:tc>
+          <w:tcPr>
+            <w:tcW w:type="dxa" w:w="4536"/>
+            <w:vAlign w:val="center"/>
+            <w:shd w:fill="F5F7F9"/>
+            <w:tcMar>
+              <w:top w:w="70" w:type="dxa"/>
+              <w:left w:w="90" w:type="dxa"/>
+              <w:bottom w:w="70" w:type="dxa"/>
+              <w:right w:w="90" w:type="dxa"/>
+            </w:tcMar>
+          </w:tcPr>
+          <w:p>
+            <w:pPr>
+              <w:keepNext w:val="0"/>
+              <w:keepLines w:val="0"/>
+              <w:spacing w:after="60" w:before="60" w:line="259" w:lineRule="auto"/>
+            </w:pPr>
+            <w:r>
+              <w:rPr>
+                <w:rFonts w:ascii="맑은 고딕" w:hAnsi="맑은 고딕" w:eastAsia="맑은 고딕"/>
+                <w:b w:val="0"/>
+                <w:color w:val="000000"/>
+                <w:sz w:val="20"/>
+              </w:rPr>
+              <w:t>방 왕복 20회와 최악 장면 10분 측정</w:t>
+            </w:r>
+          </w:p>
+        </w:tc>
+        <w:tc>
+          <w:tcPr>
+            <w:tcW w:type="dxa" w:w="3672"/>
+            <w:vAlign w:val="center"/>
+            <w:shd w:fill="F5F7F9"/>
+            <w:tcMar>
+              <w:top w:w="70" w:type="dxa"/>
+              <w:left w:w="90" w:type="dxa"/>
+              <w:bottom w:w="70" w:type="dxa"/>
+              <w:right w:w="90" w:type="dxa"/>
+            </w:tcMar>
+          </w:tcPr>
+          <w:p>
+            <w:pPr>
+              <w:keepNext w:val="0"/>
+              <w:keepLines w:val="0"/>
+              <w:spacing w:after="60" w:before="60" w:line="259" w:lineRule="auto"/>
+            </w:pPr>
+            <w:r>
+              <w:rPr>
+                <w:rFonts w:ascii="맑은 고딕" w:hAnsi="맑은 고딕" w:eastAsia="맑은 고딕"/>
+                <w:b w:val="0"/>
+                <w:color w:val="000000"/>
+                <w:sz w:val="20"/>
+              </w:rPr>
+              <w:t>핸들·객체·메모리·프레임 분포</w:t>
+            </w:r>
+          </w:p>
+        </w:tc>
+      </w:tr>
+      <w:tr>
+        <w:trPr>
+          <w:cantSplit/>
+        </w:trPr>
+        <w:tc>
+          <w:tcPr>
+            <w:tcW w:type="dxa" w:w="2016"/>
             <w:vAlign w:val="center"/>
             <w:shd w:fill="FFFFFF"/>
             <w:tcMar>
@@ -5665,7 +9871,7 @@
         </w:tc>
         <w:tc>
           <w:tcPr>
-            <w:tcW w:type="dxa" w:w="8064"/>
+            <w:tcW w:type="dxa" w:w="4536"/>
             <w:vAlign w:val="center"/>
             <w:shd w:fill="FFFFFF"/>
             <w:tcMar>
@@ -5688,7 +9894,36 @@
                 <w:color w:val="000000"/>
                 <w:sz w:val="20"/>
               </w:rPr>
-              <w:t>잘못된 참조와 순환 오류 재현, 도구로 새 퍼즐 제작, 소요 시간 비교</w:t>
+              <w:t>잘못된 참조·순환 검출과 새 설정 제작</w:t>
+            </w:r>
+          </w:p>
+        </w:tc>
+        <w:tc>
+          <w:tcPr>
+            <w:tcW w:type="dxa" w:w="3672"/>
+            <w:vAlign w:val="center"/>
+            <w:shd w:fill="FFFFFF"/>
+            <w:tcMar>
+              <w:top w:w="70" w:type="dxa"/>
+              <w:left w:w="90" w:type="dxa"/>
+              <w:bottom w:w="70" w:type="dxa"/>
+              <w:right w:w="90" w:type="dxa"/>
+            </w:tcMar>
+          </w:tcPr>
+          <w:p>
+            <w:pPr>
+              <w:keepNext w:val="0"/>
+              <w:keepLines w:val="0"/>
+              <w:spacing w:after="60" w:before="60" w:line="259" w:lineRule="auto"/>
+            </w:pPr>
+            <w:r>
+              <w:rPr>
+                <w:rFonts w:ascii="맑은 고딕" w:hAnsi="맑은 고딕" w:eastAsia="맑은 고딕"/>
+                <w:b w:val="0"/>
+                <w:color w:val="000000"/>
+                <w:sz w:val="20"/>
+              </w:rPr>
+              <w:t>제작 시간·오류·수정 횟수 비교</w:t>
             </w:r>
           </w:p>
         </w:tc>
@@ -5699,7 +9934,7 @@
         </w:trPr>
         <w:tc>
           <w:tcPr>
-            <w:tcW w:type="dxa" w:w="2160"/>
+            <w:tcW w:type="dxa" w:w="2016"/>
             <w:vAlign w:val="center"/>
             <w:shd w:fill="F5F7F9"/>
             <w:tcMar>
@@ -5722,13 +9957,13 @@
                 <w:color w:val="000000"/>
                 <w:sz w:val="20"/>
               </w:rPr>
-              <w:t>패드와 콘솔</w:t>
+              <w:t>입력과 콘솔</w:t>
             </w:r>
           </w:p>
         </w:tc>
         <w:tc>
           <w:tcPr>
-            <w:tcW w:type="dxa" w:w="8064"/>
+            <w:tcW w:type="dxa" w:w="4536"/>
             <w:vAlign w:val="center"/>
             <w:shd w:fill="F5F7F9"/>
             <w:tcMar>
@@ -5751,7 +9986,36 @@
                 <w:color w:val="000000"/>
                 <w:sz w:val="20"/>
               </w:rPr>
-              <w:t>PC 패드로 접속 UI부터 종료까지 완주 · 실제 콘솔 결과는 확보 시 별도 첨부</w:t>
+              <w:t>PC 패드로 접속부터 종료까지 완주</w:t>
+            </w:r>
+          </w:p>
+        </w:tc>
+        <w:tc>
+          <w:tcPr>
+            <w:tcW w:type="dxa" w:w="3672"/>
+            <w:vAlign w:val="center"/>
+            <w:shd w:fill="F5F7F9"/>
+            <w:tcMar>
+              <w:top w:w="70" w:type="dxa"/>
+              <w:left w:w="90" w:type="dxa"/>
+              <w:bottom w:w="70" w:type="dxa"/>
+              <w:right w:w="90" w:type="dxa"/>
+            </w:tcMar>
+          </w:tcPr>
+          <w:p>
+            <w:pPr>
+              <w:keepNext w:val="0"/>
+              <w:keepLines w:val="0"/>
+              <w:spacing w:after="60" w:before="60" w:line="259" w:lineRule="auto"/>
+            </w:pPr>
+            <w:r>
+              <w:rPr>
+                <w:rFonts w:ascii="맑은 고딕" w:hAnsi="맑은 고딕" w:eastAsia="맑은 고딕"/>
+                <w:b w:val="0"/>
+                <w:color w:val="000000"/>
+                <w:sz w:val="20"/>
+              </w:rPr>
+              <w:t>콘솔은 실기 확보 여부를 별도 기록</w:t>
             </w:r>
           </w:p>
         </w:tc>
@@ -5762,7 +10026,7 @@
         </w:trPr>
         <w:tc>
           <w:tcPr>
-            <w:tcW w:type="dxa" w:w="2160"/>
+            <w:tcW w:type="dxa" w:w="2016"/>
             <w:vAlign w:val="center"/>
             <w:shd w:fill="FFFFFF"/>
             <w:tcMar>
@@ -5785,13 +10049,13 @@
                 <w:color w:val="000000"/>
                 <w:sz w:val="20"/>
               </w:rPr>
-              <w:t>AI 활용</w:t>
+              <w:t>AI 보조 개발</w:t>
             </w:r>
           </w:p>
         </w:tc>
         <w:tc>
           <w:tcPr>
-            <w:tcW w:type="dxa" w:w="8064"/>
+            <w:tcW w:type="dxa" w:w="4536"/>
             <w:vAlign w:val="center"/>
             <w:shd w:fill="FFFFFF"/>
             <w:tcMar>
@@ -5814,7 +10078,36 @@
                 <w:color w:val="000000"/>
                 <w:sz w:val="20"/>
               </w:rPr>
-              <w:t>채택 결과와 기각 사례를 각각 남기고 테스트·수정·시간 비교 근거 첨부</w:t>
+              <w:t>결과 검토·테스트 후 채택·기각, 시간과 결함 비교</w:t>
+            </w:r>
+          </w:p>
+        </w:tc>
+        <w:tc>
+          <w:tcPr>
+            <w:tcW w:type="dxa" w:w="3672"/>
+            <w:vAlign w:val="center"/>
+            <w:shd w:fill="FFFFFF"/>
+            <w:tcMar>
+              <w:top w:w="70" w:type="dxa"/>
+              <w:left w:w="90" w:type="dxa"/>
+              <w:bottom w:w="70" w:type="dxa"/>
+              <w:right w:w="90" w:type="dxa"/>
+            </w:tcMar>
+          </w:tcPr>
+          <w:p>
+            <w:pPr>
+              <w:keepNext w:val="0"/>
+              <w:keepLines w:val="0"/>
+              <w:spacing w:after="60" w:before="60" w:line="259" w:lineRule="auto"/>
+            </w:pPr>
+            <w:r>
+              <w:rPr>
+                <w:rFonts w:ascii="맑은 고딕" w:hAnsi="맑은 고딕" w:eastAsia="맑은 고딕"/>
+                <w:b w:val="0"/>
+                <w:color w:val="000000"/>
+                <w:sz w:val="20"/>
+              </w:rPr>
+              <w:t>질문·diff·검사·수정 기록</w:t>
             </w:r>
           </w:p>
         </w:tc>
@@ -5834,15 +10127,7 @@
           <w:color w:val="000000"/>
           <w:sz w:val="22"/>
         </w:rPr>
-        <w:t>성능 수치는 목표이며 현재 측정 결과가 아니다. PC 사양, 빌드 종류, 품질 설정, 물리 대상 수와 적 수를 함께 기록한다. 캐시와 번들 공유 때문에 메모리가 정확히 최초 값으로 돌아온다고 가정하지 않고, 반복 후 안정화와 미해제 참조를 조사한다. 로컬 두 프로세스 테스트와 실제 별도 PC의 인터넷 테스트도 구분한다.</w:t>
-      </w:r>
-    </w:p>
-    <w:p>
-      <w:pPr>
-        <w:pStyle w:val="Heading2"/>
-      </w:pPr>
-      <w:r>
-        <w:t>최종 제출 묶음</w:t>
+        <w:t>AI 보조 개발은 게임 속 몬스터 AI와 별도로 기록한다. 테스트 초안·편집 UI·반복 코드에 사용하되 사람이 API·수명·권한을 검토하고 실행 확인한다. 사용 전후 작업의 난도와 표본 수를 함께 적으며 검증 전 생산성 향상률을 주장하지 않는다.</w:t>
       </w:r>
     </w:p>
     <w:p>
@@ -5854,16 +10139,455 @@
           <w:color w:val="000000"/>
           <w:sz w:val="22"/>
         </w:rPr>
-        <w:t>실행 빌드와 접속 방법, 3분 내외 플레이 영상, 1분 내외 제작 도구 영상, 시스템 구조도, 공고 15항목 대응표, 네트워크·물리·성능 문제 해결 사례, 검증 결과표를 준비한다. 외부 에셋과 생성형 AI 사용 범위, 직접 설계·구현한 범위, 실제 경력 및 콘솔 검증 상태를 명시한다.</w:t>
+        <w:t>제출물은 PC 빌드와 접속 안내, 플레이 영상 약 3분, 통합 도구 영상 약 1분, 공고 15항목 대응표, 물리·네트워크·수명 문제 해결 사례, 측정 결과와 외부 에셋·AI·직접 기여 범위다. 실제 연차와 콘솔 경험은 별도 증빙한다.</w:t>
       </w:r>
     </w:p>
     <w:p>
       <w:pPr>
-        <w:pStyle w:val="Heading2"/>
-        <w:pageBreakBefore/>
+        <w:pStyle w:val="Heading1"/>
       </w:pPr>
       <w:r>
-        <w:t>참고 자료와 확인 범위</w:t>
+        <w:t>14 코딩 규칙</w:t>
+      </w:r>
+    </w:p>
+    <w:tbl>
+      <w:tblPr>
+        <w:tblW w:type="auto" w:w="0"/>
+        <w:jc w:val="center"/>
+        <w:tblLayout w:type="fixed"/>
+        <w:tblLook w:firstColumn="1" w:firstRow="1" w:lastColumn="0" w:lastRow="0" w:noHBand="0" w:noVBand="1" w:val="04A0"/>
+        <w:tblBorders>
+          <w:top w:val="single" w:sz="4" w:color="D9D9D9"/>
+          <w:left w:val="single" w:sz="4" w:color="D9D9D9"/>
+          <w:bottom w:val="single" w:sz="4" w:color="D9D9D9"/>
+          <w:right w:val="single" w:sz="4" w:color="D9D9D9"/>
+          <w:insideH w:val="single" w:sz="4" w:color="D9D9D9"/>
+          <w:insideV w:val="single" w:sz="4" w:color="D9D9D9"/>
+        </w:tblBorders>
+      </w:tblPr>
+      <w:tblGrid>
+        <w:gridCol w:w="2016"/>
+        <w:gridCol w:w="4536"/>
+        <w:gridCol w:w="3672"/>
+      </w:tblGrid>
+      <w:tr>
+        <w:trPr>
+          <w:cantSplit/>
+          <w:tblHeader/>
+        </w:trPr>
+        <w:tc>
+          <w:tcPr>
+            <w:tcW w:type="dxa" w:w="2016"/>
+            <w:vAlign w:val="center"/>
+            <w:shd w:fill="DCE7EE"/>
+            <w:tcMar>
+              <w:top w:w="70" w:type="dxa"/>
+              <w:left w:w="90" w:type="dxa"/>
+              <w:bottom w:w="70" w:type="dxa"/>
+              <w:right w:w="90" w:type="dxa"/>
+            </w:tcMar>
+          </w:tcPr>
+          <w:p>
+            <w:pPr>
+              <w:keepNext/>
+              <w:keepLines w:val="0"/>
+              <w:spacing w:after="60" w:before="60" w:line="259" w:lineRule="auto"/>
+            </w:pPr>
+            <w:r>
+              <w:rPr>
+                <w:rFonts w:ascii="맑은 고딕" w:hAnsi="맑은 고딕" w:eastAsia="맑은 고딕"/>
+                <w:b/>
+                <w:color w:val="000000"/>
+                <w:sz w:val="20"/>
+              </w:rPr>
+              <w:t>구분</w:t>
+            </w:r>
+          </w:p>
+        </w:tc>
+        <w:tc>
+          <w:tcPr>
+            <w:tcW w:type="dxa" w:w="4536"/>
+            <w:vAlign w:val="center"/>
+            <w:shd w:fill="DCE7EE"/>
+            <w:tcMar>
+              <w:top w:w="70" w:type="dxa"/>
+              <w:left w:w="90" w:type="dxa"/>
+              <w:bottom w:w="70" w:type="dxa"/>
+              <w:right w:w="90" w:type="dxa"/>
+            </w:tcMar>
+          </w:tcPr>
+          <w:p>
+            <w:pPr>
+              <w:keepNext/>
+              <w:keepLines w:val="0"/>
+              <w:spacing w:after="60" w:before="60" w:line="259" w:lineRule="auto"/>
+            </w:pPr>
+            <w:r>
+              <w:rPr>
+                <w:rFonts w:ascii="맑은 고딕" w:hAnsi="맑은 고딕" w:eastAsia="맑은 고딕"/>
+                <w:b/>
+                <w:color w:val="000000"/>
+                <w:sz w:val="20"/>
+              </w:rPr>
+              <w:t>표기</w:t>
+            </w:r>
+          </w:p>
+        </w:tc>
+        <w:tc>
+          <w:tcPr>
+            <w:tcW w:type="dxa" w:w="3672"/>
+            <w:vAlign w:val="center"/>
+            <w:shd w:fill="DCE7EE"/>
+            <w:tcMar>
+              <w:top w:w="70" w:type="dxa"/>
+              <w:left w:w="90" w:type="dxa"/>
+              <w:bottom w:w="70" w:type="dxa"/>
+              <w:right w:w="90" w:type="dxa"/>
+            </w:tcMar>
+          </w:tcPr>
+          <w:p>
+            <w:pPr>
+              <w:keepNext/>
+              <w:keepLines w:val="0"/>
+              <w:spacing w:after="60" w:before="60" w:line="259" w:lineRule="auto"/>
+            </w:pPr>
+            <w:r>
+              <w:rPr>
+                <w:rFonts w:ascii="맑은 고딕" w:hAnsi="맑은 고딕" w:eastAsia="맑은 고딕"/>
+                <w:b/>
+                <w:color w:val="000000"/>
+                <w:sz w:val="20"/>
+              </w:rPr>
+              <w:t>예시</w:t>
+            </w:r>
+          </w:p>
+        </w:tc>
+      </w:tr>
+      <w:tr>
+        <w:trPr>
+          <w:cantSplit/>
+        </w:trPr>
+        <w:tc>
+          <w:tcPr>
+            <w:tcW w:type="dxa" w:w="2016"/>
+            <w:vAlign w:val="center"/>
+            <w:shd w:fill="FFFFFF"/>
+            <w:tcMar>
+              <w:top w:w="70" w:type="dxa"/>
+              <w:left w:w="90" w:type="dxa"/>
+              <w:bottom w:w="70" w:type="dxa"/>
+              <w:right w:w="90" w:type="dxa"/>
+            </w:tcMar>
+          </w:tcPr>
+          <w:p>
+            <w:pPr>
+              <w:keepNext w:val="0"/>
+              <w:keepLines w:val="0"/>
+              <w:spacing w:after="60" w:before="60" w:line="259" w:lineRule="auto"/>
+            </w:pPr>
+            <w:r>
+              <w:rPr>
+                <w:rFonts w:ascii="맑은 고딕" w:hAnsi="맑은 고딕" w:eastAsia="맑은 고딕"/>
+                <w:b w:val="0"/>
+                <w:color w:val="000000"/>
+                <w:sz w:val="20"/>
+              </w:rPr>
+              <w:t>지역 변수와 필드</w:t>
+            </w:r>
+          </w:p>
+        </w:tc>
+        <w:tc>
+          <w:tcPr>
+            <w:tcW w:type="dxa" w:w="4536"/>
+            <w:vAlign w:val="center"/>
+            <w:shd w:fill="FFFFFF"/>
+            <w:tcMar>
+              <w:top w:w="70" w:type="dxa"/>
+              <w:left w:w="90" w:type="dxa"/>
+              <w:bottom w:w="70" w:type="dxa"/>
+              <w:right w:w="90" w:type="dxa"/>
+            </w:tcMar>
+          </w:tcPr>
+          <w:p>
+            <w:pPr>
+              <w:keepNext w:val="0"/>
+              <w:keepLines w:val="0"/>
+              <w:spacing w:after="60" w:before="60" w:line="259" w:lineRule="auto"/>
+            </w:pPr>
+            <w:r>
+              <w:rPr>
+                <w:rFonts w:ascii="맑은 고딕" w:hAnsi="맑은 고딕" w:eastAsia="맑은 고딕"/>
+                <w:b w:val="0"/>
+                <w:color w:val="000000"/>
+                <w:sz w:val="20"/>
+              </w:rPr>
+              <w:t>카멜 표기법</w:t>
+            </w:r>
+          </w:p>
+        </w:tc>
+        <w:tc>
+          <w:tcPr>
+            <w:tcW w:type="dxa" w:w="3672"/>
+            <w:vAlign w:val="center"/>
+            <w:shd w:fill="FFFFFF"/>
+            <w:tcMar>
+              <w:top w:w="70" w:type="dxa"/>
+              <w:left w:w="90" w:type="dxa"/>
+              <w:bottom w:w="70" w:type="dxa"/>
+              <w:right w:w="90" w:type="dxa"/>
+            </w:tcMar>
+          </w:tcPr>
+          <w:p>
+            <w:pPr>
+              <w:keepNext w:val="0"/>
+              <w:keepLines w:val="0"/>
+              <w:spacing w:after="60" w:before="60" w:line="259" w:lineRule="auto"/>
+            </w:pPr>
+            <w:r>
+              <w:rPr>
+                <w:rFonts w:ascii="맑은 고딕" w:hAnsi="맑은 고딕" w:eastAsia="맑은 고딕"/>
+                <w:b w:val="0"/>
+                <w:color w:val="000000"/>
+                <w:sz w:val="20"/>
+              </w:rPr>
+              <w:t>currentHealth, attackId</w:t>
+            </w:r>
+          </w:p>
+        </w:tc>
+      </w:tr>
+      <w:tr>
+        <w:trPr>
+          <w:cantSplit/>
+        </w:trPr>
+        <w:tc>
+          <w:tcPr>
+            <w:tcW w:type="dxa" w:w="2016"/>
+            <w:vAlign w:val="center"/>
+            <w:shd w:fill="F5F7F9"/>
+            <w:tcMar>
+              <w:top w:w="70" w:type="dxa"/>
+              <w:left w:w="90" w:type="dxa"/>
+              <w:bottom w:w="70" w:type="dxa"/>
+              <w:right w:w="90" w:type="dxa"/>
+            </w:tcMar>
+          </w:tcPr>
+          <w:p>
+            <w:pPr>
+              <w:keepNext w:val="0"/>
+              <w:keepLines w:val="0"/>
+              <w:spacing w:after="60" w:before="60" w:line="259" w:lineRule="auto"/>
+            </w:pPr>
+            <w:r>
+              <w:rPr>
+                <w:rFonts w:ascii="맑은 고딕" w:hAnsi="맑은 고딕" w:eastAsia="맑은 고딕"/>
+                <w:b w:val="0"/>
+                <w:color w:val="000000"/>
+                <w:sz w:val="20"/>
+              </w:rPr>
+              <w:t>함수와 매개변수</w:t>
+            </w:r>
+          </w:p>
+        </w:tc>
+        <w:tc>
+          <w:tcPr>
+            <w:tcW w:type="dxa" w:w="4536"/>
+            <w:vAlign w:val="center"/>
+            <w:shd w:fill="F5F7F9"/>
+            <w:tcMar>
+              <w:top w:w="70" w:type="dxa"/>
+              <w:left w:w="90" w:type="dxa"/>
+              <w:bottom w:w="70" w:type="dxa"/>
+              <w:right w:w="90" w:type="dxa"/>
+            </w:tcMar>
+          </w:tcPr>
+          <w:p>
+            <w:pPr>
+              <w:keepNext w:val="0"/>
+              <w:keepLines w:val="0"/>
+              <w:spacing w:after="60" w:before="60" w:line="259" w:lineRule="auto"/>
+            </w:pPr>
+            <w:r>
+              <w:rPr>
+                <w:rFonts w:ascii="맑은 고딕" w:hAnsi="맑은 고딕" w:eastAsia="맑은 고딕"/>
+                <w:b w:val="0"/>
+                <w:color w:val="000000"/>
+                <w:sz w:val="20"/>
+              </w:rPr>
+              <w:t>파스칼 표기법</w:t>
+            </w:r>
+          </w:p>
+        </w:tc>
+        <w:tc>
+          <w:tcPr>
+            <w:tcW w:type="dxa" w:w="3672"/>
+            <w:vAlign w:val="center"/>
+            <w:shd w:fill="F5F7F9"/>
+            <w:tcMar>
+              <w:top w:w="70" w:type="dxa"/>
+              <w:left w:w="90" w:type="dxa"/>
+              <w:bottom w:w="70" w:type="dxa"/>
+              <w:right w:w="90" w:type="dxa"/>
+            </w:tcMar>
+          </w:tcPr>
+          <w:p>
+            <w:pPr>
+              <w:keepNext w:val="0"/>
+              <w:keepLines w:val="0"/>
+              <w:spacing w:after="60" w:before="60" w:line="259" w:lineRule="auto"/>
+            </w:pPr>
+            <w:r>
+              <w:rPr>
+                <w:rFonts w:ascii="맑은 고딕" w:hAnsi="맑은 고딕" w:eastAsia="맑은 고딕"/>
+                <w:b w:val="0"/>
+                <w:color w:val="000000"/>
+                <w:sz w:val="20"/>
+              </w:rPr>
+              <w:t>CanApplyImpact, ImpactSpeed</w:t>
+            </w:r>
+          </w:p>
+        </w:tc>
+      </w:tr>
+      <w:tr>
+        <w:trPr>
+          <w:cantSplit/>
+        </w:trPr>
+        <w:tc>
+          <w:tcPr>
+            <w:tcW w:type="dxa" w:w="2016"/>
+            <w:vAlign w:val="center"/>
+            <w:shd w:fill="FFFFFF"/>
+            <w:tcMar>
+              <w:top w:w="70" w:type="dxa"/>
+              <w:left w:w="90" w:type="dxa"/>
+              <w:bottom w:w="70" w:type="dxa"/>
+              <w:right w:w="90" w:type="dxa"/>
+            </w:tcMar>
+          </w:tcPr>
+          <w:p>
+            <w:pPr>
+              <w:keepNext w:val="0"/>
+              <w:keepLines w:val="0"/>
+              <w:spacing w:after="60" w:before="60" w:line="259" w:lineRule="auto"/>
+            </w:pPr>
+            <w:r>
+              <w:rPr>
+                <w:rFonts w:ascii="맑은 고딕" w:hAnsi="맑은 고딕" w:eastAsia="맑은 고딕"/>
+                <w:b w:val="0"/>
+                <w:color w:val="000000"/>
+                <w:sz w:val="20"/>
+              </w:rPr>
+              <w:t>타입과 인터페이스</w:t>
+            </w:r>
+          </w:p>
+        </w:tc>
+        <w:tc>
+          <w:tcPr>
+            <w:tcW w:type="dxa" w:w="4536"/>
+            <w:vAlign w:val="center"/>
+            <w:shd w:fill="FFFFFF"/>
+            <w:tcMar>
+              <w:top w:w="70" w:type="dxa"/>
+              <w:left w:w="90" w:type="dxa"/>
+              <w:bottom w:w="70" w:type="dxa"/>
+              <w:right w:w="90" w:type="dxa"/>
+            </w:tcMar>
+          </w:tcPr>
+          <w:p>
+            <w:pPr>
+              <w:keepNext w:val="0"/>
+              <w:keepLines w:val="0"/>
+              <w:spacing w:after="60" w:before="60" w:line="259" w:lineRule="auto"/>
+            </w:pPr>
+            <w:r>
+              <w:rPr>
+                <w:rFonts w:ascii="맑은 고딕" w:hAnsi="맑은 고딕" w:eastAsia="맑은 고딕"/>
+                <w:b w:val="0"/>
+                <w:color w:val="000000"/>
+                <w:sz w:val="20"/>
+              </w:rPr>
+              <w:t>파스칼 표기법 · 인터페이스 I 접두사</w:t>
+            </w:r>
+          </w:p>
+        </w:tc>
+        <w:tc>
+          <w:tcPr>
+            <w:tcW w:type="dxa" w:w="3672"/>
+            <w:vAlign w:val="center"/>
+            <w:shd w:fill="FFFFFF"/>
+            <w:tcMar>
+              <w:top w:w="70" w:type="dxa"/>
+              <w:left w:w="90" w:type="dxa"/>
+              <w:bottom w:w="70" w:type="dxa"/>
+              <w:right w:w="90" w:type="dxa"/>
+            </w:tcMar>
+          </w:tcPr>
+          <w:p>
+            <w:pPr>
+              <w:keepNext w:val="0"/>
+              <w:keepLines w:val="0"/>
+              <w:spacing w:after="60" w:before="60" w:line="259" w:lineRule="auto"/>
+            </w:pPr>
+            <w:r>
+              <w:rPr>
+                <w:rFonts w:ascii="맑은 고딕" w:hAnsi="맑은 고딕" w:eastAsia="맑은 고딕"/>
+                <w:b w:val="0"/>
+                <w:color w:val="000000"/>
+                <w:sz w:val="20"/>
+              </w:rPr>
+              <w:t>HitRequest, IDamageReceiver</w:t>
+            </w:r>
+          </w:p>
+        </w:tc>
+      </w:tr>
+    </w:tbl>
+    <w:p>
+      <w:pPr>
+        <w:spacing w:after="20"/>
+      </w:pPr>
+    </w:p>
+    <w:p>
+      <w:pPr/>
+      <w:r>
+        <w:rPr>
+          <w:rFonts w:ascii="맑은 고딕" w:hAnsi="맑은 고딕" w:eastAsia="맑은 고딕"/>
+          <w:b w:val="0"/>
+          <w:color w:val="000000"/>
+          <w:sz w:val="22"/>
+        </w:rPr>
+        <w:t>Unity 생명주기 함수와 외부 API의 고정된 이름은 해당 규약을 따른다. 아래는 데이터 검증용 순수 함수의 문서 예시이며 실제 전투 구현 전체가 아니다.</w:t>
+      </w:r>
+    </w:p>
+    <w:p>
+      <w:pPr>
+        <w:keepLines/>
+        <w:spacing w:line="252" w:lineRule="auto"/>
+      </w:pPr>
+      <w:r>
+        <w:rPr>
+          <w:rFonts w:ascii="Consolas" w:hAnsi="Consolas" w:eastAsia="맑은 고딕"/>
+          <w:b w:val="0"/>
+          <w:color w:val="000000"/>
+          <w:sz w:val="19"/>
+        </w:rPr>
+        <w:t>public bool CanApplyImpact(float ImpactSpeed, float MinimumSpeed)</w:t>
+        <w:br/>
+        <w:t>{</w:t>
+        <w:br/>
+        <w:t xml:space="preserve">    bool hasValidData = float.IsFinite(ImpactSpeed)</w:t>
+        <w:br/>
+        <w:t xml:space="preserve">        &amp;&amp; float.IsFinite(MinimumSpeed) &amp;&amp; MinimumSpeed &gt; 0f;</w:t>
+        <w:br/>
+        <w:t xml:space="preserve">    return hasValidData &amp;&amp; ImpactSpeed &gt;= MinimumSpeed;</w:t>
+        <w:br/>
+        <w:t>}</w:t>
+      </w:r>
+    </w:p>
+    <w:p>
+      <w:pPr>
+        <w:pStyle w:val="Heading1"/>
+      </w:pPr>
+      <w:r>
+        <w:t>15 에셋 도입과 사용자 검수</w:t>
       </w:r>
     </w:p>
     <w:p>
@@ -5875,7 +10599,723 @@
           <w:color w:val="000000"/>
           <w:sz w:val="22"/>
         </w:rPr>
-        <w:t>채용 조건은 사용자가 첨부한 이미지 2장을 기준으로 정리했다. 기술 문서는 설계 근거이며 현재 프로젝트의 API·패키지 호환성 검증을 대신하지 않는다. 아래 링크는 2026년 10월 26일 확인했다.</w:t>
+        <w:t>A안인 Synty 방향으로 환경·소품·캐릭터를 통일하고 플레이어 두 명은 같은 체형에 색과 액세서리로 구분한다. 적 두 종류도 같은 계열의 외형을 재사용하고 실루엣·색·예고 표시로 구분한다. 별도 사실적 몬스터나 서로 다른 셰이더 스타일을 섞지 않는다. 환경 팩은 샘플이므로 퍼즐에 필요한 발판·압력판·상자는 기존 부품과 단순 메시를 조합하는 작업을 포함한다.</w:t>
+      </w:r>
+    </w:p>
+    <w:tbl>
+      <w:tblPr>
+        <w:tblW w:type="auto" w:w="0"/>
+        <w:jc w:val="center"/>
+        <w:tblLayout w:type="fixed"/>
+        <w:tblLook w:firstColumn="1" w:firstRow="1" w:lastColumn="0" w:lastRow="0" w:noHBand="0" w:noVBand="1" w:val="04A0"/>
+        <w:tblBorders>
+          <w:top w:val="single" w:sz="4" w:color="D9D9D9"/>
+          <w:left w:val="single" w:sz="4" w:color="D9D9D9"/>
+          <w:bottom w:val="single" w:sz="4" w:color="D9D9D9"/>
+          <w:right w:val="single" w:sz="4" w:color="D9D9D9"/>
+          <w:insideH w:val="single" w:sz="4" w:color="D9D9D9"/>
+          <w:insideV w:val="single" w:sz="4" w:color="D9D9D9"/>
+        </w:tblBorders>
+      </w:tblPr>
+      <w:tblGrid>
+        <w:gridCol w:w="2016"/>
+        <w:gridCol w:w="4536"/>
+        <w:gridCol w:w="3672"/>
+      </w:tblGrid>
+      <w:tr>
+        <w:trPr>
+          <w:cantSplit/>
+          <w:tblHeader/>
+        </w:trPr>
+        <w:tc>
+          <w:tcPr>
+            <w:tcW w:type="dxa" w:w="2016"/>
+            <w:vAlign w:val="center"/>
+            <w:shd w:fill="DCE7EE"/>
+            <w:tcMar>
+              <w:top w:w="70" w:type="dxa"/>
+              <w:left w:w="90" w:type="dxa"/>
+              <w:bottom w:w="70" w:type="dxa"/>
+              <w:right w:w="90" w:type="dxa"/>
+            </w:tcMar>
+          </w:tcPr>
+          <w:p>
+            <w:pPr>
+              <w:keepNext/>
+              <w:keepLines w:val="0"/>
+              <w:spacing w:after="60" w:before="60" w:line="259" w:lineRule="auto"/>
+            </w:pPr>
+            <w:r>
+              <w:rPr>
+                <w:rFonts w:ascii="맑은 고딕" w:hAnsi="맑은 고딕" w:eastAsia="맑은 고딕"/>
+                <w:b/>
+                <w:color w:val="000000"/>
+                <w:sz w:val="20"/>
+              </w:rPr>
+              <w:t>후보</w:t>
+            </w:r>
+          </w:p>
+        </w:tc>
+        <w:tc>
+          <w:tcPr>
+            <w:tcW w:type="dxa" w:w="4536"/>
+            <w:vAlign w:val="center"/>
+            <w:shd w:fill="DCE7EE"/>
+            <w:tcMar>
+              <w:top w:w="70" w:type="dxa"/>
+              <w:left w:w="90" w:type="dxa"/>
+              <w:bottom w:w="70" w:type="dxa"/>
+              <w:right w:w="90" w:type="dxa"/>
+            </w:tcMar>
+          </w:tcPr>
+          <w:p>
+            <w:pPr>
+              <w:keepNext/>
+              <w:keepLines w:val="0"/>
+              <w:spacing w:after="60" w:before="60" w:line="259" w:lineRule="auto"/>
+            </w:pPr>
+            <w:r>
+              <w:rPr>
+                <w:rFonts w:ascii="맑은 고딕" w:hAnsi="맑은 고딕" w:eastAsia="맑은 고딕"/>
+                <w:b/>
+                <w:color w:val="000000"/>
+                <w:sz w:val="20"/>
+              </w:rPr>
+              <w:t>역할</w:t>
+            </w:r>
+          </w:p>
+        </w:tc>
+        <w:tc>
+          <w:tcPr>
+            <w:tcW w:type="dxa" w:w="3672"/>
+            <w:vAlign w:val="center"/>
+            <w:shd w:fill="DCE7EE"/>
+            <w:tcMar>
+              <w:top w:w="70" w:type="dxa"/>
+              <w:left w:w="90" w:type="dxa"/>
+              <w:bottom w:w="70" w:type="dxa"/>
+              <w:right w:w="90" w:type="dxa"/>
+            </w:tcMar>
+          </w:tcPr>
+          <w:p>
+            <w:pPr>
+              <w:keepNext/>
+              <w:keepLines w:val="0"/>
+              <w:spacing w:after="60" w:before="60" w:line="259" w:lineRule="auto"/>
+            </w:pPr>
+            <w:r>
+              <w:rPr>
+                <w:rFonts w:ascii="맑은 고딕" w:hAnsi="맑은 고딕" w:eastAsia="맑은 고딕"/>
+                <w:b/>
+                <w:color w:val="000000"/>
+                <w:sz w:val="20"/>
+              </w:rPr>
+              <w:t>확인 상태</w:t>
+            </w:r>
+          </w:p>
+        </w:tc>
+      </w:tr>
+      <w:tr>
+        <w:trPr>
+          <w:cantSplit/>
+        </w:trPr>
+        <w:tc>
+          <w:tcPr>
+            <w:tcW w:type="dxa" w:w="2016"/>
+            <w:vAlign w:val="center"/>
+            <w:shd w:fill="FFFFFF"/>
+            <w:tcMar>
+              <w:top w:w="70" w:type="dxa"/>
+              <w:left w:w="90" w:type="dxa"/>
+              <w:bottom w:w="70" w:type="dxa"/>
+              <w:right w:w="90" w:type="dxa"/>
+            </w:tcMar>
+          </w:tcPr>
+          <w:p>
+            <w:pPr>
+              <w:keepNext w:val="0"/>
+              <w:keepLines w:val="0"/>
+              <w:spacing w:after="60" w:before="60" w:line="259" w:lineRule="auto"/>
+            </w:pPr>
+            <w:r>
+              <w:rPr>
+                <w:rFonts w:ascii="맑은 고딕" w:hAnsi="맑은 고딕" w:eastAsia="맑은 고딕"/>
+                <w:b w:val="0"/>
+                <w:color w:val="000000"/>
+                <w:sz w:val="20"/>
+              </w:rPr>
+              <w:t>POLYGON Starter Pack · Synty</w:t>
+            </w:r>
+          </w:p>
+        </w:tc>
+        <w:tc>
+          <w:tcPr>
+            <w:tcW w:type="dxa" w:w="4536"/>
+            <w:vAlign w:val="center"/>
+            <w:shd w:fill="FFFFFF"/>
+            <w:tcMar>
+              <w:top w:w="70" w:type="dxa"/>
+              <w:left w:w="90" w:type="dxa"/>
+              <w:bottom w:w="70" w:type="dxa"/>
+              <w:right w:w="90" w:type="dxa"/>
+            </w:tcMar>
+          </w:tcPr>
+          <w:p>
+            <w:pPr>
+              <w:keepNext w:val="0"/>
+              <w:keepLines w:val="0"/>
+              <w:spacing w:after="60" w:before="60" w:line="259" w:lineRule="auto"/>
+            </w:pPr>
+            <w:r>
+              <w:rPr>
+                <w:rFonts w:ascii="맑은 고딕" w:hAnsi="맑은 고딕" w:eastAsia="맑은 고딕"/>
+                <w:b w:val="0"/>
+                <w:color w:val="000000"/>
+                <w:sz w:val="20"/>
+              </w:rPr>
+              <w:t>환경·소품의 로우폴리 기준</w:t>
+            </w:r>
+          </w:p>
+        </w:tc>
+        <w:tc>
+          <w:tcPr>
+            <w:tcW w:type="dxa" w:w="3672"/>
+            <w:vAlign w:val="center"/>
+            <w:shd w:fill="FFFFFF"/>
+            <w:tcMar>
+              <w:top w:w="70" w:type="dxa"/>
+              <w:left w:w="90" w:type="dxa"/>
+              <w:bottom w:w="70" w:type="dxa"/>
+              <w:right w:w="90" w:type="dxa"/>
+            </w:tcMar>
+          </w:tcPr>
+          <w:p>
+            <w:pPr>
+              <w:keepNext w:val="0"/>
+              <w:keepLines w:val="0"/>
+              <w:spacing w:after="60" w:before="60" w:line="259" w:lineRule="auto"/>
+            </w:pPr>
+            <w:r>
+              <w:rPr>
+                <w:rFonts w:ascii="맑은 고딕" w:hAnsi="맑은 고딕" w:eastAsia="맑은 고딕"/>
+                <w:b w:val="0"/>
+                <w:color w:val="000000"/>
+                <w:sz w:val="20"/>
+              </w:rPr>
+              <w:t>무료 확인 · 실제 포함 모델 도입 검수 필요</w:t>
+            </w:r>
+          </w:p>
+        </w:tc>
+      </w:tr>
+      <w:tr>
+        <w:trPr>
+          <w:cantSplit/>
+        </w:trPr>
+        <w:tc>
+          <w:tcPr>
+            <w:tcW w:type="dxa" w:w="2016"/>
+            <w:vAlign w:val="center"/>
+            <w:shd w:fill="F5F7F9"/>
+            <w:tcMar>
+              <w:top w:w="70" w:type="dxa"/>
+              <w:left w:w="90" w:type="dxa"/>
+              <w:bottom w:w="70" w:type="dxa"/>
+              <w:right w:w="90" w:type="dxa"/>
+            </w:tcMar>
+          </w:tcPr>
+          <w:p>
+            <w:pPr>
+              <w:keepNext w:val="0"/>
+              <w:keepLines w:val="0"/>
+              <w:spacing w:after="60" w:before="60" w:line="259" w:lineRule="auto"/>
+            </w:pPr>
+            <w:r>
+              <w:rPr>
+                <w:rFonts w:ascii="맑은 고딕" w:hAnsi="맑은 고딕" w:eastAsia="맑은 고딕"/>
+                <w:b w:val="0"/>
+                <w:color w:val="000000"/>
+                <w:sz w:val="20"/>
+              </w:rPr>
+              <w:t>Sidekick Modular Characters FREE Starter Pack · Synty</w:t>
+            </w:r>
+          </w:p>
+        </w:tc>
+        <w:tc>
+          <w:tcPr>
+            <w:tcW w:type="dxa" w:w="4536"/>
+            <w:vAlign w:val="center"/>
+            <w:shd w:fill="F5F7F9"/>
+            <w:tcMar>
+              <w:top w:w="70" w:type="dxa"/>
+              <w:left w:w="90" w:type="dxa"/>
+              <w:bottom w:w="70" w:type="dxa"/>
+              <w:right w:w="90" w:type="dxa"/>
+            </w:tcMar>
+          </w:tcPr>
+          <w:p>
+            <w:pPr>
+              <w:keepNext w:val="0"/>
+              <w:keepLines w:val="0"/>
+              <w:spacing w:after="60" w:before="60" w:line="259" w:lineRule="auto"/>
+            </w:pPr>
+            <w:r>
+              <w:rPr>
+                <w:rFonts w:ascii="맑은 고딕" w:hAnsi="맑은 고딕" w:eastAsia="맑은 고딕"/>
+                <w:b w:val="0"/>
+                <w:color w:val="000000"/>
+                <w:sz w:val="20"/>
+              </w:rPr>
+              <w:t>같은 디자인 계열의 Humanoid 캐릭터</w:t>
+            </w:r>
+          </w:p>
+        </w:tc>
+        <w:tc>
+          <w:tcPr>
+            <w:tcW w:type="dxa" w:w="3672"/>
+            <w:vAlign w:val="center"/>
+            <w:shd w:fill="F5F7F9"/>
+            <w:tcMar>
+              <w:top w:w="70" w:type="dxa"/>
+              <w:left w:w="90" w:type="dxa"/>
+              <w:bottom w:w="70" w:type="dxa"/>
+              <w:right w:w="90" w:type="dxa"/>
+            </w:tcMar>
+          </w:tcPr>
+          <w:p>
+            <w:pPr>
+              <w:keepNext w:val="0"/>
+              <w:keepLines w:val="0"/>
+              <w:spacing w:after="60" w:before="60" w:line="259" w:lineRule="auto"/>
+            </w:pPr>
+            <w:r>
+              <w:rPr>
+                <w:rFonts w:ascii="맑은 고딕" w:hAnsi="맑은 고딕" w:eastAsia="맑은 고딕"/>
+                <w:b w:val="0"/>
+                <w:color w:val="000000"/>
+                <w:sz w:val="20"/>
+              </w:rPr>
+              <w:t>무료·공개 URP 호환 정보 확인 · 도구 의존성 검수 필요</w:t>
+            </w:r>
+          </w:p>
+        </w:tc>
+      </w:tr>
+      <w:tr>
+        <w:trPr>
+          <w:cantSplit/>
+        </w:trPr>
+        <w:tc>
+          <w:tcPr>
+            <w:tcW w:type="dxa" w:w="2016"/>
+            <w:vAlign w:val="center"/>
+            <w:shd w:fill="FFFFFF"/>
+            <w:tcMar>
+              <w:top w:w="70" w:type="dxa"/>
+              <w:left w:w="90" w:type="dxa"/>
+              <w:bottom w:w="70" w:type="dxa"/>
+              <w:right w:w="90" w:type="dxa"/>
+            </w:tcMar>
+          </w:tcPr>
+          <w:p>
+            <w:pPr>
+              <w:keepNext w:val="0"/>
+              <w:keepLines w:val="0"/>
+              <w:spacing w:after="60" w:before="60" w:line="259" w:lineRule="auto"/>
+            </w:pPr>
+            <w:r>
+              <w:rPr>
+                <w:rFonts w:ascii="맑은 고딕" w:hAnsi="맑은 고딕" w:eastAsia="맑은 고딕"/>
+                <w:b w:val="0"/>
+                <w:color w:val="000000"/>
+                <w:sz w:val="20"/>
+              </w:rPr>
+              <w:t>Human Basic Motions FREE · Kevin Iglesias</w:t>
+            </w:r>
+          </w:p>
+        </w:tc>
+        <w:tc>
+          <w:tcPr>
+            <w:tcW w:type="dxa" w:w="4536"/>
+            <w:vAlign w:val="center"/>
+            <w:shd w:fill="FFFFFF"/>
+            <w:tcMar>
+              <w:top w:w="70" w:type="dxa"/>
+              <w:left w:w="90" w:type="dxa"/>
+              <w:bottom w:w="70" w:type="dxa"/>
+              <w:right w:w="90" w:type="dxa"/>
+            </w:tcMar>
+          </w:tcPr>
+          <w:p>
+            <w:pPr>
+              <w:keepNext w:val="0"/>
+              <w:keepLines w:val="0"/>
+              <w:spacing w:after="60" w:before="60" w:line="259" w:lineRule="auto"/>
+            </w:pPr>
+            <w:r>
+              <w:rPr>
+                <w:rFonts w:ascii="맑은 고딕" w:hAnsi="맑은 고딕" w:eastAsia="맑은 고딕"/>
+                <w:b w:val="0"/>
+                <w:color w:val="000000"/>
+                <w:sz w:val="20"/>
+              </w:rPr>
+              <w:t>이동·점프·낙하·착지</w:t>
+            </w:r>
+          </w:p>
+        </w:tc>
+        <w:tc>
+          <w:tcPr>
+            <w:tcW w:type="dxa" w:w="3672"/>
+            <w:vAlign w:val="center"/>
+            <w:shd w:fill="FFFFFF"/>
+            <w:tcMar>
+              <w:top w:w="70" w:type="dxa"/>
+              <w:left w:w="90" w:type="dxa"/>
+              <w:bottom w:w="70" w:type="dxa"/>
+              <w:right w:w="90" w:type="dxa"/>
+            </w:tcMar>
+          </w:tcPr>
+          <w:p>
+            <w:pPr>
+              <w:keepNext w:val="0"/>
+              <w:keepLines w:val="0"/>
+              <w:spacing w:after="60" w:before="60" w:line="259" w:lineRule="auto"/>
+            </w:pPr>
+            <w:r>
+              <w:rPr>
+                <w:rFonts w:ascii="맑은 고딕" w:hAnsi="맑은 고딕" w:eastAsia="맑은 고딕"/>
+                <w:b w:val="0"/>
+                <w:color w:val="000000"/>
+                <w:sz w:val="20"/>
+              </w:rPr>
+              <w:t>무료 클립 목록 확인 · 실제 Avatar 적용 미검증</w:t>
+            </w:r>
+          </w:p>
+        </w:tc>
+      </w:tr>
+      <w:tr>
+        <w:trPr>
+          <w:cantSplit/>
+        </w:trPr>
+        <w:tc>
+          <w:tcPr>
+            <w:tcW w:type="dxa" w:w="2016"/>
+            <w:vAlign w:val="center"/>
+            <w:shd w:fill="F5F7F9"/>
+            <w:tcMar>
+              <w:top w:w="70" w:type="dxa"/>
+              <w:left w:w="90" w:type="dxa"/>
+              <w:bottom w:w="70" w:type="dxa"/>
+              <w:right w:w="90" w:type="dxa"/>
+            </w:tcMar>
+          </w:tcPr>
+          <w:p>
+            <w:pPr>
+              <w:keepNext w:val="0"/>
+              <w:keepLines w:val="0"/>
+              <w:spacing w:after="60" w:before="60" w:line="259" w:lineRule="auto"/>
+            </w:pPr>
+            <w:r>
+              <w:rPr>
+                <w:rFonts w:ascii="맑은 고딕" w:hAnsi="맑은 고딕" w:eastAsia="맑은 고딕"/>
+                <w:b w:val="0"/>
+                <w:color w:val="000000"/>
+                <w:sz w:val="20"/>
+              </w:rPr>
+              <w:t>Human Melee Animations FREE · Kevin Iglesias</w:t>
+            </w:r>
+          </w:p>
+        </w:tc>
+        <w:tc>
+          <w:tcPr>
+            <w:tcW w:type="dxa" w:w="4536"/>
+            <w:vAlign w:val="center"/>
+            <w:shd w:fill="F5F7F9"/>
+            <w:tcMar>
+              <w:top w:w="70" w:type="dxa"/>
+              <w:left w:w="90" w:type="dxa"/>
+              <w:bottom w:w="70" w:type="dxa"/>
+              <w:right w:w="90" w:type="dxa"/>
+            </w:tcMar>
+          </w:tcPr>
+          <w:p>
+            <w:pPr>
+              <w:keepNext w:val="0"/>
+              <w:keepLines w:val="0"/>
+              <w:spacing w:after="60" w:before="60" w:line="259" w:lineRule="auto"/>
+            </w:pPr>
+            <w:r>
+              <w:rPr>
+                <w:rFonts w:ascii="맑은 고딕" w:hAnsi="맑은 고딕" w:eastAsia="맑은 고딕"/>
+                <w:b w:val="0"/>
+                <w:color w:val="000000"/>
+                <w:sz w:val="20"/>
+              </w:rPr>
+              <w:t>근접·피격·사망</w:t>
+            </w:r>
+          </w:p>
+        </w:tc>
+        <w:tc>
+          <w:tcPr>
+            <w:tcW w:type="dxa" w:w="3672"/>
+            <w:vAlign w:val="center"/>
+            <w:shd w:fill="F5F7F9"/>
+            <w:tcMar>
+              <w:top w:w="70" w:type="dxa"/>
+              <w:left w:w="90" w:type="dxa"/>
+              <w:bottom w:w="70" w:type="dxa"/>
+              <w:right w:w="90" w:type="dxa"/>
+            </w:tcMar>
+          </w:tcPr>
+          <w:p>
+            <w:pPr>
+              <w:keepNext w:val="0"/>
+              <w:keepLines w:val="0"/>
+              <w:spacing w:after="60" w:before="60" w:line="259" w:lineRule="auto"/>
+            </w:pPr>
+            <w:r>
+              <w:rPr>
+                <w:rFonts w:ascii="맑은 고딕" w:hAnsi="맑은 고딕" w:eastAsia="맑은 고딕"/>
+                <w:b w:val="0"/>
+                <w:color w:val="000000"/>
+                <w:sz w:val="20"/>
+              </w:rPr>
+              <w:t>무료 클립 목록 확인 · 판정 구간 맞춤 필요</w:t>
+            </w:r>
+          </w:p>
+        </w:tc>
+      </w:tr>
+      <w:tr>
+        <w:trPr>
+          <w:cantSplit/>
+        </w:trPr>
+        <w:tc>
+          <w:tcPr>
+            <w:tcW w:type="dxa" w:w="2016"/>
+            <w:vAlign w:val="center"/>
+            <w:shd w:fill="FFFFFF"/>
+            <w:tcMar>
+              <w:top w:w="70" w:type="dxa"/>
+              <w:left w:w="90" w:type="dxa"/>
+              <w:bottom w:w="70" w:type="dxa"/>
+              <w:right w:w="90" w:type="dxa"/>
+            </w:tcMar>
+          </w:tcPr>
+          <w:p>
+            <w:pPr>
+              <w:keepNext w:val="0"/>
+              <w:keepLines w:val="0"/>
+              <w:spacing w:after="60" w:before="60" w:line="259" w:lineRule="auto"/>
+            </w:pPr>
+            <w:r>
+              <w:rPr>
+                <w:rFonts w:ascii="맑은 고딕" w:hAnsi="맑은 고딕" w:eastAsia="맑은 고딕"/>
+                <w:b w:val="0"/>
+                <w:color w:val="000000"/>
+                <w:sz w:val="20"/>
+              </w:rPr>
+              <w:t>Human Spellcasting Animations FREE · Kevin Iglesias</w:t>
+            </w:r>
+          </w:p>
+        </w:tc>
+        <w:tc>
+          <w:tcPr>
+            <w:tcW w:type="dxa" w:w="4536"/>
+            <w:vAlign w:val="center"/>
+            <w:shd w:fill="FFFFFF"/>
+            <w:tcMar>
+              <w:top w:w="70" w:type="dxa"/>
+              <w:left w:w="90" w:type="dxa"/>
+              <w:bottom w:w="70" w:type="dxa"/>
+              <w:right w:w="90" w:type="dxa"/>
+            </w:tcMar>
+          </w:tcPr>
+          <w:p>
+            <w:pPr>
+              <w:keepNext w:val="0"/>
+              <w:keepLines w:val="0"/>
+              <w:spacing w:after="60" w:before="60" w:line="259" w:lineRule="auto"/>
+            </w:pPr>
+            <w:r>
+              <w:rPr>
+                <w:rFonts w:ascii="맑은 고딕" w:hAnsi="맑은 고딕" w:eastAsia="맑은 고딕"/>
+                <w:b w:val="0"/>
+                <w:color w:val="000000"/>
+                <w:sz w:val="20"/>
+              </w:rPr>
+              <w:t>장갑 시작·유지·종료와 밀쳐내기 표현</w:t>
+            </w:r>
+          </w:p>
+        </w:tc>
+        <w:tc>
+          <w:tcPr>
+            <w:tcW w:type="dxa" w:w="3672"/>
+            <w:vAlign w:val="center"/>
+            <w:shd w:fill="FFFFFF"/>
+            <w:tcMar>
+              <w:top w:w="70" w:type="dxa"/>
+              <w:left w:w="90" w:type="dxa"/>
+              <w:bottom w:w="70" w:type="dxa"/>
+              <w:right w:w="90" w:type="dxa"/>
+            </w:tcMar>
+          </w:tcPr>
+          <w:p>
+            <w:pPr>
+              <w:keepNext w:val="0"/>
+              <w:keepLines w:val="0"/>
+              <w:spacing w:after="60" w:before="60" w:line="259" w:lineRule="auto"/>
+            </w:pPr>
+            <w:r>
+              <w:rPr>
+                <w:rFonts w:ascii="맑은 고딕" w:hAnsi="맑은 고딕" w:eastAsia="맑은 고딕"/>
+                <w:b w:val="0"/>
+                <w:color w:val="000000"/>
+                <w:sz w:val="20"/>
+              </w:rPr>
+              <w:t>무료 목록 확인 · 기존 Crafting 후보를 재검토한 대안</w:t>
+            </w:r>
+          </w:p>
+        </w:tc>
+      </w:tr>
+      <w:tr>
+        <w:trPr>
+          <w:cantSplit/>
+        </w:trPr>
+        <w:tc>
+          <w:tcPr>
+            <w:tcW w:type="dxa" w:w="2016"/>
+            <w:vAlign w:val="center"/>
+            <w:shd w:fill="F5F7F9"/>
+            <w:tcMar>
+              <w:top w:w="70" w:type="dxa"/>
+              <w:left w:w="90" w:type="dxa"/>
+              <w:bottom w:w="70" w:type="dxa"/>
+              <w:right w:w="90" w:type="dxa"/>
+            </w:tcMar>
+          </w:tcPr>
+          <w:p>
+            <w:pPr>
+              <w:keepNext w:val="0"/>
+              <w:keepLines w:val="0"/>
+              <w:spacing w:after="60" w:before="60" w:line="259" w:lineRule="auto"/>
+            </w:pPr>
+            <w:r>
+              <w:rPr>
+                <w:rFonts w:ascii="맑은 고딕" w:hAnsi="맑은 고딕" w:eastAsia="맑은 고딕"/>
+                <w:b w:val="0"/>
+                <w:color w:val="000000"/>
+                <w:sz w:val="20"/>
+              </w:rPr>
+              <w:t>RPG Character Mecanim Animation Pack FREE · Explosive</w:t>
+            </w:r>
+          </w:p>
+        </w:tc>
+        <w:tc>
+          <w:tcPr>
+            <w:tcW w:type="dxa" w:w="4536"/>
+            <w:vAlign w:val="center"/>
+            <w:shd w:fill="F5F7F9"/>
+            <w:tcMar>
+              <w:top w:w="70" w:type="dxa"/>
+              <w:left w:w="90" w:type="dxa"/>
+              <w:bottom w:w="70" w:type="dxa"/>
+              <w:right w:w="90" w:type="dxa"/>
+            </w:tcMar>
+          </w:tcPr>
+          <w:p>
+            <w:pPr>
+              <w:keepNext w:val="0"/>
+              <w:keepLines w:val="0"/>
+              <w:spacing w:after="60" w:before="60" w:line="259" w:lineRule="auto"/>
+            </w:pPr>
+            <w:r>
+              <w:rPr>
+                <w:rFonts w:ascii="맑은 고딕" w:hAnsi="맑은 고딕" w:eastAsia="맑은 고딕"/>
+                <w:b w:val="0"/>
+                <w:color w:val="000000"/>
+                <w:sz w:val="20"/>
+              </w:rPr>
+              <w:t>다운·무력화·복귀에 필요한 일부 클립 후보</w:t>
+            </w:r>
+          </w:p>
+        </w:tc>
+        <w:tc>
+          <w:tcPr>
+            <w:tcW w:type="dxa" w:w="3672"/>
+            <w:vAlign w:val="center"/>
+            <w:shd w:fill="F5F7F9"/>
+            <w:tcMar>
+              <w:top w:w="70" w:type="dxa"/>
+              <w:left w:w="90" w:type="dxa"/>
+              <w:bottom w:w="70" w:type="dxa"/>
+              <w:right w:w="90" w:type="dxa"/>
+            </w:tcMar>
+          </w:tcPr>
+          <w:p>
+            <w:pPr>
+              <w:keepNext w:val="0"/>
+              <w:keepLines w:val="0"/>
+              <w:spacing w:after="60" w:before="60" w:line="259" w:lineRule="auto"/>
+            </w:pPr>
+            <w:r>
+              <w:rPr>
+                <w:rFonts w:ascii="맑은 고딕" w:hAnsi="맑은 고딕" w:eastAsia="맑은 고딕"/>
+                <w:b w:val="0"/>
+                <w:color w:val="000000"/>
+                <w:sz w:val="20"/>
+              </w:rPr>
+              <w:t>제작자 무료 목록 확인 · 배포 버전·포즈 연결 검수 필요</w:t>
+            </w:r>
+          </w:p>
+        </w:tc>
+      </w:tr>
+    </w:tbl>
+    <w:p>
+      <w:pPr>
+        <w:spacing w:after="20"/>
+      </w:pPr>
+    </w:p>
+    <w:p>
+      <w:pPr/>
+      <w:r>
+        <w:rPr>
+          <w:rFonts w:ascii="맑은 고딕" w:hAnsi="맑은 고딕" w:eastAsia="맑은 고딕"/>
+          <w:b w:val="0"/>
+          <w:color w:val="000000"/>
+          <w:sz w:val="22"/>
+        </w:rPr>
+        <w:t>최종 애니메이션 조합은 사용자가 상태별 대응과 보완점을 확인한 뒤 확정한다. 현재는 에셋을 구매·추가·다운로드·프로젝트에 가져오지 않았다. 실제 에디터 검수가 필요하면 승인된 팩만 별도 도입 실험에서 확인한다. 외형 승인과 현재 Unity 버전에서의 기술 호환 확인을 구분한다.</w:t>
+      </w:r>
+    </w:p>
+    <w:p>
+      <w:pPr/>
+      <w:r>
+        <w:rPr>
+          <w:rFonts w:ascii="맑은 고딕" w:hAnsi="맑은 고딕" w:eastAsia="맑은 고딕"/>
+          <w:b w:val="0"/>
+          <w:color w:val="000000"/>
+          <w:sz w:val="22"/>
+        </w:rPr>
+        <w:t>GitHub 리포지토리는 Public이며 main을 사용한다. Asset Store 원본 모델·텍스처·애니메이션은 공개 저장소에 재배포하지 않고 도입 위치를 추적 제외한다. 저장소에는 출처·버전·설치 순서·사용 클립 목록과 직접 작성한 로직을 남긴다. 설치 경로와 GUID 참조는 원본 패키지 도입 실험 후 고정하고 재현 절차를 적는다.</w:t>
+      </w:r>
+    </w:p>
+    <w:p>
+      <w:pPr>
+        <w:pStyle w:val="Heading1"/>
+        <w:pageBreakBefore/>
+      </w:pPr>
+      <w:r>
+        <w:t>16 참고 자료와 확인 범위</w:t>
+      </w:r>
+    </w:p>
+    <w:p>
+      <w:pPr/>
+      <w:r>
+        <w:rPr>
+          <w:rFonts w:ascii="맑은 고딕" w:hAnsi="맑은 고딕" w:eastAsia="맑은 고딕"/>
+          <w:b w:val="0"/>
+          <w:color w:val="000000"/>
+          <w:sz w:val="22"/>
+        </w:rPr>
+        <w:t>공고는 사용자가 첨부한 이미지 2장을 기준으로 삼았다. 기술·에셋 공개 페이지와 무료 목록은 2026년 10월 26일 확인했다. 문서에 있는 시간·성능·전투 수치는 측정 결과가 아닌 초기 계획값이다.</w:t>
       </w:r>
     </w:p>
     <w:p>
@@ -5887,14 +11327,14 @@
           <w:color w:val="000000"/>
           <w:sz w:val="19"/>
         </w:rPr>
-        <w:t xml:space="preserve">자료 1 강체와 고정 갱신 </w:t>
+        <w:t xml:space="preserve">자료 1 </w:t>
       </w:r>
       <w:hyperlink r:id="rId11">
         <w:r>
           <w:rPr>
             <w:rFonts w:ascii="맑은 고딕" w:eastAsia="맑은 고딕"/>
           </w:rPr>
-          <w:t>Unity Rigidbody</w:t>
+          <w:t>Unity 강체 보간</w:t>
         </w:r>
       </w:hyperlink>
     </w:p>
@@ -5907,14 +11347,14 @@
           <w:color w:val="000000"/>
           <w:sz w:val="19"/>
         </w:rPr>
-        <w:t xml:space="preserve">자료 2 연결 제약과 구동 </w:t>
+        <w:t xml:space="preserve">자료 2 </w:t>
       </w:r>
       <w:hyperlink r:id="rId12">
         <w:r>
           <w:rPr>
             <w:rFonts w:ascii="맑은 고딕" w:eastAsia="맑은 고딕"/>
           </w:rPr>
-          <w:t>Unity ConfigurableJoint</w:t>
+          <w:t>NGO 클라이언트 anticipation과 예측의 범위</w:t>
         </w:r>
       </w:hyperlink>
     </w:p>
@@ -5927,14 +11367,14 @@
           <w:color w:val="000000"/>
           <w:sz w:val="19"/>
         </w:rPr>
-        <w:t xml:space="preserve">자료 3 온라인 세션과 중계 </w:t>
+        <w:t xml:space="preserve">자료 3 </w:t>
       </w:r>
       <w:hyperlink r:id="rId13">
         <w:r>
           <w:rPr>
             <w:rFonts w:ascii="맑은 고딕" w:eastAsia="맑은 고딕"/>
           </w:rPr>
-          <w:t>Unity Relay와 NGO 연동</w:t>
+          <w:t>Unity Physics Simulate</w:t>
         </w:r>
       </w:hyperlink>
     </w:p>
@@ -5947,43 +11387,14 @@
           <w:color w:val="000000"/>
           <w:sz w:val="19"/>
         </w:rPr>
-        <w:t xml:space="preserve">자료 4 호스트 물리 권한의 기본 개념 </w:t>
+        <w:t xml:space="preserve">자료 4 </w:t>
       </w:r>
       <w:hyperlink r:id="rId14">
         <w:r>
           <w:rPr>
             <w:rFonts w:ascii="맑은 고딕" w:eastAsia="맑은 고딕"/>
           </w:rPr>
-          <w:t>Unity NGO Physics</w:t>
-        </w:r>
-      </w:hyperlink>
-      <w:r>
-        <w:rPr>
-          <w:rFonts w:ascii="맑은 고딕" w:hAnsi="맑은 고딕" w:eastAsia="맑은 고딕"/>
-          <w:b w:val="0"/>
-          <w:color w:val="000000"/>
-          <w:sz w:val="19"/>
-        </w:rPr>
-        <w:t xml:space="preserve"> 구버전의 개념 자료로만 사용</w:t>
-      </w:r>
-    </w:p>
-    <w:p>
-      <w:pPr/>
-      <w:r>
-        <w:rPr>
-          <w:rFonts w:ascii="맑은 고딕" w:hAnsi="맑은 고딕" w:eastAsia="맑은 고딕"/>
-          <w:b w:val="0"/>
-          <w:color w:val="000000"/>
-          <w:sz w:val="19"/>
-        </w:rPr>
-        <w:t xml:space="preserve">자료 5 콘솔 접근 조건 </w:t>
-      </w:r>
-      <w:hyperlink r:id="rId15">
-        <w:r>
-          <w:rPr>
-            <w:rFonts w:ascii="맑은 고딕" w:eastAsia="맑은 고딕"/>
-          </w:rPr>
-          <w:t>Unity Console Development</w:t>
+          <w:t>Addressables 메모리 관리</w:t>
         </w:r>
       </w:hyperlink>
     </w:p>
@@ -5996,14 +11407,34 @@
           <w:color w:val="000000"/>
           <w:sz w:val="19"/>
         </w:rPr>
-        <w:t xml:space="preserve">자료 6 참조와 메모리 해제 </w:t>
+        <w:t xml:space="preserve">자료 5 </w:t>
+      </w:r>
+      <w:hyperlink r:id="rId15">
+        <w:r>
+          <w:rPr>
+            <w:rFonts w:ascii="맑은 고딕" w:eastAsia="맑은 고딕"/>
+          </w:rPr>
+          <w:t>Unity URP SRP Batcher</w:t>
+        </w:r>
+      </w:hyperlink>
+    </w:p>
+    <w:p>
+      <w:pPr/>
+      <w:r>
+        <w:rPr>
+          <w:rFonts w:ascii="맑은 고딕" w:hAnsi="맑은 고딕" w:eastAsia="맑은 고딕"/>
+          <w:b w:val="0"/>
+          <w:color w:val="000000"/>
+          <w:sz w:val="19"/>
+        </w:rPr>
+        <w:t xml:space="preserve">자료 6 </w:t>
       </w:r>
       <w:hyperlink r:id="rId16">
         <w:r>
           <w:rPr>
             <w:rFonts w:ascii="맑은 고딕" w:eastAsia="맑은 고딕"/>
           </w:rPr>
-          <w:t>Unity Addressables Memory Management</w:t>
+          <w:t>Unity 콘솔 접근 조건</w:t>
         </w:r>
       </w:hyperlink>
     </w:p>
@@ -6016,7 +11447,195 @@
           <w:color w:val="000000"/>
           <w:sz w:val="22"/>
         </w:rPr>
-        <w:t>현재 확인한 로컬 파일은 ProjectSettings/ProjectVersion.txt와 Packages/manifest.json이다. 이번 작업은 기획서 작성이며 게임 구현, 패키지 설치, 콘솔 권한 확인 또는 실제 플레이 검증은 수행하지 않았다.</w:t>
+        <w:t xml:space="preserve">환경 </w:t>
+      </w:r>
+      <w:hyperlink r:id="rId17">
+        <w:r>
+          <w:rPr>
+            <w:rFonts w:ascii="맑은 고딕" w:eastAsia="맑은 고딕"/>
+          </w:rPr>
+          <w:t>POLYGON Starter Pack</w:t>
+        </w:r>
+      </w:hyperlink>
+    </w:p>
+    <w:p>
+      <w:pPr/>
+      <w:r>
+        <w:rPr>
+          <w:rFonts w:ascii="맑은 고딕" w:hAnsi="맑은 고딕" w:eastAsia="맑은 고딕"/>
+          <w:b w:val="0"/>
+          <w:color w:val="000000"/>
+          <w:sz w:val="22"/>
+        </w:rPr>
+        <w:t xml:space="preserve">캐릭터 </w:t>
+      </w:r>
+      <w:hyperlink r:id="rId18">
+        <w:r>
+          <w:rPr>
+            <w:rFonts w:ascii="맑은 고딕" w:eastAsia="맑은 고딕"/>
+          </w:rPr>
+          <w:t>Synty Sidekick 무료 팩</w:t>
+        </w:r>
+      </w:hyperlink>
+    </w:p>
+    <w:p>
+      <w:pPr/>
+      <w:r>
+        <w:rPr>
+          <w:rFonts w:ascii="맑은 고딕" w:hAnsi="맑은 고딕" w:eastAsia="맑은 고딕"/>
+          <w:b w:val="0"/>
+          <w:color w:val="000000"/>
+          <w:sz w:val="22"/>
+        </w:rPr>
+        <w:t xml:space="preserve">이동 </w:t>
+      </w:r>
+      <w:hyperlink r:id="rId19">
+        <w:r>
+          <w:rPr>
+            <w:rFonts w:ascii="맑은 고딕" w:eastAsia="맑은 고딕"/>
+          </w:rPr>
+          <w:t>Human Basic Motions FREE</w:t>
+        </w:r>
+      </w:hyperlink>
+      <w:r>
+        <w:rPr>
+          <w:rFonts w:ascii="맑은 고딕" w:hAnsi="맑은 고딕" w:eastAsia="맑은 고딕"/>
+          <w:b w:val="0"/>
+          <w:color w:val="000000"/>
+          <w:sz w:val="22"/>
+        </w:rPr>
+        <w:t xml:space="preserve"> · </w:t>
+      </w:r>
+      <w:hyperlink r:id="rId20">
+        <w:r>
+          <w:rPr>
+            <w:rFonts w:ascii="맑은 고딕" w:eastAsia="맑은 고딕"/>
+          </w:rPr>
+          <w:t>제작자 무료 클립 목록</w:t>
+        </w:r>
+      </w:hyperlink>
+    </w:p>
+    <w:p>
+      <w:pPr/>
+      <w:r>
+        <w:rPr>
+          <w:rFonts w:ascii="맑은 고딕" w:hAnsi="맑은 고딕" w:eastAsia="맑은 고딕"/>
+          <w:b w:val="0"/>
+          <w:color w:val="000000"/>
+          <w:sz w:val="22"/>
+        </w:rPr>
+        <w:t xml:space="preserve">전투 </w:t>
+      </w:r>
+      <w:hyperlink r:id="rId21">
+        <w:r>
+          <w:rPr>
+            <w:rFonts w:ascii="맑은 고딕" w:eastAsia="맑은 고딕"/>
+          </w:rPr>
+          <w:t>Human Melee Animations FREE</w:t>
+        </w:r>
+      </w:hyperlink>
+      <w:r>
+        <w:rPr>
+          <w:rFonts w:ascii="맑은 고딕" w:hAnsi="맑은 고딕" w:eastAsia="맑은 고딕"/>
+          <w:b w:val="0"/>
+          <w:color w:val="000000"/>
+          <w:sz w:val="22"/>
+        </w:rPr>
+        <w:t xml:space="preserve"> · </w:t>
+      </w:r>
+      <w:hyperlink r:id="rId22">
+        <w:r>
+          <w:rPr>
+            <w:rFonts w:ascii="맑은 고딕" w:eastAsia="맑은 고딕"/>
+          </w:rPr>
+          <w:t>제작자 무료 클립 목록</w:t>
+        </w:r>
+      </w:hyperlink>
+    </w:p>
+    <w:p>
+      <w:pPr/>
+      <w:r>
+        <w:rPr>
+          <w:rFonts w:ascii="맑은 고딕" w:hAnsi="맑은 고딕" w:eastAsia="맑은 고딕"/>
+          <w:b w:val="0"/>
+          <w:color w:val="000000"/>
+          <w:sz w:val="22"/>
+        </w:rPr>
+        <w:t xml:space="preserve">장갑 </w:t>
+      </w:r>
+      <w:hyperlink r:id="rId23">
+        <w:r>
+          <w:rPr>
+            <w:rFonts w:ascii="맑은 고딕" w:eastAsia="맑은 고딕"/>
+          </w:rPr>
+          <w:t>Human Spellcasting Animations FREE</w:t>
+        </w:r>
+      </w:hyperlink>
+      <w:r>
+        <w:rPr>
+          <w:rFonts w:ascii="맑은 고딕" w:hAnsi="맑은 고딕" w:eastAsia="맑은 고딕"/>
+          <w:b w:val="0"/>
+          <w:color w:val="000000"/>
+          <w:sz w:val="22"/>
+        </w:rPr>
+        <w:t xml:space="preserve"> · </w:t>
+      </w:r>
+      <w:hyperlink r:id="rId24">
+        <w:r>
+          <w:rPr>
+            <w:rFonts w:ascii="맑은 고딕" w:eastAsia="맑은 고딕"/>
+          </w:rPr>
+          <w:t>제작자 무료 클립 목록</w:t>
+        </w:r>
+      </w:hyperlink>
+    </w:p>
+    <w:p>
+      <w:pPr/>
+      <w:r>
+        <w:rPr>
+          <w:rFonts w:ascii="맑은 고딕" w:hAnsi="맑은 고딕" w:eastAsia="맑은 고딕"/>
+          <w:b w:val="0"/>
+          <w:color w:val="000000"/>
+          <w:sz w:val="22"/>
+        </w:rPr>
+        <w:t xml:space="preserve">복귀 </w:t>
+      </w:r>
+      <w:hyperlink r:id="rId25">
+        <w:r>
+          <w:rPr>
+            <w:rFonts w:ascii="맑은 고딕" w:eastAsia="맑은 고딕"/>
+          </w:rPr>
+          <w:t>RPG Character Mecanim Animation Pack FREE</w:t>
+        </w:r>
+      </w:hyperlink>
+      <w:r>
+        <w:rPr>
+          <w:rFonts w:ascii="맑은 고딕" w:hAnsi="맑은 고딕" w:eastAsia="맑은 고딕"/>
+          <w:b w:val="0"/>
+          <w:color w:val="000000"/>
+          <w:sz w:val="22"/>
+        </w:rPr>
+        <w:t xml:space="preserve"> · </w:t>
+      </w:r>
+      <w:hyperlink r:id="rId26">
+        <w:r>
+          <w:rPr>
+            <w:rFonts w:ascii="맑은 고딕" w:eastAsia="맑은 고딕"/>
+          </w:rPr>
+          <w:t>제작자 공개 무료 목록</w:t>
+        </w:r>
+      </w:hyperlink>
+    </w:p>
+    <w:p>
+      <w:pPr/>
+      <w:r>
+        <w:rPr>
+          <w:rFonts w:ascii="맑은 고딕" w:hAnsi="맑은 고딕" w:eastAsia="맑은 고딕"/>
+          <w:b w:val="0"/>
+          <w:color w:val="000000"/>
+          <w:sz w:val="22"/>
+        </w:rPr>
+        <w:t>이번 수정은 기획과 공개 저장소 정리 및 에셋 조사다. 게임 기능 구현, 에셋 도입, Unity 플레이·성능·리타기팅 검증, 실제 콘솔 검증은 수행하지 않았다. 클로드의 별도 기획서는 원본 백업 후 수정을 보류했다.</w:t>
       </w:r>
     </w:p>
     <w:sectPr>
@@ -6028,6 +11647,75 @@
     </w:sectPr>
   </w:body>
 </w:document>
+</file>
+
+<file path=word/comments.xml><?xml version="1.0" encoding="utf-8"?>
+<w:comments xmlns:a="http://schemas.openxmlformats.org/drawingml/2006/main" xmlns:pic="http://schemas.openxmlformats.org/drawingml/2006/picture" xmlns:r="http://schemas.openxmlformats.org/officeDocument/2006/relationships" xmlns:w="http://schemas.openxmlformats.org/wordprocessingml/2006/main" xmlns:wp="http://schemas.openxmlformats.org/drawingml/2006/wordprocessingDrawing" xmlns:mc="http://schemas.openxmlformats.org/markup-compatibility/2006" xmlns:a14="http://schemas.microsoft.com/office/drawing/2010/main" xmlns:w14="http://schemas.microsoft.com/office/word/2010/wordml" xmlns:wpc="http://schemas.microsoft.com/office/word/2010/wordprocessingCanvas">
+  <w:comment w:id="0" w:author="문서 검토" w:initials="검토" w:date="2026-10-26T08:04:16Z">
+    <w:p>
+      <w:pPr>
+        <w:pStyle w:val="CommentText"/>
+      </w:pPr>
+      <w:r>
+        <w:rPr>
+          <w:rStyle w:val="CommentReference"/>
+        </w:rPr>
+        <w:annotationRef/>
+      </w:r>
+      <w:r>
+        <w:t>기간 단축 요청에 따라 공고의 기술 항목은 유지하고 방과 장치 수 및 제작 도구의 복잡도를 줄였습니다.</w:t>
+      </w:r>
+    </w:p>
+  </w:comment>
+  <w:comment w:id="1" w:author="문서 검토" w:initials="검토" w:date="2026-10-26T08:04:16Z">
+    <w:p>
+      <w:pPr>
+        <w:pStyle w:val="CommentText"/>
+      </w:pPr>
+      <w:r>
+        <w:rPr>
+          <w:rStyle w:val="CommentReference"/>
+        </w:rPr>
+        <w:annotationRef/>
+      </w:r>
+      <w:r>
+        <w:t>보간과 힘 설정은 구현 후 검증할 초기값이며 측정 완료 값이 아닙니다.</w:t>
+      </w:r>
+    </w:p>
+  </w:comment>
+  <w:comment w:id="2" w:author="문서 검토" w:initials="검토" w:date="2026-10-26T08:04:16Z">
+    <w:p>
+      <w:pPr>
+        <w:pStyle w:val="CommentText"/>
+      </w:pPr>
+      <w:r>
+        <w:rPr>
+          <w:rStyle w:val="CommentReference"/>
+        </w:rPr>
+        <w:annotationRef/>
+      </w:r>
+      <w:r>
+        <w:t>무료 클립 목록 확인과 실제 패키지의 리타기팅 검증을 구분했습니다. 전용 동작 미확보 부분도 남겼습니다.</w:t>
+      </w:r>
+    </w:p>
+  </w:comment>
+  <w:comment w:id="3" w:author="문서 검토" w:initials="검토" w:date="2026-10-26T08:04:16Z">
+    <w:p>
+      <w:pPr>
+        <w:pStyle w:val="CommentText"/>
+      </w:pPr>
+      <w:r>
+        <w:rPr>
+          <w:rStyle w:val="CommentReference"/>
+        </w:rPr>
+        <w:annotationRef/>
+      </w:r>
+      <w:r>
+        <w:t>고정 12주 추정을 기능별 시간 합계와 수정 여유로 대체했습니다. 첫 기술 실험 후 재산정합니다.</w:t>
+      </w:r>
+    </w:p>
+  </w:comment>
+</w:comments>
 </file>
 
 <file path=word/footer1.xml><?xml version="1.0" encoding="utf-8"?>

--- a/Docs/중력정비반_개인프로젝트_기획서.docx
+++ b/Docs/중력정비반_개인프로젝트_기획서.docx
@@ -31,7 +31,7 @@
           <w:color w:val="000000"/>
           <w:sz w:val="22"/>
         </w:rPr>
-        <w:t>2026년 10월 26일 · 수정안 1.1 · 에셋과 애니메이션은 도입 전 검수 단계</w:t>
+        <w:t>2026년 10월 26일 · 수정안 1.2 · 무료 파일 검수 완료 및 A안 캐릭터 적용 검수 대기</w:t>
       </w:r>
     </w:p>
     <w:p>
@@ -4854,7 +4854,7 @@
           <w:color w:val="000000"/>
           <w:sz w:val="22"/>
         </w:rPr>
-        <w:t>아래는 무료 공개 목록과 제작자 문서에서 확인한 후보이며, 실제 패키지 파일과 Synty Avatar에서의 동작 검증은 미완료다. HumanM과 HumanF 중 사용할 체형을 정하고 패키지 버전을 기록한다. 무료 목록과 현재 배포 버전의 이름 차이도 첫 도입 시 확인한다.</w:t>
+        <w:t>아래는 무료 공개 목록과 실제 파일을 구분한 후보이다. Kevin 팩은 공개 무료 목록을 확인했으며 실제 배포 버전 대조가 남았다. 보완 후보인 Quaternius Standard 2팩은 제작자 공식 배포본의 Unity FBX를 별도 Unity 6000.6 프로젝트에서 확인했다. Synty Avatar 적용 검수는 아직 수행하지 않았다.</w:t>
       </w:r>
       <w:commentRangeEnd w:id="2"/>
       <w:r>
@@ -5403,7 +5403,7 @@
                 <w:color w:val="000000"/>
                 <w:sz w:val="20"/>
               </w:rPr>
-              <w:t>전투 대기·달리기 재사용, RPG Character Mecanim Animation Pack FREE의 Knockback과 Revive 후보</w:t>
+              <w:t>대기·달리기 재사용, Quaternius UAL2의 Hit_Knockback·LayToIdle</w:t>
             </w:r>
           </w:p>
         </w:tc>
@@ -5432,7 +5432,7 @@
                 <w:color w:val="000000"/>
                 <w:sz w:val="20"/>
               </w:rPr>
-              <w:t>전용 돌진 세트는 아님 · 구간·속도·무력화 자세 조합</w:t>
+              <w:t>전용 돌진 세트 아님 · 보완 FBX의 Humanoid와 포즈 확인 · 실제 연결 보정 필요</w:t>
             </w:r>
           </w:p>
         </w:tc>
@@ -5495,7 +5495,7 @@
                 <w:color w:val="000000"/>
                 <w:sz w:val="20"/>
               </w:rPr>
-              <w:t>RPG 무료 목록의 Unarmed-Knockback-Back1, Unarmed-Revive1</w:t>
+              <w:t>UAL2의 Hit_Knockback 0.833초·LayToIdle 1.533초</w:t>
             </w:r>
           </w:p>
         </w:tc>
@@ -5524,7 +5524,7 @@
                 <w:color w:val="000000"/>
                 <w:sz w:val="20"/>
               </w:rPr>
-              <w:t>마지막 자세 유지와 복귀의 포즈 연결을 실제 확인</w:t>
+              <w:t>넘어짐과 일어서기 포즈 확인 · 마지막 자세 유지·접합은 미검수</w:t>
             </w:r>
           </w:p>
         </w:tc>
@@ -5558,7 +5558,7 @@
                 <w:color w:val="000000"/>
                 <w:sz w:val="20"/>
               </w:rPr>
-              <w:t>동료 구조·고정 장치 조작</w:t>
+              <w:t>구조자·고정 장치 조작</w:t>
             </w:r>
           </w:p>
         </w:tc>
@@ -5587,7 +5587,7 @@
                 <w:color w:val="000000"/>
                 <w:sz w:val="20"/>
               </w:rPr>
-              <w:t>전용 버튼·레버·구조 클립은 미확보</w:t>
+              <w:t>UAL1의 Fixing_Kneeling 5.200초·Interact 2.000초</w:t>
             </w:r>
           </w:p>
         </w:tc>
@@ -5616,7 +5616,7 @@
                 <w:color w:val="000000"/>
                 <w:sz w:val="20"/>
               </w:rPr>
-              <w:t>기존 팔 자세 추출과 2~3키 보정 2~4시간 확보 · 접촉은 별도 검수</w:t>
+              <w:t>실제 포즈 확인 · 전용 구조·레버가 아님 · 3초 유지·취소·손 접촉 보정 필요</w:t>
             </w:r>
           </w:p>
         </w:tc>
@@ -5636,7 +5636,19 @@
           <w:color w:val="000000"/>
           <w:sz w:val="22"/>
         </w:rPr>
-        <w:t>처음 추천한 Crafting Mecanim 무료 팩의 Carry 계열은 실제 물체 운반에는 맞지만, 3m 중력 잡기에는 그대로 맞지 않는다. 필수 팩에서 제외하고 필요한 상태가 생길 때만 추가 검토한다. 단순히 무료 팩 수를 늘려 기획서의 동작을 모두 확보했다고 표현하지 않는다.</w:t>
+        <w:t>처음 추천한 Crafting의 Carry 계열은 3m 중력 잡기에 맞지 않아 필수에서 제외한다. Quaternius는 Asset Store 상품이 아닌 제작자의 CC0 공식 배포본이다. 두 원본 Avatar와 46개·43개 Humanoid 클립을 확인하고 8개 동작의 포즈 32장을 렌더링했다. Loop 이름의 클립도 현재 임포트에서는 반복 설정이 꺼져 있어 별도 설정·이음새 검수가 필요하다.</w:t>
+      </w:r>
+    </w:p>
+    <w:p>
+      <w:pPr/>
+      <w:r>
+        <w:rPr>
+          <w:rFonts w:ascii="맑은 고딕" w:hAnsi="맑은 고딕" w:eastAsia="맑은 고딕"/>
+          <w:b w:val="0"/>
+          <w:color w:val="000000"/>
+          <w:sz w:val="22"/>
+        </w:rPr>
+        <w:t>구조 3초는 호스트 판정 시간이며 5.2초 원본을 단순 가속하지 않는다. 진입·유지·퇴장을 나누고 취소를 검수한다. 다리 고정 장치를 버튼 형태로 표현하면 Interact가 후보가 되지만 외형과 접촉은 시각 검수 후 확정한다. 전용 레버 당기기를 새 필수 기능으로 추가하지 않는다. 종전 보정 2~4시간은 근거가 부족해 확정값에서 제외하고 에셋·Animator 예산 16~24시간 안에서 우선 시험한다.</w:t>
       </w:r>
     </w:p>
     <w:p>
@@ -10744,7 +10756,7 @@
                 <w:color w:val="000000"/>
                 <w:sz w:val="20"/>
               </w:rPr>
-              <w:t>POLYGON Starter Pack · Synty</w:t>
+              <w:t>POLYGON Starter Pack</w:t>
             </w:r>
           </w:p>
         </w:tc>
@@ -10836,7 +10848,7 @@
                 <w:color w:val="000000"/>
                 <w:sz w:val="20"/>
               </w:rPr>
-              <w:t>Sidekick Modular Characters FREE Starter Pack · Synty</w:t>
+              <w:t>Sidekick FREE</w:t>
             </w:r>
           </w:p>
         </w:tc>
@@ -10928,7 +10940,7 @@
                 <w:color w:val="000000"/>
                 <w:sz w:val="20"/>
               </w:rPr>
-              <w:t>Human Basic Motions FREE · Kevin Iglesias</w:t>
+              <w:t>Basic Motions FREE</w:t>
             </w:r>
           </w:p>
         </w:tc>
@@ -11020,7 +11032,7 @@
                 <w:color w:val="000000"/>
                 <w:sz w:val="20"/>
               </w:rPr>
-              <w:t>Human Melee Animations FREE · Kevin Iglesias</w:t>
+              <w:t>Melee FREE</w:t>
             </w:r>
           </w:p>
         </w:tc>
@@ -11112,7 +11124,7 @@
                 <w:color w:val="000000"/>
                 <w:sz w:val="20"/>
               </w:rPr>
-              <w:t>Human Spellcasting Animations FREE · Kevin Iglesias</w:t>
+              <w:t>Spellcasting FREE</w:t>
             </w:r>
           </w:p>
         </w:tc>
@@ -11204,7 +11216,7 @@
                 <w:color w:val="000000"/>
                 <w:sz w:val="20"/>
               </w:rPr>
-              <w:t>RPG Character Mecanim Animation Pack FREE · Explosive</w:t>
+              <w:t>UAL1 Standard</w:t>
             </w:r>
           </w:p>
         </w:tc>
@@ -11233,7 +11245,7 @@
                 <w:color w:val="000000"/>
                 <w:sz w:val="20"/>
               </w:rPr>
-              <w:t>다운·무력화·복귀에 필요한 일부 클립 후보</w:t>
+              <w:t>구조자·장치 조작과 장갑 대체안</w:t>
             </w:r>
           </w:p>
         </w:tc>
@@ -11262,7 +11274,99 @@
                 <w:color w:val="000000"/>
                 <w:sz w:val="20"/>
               </w:rPr>
-              <w:t>제작자 무료 목록 확인 · 배포 버전·포즈 연결 검수 필요</w:t>
+              <w:t>공식 무료 FBX의 Humanoid와 사용 후보 포즈 확인 · Synty 적용 전</w:t>
+            </w:r>
+          </w:p>
+        </w:tc>
+      </w:tr>
+      <w:tr>
+        <w:trPr>
+          <w:cantSplit/>
+        </w:trPr>
+        <w:tc>
+          <w:tcPr>
+            <w:tcW w:type="dxa" w:w="2016"/>
+            <w:vAlign w:val="center"/>
+            <w:shd w:fill="FFFFFF"/>
+            <w:tcMar>
+              <w:top w:w="70" w:type="dxa"/>
+              <w:left w:w="90" w:type="dxa"/>
+              <w:bottom w:w="70" w:type="dxa"/>
+              <w:right w:w="90" w:type="dxa"/>
+            </w:tcMar>
+          </w:tcPr>
+          <w:p>
+            <w:pPr>
+              <w:keepNext w:val="0"/>
+              <w:keepLines w:val="0"/>
+              <w:spacing w:after="60" w:before="60" w:line="259" w:lineRule="auto"/>
+            </w:pPr>
+            <w:r>
+              <w:rPr>
+                <w:rFonts w:ascii="맑은 고딕" w:hAnsi="맑은 고딕" w:eastAsia="맑은 고딕"/>
+                <w:b w:val="0"/>
+                <w:color w:val="000000"/>
+                <w:sz w:val="20"/>
+              </w:rPr>
+              <w:t>UAL2 Standard</w:t>
+            </w:r>
+          </w:p>
+        </w:tc>
+        <w:tc>
+          <w:tcPr>
+            <w:tcW w:type="dxa" w:w="4536"/>
+            <w:vAlign w:val="center"/>
+            <w:shd w:fill="FFFFFF"/>
+            <w:tcMar>
+              <w:top w:w="70" w:type="dxa"/>
+              <w:left w:w="90" w:type="dxa"/>
+              <w:bottom w:w="70" w:type="dxa"/>
+              <w:right w:w="90" w:type="dxa"/>
+            </w:tcMar>
+          </w:tcPr>
+          <w:p>
+            <w:pPr>
+              <w:keepNext w:val="0"/>
+              <w:keepLines w:val="0"/>
+              <w:spacing w:after="60" w:before="60" w:line="259" w:lineRule="auto"/>
+            </w:pPr>
+            <w:r>
+              <w:rPr>
+                <w:rFonts w:ascii="맑은 고딕" w:hAnsi="맑은 고딕" w:eastAsia="맑은 고딕"/>
+                <w:b w:val="0"/>
+                <w:color w:val="000000"/>
+                <w:sz w:val="20"/>
+              </w:rPr>
+              <w:t>다운·충돌·일어서기 보완</w:t>
+            </w:r>
+          </w:p>
+        </w:tc>
+        <w:tc>
+          <w:tcPr>
+            <w:tcW w:type="dxa" w:w="3672"/>
+            <w:vAlign w:val="center"/>
+            <w:shd w:fill="FFFFFF"/>
+            <w:tcMar>
+              <w:top w:w="70" w:type="dxa"/>
+              <w:left w:w="90" w:type="dxa"/>
+              <w:bottom w:w="70" w:type="dxa"/>
+              <w:right w:w="90" w:type="dxa"/>
+            </w:tcMar>
+          </w:tcPr>
+          <w:p>
+            <w:pPr>
+              <w:keepNext w:val="0"/>
+              <w:keepLines w:val="0"/>
+              <w:spacing w:after="60" w:before="60" w:line="259" w:lineRule="auto"/>
+            </w:pPr>
+            <w:r>
+              <w:rPr>
+                <w:rFonts w:ascii="맑은 고딕" w:hAnsi="맑은 고딕" w:eastAsia="맑은 고딕"/>
+                <w:b w:val="0"/>
+                <w:color w:val="000000"/>
+                <w:sz w:val="20"/>
+              </w:rPr>
+              <w:t>공식 무료 FBX의 Humanoid와 사용 후보 포즈 확인 · 상태 연결 전</w:t>
             </w:r>
           </w:p>
         </w:tc>
@@ -11282,7 +11386,7 @@
           <w:color w:val="000000"/>
           <w:sz w:val="22"/>
         </w:rPr>
-        <w:t>최종 애니메이션 조합은 사용자가 상태별 대응과 보완점을 확인한 뒤 확정한다. 현재는 에셋을 구매·추가·다운로드·프로젝트에 가져오지 않았다. 실제 에디터 검수가 필요하면 승인된 팩만 별도 도입 실험에서 확인한다. 외형 승인과 현재 Unity 버전에서의 기술 호환 확인을 구분한다.</w:t>
+        <w:t>최종 조합은 상태별 시각 검수 후 확정한다. Quaternius 원본 마네킹만 검수했으며 Synty·Kevin 팩 확보와 캐릭터 적용은 남았다. 상세 후보·제외 사유·이미지·파일 기록은 별도 에셋 애니메이션 검수안에 정리했다.</w:t>
       </w:r>
     </w:p>
     <w:p>
@@ -11294,7 +11398,7 @@
           <w:color w:val="000000"/>
           <w:sz w:val="22"/>
         </w:rPr>
-        <w:t>GitHub 리포지토리는 Public이며 main을 사용한다. Asset Store 원본 모델·텍스처·애니메이션은 공개 저장소에 재배포하지 않고 도입 위치를 추적 제외한다. 저장소에는 출처·버전·설치 순서·사용 클립 목록과 직접 작성한 로직을 남긴다. 설치 경로와 GUID 참조는 원본 패키지 도입 실험 후 고정하고 재현 절차를 적는다.</w:t>
+        <w:t>GitHub은 Public·main을 사용한다. 원본 에셋은 추적 제외하고 출처·버전·설치 순서·직접 작성한 로직과 검수 기록을 공개한다. GUID와 설치 절차는 실제 도입 후 고정한다.</w:t>
       </w:r>
     </w:p>
     <w:p>
@@ -11598,14 +11702,14 @@
           <w:color w:val="000000"/>
           <w:sz w:val="22"/>
         </w:rPr>
-        <w:t xml:space="preserve">복귀 </w:t>
+        <w:t xml:space="preserve">보완 </w:t>
       </w:r>
       <w:hyperlink r:id="rId25">
         <w:r>
           <w:rPr>
             <w:rFonts w:ascii="맑은 고딕" w:eastAsia="맑은 고딕"/>
           </w:rPr>
-          <w:t>RPG Character Mecanim Animation Pack FREE</w:t>
+          <w:t>Quaternius UAL1 공식 소개</w:t>
         </w:r>
       </w:hyperlink>
       <w:r>
@@ -11622,7 +11726,7 @@
           <w:rPr>
             <w:rFonts w:ascii="맑은 고딕" w:eastAsia="맑은 고딕"/>
           </w:rPr>
-          <w:t>제작자 공개 무료 목록</w:t>
+          <w:t>제작자의 무료 파일 배포</w:t>
         </w:r>
       </w:hyperlink>
     </w:p>
@@ -11635,7 +11739,44 @@
           <w:color w:val="000000"/>
           <w:sz w:val="22"/>
         </w:rPr>
-        <w:t>이번 수정은 기획과 공개 저장소 정리 및 에셋 조사다. 게임 기능 구현, 에셋 도입, Unity 플레이·성능·리타기팅 검증, 실제 콘솔 검증은 수행하지 않았다. 클로드의 별도 기획서는 원본 백업 후 수정을 보류했다.</w:t>
+        <w:t xml:space="preserve">복귀 </w:t>
+      </w:r>
+      <w:hyperlink r:id="rId27">
+        <w:r>
+          <w:rPr>
+            <w:rFonts w:ascii="맑은 고딕" w:eastAsia="맑은 고딕"/>
+          </w:rPr>
+          <w:t>Quaternius UAL2 공식 소개</w:t>
+        </w:r>
+      </w:hyperlink>
+      <w:r>
+        <w:rPr>
+          <w:rFonts w:ascii="맑은 고딕" w:hAnsi="맑은 고딕" w:eastAsia="맑은 고딕"/>
+          <w:b w:val="0"/>
+          <w:color w:val="000000"/>
+          <w:sz w:val="22"/>
+        </w:rPr>
+        <w:t xml:space="preserve"> · </w:t>
+      </w:r>
+      <w:hyperlink r:id="rId28">
+        <w:r>
+          <w:rPr>
+            <w:rFonts w:ascii="맑은 고딕" w:eastAsia="맑은 고딕"/>
+          </w:rPr>
+          <w:t>제작자의 무료 파일 배포</w:t>
+        </w:r>
+      </w:hyperlink>
+    </w:p>
+    <w:p>
+      <w:pPr/>
+      <w:r>
+        <w:rPr>
+          <w:rFonts w:ascii="맑은 고딕" w:hAnsi="맑은 고딕" w:eastAsia="맑은 고딕"/>
+          <w:b w:val="0"/>
+          <w:color w:val="000000"/>
+          <w:sz w:val="22"/>
+        </w:rPr>
+        <w:t>이번 수정은 기획과 에셋 조사 및 보완 무료 FBX의 원본 마네킹 임포트·포즈 검수다. 게임 기능 구현, Synty 리타기팅, 본 프로젝트 URP·온라인 플레이·성능 및 실제 콘솔 검증은 수행하지 않았다. 클로드의 별도 기획서는 원본 백업 후 수정을 보류했다.</w:t>
       </w:r>
     </w:p>
     <w:sectPr>
@@ -11651,7 +11792,7 @@
 
 <file path=word/comments.xml><?xml version="1.0" encoding="utf-8"?>
 <w:comments xmlns:a="http://schemas.openxmlformats.org/drawingml/2006/main" xmlns:pic="http://schemas.openxmlformats.org/drawingml/2006/picture" xmlns:r="http://schemas.openxmlformats.org/officeDocument/2006/relationships" xmlns:w="http://schemas.openxmlformats.org/wordprocessingml/2006/main" xmlns:wp="http://schemas.openxmlformats.org/drawingml/2006/wordprocessingDrawing" xmlns:mc="http://schemas.openxmlformats.org/markup-compatibility/2006" xmlns:a14="http://schemas.microsoft.com/office/drawing/2010/main" xmlns:w14="http://schemas.microsoft.com/office/word/2010/wordml" xmlns:wpc="http://schemas.microsoft.com/office/word/2010/wordprocessingCanvas">
-  <w:comment w:id="0" w:author="문서 검토" w:initials="검토" w:date="2026-10-26T08:04:16Z">
+  <w:comment w:id="0" w:author="문서 검토" w:initials="검토" w:date="2026-10-26T08:32:08Z">
     <w:p>
       <w:pPr>
         <w:pStyle w:val="CommentText"/>
@@ -11667,7 +11808,7 @@
       </w:r>
     </w:p>
   </w:comment>
-  <w:comment w:id="1" w:author="문서 검토" w:initials="검토" w:date="2026-10-26T08:04:16Z">
+  <w:comment w:id="1" w:author="문서 검토" w:initials="검토" w:date="2026-10-26T08:32:08Z">
     <w:p>
       <w:pPr>
         <w:pStyle w:val="CommentText"/>
@@ -11683,7 +11824,7 @@
       </w:r>
     </w:p>
   </w:comment>
-  <w:comment w:id="2" w:author="문서 검토" w:initials="검토" w:date="2026-10-26T08:04:16Z">
+  <w:comment w:id="2" w:author="문서 검토" w:initials="검토" w:date="2026-10-26T08:32:08Z">
     <w:p>
       <w:pPr>
         <w:pStyle w:val="CommentText"/>
@@ -11699,7 +11840,7 @@
       </w:r>
     </w:p>
   </w:comment>
-  <w:comment w:id="3" w:author="문서 검토" w:initials="검토" w:date="2026-10-26T08:04:16Z">
+  <w:comment w:id="3" w:author="문서 검토" w:initials="검토" w:date="2026-10-26T08:32:08Z">
     <w:p>
       <w:pPr>
         <w:pStyle w:val="CommentText"/>

--- a/Docs/중력정비반_개인프로젝트_기획서.docx
+++ b/Docs/중력정비반_개인프로젝트_기획서.docx
@@ -31,7 +31,7 @@
           <w:color w:val="000000"/>
           <w:sz w:val="22"/>
         </w:rPr>
-        <w:t>2026년 10월 26일 · 수정안 1.2 · 무료 파일 검수 완료 및 A안 캐릭터 적용 검수 대기</w:t>
+        <w:t>2026년 10월 27일 · 수정안 1.3 · A안 캐릭터와 무료 모션 적용 검수</w:t>
       </w:r>
     </w:p>
     <w:p>
@@ -4846,7 +4846,6 @@
     </w:p>
     <w:p>
       <w:pPr/>
-      <w:commentRangeStart w:id="2"/>
       <w:r>
         <w:rPr>
           <w:rFonts w:ascii="맑은 고딕" w:hAnsi="맑은 고딕" w:eastAsia="맑은 고딕"/>
@@ -4854,14 +4853,7 @@
           <w:color w:val="000000"/>
           <w:sz w:val="22"/>
         </w:rPr>
-        <w:t>아래는 무료 공개 목록과 실제 파일을 구분한 후보이다. Kevin 팩은 공개 무료 목록을 확인했으며 실제 배포 버전 대조가 남았다. 보완 후보인 Quaternius Standard 2팩은 제작자 공식 배포본의 Unity FBX를 별도 Unity 6000.6 프로젝트에서 확인했다. Synty Avatar 적용 검수는 아직 수행하지 않았다.</w:t>
-      </w:r>
-      <w:commentRangeEnd w:id="2"/>
-      <w:r>
-        <w:rPr>
-          <w:rStyle w:val="CommentReference"/>
-        </w:rPr>
-        <w:commentReference w:id="2"/>
+        <w:t>무료 팩의 실제 파일과 Sidekick Starter_03 적용을 별도 Unity 6000.6 URP 17.6 프로젝트에서 확인했다. 클립 레코드 313개 중 17개 동작 후보를 상태별로 검수했다. 달리기와 장갑 상체 마스크 혼합 포즈도 확인했지만 제품 Animator·접촉·온라인 실행 검수는 남아 있다.</w:t>
       </w:r>
     </w:p>
     <w:tbl>
@@ -5035,7 +5027,7 @@
                 <w:color w:val="000000"/>
                 <w:sz w:val="20"/>
               </w:rPr>
-              <w:t>Human Basic Motions FREE · 제작자 무료 목록</w:t>
+              <w:t>Human Basic Motions FREE · 실물과 적용 확인</w:t>
             </w:r>
           </w:p>
         </w:tc>
@@ -5127,7 +5119,7 @@
                 <w:color w:val="000000"/>
                 <w:sz w:val="20"/>
               </w:rPr>
-              <w:t>Human Melee Animations FREE · 공격과 피격·사망 목록</w:t>
+              <w:t>Human Melee Animations FREE · 실물과 적용 확인</w:t>
             </w:r>
           </w:p>
         </w:tc>
@@ -5219,7 +5211,7 @@
                 <w:color w:val="000000"/>
                 <w:sz w:val="20"/>
               </w:rPr>
-              <w:t>Human Spellcasting Animations FREE · CastingEnter01, CastingIdle01, CastingExit01</w:t>
+              <w:t>Human Spellcasting Animations FREE · CastingEnter01, CastingIdle01, CastingExit01 적용 확인</w:t>
             </w:r>
           </w:p>
         </w:tc>
@@ -5660,7 +5652,7 @@
           <w:color w:val="000000"/>
           <w:sz w:val="22"/>
         </w:rPr>
-        <w:t>도입 검수는 대기→이동→점프, 잡은 채 이동, 잡기→피격, 근접→다운, 돌진→충돌→복귀, 구조 취소·완료를 각각 촬영한다. 루트 이동 중복, 발 접지, 팔 마스크 경계, 손·무기 위치와 클립 중단을 확인한다. 현재는 A안 외형을 기준으로 조사 중이며 최종 애니메이션 조합은 사용자 검수 후 확정한다.</w:t>
+        <w:t>도입 검수는 대기→이동→점프, 잡은 채 이동, 잡기→피격, 근접→다운, 돌진→충돌→복귀, 구조 취소·완료를 각각 촬영한다. 루트 이동 중복, 발 접지, 팔 마스크 경계, 손·무기 위치와 클립 중단을 확인한다. Starter_03은 SF 갑옷형 검수 기준이며 일반 정비복은 아니다. 실제 모습과 모션은 별도 검수안에서 사용자 시각 검수 후 확정한다.</w:t>
       </w:r>
     </w:p>
     <w:p>
@@ -7910,7 +7902,7 @@
     </w:p>
     <w:p>
       <w:pPr/>
-      <w:commentRangeStart w:id="3"/>
+      <w:commentRangeStart w:id="2"/>
       <w:r>
         <w:rPr>
           <w:rFonts w:ascii="맑은 고딕" w:hAnsi="맑은 고딕" w:eastAsia="맑은 고딕"/>
@@ -7920,12 +7912,12 @@
         </w:rPr>
         <w:t>기본 작업량은 에셋을 활용하는 소형 범위의 계획 추정이다. 실측 경험치가 없는 항목은 범위로 제시한다. 최초 기술 실험을 끝내면 실제 소요 시간으로 나머지를 다시 산정한다.</w:t>
       </w:r>
-      <w:commentRangeEnd w:id="3"/>
+      <w:commentRangeEnd w:id="2"/>
       <w:r>
         <w:rPr>
           <w:rStyle w:val="CommentReference"/>
         </w:rPr>
-        <w:commentReference w:id="3"/>
+        <w:commentReference w:id="2"/>
       </w:r>
     </w:p>
     <w:tbl>
@@ -10814,7 +10806,7 @@
                 <w:color w:val="000000"/>
                 <w:sz w:val="20"/>
               </w:rPr>
-              <w:t>무료 확인 · 실제 포함 모델 도입 검수 필요</w:t>
+              <w:t>실제 다운로드·임포트 완료 · 방 제작은 미검수</w:t>
             </w:r>
           </w:p>
         </w:tc>
@@ -10906,7 +10898,7 @@
                 <w:color w:val="000000"/>
                 <w:sz w:val="20"/>
               </w:rPr>
-              <w:t>무료·공개 URP 호환 정보 확인 · 도구 의존성 검수 필요</w:t>
+              <w:t>8개 Avatar 확인 · 전용 셰이더 의존성 보완 · Starter_03 적용 검수</w:t>
             </w:r>
           </w:p>
         </w:tc>
@@ -10998,7 +10990,7 @@
                 <w:color w:val="000000"/>
                 <w:sz w:val="20"/>
               </w:rPr>
-              <w:t>무료 클립 목록 확인 · 실제 Avatar 적용 미검증</w:t>
+              <w:t>실제 클립과 Starter_03 적용 확인</w:t>
             </w:r>
           </w:p>
         </w:tc>
@@ -11090,7 +11082,7 @@
                 <w:color w:val="000000"/>
                 <w:sz w:val="20"/>
               </w:rPr>
-              <w:t>무료 클립 목록 확인 · 판정 구간 맞춤 필요</w:t>
+              <w:t>실제 클립과 적용 확인 · 무기·판정 검수 전</w:t>
             </w:r>
           </w:p>
         </w:tc>
@@ -11182,7 +11174,7 @@
                 <w:color w:val="000000"/>
                 <w:sz w:val="20"/>
               </w:rPr>
-              <w:t>무료 목록 확인 · 기존 Crafting 후보를 재검토한 대안</w:t>
+              <w:t>실제 클립과 적용 확인 · 상체 혼합 포즈 확인</w:t>
             </w:r>
           </w:p>
         </w:tc>
@@ -11274,7 +11266,7 @@
                 <w:color w:val="000000"/>
                 <w:sz w:val="20"/>
               </w:rPr>
-              <w:t>공식 무료 FBX의 Humanoid와 사용 후보 포즈 확인 · Synty 적용 전</w:t>
+              <w:t>공식 무료 FBX와 Starter_03 적용 확인 · 접촉 검수 전</w:t>
             </w:r>
           </w:p>
         </w:tc>
@@ -11366,7 +11358,7 @@
                 <w:color w:val="000000"/>
                 <w:sz w:val="20"/>
               </w:rPr>
-              <w:t>공식 무료 FBX의 Humanoid와 사용 후보 포즈 확인 · 상태 연결 전</w:t>
+              <w:t>공식 무료 FBX와 Starter_03 적용 확인 · 상태 연결 전</w:t>
             </w:r>
           </w:p>
         </w:tc>
@@ -11386,7 +11378,7 @@
           <w:color w:val="000000"/>
           <w:sz w:val="22"/>
         </w:rPr>
-        <w:t>최종 조합은 상태별 시각 검수 후 확정한다. Quaternius 원본 마네킹만 검수했으며 Synty·Kevin 팩 확보와 캐릭터 적용은 남았다. 상세 후보·제외 사유·이미지·파일 기록은 별도 에셋 애니메이션 검수안에 정리했다.</w:t>
+        <w:t>최종 조합은 사용자 시각 검수 후 확정한다. 실제 캐릭터·모션·의존성·제외 사유·재생 자료는 별도 검수안에 기록했다. Sidekick 전용 셰이더는 공식 Tool 1.2.8 배포본에서 보완했으며 전체 제작 도구와 데이터베이스는 실행하지 않았다.</w:t>
       </w:r>
     </w:p>
     <w:p>
@@ -11419,7 +11411,7 @@
           <w:color w:val="000000"/>
           <w:sz w:val="22"/>
         </w:rPr>
-        <w:t>공고는 사용자가 첨부한 이미지 2장을 기준으로 삼았다. 기술·에셋 공개 페이지와 무료 목록은 2026년 10월 26일 확인했다. 문서에 있는 시간·성능·전투 수치는 측정 결과가 아닌 초기 계획값이다.</w:t>
+        <w:t>공고는 사용자가 첨부한 이미지 2장을 기준으로 삼았다. 공개 목록은 2026년 10월 26일, 실제 파일과 Synty 적용은 27일 확인했다. 일정·성능·전투 목표 수치는 초기 계획값이며 클립 길이와 메시 수의 실물 검수 기록과 구분한다.</w:t>
       </w:r>
     </w:p>
     <w:p>
@@ -11776,7 +11768,7 @@
           <w:color w:val="000000"/>
           <w:sz w:val="22"/>
         </w:rPr>
-        <w:t>이번 수정은 기획과 에셋 조사 및 보완 무료 FBX의 원본 마네킹 임포트·포즈 검수다. 게임 기능 구현, Synty 리타기팅, 본 프로젝트 URP·온라인 플레이·성능 및 실제 콘솔 검증은 수행하지 않았다. 클로드의 별도 기획서는 원본 백업 후 수정을 보류했다.</w:t>
+        <w:t>이번 수정은 기획과 실제 무료 파일·Synty 캐릭터 적용 및 별도 URP 프로젝트의 대표 모션 검수다. 제품 게임 기능·Animator 전이·접촉·온라인 플레이·성능 및 실제 콘솔 검증은 수행하지 않았다. 클로드의 별도 기획서는 원본 백업 후 수정을 보류했다.</w:t>
       </w:r>
     </w:p>
     <w:sectPr>
@@ -11792,7 +11784,7 @@
 
 <file path=word/comments.xml><?xml version="1.0" encoding="utf-8"?>
 <w:comments xmlns:a="http://schemas.openxmlformats.org/drawingml/2006/main" xmlns:pic="http://schemas.openxmlformats.org/drawingml/2006/picture" xmlns:r="http://schemas.openxmlformats.org/officeDocument/2006/relationships" xmlns:w="http://schemas.openxmlformats.org/wordprocessingml/2006/main" xmlns:wp="http://schemas.openxmlformats.org/drawingml/2006/wordprocessingDrawing" xmlns:mc="http://schemas.openxmlformats.org/markup-compatibility/2006" xmlns:a14="http://schemas.microsoft.com/office/drawing/2010/main" xmlns:w14="http://schemas.microsoft.com/office/word/2010/wordml" xmlns:wpc="http://schemas.microsoft.com/office/word/2010/wordprocessingCanvas">
-  <w:comment w:id="0" w:author="문서 검토" w:initials="검토" w:date="2026-10-26T08:32:08Z">
+  <w:comment w:id="0" w:author="문서 검토" w:initials="검토" w:date="2026-10-27T00:23:39Z">
     <w:p>
       <w:pPr>
         <w:pStyle w:val="CommentText"/>
@@ -11808,7 +11800,7 @@
       </w:r>
     </w:p>
   </w:comment>
-  <w:comment w:id="1" w:author="문서 검토" w:initials="검토" w:date="2026-10-26T08:32:08Z">
+  <w:comment w:id="1" w:author="문서 검토" w:initials="검토" w:date="2026-10-27T00:23:39Z">
     <w:p>
       <w:pPr>
         <w:pStyle w:val="CommentText"/>
@@ -11824,23 +11816,7 @@
       </w:r>
     </w:p>
   </w:comment>
-  <w:comment w:id="2" w:author="문서 검토" w:initials="검토" w:date="2026-10-26T08:32:08Z">
-    <w:p>
-      <w:pPr>
-        <w:pStyle w:val="CommentText"/>
-      </w:pPr>
-      <w:r>
-        <w:rPr>
-          <w:rStyle w:val="CommentReference"/>
-        </w:rPr>
-        <w:annotationRef/>
-      </w:r>
-      <w:r>
-        <w:t>무료 클립 목록 확인과 실제 패키지의 리타기팅 검증을 구분했습니다. 전용 동작 미확보 부분도 남겼습니다.</w:t>
-      </w:r>
-    </w:p>
-  </w:comment>
-  <w:comment w:id="3" w:author="문서 검토" w:initials="검토" w:date="2026-10-26T08:32:08Z">
+  <w:comment w:id="2" w:author="문서 검토" w:initials="검토" w:date="2026-10-27T00:23:39Z">
     <w:p>
       <w:pPr>
         <w:pStyle w:val="CommentText"/>
@@ -11873,7 +11849,7 @@
         <w:color w:val="000000"/>
         <w:sz w:val="18"/>
       </w:rPr>
-      <w:t xml:space="preserve">2026년 10월 26일   ·   </w:t>
+      <w:t xml:space="preserve">2026년 10월 27일   ·   </w:t>
     </w:r>
     <w:fldSimple w:instr="PAGE"/>
   </w:p>
